--- a/技术报告.docx
+++ b/技术报告.docx
@@ -646,7 +646,7 @@
           <w:sz w:val="21"/>
           <w:szCs w:val="21"/>
         </w:rPr>
-        <w:t xml:space="preserve">2.1 刀谱系统（blades.js）——"主流玩法是马刀"的成长闭环</w:t>
+        <w:t xml:space="preserve">2.1 刀谱系统（blades.js）——白板开局 → 修炼 → 录技的成长闭环</w:t>
       </w:r>
     </w:p>
     <w:p>
@@ -666,15 +666,15 @@
           <w:sz w:val="21"/>
           <w:szCs w:val="21"/>
         </w:rPr>
-        <w:t xml:space="preserve">主角卡</w:t>
-      </w:r>
-      <w:r>
-        <w:rPr>
-          <w:rFonts w:ascii="微软雅黑" w:cs="微软雅黑" w:eastAsia="微软雅黑" w:hAnsi="微软雅黑"/>
-          <w:sz w:val="21"/>
-          <w:szCs w:val="21"/>
-        </w:rPr>
-        <w:t xml:space="preserve">：玩家在世界里是音克思，在马刀场上也是音克思（charId </w:t>
+        <w:t xml:space="preserve">白板开局</w:t>
+      </w:r>
+      <w:r>
+        <w:rPr>
+          <w:rFonts w:ascii="微软雅黑" w:cs="微软雅黑" w:eastAsia="微软雅黑" w:hAnsi="微软雅黑"/>
+          <w:sz w:val="21"/>
+          <w:szCs w:val="21"/>
+        </w:rPr>
+        <w:t xml:space="preserve">：音克思初始无任何技能（技能按钮置灰"无技"），全靠买刀买马与刀击马踢作战；赢下第一场，</w:t>
       </w:r>
       <w:r>
         <w:rPr>
@@ -685,15 +685,43 @@
           <w:szCs w:val="19"/>
           <w:shd w:fill="F2F2F2" w:val="clear"/>
         </w:rPr>
-        <w:t xml:space="preserve">yinkesi</w:t>
-      </w:r>
-      <w:r>
-        <w:rPr>
-          <w:rFonts w:ascii="微软雅黑" w:cs="微软雅黑" w:eastAsia="微软雅黑" w:hAnsi="微软雅黑"/>
-          <w:sz w:val="21"/>
-          <w:szCs w:val="21"/>
-        </w:rPr>
-        <w:t xml:space="preserve">）。</w:t>
+        <w:t xml:space="preserve">Blades.grant</w:t>
+      </w:r>
+      <w:r>
+        <w:rPr>
+          <w:rFonts w:ascii="微软雅黑" w:cs="微软雅黑" w:eastAsia="微软雅黑" w:hAnsi="微软雅黑"/>
+          <w:sz w:val="21"/>
+          <w:szCs w:val="21"/>
+        </w:rPr>
+        <w:t xml:space="preserve"> 自动装备对手之技——第一技即首胜的战利品。</w:t>
+      </w:r>
+    </w:p>
+    <w:p>
+      <w:pPr>
+        <w:pStyle w:val="ListParagraph"/>
+        <w:numPr>
+          <w:ilvl w:val="0"/>
+          <w:numId w:val="1"/>
+        </w:numPr>
+        <w:spacing w:after="20" w:before="20"/>
+      </w:pPr>
+      <w:r>
+        <w:rPr>
+          <w:rFonts w:ascii="微软雅黑" w:cs="微软雅黑" w:eastAsia="微软雅黑" w:hAnsi="微软雅黑"/>
+          <w:b/>
+          <w:bCs/>
+          <w:sz w:val="21"/>
+          <w:szCs w:val="21"/>
+        </w:rPr>
+        <w:t xml:space="preserve">主角卡</w:t>
+      </w:r>
+      <w:r>
+        <w:rPr>
+          <w:rFonts w:ascii="微软雅黑" w:cs="微软雅黑" w:eastAsia="微软雅黑" w:hAnsi="微软雅黑"/>
+          <w:sz w:val="21"/>
+          <w:szCs w:val="21"/>
+        </w:rPr>
+        <w:t xml:space="preserve">：玩家在世界里是音克思，在马刀场上也是音克思（charId </w:t>
       </w:r>
       <w:r>
         <w:rPr>
@@ -704,15 +732,15 @@
           <w:szCs w:val="19"/>
           <w:shd w:fill="F2F2F2" w:val="clear"/>
         </w:rPr>
-        <w:t xml:space="preserve">Blades.registerChar()</w:t>
-      </w:r>
-      <w:r>
-        <w:rPr>
-          <w:rFonts w:ascii="微软雅黑" w:cs="微软雅黑" w:eastAsia="微软雅黑" w:hAnsi="微软雅黑"/>
-          <w:sz w:val="21"/>
-          <w:szCs w:val="21"/>
-        </w:rPr>
-        <w:t xml:space="preserve"> 按当前胜场实时合成战斗卡注册进 </w:t>
+        <w:t xml:space="preserve">yinkesi</w:t>
+      </w:r>
+      <w:r>
+        <w:rPr>
+          <w:rFonts w:ascii="微软雅黑" w:cs="微软雅黑" w:eastAsia="微软雅黑" w:hAnsi="微软雅黑"/>
+          <w:sz w:val="21"/>
+          <w:szCs w:val="21"/>
+        </w:rPr>
+        <w:t xml:space="preserve">）。</w:t>
       </w:r>
       <w:r>
         <w:rPr>
@@ -723,15 +751,15 @@
           <w:szCs w:val="19"/>
           <w:shd w:fill="F2F2F2" w:val="clear"/>
         </w:rPr>
-        <w:t xml:space="preserve">SJI_DATA.CHARACTERS</w:t>
-      </w:r>
-      <w:r>
-        <w:rPr>
-          <w:rFonts w:ascii="微软雅黑" w:cs="微软雅黑" w:eastAsia="微软雅黑" w:hAnsi="微软雅黑"/>
-          <w:sz w:val="21"/>
-          <w:szCs w:val="21"/>
-        </w:rPr>
-        <w:t xml:space="preserve">：血上限 </w:t>
+        <w:t xml:space="preserve">Blades.registerChar()</w:t>
+      </w:r>
+      <w:r>
+        <w:rPr>
+          <w:rFonts w:ascii="微软雅黑" w:cs="微软雅黑" w:eastAsia="微软雅黑" w:hAnsi="微软雅黑"/>
+          <w:sz w:val="21"/>
+          <w:szCs w:val="21"/>
+        </w:rPr>
+        <w:t xml:space="preserve"> 按当前胜场与修炼等级实时合成战斗卡注册进 </w:t>
       </w:r>
       <w:r>
         <w:rPr>
@@ -742,7 +770,26 @@
           <w:szCs w:val="19"/>
           <w:shd w:fill="F2F2F2" w:val="clear"/>
         </w:rPr>
-        <w:t xml:space="preserve">10 + min(4, floor(wins/8))</w:t>
+        <w:t xml:space="preserve">SJI_DATA.CHARACTERS</w:t>
+      </w:r>
+      <w:r>
+        <w:rPr>
+          <w:rFonts w:ascii="微软雅黑" w:cs="微软雅黑" w:eastAsia="微软雅黑" w:hAnsi="微软雅黑"/>
+          <w:sz w:val="21"/>
+          <w:szCs w:val="21"/>
+        </w:rPr>
+        <w:t xml:space="preserve">：血上限 </w:t>
+      </w:r>
+      <w:r>
+        <w:rPr>
+          <w:rFonts w:ascii="Consolas" w:cs="Consolas" w:eastAsia="Consolas" w:hAnsi="Consolas"/>
+          <w:b w:val="false"/>
+          <w:bCs w:val="false"/>
+          <w:sz w:val="19"/>
+          <w:szCs w:val="19"/>
+          <w:shd w:fill="F2F2F2" w:val="clear"/>
+        </w:rPr>
+        <w:t xml:space="preserve">10 + min(4, floor(wins/8)) + 修炼体魄×2</w:t>
       </w:r>
       <w:r>
         <w:rPr>
@@ -855,15 +902,15 @@
           <w:sz w:val="21"/>
           <w:szCs w:val="21"/>
         </w:rPr>
-        <w:t xml:space="preserve">段位</w:t>
-      </w:r>
-      <w:r>
-        <w:rPr>
-          <w:rFonts w:ascii="微软雅黑" w:cs="微软雅黑" w:eastAsia="微软雅黑" w:hAnsi="微软雅黑"/>
-          <w:sz w:val="21"/>
-          <w:szCs w:val="21"/>
-        </w:rPr>
-        <w:t xml:space="preserve">：12 档（未入册 → 执刀生 → 九品…… → 马刀之神），胜场驱动。段位加成（每回合行动点）通过引擎既有的 </w:t>
+        <w:t xml:space="preserve">修炼（买道具提升自己）</w:t>
+      </w:r>
+      <w:r>
+        <w:rPr>
+          <w:rFonts w:ascii="微软雅黑" w:cs="微软雅黑" w:eastAsia="微软雅黑" w:hAnsi="微软雅黑"/>
+          <w:sz w:val="21"/>
+          <w:szCs w:val="21"/>
+        </w:rPr>
+        <w:t xml:space="preserve">：七项永久强化（体魄×3/刀锋/马政/轻功/吐纳/算学/气力），零花钱购买、价格随级递增，全部映射到引擎既有增益（</w:t>
       </w:r>
       <w:r>
         <w:rPr>
@@ -874,15 +921,15 @@
           <w:szCs w:val="19"/>
           <w:shd w:fill="F2F2F2" w:val="clear"/>
         </w:rPr>
-        <w:t xml:space="preserve">_applyBoon('b_ap')</w:t>
-      </w:r>
-      <w:r>
-        <w:rPr>
-          <w:rFonts w:ascii="微软雅黑" w:cs="微软雅黑" w:eastAsia="微软雅黑" w:hAnsi="微软雅黑"/>
-          <w:sz w:val="21"/>
-          <w:szCs w:val="21"/>
-        </w:rPr>
-        <w:t xml:space="preserve"> 注入，完全复用增益体系，零引擎新概念。</w:t>
+        <w:t xml:space="preserve">b_knife/b_dodge/...</w:t>
+      </w:r>
+      <w:r>
+        <w:rPr>
+          <w:rFonts w:ascii="微软雅黑" w:cs="微软雅黑" w:eastAsia="微软雅黑" w:hAnsi="微软雅黑"/>
+          <w:sz w:val="21"/>
+          <w:szCs w:val="21"/>
+        </w:rPr>
+        <w:t xml:space="preserve">）注入，零新引擎概念；首购授成就「有备而来」。</w:t>
       </w:r>
     </w:p>
     <w:p>
@@ -902,6 +949,62 @@
           <w:sz w:val="21"/>
           <w:szCs w:val="21"/>
         </w:rPr>
+        <w:t xml:space="preserve">稀有刀卡</w:t>
+      </w:r>
+      <w:r>
+        <w:rPr>
+          <w:rFonts w:ascii="微软雅黑" w:cs="微软雅黑" w:eastAsia="微软雅黑" w:hAnsi="微软雅黑"/>
+          <w:sz w:val="21"/>
+          <w:szCs w:val="21"/>
+        </w:rPr>
+        <w:t xml:space="preserve">：6 张质变被动（以道代血/刀扫一片/长杆马刀/庆功之宴/班主任的偏爱/先手刀），高难试炼首通所授、每场常驻——复用马刀风云生存模式的稀有增益池，把"通关奖励"变成"角色解锁"。</w:t>
+      </w:r>
+    </w:p>
+    <w:p>
+      <w:pPr>
+        <w:pStyle w:val="ListParagraph"/>
+        <w:numPr>
+          <w:ilvl w:val="0"/>
+          <w:numId w:val="1"/>
+        </w:numPr>
+        <w:spacing w:after="20" w:before="20"/>
+      </w:pPr>
+      <w:r>
+        <w:rPr>
+          <w:rFonts w:ascii="微软雅黑" w:cs="微软雅黑" w:eastAsia="微软雅黑" w:hAnsi="微软雅黑"/>
+          <w:b/>
+          <w:bCs/>
+          <w:sz w:val="21"/>
+          <w:szCs w:val="21"/>
+        </w:rPr>
+        <w:t xml:space="preserve">段位</w:t>
+      </w:r>
+      <w:r>
+        <w:rPr>
+          <w:rFonts w:ascii="微软雅黑" w:cs="微软雅黑" w:eastAsia="微软雅黑" w:hAnsi="微软雅黑"/>
+          <w:sz w:val="21"/>
+          <w:szCs w:val="21"/>
+        </w:rPr>
+        <w:t xml:space="preserve">：12 档（未入册 → 执刀生 → 九品…… → 马刀之神），胜场驱动。</w:t>
+      </w:r>
+    </w:p>
+    <w:p>
+      <w:pPr>
+        <w:pStyle w:val="ListParagraph"/>
+        <w:numPr>
+          <w:ilvl w:val="0"/>
+          <w:numId w:val="1"/>
+        </w:numPr>
+        <w:spacing w:after="20" w:before="20"/>
+      </w:pPr>
+      <w:r>
+        <w:rPr>
+          <w:rFonts w:ascii="微软雅黑" w:cs="微软雅黑" w:eastAsia="微软雅黑" w:hAnsi="微软雅黑"/>
+          <w:b/>
+          <w:bCs/>
+          <w:sz w:val="21"/>
+          <w:szCs w:val="21"/>
+        </w:rPr>
         <w:t xml:space="preserve">战大道具</w:t>
       </w:r>
       <w:r>
@@ -910,7 +1013,74 @@
           <w:sz w:val="21"/>
           <w:szCs w:val="21"/>
         </w:rPr>
-        <w:t xml:space="preserve">：行囊中护手霜/黑棒/玉米/水壶/陀螺映射到既有增益（盾/刀伤/先手/行动/马伤），约战对话中择一携带，开战时注入，用后销毁。</w:t>
+        <w:t xml:space="preserve">：行囊中护手霜/黑棒/玉米/水壶/陀螺映射到既有增益，约战对话中择一携带，开战时注入，用后销毁。</w:t>
+      </w:r>
+    </w:p>
+    <w:p>
+      <w:pPr>
+        <w:pStyle w:val="Heading2"/>
+        <w:keepNext/>
+        <w:keepLines/>
+        <w:spacing w:after="140" w:before="220"/>
+      </w:pPr>
+      <w:r>
+        <w:rPr>
+          <w:rFonts w:ascii="微软雅黑" w:cs="微软雅黑" w:eastAsia="微软雅黑" w:hAnsi="微软雅黑"/>
+          <w:sz w:val="21"/>
+          <w:szCs w:val="21"/>
+        </w:rPr>
+        <w:t xml:space="preserve">2.1b 高难试炼——剧情内的高难关卡</w:t>
+      </w:r>
+    </w:p>
+    <w:p>
+      <w:pPr>
+        <w:spacing w:after="40" w:before="40"/>
+      </w:pPr>
+      <w:r>
+        <w:rPr>
+          <w:rFonts w:ascii="微软雅黑" w:cs="微软雅黑" w:eastAsia="微软雅黑" w:hAnsi="微软雅黑"/>
+          <w:sz w:val="21"/>
+          <w:szCs w:val="21"/>
+        </w:rPr>
+        <w:t xml:space="preserve">六座关卡（</w:t>
+      </w:r>
+      <w:r>
+        <w:rPr>
+          <w:rFonts w:ascii="Consolas" w:cs="Consolas" w:eastAsia="Consolas" w:hAnsi="Consolas"/>
+          <w:b w:val="false"/>
+          <w:bCs w:val="false"/>
+          <w:sz w:val="19"/>
+          <w:szCs w:val="19"/>
+          <w:shd w:fill="F2F2F2" w:val="clear"/>
+        </w:rPr>
+        <w:t xml:space="preserve">main.js TRIALS</w:t>
+      </w:r>
+      <w:r>
+        <w:rPr>
+          <w:rFonts w:ascii="微软雅黑" w:cs="微软雅黑" w:eastAsia="微软雅黑" w:hAnsi="微软雅黑"/>
+          <w:sz w:val="21"/>
+          <w:szCs w:val="21"/>
+        </w:rPr>
+        <w:t xml:space="preserve">），按"章节 + 已胜传主 + 前置剧情"渐次解锁：运动会·不怒自威（卷三）/宿舍之夜·双臭临门（卷七）/九省联考·牛刀小试（卷九+马刀神的试炼事件，强制困难，敌方血 ×1.5）/禁闭室·疯法同囚（卷十二）/二楼巡征·羚羊（卷十三，血 ×1.4）/终焉·本纪重演（胜校长后，强制困难）。关卡配置直接复用马刀风云原关卡地形（</w:t>
+      </w:r>
+      <w:r>
+        <w:rPr>
+          <w:rFonts w:ascii="Consolas" w:cs="Consolas" w:eastAsia="Consolas" w:hAnsi="Consolas"/>
+          <w:b w:val="false"/>
+          <w:bCs w:val="false"/>
+          <w:sz w:val="19"/>
+          <w:szCs w:val="19"/>
+          <w:shd w:fill="F2F2F2" w:val="clear"/>
+        </w:rPr>
+        <w:t xml:space="preserve">blocked/terrain/hpScale</w:t>
+      </w:r>
+      <w:r>
+        <w:rPr>
+          <w:rFonts w:ascii="微软雅黑" w:cs="微软雅黑" w:eastAsia="微软雅黑" w:hAnsi="微软雅黑"/>
+          <w:sz w:val="21"/>
+          <w:szCs w:val="21"/>
+        </w:rPr>
+        <w:t xml:space="preserve">），首通授稀有刀卡并计入成就「试炼者」；再打无赏，纯为切磋。</w:t>
       </w:r>
     </w:p>
     <w:p>
@@ -1882,7 +2052,7 @@
                 <w:sz w:val="21"/>
                 <w:szCs w:val="21"/>
               </w:rPr>
-              <w:t xml:space="preserve"> 34 项断言：装配→开卷→约战→战斗→结算→回世界→刀谱→成传战门禁→首战剧本→锦标赛三波→生存波次→弹层治理；对</w:t>
+              <w:t xml:space="preserve"> 42 项断言：装配→开卷→约战→战斗→结算→回世界→刀谱→成传战门禁→首战剧本→锦标赛三波→生存波次→弹层治理→白板/修炼购买→试炼解锁与首通稀有卡；对</w:t>
             </w:r>
             <w:r>
               <w:rPr>
@@ -1948,7 +2118,7 @@
                 <w:sz w:val="21"/>
                 <w:szCs w:val="21"/>
               </w:rPr>
-              <w:t xml:space="preserve">全 PASS，截图 15 张入 </w:t>
+              <w:t xml:space="preserve">全 PASS，截图 16 张入 </w:t>
             </w:r>
             <w:r>
               <w:rPr>

--- a/技术报告.docx
+++ b/技术报告.docx
@@ -38,7 +38,7 @@
           <w:sz w:val="21"/>
           <w:szCs w:val="21"/>
         </w:rPr>
-        <w:t xml:space="preserve">：1.0（2026-09-15） · </w:t>
+        <w:t xml:space="preserve">：1.1（2026-09-15） · </w:t>
       </w:r>
       <w:r>
         <w:rPr>
@@ -102,7 +102,49 @@
           <w:sz w:val="21"/>
           <w:szCs w:val="21"/>
         </w:rPr>
-        <w:t xml:space="preserve">：马刀开放世界版 —— 春秋笔的开放世界做壳，马刀风云的战棋做全部战斗内核。</w:t>
+        <w:t xml:space="preserve">：马刀开放世界版 —— 校园箱庭做壳，马刀风云的战棋做全部战斗内核，剧情架构由「章节×时段×行动点」重构为任务驱动的自由开放世界。</w:t>
+      </w:r>
+    </w:p>
+    <w:p>
+      <w:pPr>
+        <w:spacing w:after="40" w:before="40"/>
+      </w:pPr>
+      <w:r>
+        <w:rPr>
+          <w:rFonts w:ascii="微软雅黑" w:cs="微软雅黑" w:eastAsia="微软雅黑" w:hAnsi="微软雅黑"/>
+          <w:b/>
+          <w:bCs/>
+          <w:sz w:val="21"/>
+          <w:szCs w:val="21"/>
+        </w:rPr>
+        <w:t xml:space="preserve">1.1 变更摘要</w:t>
+      </w:r>
+      <w:r>
+        <w:rPr>
+          <w:rFonts w:ascii="微软雅黑" w:cs="微软雅黑" w:eastAsia="微软雅黑" w:hAnsi="微软雅黑"/>
+          <w:sz w:val="21"/>
+          <w:szCs w:val="21"/>
+        </w:rPr>
+        <w:t xml:space="preserve">：废除时间线门控（章节改由主线驱动）、立传降级为可选支线、新增开局难度入口与任务指引、修复 5 处 </w:t>
+      </w:r>
+      <w:r>
+        <w:rPr>
+          <w:rFonts w:ascii="Consolas" w:cs="Consolas" w:eastAsia="Consolas" w:hAnsi="Consolas"/>
+          <w:b w:val="false"/>
+          <w:bCs w:val="false"/>
+          <w:sz w:val="19"/>
+          <w:szCs w:val="19"/>
+          <w:shd w:fill="F2F2F2" w:val="clear"/>
+        </w:rPr>
+        <w:t xml:space="preserve">const</w:t>
+      </w:r>
+      <w:r>
+        <w:rPr>
+          <w:rFonts w:ascii="微软雅黑" w:cs="微软雅黑" w:eastAsia="微软雅黑" w:hAnsi="微软雅黑"/>
+          <w:sz w:val="21"/>
+          <w:szCs w:val="21"/>
+        </w:rPr>
+        <w:t xml:space="preserve"> 全局判活失效的静默 bug。</w:t>
       </w:r>
     </w:p>
     <w:p>
@@ -187,7 +229,7 @@
           <w:sz w:val="18"/>
           <w:szCs w:val="18"/>
         </w:rPr>
-        <w:t xml:space="preserve">┌────────────────────────── 融合层（本项目新写 ~2600 行）──────────────────────────┐</w:t>
+        <w:t xml:space="preserve">┌────────────────────────── 融合层（本项目新写 ~3000 行）─────────────────────────┐</w:t>
       </w:r>
     </w:p>
     <w:p>
@@ -204,7 +246,7 @@
           <w:sz w:val="18"/>
           <w:szCs w:val="18"/>
         </w:rPr>
-        <w:t xml:space="preserve">│  blades.js 刀谱成长   battle-ui.js 战斗覆盖层   main.js 约战/结算/锦标赛/刀禁期   │</w:t>
+        <w:t xml:space="preserve">│  quests.js 主线9节+支线7条+难度表   blades.js 刀谱成长                          │</w:t>
       </w:r>
     </w:p>
     <w:p>
@@ -221,7 +263,7 @@
           <w:sz w:val="18"/>
           <w:szCs w:val="18"/>
         </w:rPr>
-        <w:t xml:space="preserve">├────────────────────────── 世界层（春秋笔基座，内容级改编）───────────────────────┤</w:t>
+        <w:t xml:space="preserve">│  battle-ui.js 战斗覆盖层   main.js 择难度/约战/结算/锦标赛/终章                  │</w:t>
       </w:r>
     </w:p>
     <w:p>
@@ -238,7 +280,7 @@
           <w:sz w:val="18"/>
           <w:szCs w:val="18"/>
         </w:rPr>
-        <w:t xml:space="preserve">│  world.js 世界渲染·寻路·NPC调度   engine.js 时间·资源·风险   dialog/writing/ui    │</w:t>
+        <w:t xml:space="preserve">├────────────────────────── 世界层（春秋笔基座，剧情架构已重构）──────────────────┤</w:t>
       </w:r>
     </w:p>
     <w:p>
@@ -255,7 +297,7 @@
           <w:sz w:val="18"/>
           <w:szCs w:val="18"/>
         </w:rPr>
-        <w:t xml:space="preserve">│  data/ people(34人) scenes(12景) events(68) volumes(15卷17章) items(29)          │</w:t>
+        <w:t xml:space="preserve">│  world.js 世界渲染·寻路·NPC调度·任务标记   engine.js 进度·资源·风险   dialog/ui  │</w:t>
       </w:r>
     </w:p>
     <w:p>
@@ -272,7 +314,7 @@
           <w:sz w:val="18"/>
           <w:szCs w:val="18"/>
         </w:rPr>
-        <w:t xml:space="preserve">├────────────────────────── 战斗层（马刀风云整体移植）────────────────────────────┤</w:t>
+        <w:t xml:space="preserve">│  writing.js 撰史（已与主线解耦）   data/ people(34人) scenes(12景) events(68)     │</w:t>
       </w:r>
     </w:p>
     <w:p>
@@ -289,7 +331,7 @@
           <w:sz w:val="18"/>
           <w:szCs w:val="18"/>
         </w:rPr>
-        <w:t xml:space="preserve">│  battle/engine.js 战斗引擎(DOM无关)  battle/data.js 33角色卡  config/audio/save  │</w:t>
+        <w:t xml:space="preserve">├────────────────────────── 战斗层（马刀风云整体移植）────────────────────────────┤</w:t>
       </w:r>
     </w:p>
     <w:p>
@@ -306,7 +348,24 @@
           <w:sz w:val="18"/>
           <w:szCs w:val="18"/>
         </w:rPr>
-        <w:t xml:space="preserve">│  battle/scenes.js 剧本卷(战前/战胜/战败台词)                                     │</w:t>
+        <w:t xml:space="preserve">│  battle/engine.js 战斗引擎(DOM无关·9种剧情特则)  battle/data.js 33角色卡          │</w:t>
+      </w:r>
+    </w:p>
+    <w:p>
+      <w:pPr>
+        <w:keepNext/>
+        <w:keepLines/>
+        <w:shd w:fill="F5F3EC" w:val="clear"/>
+        <w:spacing w:after="0" w:before="0"/>
+        <w:ind w:left="200"/>
+      </w:pPr>
+      <w:r>
+        <w:rPr>
+          <w:rFonts w:ascii="Consolas" w:cs="Consolas" w:eastAsia="Consolas" w:hAnsi="Consolas"/>
+          <w:sz w:val="18"/>
+          <w:szCs w:val="18"/>
+        </w:rPr>
+        <w:t xml:space="preserve">│  config/audio/save   battle/scenes.js 剧本卷(战前/战胜/战败台词)                 │</w:t>
       </w:r>
     </w:p>
     <w:p>
@@ -413,7 +472,7 @@
           <w:sz w:val="21"/>
           <w:szCs w:val="21"/>
         </w:rPr>
-        <w:t xml:space="preserve">）与覆盖层通信，因此可在 Node 里裸跑测试——前作 13 个引擎测试原样跑绿。</w:t>
+        <w:t xml:space="preserve">）与覆盖层通信，因此可在 Node 里裸跑测试——前作 15 个引擎测试原样跑绿。</w:t>
       </w:r>
     </w:p>
     <w:p>
@@ -485,7 +544,7 @@
           <w:sz w:val="21"/>
           <w:szCs w:val="21"/>
         </w:rPr>
-        <w:t xml:space="preserve"> 计算奖励/录技/成就并返回结算文案，</w:t>
+        <w:t xml:space="preserve"> 计算奖励/录技/成就/任务推进并返回结算文案，</w:t>
       </w:r>
       <w:r>
         <w:rPr>
@@ -504,7 +563,7 @@
           <w:sz w:val="21"/>
           <w:szCs w:val="21"/>
         </w:rPr>
-        <w:t xml:space="preserve"> 恢复世界。两侧互不 import，靠全局命名空间（</w:t>
+        <w:t xml:space="preserve"> 恢复世界（并消费挂起的章节里程碑卡）。两侧互不 import，靠全局命名空间（</w:t>
       </w:r>
       <w:r>
         <w:rPr>
@@ -557,7 +616,7 @@
           <w:sz w:val="21"/>
           <w:szCs w:val="21"/>
         </w:rPr>
-        <w:t xml:space="preserve">：加一个可约战 NPC = 在 </w:t>
+        <w:t xml:space="preserve">：加一节主线/一条支线只改 </w:t>
       </w:r>
       <w:r>
         <w:rPr>
@@ -568,15 +627,15 @@
           <w:szCs w:val="19"/>
           <w:shd w:fill="F2F2F2" w:val="clear"/>
         </w:rPr>
-        <w:t xml:space="preserve">people.js</w:t>
-      </w:r>
-      <w:r>
-        <w:rPr>
-          <w:rFonts w:ascii="微软雅黑" w:cs="微软雅黑" w:eastAsia="微软雅黑" w:hAnsi="微软雅黑"/>
-          <w:sz w:val="21"/>
-          <w:szCs w:val="21"/>
-        </w:rPr>
-        <w:t xml:space="preserve"> 有社交数据 + 在 </w:t>
+        <w:t xml:space="preserve">js/quests.js</w:t>
+      </w:r>
+      <w:r>
+        <w:rPr>
+          <w:rFonts w:ascii="微软雅黑" w:cs="微软雅黑" w:eastAsia="微软雅黑" w:hAnsi="微软雅黑"/>
+          <w:sz w:val="21"/>
+          <w:szCs w:val="21"/>
+        </w:rPr>
+        <w:t xml:space="preserve"> 的数据表；加一个可约战 NPC = 在 </w:t>
       </w:r>
       <w:r>
         <w:rPr>
@@ -587,15 +646,15 @@
           <w:szCs w:val="19"/>
           <w:shd w:fill="F2F2F2" w:val="clear"/>
         </w:rPr>
-        <w:t xml:space="preserve">battle/data.js</w:t>
-      </w:r>
-      <w:r>
-        <w:rPr>
-          <w:rFonts w:ascii="微软雅黑" w:cs="微软雅黑" w:eastAsia="微软雅黑" w:hAnsi="微软雅黑"/>
-          <w:sz w:val="21"/>
-          <w:szCs w:val="21"/>
-        </w:rPr>
-        <w:t xml:space="preserve"> 有战斗卡，约战按钮与首战剧本自动生效；加一条支线 = </w:t>
+        <w:t xml:space="preserve">people.js</w:t>
+      </w:r>
+      <w:r>
+        <w:rPr>
+          <w:rFonts w:ascii="微软雅黑" w:cs="微软雅黑" w:eastAsia="微软雅黑" w:hAnsi="微软雅黑"/>
+          <w:sz w:val="21"/>
+          <w:szCs w:val="21"/>
+        </w:rPr>
+        <w:t xml:space="preserve"> 有社交数据 + 在 </w:t>
       </w:r>
       <w:r>
         <w:rPr>
@@ -606,15 +665,125 @@
           <w:szCs w:val="19"/>
           <w:shd w:fill="F2F2F2" w:val="clear"/>
         </w:rPr>
-        <w:t xml:space="preserve">events.js</w:t>
-      </w:r>
-      <w:r>
-        <w:rPr>
-          <w:rFonts w:ascii="微软雅黑" w:cs="微软雅黑" w:eastAsia="微软雅黑" w:hAnsi="微软雅黑"/>
-          <w:sz w:val="21"/>
-          <w:szCs w:val="21"/>
-        </w:rPr>
-        <w:t xml:space="preserve"> 加一条事件。</w:t>
+        <w:t xml:space="preserve">battle/data.js</w:t>
+      </w:r>
+      <w:r>
+        <w:rPr>
+          <w:rFonts w:ascii="微软雅黑" w:cs="微软雅黑" w:eastAsia="微软雅黑" w:hAnsi="微软雅黑"/>
+          <w:sz w:val="21"/>
+          <w:szCs w:val="21"/>
+        </w:rPr>
+        <w:t xml:space="preserve"> 有战斗卡，约战按钮与首战剧本自动生效。</w:t>
+      </w:r>
+    </w:p>
+    <w:p>
+      <w:pPr>
+        <w:spacing w:after="20" w:before="20"/>
+        <w:ind w:left="360" w:hanging="360"/>
+      </w:pPr>
+      <w:r>
+        <w:rPr>
+          <w:rFonts w:ascii="微软雅黑" w:cs="微软雅黑" w:eastAsia="微软雅黑" w:hAnsi="微软雅黑"/>
+          <w:b/>
+          <w:bCs/>
+          <w:sz w:val="21"/>
+          <w:szCs w:val="21"/>
+        </w:rPr>
+        <w:t xml:space="preserve">4. </w:t>
+      </w:r>
+      <w:r>
+        <w:rPr>
+          <w:rFonts w:ascii="微软雅黑" w:cs="微软雅黑" w:eastAsia="微软雅黑" w:hAnsi="微软雅黑"/>
+          <w:b/>
+          <w:bCs/>
+          <w:sz w:val="21"/>
+          <w:szCs w:val="21"/>
+        </w:rPr>
+        <w:t xml:space="preserve">章节由任务推导，不由时间累积</w:t>
+      </w:r>
+      <w:r>
+        <w:rPr>
+          <w:rFonts w:ascii="微软雅黑" w:cs="微软雅黑" w:eastAsia="微软雅黑" w:hAnsi="微软雅黑"/>
+          <w:sz w:val="21"/>
+          <w:szCs w:val="21"/>
+        </w:rPr>
+        <w:t xml:space="preserve">：</w:t>
+      </w:r>
+      <w:r>
+        <w:rPr>
+          <w:rFonts w:ascii="Consolas" w:cs="Consolas" w:eastAsia="Consolas" w:hAnsi="Consolas"/>
+          <w:b w:val="false"/>
+          <w:bCs w:val="false"/>
+          <w:sz w:val="19"/>
+          <w:szCs w:val="19"/>
+          <w:shd w:fill="F2F2F2" w:val="clear"/>
+        </w:rPr>
+        <w:t xml:space="preserve">Quests.chapterNow()</w:t>
+      </w:r>
+      <w:r>
+        <w:rPr>
+          <w:rFonts w:ascii="微软雅黑" w:cs="微软雅黑" w:eastAsia="微软雅黑" w:hAnsi="微软雅黑"/>
+          <w:sz w:val="21"/>
+          <w:szCs w:val="21"/>
+        </w:rPr>
+        <w:t xml:space="preserve"> 把主线完成度映射为 </w:t>
+      </w:r>
+      <w:r>
+        <w:rPr>
+          <w:rFonts w:ascii="Consolas" w:cs="Consolas" w:eastAsia="Consolas" w:hAnsi="Consolas"/>
+          <w:b w:val="false"/>
+          <w:bCs w:val="false"/>
+          <w:sz w:val="19"/>
+          <w:szCs w:val="19"/>
+          <w:shd w:fill="F2F2F2" w:val="clear"/>
+        </w:rPr>
+        <w:t xml:space="preserve">G.ch</w:t>
+      </w:r>
+      <w:r>
+        <w:rPr>
+          <w:rFonts w:ascii="微软雅黑" w:cs="微软雅黑" w:eastAsia="微软雅黑" w:hAnsi="微软雅黑"/>
+          <w:sz w:val="21"/>
+          <w:szCs w:val="21"/>
+        </w:rPr>
+        <w:t xml:space="preserve">，</w:t>
+      </w:r>
+      <w:r>
+        <w:rPr>
+          <w:rFonts w:ascii="Consolas" w:cs="Consolas" w:eastAsia="Consolas" w:hAnsi="Consolas"/>
+          <w:b w:val="false"/>
+          <w:bCs w:val="false"/>
+          <w:sz w:val="19"/>
+          <w:szCs w:val="19"/>
+          <w:shd w:fill="F2F2F2" w:val="clear"/>
+        </w:rPr>
+        <w:t xml:space="preserve">Engine.syncChapter()</w:t>
+      </w:r>
+      <w:r>
+        <w:rPr>
+          <w:rFonts w:ascii="微软雅黑" w:cs="微软雅黑" w:eastAsia="微软雅黑" w:hAnsi="微软雅黑"/>
+          <w:sz w:val="21"/>
+          <w:szCs w:val="21"/>
+        </w:rPr>
+        <w:t xml:space="preserve"> 单向推进。旧内容只认 </w:t>
+      </w:r>
+      <w:r>
+        <w:rPr>
+          <w:rFonts w:ascii="Consolas" w:cs="Consolas" w:eastAsia="Consolas" w:hAnsi="Consolas"/>
+          <w:b w:val="false"/>
+          <w:bCs w:val="false"/>
+          <w:sz w:val="19"/>
+          <w:szCs w:val="19"/>
+          <w:shd w:fill="F2F2F2" w:val="clear"/>
+        </w:rPr>
+        <w:t xml:space="preserve">G.ch</w:t>
+      </w:r>
+      <w:r>
+        <w:rPr>
+          <w:rFonts w:ascii="微软雅黑" w:cs="微软雅黑" w:eastAsia="微软雅黑" w:hAnsi="微软雅黑"/>
+          <w:sz w:val="21"/>
+          <w:szCs w:val="21"/>
+        </w:rPr>
+        <w:t xml:space="preserve"> 阈值（协会 ≥8、刀禁期 ≥12、番外 ≥15），因此一处映射表就把"剧情进度"接回了全部既有系统。</w:t>
       </w:r>
     </w:p>
     <w:p>
@@ -1029,7 +1198,7 @@
           <w:sz w:val="21"/>
           <w:szCs w:val="21"/>
         </w:rPr>
-        <w:t xml:space="preserve">2.1b 高难试炼——剧情内的高难关卡</w:t>
+        <w:t xml:space="preserve">2.1b 高难试炼——"难在机制，不在数值"的特则关卡</w:t>
       </w:r>
     </w:p>
     <w:p>
@@ -1061,74 +1230,7 @@
           <w:sz w:val="21"/>
           <w:szCs w:val="21"/>
         </w:rPr>
-        <w:t xml:space="preserve">），按"章节 + 已胜传主 + 前置剧情"渐次解锁：运动会·不怒自威（卷三）/宿舍之夜·双臭临门（卷七）/九省联考·牛刀小试（卷九+马刀神的试炼事件，强制困难，敌方血 ×1.5）/禁闭室·疯法同囚（卷十二）/二楼巡征·羚羊（卷十三，血 ×1.4）/终焉·本纪重演（胜校长后，强制困难）。关卡配置直接复用马刀风云原关卡地形（</w:t>
-      </w:r>
-      <w:r>
-        <w:rPr>
-          <w:rFonts w:ascii="Consolas" w:cs="Consolas" w:eastAsia="Consolas" w:hAnsi="Consolas"/>
-          <w:b w:val="false"/>
-          <w:bCs w:val="false"/>
-          <w:sz w:val="19"/>
-          <w:szCs w:val="19"/>
-          <w:shd w:fill="F2F2F2" w:val="clear"/>
-        </w:rPr>
-        <w:t xml:space="preserve">blocked/terrain/hpScale</w:t>
-      </w:r>
-      <w:r>
-        <w:rPr>
-          <w:rFonts w:ascii="微软雅黑" w:cs="微软雅黑" w:eastAsia="微软雅黑" w:hAnsi="微软雅黑"/>
-          <w:sz w:val="21"/>
-          <w:szCs w:val="21"/>
-        </w:rPr>
-        <w:t xml:space="preserve">），首通授稀有刀卡并计入成就「试炼者」；再打无赏，纯为切磋。</w:t>
-      </w:r>
-    </w:p>
-    <w:p>
-      <w:pPr>
-        <w:pStyle w:val="Heading2"/>
-        <w:keepNext/>
-        <w:keepLines/>
-        <w:spacing w:after="140" w:before="220"/>
-      </w:pPr>
-      <w:r>
-        <w:rPr>
-          <w:rFonts w:ascii="微软雅黑" w:cs="微软雅黑" w:eastAsia="微软雅黑" w:hAnsi="微软雅黑"/>
-          <w:sz w:val="21"/>
-          <w:szCs w:val="21"/>
-        </w:rPr>
-        <w:t xml:space="preserve">2.2 战斗覆盖层（battle-ui.js）——自 1497 行单体 UI 解耦</w:t>
-      </w:r>
-    </w:p>
-    <w:p>
-      <w:pPr>
-        <w:spacing w:after="40" w:before="40"/>
-      </w:pPr>
-      <w:r>
-        <w:rPr>
-          <w:rFonts w:ascii="微软雅黑" w:cs="微软雅黑" w:eastAsia="微软雅黑" w:hAnsi="微软雅黑"/>
-          <w:sz w:val="21"/>
-          <w:szCs w:val="21"/>
-        </w:rPr>
-        <w:t xml:space="preserve">马刀风云的战棋渲染/HUD/输入与菜单系统耦合在 </w:t>
-      </w:r>
-      <w:r>
-        <w:rPr>
-          <w:rFonts w:ascii="Consolas" w:cs="Consolas" w:eastAsia="Consolas" w:hAnsi="Consolas"/>
-          <w:b w:val="false"/>
-          <w:bCs w:val="false"/>
-          <w:sz w:val="19"/>
-          <w:szCs w:val="19"/>
-          <w:shd w:fill="F2F2F2" w:val="clear"/>
-        </w:rPr>
-        <w:t xml:space="preserve">ui.js</w:t>
-      </w:r>
-      <w:r>
-        <w:rPr>
-          <w:rFonts w:ascii="微软雅黑" w:cs="微软雅黑" w:eastAsia="微软雅黑" w:hAnsi="微软雅黑"/>
-          <w:sz w:val="21"/>
-          <w:szCs w:val="21"/>
-        </w:rPr>
-        <w:t xml:space="preserve">。解耦原则：</w:t>
+        <w:t xml:space="preserve">），按"章节 + 已胜传主 + 前置剧情"渐次解锁，关卡配置复用马刀风云原关卡地形；每一座的核心难度来自一条</w:t>
       </w:r>
       <w:r>
         <w:rPr>
@@ -1138,615 +1240,15 @@
           <w:sz w:val="21"/>
           <w:szCs w:val="21"/>
         </w:rPr>
-        <w:t xml:space="preserve">保留全部引擎钩子实现，删除全部菜单</w:t>
-      </w:r>
-      <w:r>
-        <w:rPr>
-          <w:rFonts w:ascii="微软雅黑" w:cs="微软雅黑" w:eastAsia="微软雅黑" w:hAnsi="微软雅黑"/>
-          <w:sz w:val="21"/>
-          <w:szCs w:val="21"/>
-        </w:rPr>
-        <w:t xml:space="preserve">。</w:t>
-      </w:r>
-    </w:p>
-    <w:p>
-      <w:pPr>
-        <w:pStyle w:val="ListParagraph"/>
-        <w:numPr>
-          <w:ilvl w:val="0"/>
-          <w:numId w:val="1"/>
-        </w:numPr>
-        <w:spacing w:after="20" w:before="20"/>
-      </w:pPr>
-      <w:r>
-        <w:rPr>
-          <w:rFonts w:ascii="微软雅黑" w:cs="微软雅黑" w:eastAsia="微软雅黑" w:hAnsi="微软雅黑"/>
-          <w:sz w:val="21"/>
-          <w:szCs w:val="21"/>
-        </w:rPr>
-        <w:t xml:space="preserve">保留：Canvas 渲染管线（宣纸底/砖墙/角楼旗帜/障碍地形/粒子/斩击/弹道/幽灵/暗角）、HUD 刷新、玩家阶段状态机、猜拳弹层、增益三选一、战斗内对话（打字机）、触屏适配。</w:t>
-      </w:r>
-    </w:p>
-    <w:p>
-      <w:pPr>
-        <w:pStyle w:val="ListParagraph"/>
-        <w:numPr>
-          <w:ilvl w:val="0"/>
-          <w:numId w:val="1"/>
-        </w:numPr>
-        <w:spacing w:after="20" w:before="20"/>
-      </w:pPr>
-      <w:r>
-        <w:rPr>
-          <w:rFonts w:ascii="微软雅黑" w:cs="微软雅黑" w:eastAsia="微软雅黑" w:hAnsi="微软雅黑"/>
-          <w:sz w:val="21"/>
-          <w:szCs w:val="21"/>
-        </w:rPr>
-        <w:t xml:space="preserve">替换：屏幕管理改为</w:t>
-      </w:r>
-      <w:r>
-        <w:rPr>
-          <w:rFonts w:ascii="微软雅黑" w:cs="微软雅黑" w:eastAsia="微软雅黑" w:hAnsi="微软雅黑"/>
-          <w:b/>
-          <w:bCs/>
-          <w:sz w:val="21"/>
-          <w:szCs w:val="21"/>
-        </w:rPr>
-        <w:t xml:space="preserve">全屏覆盖层</w:t>
-      </w:r>
-      <w:r>
-        <w:rPr>
-          <w:rFonts w:ascii="微软雅黑" w:cs="微软雅黑" w:eastAsia="微软雅黑" w:hAnsi="微软雅黑"/>
-          <w:sz w:val="21"/>
-          <w:szCs w:val="21"/>
-        </w:rPr>
-        <w:t xml:space="preserve">（</w:t>
-      </w:r>
-      <w:r>
-        <w:rPr>
-          <w:rFonts w:ascii="Consolas" w:cs="Consolas" w:eastAsia="Consolas" w:hAnsi="Consolas"/>
-          <w:b w:val="false"/>
-          <w:bCs w:val="false"/>
-          <w:sz w:val="19"/>
-          <w:szCs w:val="19"/>
-          <w:shd w:fill="F2F2F2" w:val="clear"/>
-        </w:rPr>
-        <w:t xml:space="preserve">#battle</w:t>
-      </w:r>
-      <w:r>
-        <w:rPr>
-          <w:rFonts w:ascii="微软雅黑" w:cs="微软雅黑" w:eastAsia="微软雅黑" w:hAnsi="微软雅黑"/>
-          <w:sz w:val="21"/>
-          <w:szCs w:val="21"/>
-        </w:rPr>
-        <w:t xml:space="preserve">，世界循环以 </w:t>
-      </w:r>
-      <w:r>
-        <w:rPr>
-          <w:rFonts w:ascii="Consolas" w:cs="Consolas" w:eastAsia="Consolas" w:hAnsi="Consolas"/>
-          <w:b w:val="false"/>
-          <w:bCs w:val="false"/>
-          <w:sz w:val="19"/>
-          <w:szCs w:val="19"/>
-          <w:shd w:fill="F2F2F2" w:val="clear"/>
-        </w:rPr>
-        <w:t xml:space="preserve">window.BATTLE_ACTIVE</w:t>
-      </w:r>
-      <w:r>
-        <w:rPr>
-          <w:rFonts w:ascii="微软雅黑" w:cs="微软雅黑" w:eastAsia="微软雅黑" w:hAnsi="微软雅黑"/>
-          <w:sz w:val="21"/>
-          <w:szCs w:val="21"/>
-        </w:rPr>
-        <w:t xml:space="preserve"> 暂停）；结算页不再直连关卡列表，改为渲染引擎统计 + </w:t>
-      </w:r>
-      <w:r>
-        <w:rPr>
-          <w:rFonts w:ascii="Consolas" w:cs="Consolas" w:eastAsia="Consolas" w:hAnsi="Consolas"/>
-          <w:b w:val="false"/>
-          <w:bCs w:val="false"/>
-          <w:sz w:val="19"/>
-          <w:szCs w:val="19"/>
-          <w:shd w:fill="F2F2F2" w:val="clear"/>
-        </w:rPr>
-        <w:t xml:space="preserve">SJI_BATTLE_HOOKS.onResult</w:t>
-      </w:r>
-      <w:r>
-        <w:rPr>
-          <w:rFonts w:ascii="微软雅黑" w:cs="微软雅黑" w:eastAsia="微软雅黑" w:hAnsi="微软雅黑"/>
-          <w:sz w:val="21"/>
-          <w:szCs w:val="21"/>
-        </w:rPr>
-        <w:t xml:space="preserve"> 返回的奖励/史评文案；说话人解析器统一马刀剧本键（</w:t>
-      </w:r>
-      <w:r>
-        <w:rPr>
-          <w:rFonts w:ascii="Consolas" w:cs="Consolas" w:eastAsia="Consolas" w:hAnsi="Consolas"/>
-          <w:b w:val="false"/>
-          <w:bCs w:val="false"/>
-          <w:sz w:val="19"/>
-          <w:szCs w:val="19"/>
-          <w:shd w:fill="F2F2F2" w:val="clear"/>
-        </w:rPr>
-        <w:t xml:space="preserve">豪/铭/上/问…</w:t>
-      </w:r>
-      <w:r>
-        <w:rPr>
-          <w:rFonts w:ascii="微软雅黑" w:cs="微软雅黑" w:eastAsia="微软雅黑" w:hAnsi="微软雅黑"/>
-          <w:sz w:val="21"/>
-          <w:szCs w:val="21"/>
-        </w:rPr>
-        <w:t xml:space="preserve">）与世界人物（</w:t>
-      </w:r>
-      <w:r>
-        <w:rPr>
-          <w:rFonts w:ascii="Consolas" w:cs="Consolas" w:eastAsia="Consolas" w:hAnsi="Consolas"/>
-          <w:b w:val="false"/>
-          <w:bCs w:val="false"/>
-          <w:sz w:val="19"/>
-          <w:szCs w:val="19"/>
-          <w:shd w:fill="F2F2F2" w:val="clear"/>
-        </w:rPr>
-        <w:t xml:space="preserve">PEOPLE_BY_ID/MINOR_FIGS</w:t>
-      </w:r>
-      <w:r>
-        <w:rPr>
-          <w:rFonts w:ascii="微软雅黑" w:cs="微软雅黑" w:eastAsia="微软雅黑" w:hAnsi="微软雅黑"/>
-          <w:sz w:val="21"/>
-          <w:szCs w:val="21"/>
-        </w:rPr>
-        <w:t xml:space="preserve">）。</w:t>
-      </w:r>
-    </w:p>
-    <w:p>
-      <w:pPr>
-        <w:pStyle w:val="ListParagraph"/>
-        <w:numPr>
-          <w:ilvl w:val="0"/>
-          <w:numId w:val="1"/>
-        </w:numPr>
-        <w:spacing w:after="20" w:before="20"/>
-      </w:pPr>
-      <w:r>
-        <w:rPr>
-          <w:rFonts w:ascii="微软雅黑" w:cs="微软雅黑" w:eastAsia="微软雅黑" w:hAnsi="微软雅黑"/>
-          <w:sz w:val="21"/>
-          <w:szCs w:val="21"/>
-        </w:rPr>
-        <w:t xml:space="preserve">自启动：</w:t>
-      </w:r>
-      <w:r>
-        <w:rPr>
-          <w:rFonts w:ascii="Consolas" w:cs="Consolas" w:eastAsia="Consolas" w:hAnsi="Consolas"/>
-          <w:b w:val="false"/>
-          <w:bCs w:val="false"/>
-          <w:sz w:val="19"/>
-          <w:szCs w:val="19"/>
-          <w:shd w:fill="F2F2F2" w:val="clear"/>
-        </w:rPr>
-        <w:t xml:space="preserve">DOMContentLoaded</w:t>
-      </w:r>
-      <w:r>
-        <w:rPr>
-          <w:rFonts w:ascii="微软雅黑" w:cs="微软雅黑" w:eastAsia="微软雅黑" w:hAnsi="微软雅黑"/>
-          <w:sz w:val="21"/>
-          <w:szCs w:val="21"/>
-        </w:rPr>
-        <w:t xml:space="preserve"> 自绑事件（马刀原版由其 main.js 启动，本作无此文件）。</w:t>
-      </w:r>
-    </w:p>
-    <w:p>
-      <w:pPr>
-        <w:pStyle w:val="Heading2"/>
-        <w:keepNext/>
-        <w:keepLines/>
-        <w:spacing w:after="140" w:before="220"/>
-      </w:pPr>
-      <w:r>
-        <w:rPr>
-          <w:rFonts w:ascii="微软雅黑" w:cs="微软雅黑" w:eastAsia="微软雅黑" w:hAnsi="微软雅黑"/>
-          <w:sz w:val="21"/>
-          <w:szCs w:val="21"/>
-        </w:rPr>
-        <w:t xml:space="preserve">2.3 主线贯通——剧情参考第二个游戏，战斗即马刀</w:t>
-      </w:r>
-    </w:p>
-    <w:p>
-      <w:pPr>
-        <w:pStyle w:val="ListParagraph"/>
-        <w:numPr>
-          <w:ilvl w:val="0"/>
-          <w:numId w:val="1"/>
-        </w:numPr>
-        <w:spacing w:after="20" w:before="20"/>
-      </w:pPr>
-      <w:r>
-        <w:rPr>
-          <w:rFonts w:ascii="微软雅黑" w:cs="微软雅黑" w:eastAsia="微软雅黑" w:hAnsi="微软雅黑"/>
-          <w:b/>
-          <w:bCs/>
-          <w:sz w:val="21"/>
-          <w:szCs w:val="21"/>
-        </w:rPr>
-        <w:t xml:space="preserve">成传战门禁</w:t>
-      </w:r>
-      <w:r>
-        <w:rPr>
-          <w:rFonts w:ascii="微软雅黑" w:cs="微软雅黑" w:eastAsia="微软雅黑" w:hAnsi="微软雅黑"/>
-          <w:sz w:val="21"/>
-          <w:szCs w:val="21"/>
-        </w:rPr>
-        <w:t xml:space="preserve">：十五卷各立传主（</w:t>
-      </w:r>
-      <w:r>
-        <w:rPr>
-          <w:rFonts w:ascii="Consolas" w:cs="Consolas" w:eastAsia="Consolas" w:hAnsi="Consolas"/>
-          <w:b w:val="false"/>
-          <w:bCs w:val="false"/>
-          <w:sz w:val="19"/>
-          <w:szCs w:val="19"/>
-          <w:shd w:fill="F2F2F2" w:val="clear"/>
-        </w:rPr>
-        <w:t xml:space="preserve">volumes.duel</w:t>
-      </w:r>
-      <w:r>
-        <w:rPr>
-          <w:rFonts w:ascii="微软雅黑" w:cs="微软雅黑" w:eastAsia="微软雅黑" w:hAnsi="微软雅黑"/>
-          <w:sz w:val="21"/>
-          <w:szCs w:val="21"/>
-        </w:rPr>
-        <w:t xml:space="preserve">），</w:t>
-      </w:r>
-      <w:r>
-        <w:rPr>
-          <w:rFonts w:ascii="Consolas" w:cs="Consolas" w:eastAsia="Consolas" w:hAnsi="Consolas"/>
-          <w:b w:val="false"/>
-          <w:bCs w:val="false"/>
-          <w:sz w:val="19"/>
-          <w:szCs w:val="19"/>
-          <w:shd w:fill="F2F2F2" w:val="clear"/>
-        </w:rPr>
-        <w:t xml:space="preserve">Writing.open</w:t>
-      </w:r>
-      <w:r>
-        <w:rPr>
-          <w:rFonts w:ascii="微软雅黑" w:cs="微软雅黑" w:eastAsia="微软雅黑" w:hAnsi="微软雅黑"/>
-          <w:sz w:val="21"/>
-          <w:szCs w:val="21"/>
-        </w:rPr>
-        <w:t xml:space="preserve"> 前置校验 </w:t>
-      </w:r>
-      <w:r>
-        <w:rPr>
-          <w:rFonts w:ascii="Consolas" w:cs="Consolas" w:eastAsia="Consolas" w:hAnsi="Consolas"/>
-          <w:b w:val="false"/>
-          <w:bCs w:val="false"/>
-          <w:sz w:val="19"/>
-          <w:szCs w:val="19"/>
-          <w:shd w:fill="F2F2F2" w:val="clear"/>
-        </w:rPr>
-        <w:t xml:space="preserve">Blades.hasCard(duel)</w:t>
-      </w:r>
-      <w:r>
-        <w:rPr>
-          <w:rFonts w:ascii="微软雅黑" w:cs="微软雅黑" w:eastAsia="微软雅黑" w:hAnsi="微软雅黑"/>
-          <w:sz w:val="21"/>
-          <w:szCs w:val="21"/>
-        </w:rPr>
-        <w:t xml:space="preserve">——未胜传主不可立传，卷目面板明示"未胜传主"。这样"为立传而战"（马刀风云前提）与"三年立传线"（春秋笔主线）合成一条因果链。</w:t>
-      </w:r>
-    </w:p>
-    <w:p>
-      <w:pPr>
-        <w:pStyle w:val="ListParagraph"/>
-        <w:numPr>
-          <w:ilvl w:val="0"/>
-          <w:numId w:val="1"/>
-        </w:numPr>
-        <w:spacing w:after="20" w:before="20"/>
-      </w:pPr>
-      <w:r>
-        <w:rPr>
-          <w:rFonts w:ascii="微软雅黑" w:cs="微软雅黑" w:eastAsia="微软雅黑" w:hAnsi="微软雅黑"/>
-          <w:b/>
-          <w:bCs/>
-          <w:sz w:val="21"/>
-          <w:szCs w:val="21"/>
-        </w:rPr>
-        <w:t xml:space="preserve">首战即首戏</w:t>
-      </w:r>
-      <w:r>
-        <w:rPr>
-          <w:rFonts w:ascii="微软雅黑" w:cs="微软雅黑" w:eastAsia="微软雅黑" w:hAnsi="微软雅黑"/>
-          <w:sz w:val="21"/>
-          <w:szCs w:val="21"/>
-        </w:rPr>
-        <w:t xml:space="preserve">：27 个角色映射到马刀风云剧本卷（</w:t>
-      </w:r>
-      <w:r>
-        <w:rPr>
-          <w:rFonts w:ascii="Consolas" w:cs="Consolas" w:eastAsia="Consolas" w:hAnsi="Consolas"/>
-          <w:b w:val="false"/>
-          <w:bCs w:val="false"/>
-          <w:sz w:val="19"/>
-          <w:szCs w:val="19"/>
-          <w:shd w:fill="F2F2F2" w:val="clear"/>
-        </w:rPr>
-        <w:t xml:space="preserve">SCENE_OF_CHAR</w:t>
-      </w:r>
-      <w:r>
-        <w:rPr>
-          <w:rFonts w:ascii="微软雅黑" w:cs="微软雅黑" w:eastAsia="微软雅黑" w:hAnsi="微软雅黑"/>
-          <w:sz w:val="21"/>
-          <w:szCs w:val="21"/>
-        </w:rPr>
-        <w:t xml:space="preserve">），首次约战自动挂接该卷战前台词，胜利/失败自动接战后果评——两作台词资产全量复用。</w:t>
-      </w:r>
-    </w:p>
-    <w:p>
-      <w:pPr>
-        <w:pStyle w:val="ListParagraph"/>
-        <w:numPr>
-          <w:ilvl w:val="0"/>
-          <w:numId w:val="1"/>
-        </w:numPr>
-        <w:spacing w:after="20" w:before="20"/>
-      </w:pPr>
-      <w:r>
-        <w:rPr>
-          <w:rFonts w:ascii="微软雅黑" w:cs="微软雅黑" w:eastAsia="微软雅黑" w:hAnsi="微软雅黑"/>
-          <w:b/>
-          <w:bCs/>
-          <w:sz w:val="21"/>
-          <w:szCs w:val="21"/>
-        </w:rPr>
-        <w:t xml:space="preserve">终焉之战</w:t>
-      </w:r>
-      <w:r>
-        <w:rPr>
-          <w:rFonts w:ascii="微软雅黑" w:cs="微软雅黑" w:eastAsia="微软雅黑" w:hAnsi="微软雅黑"/>
-          <w:sz w:val="21"/>
-          <w:szCs w:val="21"/>
-        </w:rPr>
-        <w:t xml:space="preserve">：挑战校长触发 </w:t>
-      </w:r>
-      <w:r>
-        <w:rPr>
-          <w:rFonts w:ascii="Consolas" w:cs="Consolas" w:eastAsia="Consolas" w:hAnsi="Consolas"/>
-          <w:b w:val="false"/>
-          <w:bCs w:val="false"/>
-          <w:sz w:val="19"/>
-          <w:szCs w:val="19"/>
-          <w:shd w:fill="F2F2F2" w:val="clear"/>
-        </w:rPr>
-        <w:t xml:space="preserve">s14</w:t>
-      </w:r>
-      <w:r>
-        <w:rPr>
-          <w:rFonts w:ascii="微软雅黑" w:cs="微软雅黑" w:eastAsia="微软雅黑" w:hAnsi="微软雅黑"/>
-          <w:sz w:val="21"/>
-          <w:szCs w:val="21"/>
-        </w:rPr>
-        <w:t xml:space="preserve"> 特殊战场（钦法+校长双人、为兵助阵、校长室柜子地形、hpScale 0.78）。</w:t>
-      </w:r>
-    </w:p>
-    <w:p>
-      <w:pPr>
-        <w:pStyle w:val="ListParagraph"/>
-        <w:numPr>
-          <w:ilvl w:val="0"/>
-          <w:numId w:val="1"/>
-        </w:numPr>
-        <w:spacing w:after="20" w:before="20"/>
-      </w:pPr>
-      <w:r>
-        <w:rPr>
-          <w:rFonts w:ascii="微软雅黑" w:cs="微软雅黑" w:eastAsia="微软雅黑" w:hAnsi="微软雅黑"/>
-          <w:b/>
-          <w:bCs/>
-          <w:sz w:val="21"/>
-          <w:szCs w:val="21"/>
-        </w:rPr>
-        <w:t xml:space="preserve">刀禁期</w:t>
-      </w:r>
-      <w:r>
-        <w:rPr>
-          <w:rFonts w:ascii="微软雅黑" w:cs="微软雅黑" w:eastAsia="微软雅黑" w:hAnsi="微软雅黑"/>
-          <w:sz w:val="21"/>
-          <w:szCs w:val="21"/>
-        </w:rPr>
-        <w:t xml:space="preserve">：卷十二起"师怒禁刀"。课上时段于楼内约战 25% 触发钦法巡查，三选一应对（复用春秋笔风险对话机制），失败"缴刀两日"（</w:t>
-      </w:r>
-      <w:r>
-        <w:rPr>
-          <w:rFonts w:ascii="Consolas" w:cs="Consolas" w:eastAsia="Consolas" w:hAnsi="Consolas"/>
-          <w:b w:val="false"/>
-          <w:bCs w:val="false"/>
-          <w:sz w:val="19"/>
-          <w:szCs w:val="19"/>
-          <w:shd w:fill="F2F2F2" w:val="clear"/>
-        </w:rPr>
-        <w:t xml:space="preserve">flags.duelBanDays</w:t>
-      </w:r>
-      <w:r>
-        <w:rPr>
-          <w:rFonts w:ascii="微软雅黑" w:cs="微软雅黑" w:eastAsia="微软雅黑" w:hAnsi="微软雅黑"/>
-          <w:sz w:val="21"/>
-          <w:szCs w:val="21"/>
-        </w:rPr>
-        <w:t xml:space="preserve">，约战全 blocked，次日递减）——把第一个游戏的世界观结局（禁刀）变成第二个游戏的风险系统。</w:t>
-      </w:r>
-    </w:p>
-    <w:p>
-      <w:pPr>
-        <w:pStyle w:val="ListParagraph"/>
-        <w:numPr>
-          <w:ilvl w:val="0"/>
-          <w:numId w:val="1"/>
-        </w:numPr>
-        <w:spacing w:after="20" w:before="20"/>
-      </w:pPr>
-      <w:r>
-        <w:rPr>
-          <w:rFonts w:ascii="微软雅黑" w:cs="微软雅黑" w:eastAsia="微软雅黑" w:hAnsi="微软雅黑"/>
-          <w:b/>
-          <w:bCs/>
-          <w:sz w:val="21"/>
-          <w:szCs w:val="21"/>
-        </w:rPr>
-        <w:t xml:space="preserve">终章</w:t>
-      </w:r>
-      <w:r>
-        <w:rPr>
-          <w:rFonts w:ascii="微软雅黑" w:cs="微软雅黑" w:eastAsia="微软雅黑" w:hAnsi="微软雅黑"/>
-          <w:sz w:val="21"/>
-          <w:szCs w:val="21"/>
-        </w:rPr>
-        <w:t xml:space="preserve">：高考与 AI 读史结局沿用春秋笔，新增刀的三档结局变体（0 胜/普通/30+胜），收在"写进书里的刀，不会消"。</w:t>
-      </w:r>
-    </w:p>
-    <w:p>
-      <w:pPr>
-        <w:pStyle w:val="Heading2"/>
-        <w:keepNext/>
-        <w:keepLines/>
-        <w:spacing w:after="140" w:before="220"/>
-      </w:pPr>
-      <w:r>
-        <w:rPr>
-          <w:rFonts w:ascii="微软雅黑" w:cs="微软雅黑" w:eastAsia="微软雅黑" w:hAnsi="微软雅黑"/>
-          <w:sz w:val="21"/>
-          <w:szCs w:val="21"/>
-        </w:rPr>
-        <w:t xml:space="preserve">2.4 支线与模式</w:t>
-      </w:r>
-    </w:p>
-    <w:p>
-      <w:pPr>
-        <w:pStyle w:val="ListParagraph"/>
-        <w:numPr>
-          <w:ilvl w:val="0"/>
-          <w:numId w:val="1"/>
-        </w:numPr>
-        <w:spacing w:after="20" w:before="20"/>
-      </w:pPr>
-      <w:r>
-        <w:rPr>
-          <w:rFonts w:ascii="微软雅黑" w:cs="微软雅黑" w:eastAsia="微软雅黑" w:hAnsi="微软雅黑"/>
-          <w:sz w:val="21"/>
-          <w:szCs w:val="21"/>
-        </w:rPr>
-        <w:t xml:space="preserve">马刀兴亡支线弧 5 条（协会成立/七班刀/九班刀风/刀卡之劫/马刀神的试炼），与既有 63 条名场面事件同构（限时、场景绑定、亲历得料），协会成立事件解锁操场两个新入口。</w:t>
-      </w:r>
-    </w:p>
-    <w:p>
-      <w:pPr>
-        <w:pStyle w:val="ListParagraph"/>
-        <w:numPr>
-          <w:ilvl w:val="0"/>
-          <w:numId w:val="1"/>
-        </w:numPr>
-        <w:spacing w:after="20" w:before="20"/>
-      </w:pPr>
-      <w:r>
-        <w:rPr>
-          <w:rFonts w:ascii="微软雅黑" w:cs="微软雅黑" w:eastAsia="微软雅黑" w:hAnsi="微软雅黑"/>
-          <w:b/>
-          <w:bCs/>
-          <w:sz w:val="21"/>
-          <w:szCs w:val="21"/>
-        </w:rPr>
-        <w:t xml:space="preserve">锦标赛</w:t>
-      </w:r>
-      <w:r>
-        <w:rPr>
-          <w:rFonts w:ascii="微软雅黑" w:cs="微软雅黑" w:eastAsia="微软雅黑" w:hAnsi="微软雅黑"/>
-          <w:sz w:val="21"/>
-          <w:szCs w:val="21"/>
-        </w:rPr>
-        <w:t xml:space="preserve">：</w:t>
-      </w:r>
-      <w:r>
-        <w:rPr>
-          <w:rFonts w:ascii="Consolas" w:cs="Consolas" w:eastAsia="Consolas" w:hAnsi="Consolas"/>
-          <w:b w:val="false"/>
-          <w:bCs w:val="false"/>
-          <w:sz w:val="19"/>
-          <w:szCs w:val="19"/>
-          <w:shd w:fill="F2F2F2" w:val="clear"/>
-        </w:rPr>
-        <w:t xml:space="preserve">waves</w:t>
-      </w:r>
-      <w:r>
-        <w:rPr>
-          <w:rFonts w:ascii="微软雅黑" w:cs="微软雅黑" w:eastAsia="微软雅黑" w:hAnsi="微软雅黑"/>
-          <w:sz w:val="21"/>
-          <w:szCs w:val="21"/>
-        </w:rPr>
-        <w:t xml:space="preserve"> 三连战（鲁豪→小川→子琛，</w:t>
-      </w:r>
-      <w:r>
-        <w:rPr>
-          <w:rFonts w:ascii="Consolas" w:cs="Consolas" w:eastAsia="Consolas" w:hAnsi="Consolas"/>
-          <w:b w:val="false"/>
-          <w:bCs w:val="false"/>
-          <w:sz w:val="19"/>
-          <w:szCs w:val="19"/>
-          <w:shd w:fill="F2F2F2" w:val="clear"/>
-        </w:rPr>
-        <w:t xml:space="preserve">restFull</w:t>
-      </w:r>
-      <w:r>
-        <w:rPr>
-          <w:rFonts w:ascii="微软雅黑" w:cs="微软雅黑" w:eastAsia="微软雅黑" w:hAnsi="微软雅黑"/>
-          <w:sz w:val="21"/>
-          <w:szCs w:val="21"/>
-        </w:rPr>
-        <w:t xml:space="preserve"> 充分休整，hpScale 0.68），胜利三技全录+冠军成就。</w:t>
-      </w:r>
-    </w:p>
-    <w:p>
-      <w:pPr>
-        <w:pStyle w:val="ListParagraph"/>
-        <w:numPr>
-          <w:ilvl w:val="0"/>
-          <w:numId w:val="1"/>
-        </w:numPr>
-        <w:spacing w:after="20" w:before="20"/>
-      </w:pPr>
-      <w:r>
-        <w:rPr>
-          <w:rFonts w:ascii="微软雅黑" w:cs="微软雅黑" w:eastAsia="微软雅黑" w:hAnsi="微软雅黑"/>
-          <w:b/>
-          <w:bCs/>
-          <w:sz w:val="21"/>
-          <w:szCs w:val="21"/>
-        </w:rPr>
-        <w:t xml:space="preserve">生存</w:t>
-      </w:r>
-      <w:r>
-        <w:rPr>
-          <w:rFonts w:ascii="微软雅黑" w:cs="微软雅黑" w:eastAsia="微软雅黑" w:hAnsi="微软雅黑"/>
-          <w:sz w:val="21"/>
-          <w:szCs w:val="21"/>
-        </w:rPr>
-        <w:t xml:space="preserve">：引擎 survival 模式直通（波次+三选一增益），按波次给零花钱，3 波起计胜场。</w:t>
-      </w:r>
-    </w:p>
-    <w:p>
-      <w:pPr>
-        <w:pStyle w:val="Heading1"/>
-        <w:keepNext/>
-        <w:keepLines/>
-        <w:spacing w:after="140" w:before="320"/>
-      </w:pPr>
-      <w:r>
-        <w:rPr>
-          <w:rFonts w:ascii="微软雅黑" w:cs="微软雅黑" w:eastAsia="微软雅黑" w:hAnsi="微软雅黑"/>
-          <w:sz w:val="21"/>
-          <w:szCs w:val="21"/>
-        </w:rPr>
-        <w:t xml:space="preserve">3. 测试体系</w:t>
+        <w:t xml:space="preserve">剧情特则</w:t>
+      </w:r>
+      <w:r>
+        <w:rPr>
+          <w:rFonts w:ascii="微软雅黑" w:cs="微软雅黑" w:eastAsia="微软雅黑" w:hAnsi="微软雅黑"/>
+          <w:sz w:val="21"/>
+          <w:szCs w:val="21"/>
+        </w:rPr>
+        <w:t xml:space="preserve">（引擎级新机制，非数值放大）：</w:t>
       </w:r>
     </w:p>
     <w:tbl>
@@ -1798,7 +1300,7 @@
                 <w:sz w:val="21"/>
                 <w:szCs w:val="21"/>
               </w:rPr>
-              <w:t xml:space="preserve">层</w:t>
+              <w:t xml:space="preserve">试炼</w:t>
             </w:r>
           </w:p>
         </w:tc>
@@ -1829,7 +1331,7 @@
                 <w:sz w:val="21"/>
                 <w:szCs w:val="21"/>
               </w:rPr>
-              <w:t xml:space="preserve">内容</w:t>
+              <w:t xml:space="preserve">特则</w:t>
             </w:r>
           </w:p>
         </w:tc>
@@ -1860,7 +1362,7 @@
                 <w:sz w:val="21"/>
                 <w:szCs w:val="21"/>
               </w:rPr>
-              <w:t xml:space="preserve">结果</w:t>
+              <w:t xml:space="preserve">机制与解法</w:t>
             </w:r>
           </w:p>
         </w:tc>
@@ -1896,7 +1398,7 @@
                 <w:sz w:val="21"/>
                 <w:szCs w:val="21"/>
               </w:rPr>
-              <w:t xml:space="preserve">引擎层（Node，无需浏览器）</w:t>
+              <w:t xml:space="preserve">运动会·不怒自威</w:t>
             </w:r>
           </w:p>
         </w:tc>
@@ -1920,44 +1422,6 @@
             <w:pPr>
               <w:spacing w:after="20" w:before="20"/>
             </w:pPr>
-            <w:r>
-              <w:rPr>
-                <w:rFonts w:ascii="微软雅黑" w:cs="微软雅黑" w:eastAsia="微软雅黑" w:hAnsi="微软雅黑"/>
-                <w:sz w:val="21"/>
-                <w:szCs w:val="21"/>
-              </w:rPr>
-              <w:t xml:space="preserve">前作 13 个测试整体移植：规则/状态/极难/AI 四档/平衡基线/模糊测试 120 场/压测</w:t>
-            </w:r>
-          </w:p>
-        </w:tc>
-        <w:tc>
-          <w:tcPr>
-            <w:tcW w:type="dxa" w:w="3120"/>
-            <w:tcBorders>
-              <w:top w:val="single" w:color="BFBFBF" w:sz="1"/>
-              <w:left w:val="single" w:color="BFBFBF" w:sz="1"/>
-              <w:bottom w:val="single" w:color="BFBFBF" w:sz="1"/>
-              <w:right w:val="single" w:color="BFBFBF" w:sz="1"/>
-            </w:tcBorders>
-            <w:tcMar>
-              <w:top w:type="dxa" w:w="60"/>
-              <w:left w:type="dxa" w:w="100"/>
-              <w:bottom w:type="dxa" w:w="60"/>
-              <w:right w:type="dxa" w:w="100"/>
-            </w:tcMar>
-          </w:tcPr>
-          <w:p>
-            <w:pPr>
-              <w:spacing w:after="20" w:before="20"/>
-            </w:pPr>
-            <w:r>
-              <w:rPr>
-                <w:rFonts w:ascii="微软雅黑" w:cs="微软雅黑" w:eastAsia="微软雅黑" w:hAnsi="微软雅黑"/>
-                <w:sz w:val="21"/>
-                <w:szCs w:val="21"/>
-              </w:rPr>
-              <w:t xml:space="preserve">全部 ALL PASS（路径修复 </w:t>
-            </w:r>
             <w:r>
               <w:rPr>
                 <w:rFonts w:ascii="Consolas" w:cs="Consolas" w:eastAsia="Consolas" w:hAnsi="Consolas"/>
@@ -1967,15 +1431,45 @@
                 <w:szCs w:val="19"/>
                 <w:shd w:fill="F2F2F2" w:val="clear"/>
               </w:rPr>
-              <w:t xml:space="preserve">tests/battle/helpers/engine_env.mjs</w:t>
-            </w:r>
-            <w:r>
-              <w:rPr>
-                <w:rFonts w:ascii="微软雅黑" w:cs="微软雅黑" w:eastAsia="微软雅黑" w:hAnsi="微软雅黑"/>
-                <w:sz w:val="21"/>
-                <w:szCs w:val="21"/>
-              </w:rPr>
-              <w:t xml:space="preserve">）</w:t>
+              <w:t xml:space="preserve">cans</w:t>
+            </w:r>
+            <w:r>
+              <w:rPr>
+                <w:rFonts w:ascii="微软雅黑" w:cs="微软雅黑" w:eastAsia="微软雅黑" w:hAnsi="微软雅黑"/>
+                <w:sz w:val="21"/>
+                <w:szCs w:val="21"/>
+              </w:rPr>
+              <w:t xml:space="preserve"> 看台飞瓶</w:t>
+            </w:r>
+          </w:p>
+        </w:tc>
+        <w:tc>
+          <w:tcPr>
+            <w:tcW w:type="dxa" w:w="3120"/>
+            <w:tcBorders>
+              <w:top w:val="single" w:color="BFBFBF" w:sz="1"/>
+              <w:left w:val="single" w:color="BFBFBF" w:sz="1"/>
+              <w:bottom w:val="single" w:color="BFBFBF" w:sz="1"/>
+              <w:right w:val="single" w:color="BFBFBF" w:sz="1"/>
+            </w:tcBorders>
+            <w:tcMar>
+              <w:top w:type="dxa" w:w="60"/>
+              <w:left w:type="dxa" w:w="100"/>
+              <w:bottom w:type="dxa" w:w="60"/>
+              <w:right w:type="dxa" w:w="100"/>
+            </w:tcMar>
+          </w:tcPr>
+          <w:p>
+            <w:pPr>
+              <w:spacing w:after="20" w:before="20"/>
+            </w:pPr>
+            <w:r>
+              <w:rPr>
+                <w:rFonts w:ascii="微软雅黑" w:cs="微软雅黑" w:eastAsia="微软雅黑" w:hAnsi="微软雅黑"/>
+                <w:sz w:val="21"/>
+                <w:szCs w:val="21"/>
+              </w:rPr>
+              <w:t xml:space="preserve">回合开始与敌人同行/同列者被砸 1 血——走位解法</w:t>
             </w:r>
           </w:p>
         </w:tc>
@@ -2011,7 +1505,7 @@
                 <w:sz w:val="21"/>
                 <w:szCs w:val="21"/>
               </w:rPr>
-              <w:t xml:space="preserve">全链路（Playwright）</w:t>
+              <w:t xml:space="preserve">宿舍之夜·双臭临门</w:t>
             </w:r>
           </w:p>
         </w:tc>
@@ -2044,51 +1538,15 @@
                 <w:szCs w:val="19"/>
                 <w:shd w:fill="F2F2F2" w:val="clear"/>
               </w:rPr>
-              <w:t xml:space="preserve">smoke.mjs</w:t>
-            </w:r>
-            <w:r>
-              <w:rPr>
-                <w:rFonts w:ascii="微软雅黑" w:cs="微软雅黑" w:eastAsia="微软雅黑" w:hAnsi="微软雅黑"/>
-                <w:sz w:val="21"/>
-                <w:szCs w:val="21"/>
-              </w:rPr>
-              <w:t xml:space="preserve"> 42 项断言：装配→开卷→约战→战斗→结算→回世界→刀谱→成传战门禁→首战剧本→锦标赛三波→生存波次→弹层治理→白板/修炼购买→试炼解锁与首通稀有卡；对</w:t>
-            </w:r>
-            <w:r>
-              <w:rPr>
-                <w:rFonts w:ascii="微软雅黑" w:cs="微软雅黑" w:eastAsia="微软雅黑" w:hAnsi="微软雅黑"/>
-                <w:b/>
-                <w:bCs/>
-                <w:sz w:val="21"/>
-                <w:szCs w:val="21"/>
-              </w:rPr>
-              <w:t xml:space="preserve">源码版</w:t>
-            </w:r>
-            <w:r>
-              <w:rPr>
-                <w:rFonts w:ascii="微软雅黑" w:cs="微软雅黑" w:eastAsia="微软雅黑" w:hAnsi="微软雅黑"/>
-                <w:sz w:val="21"/>
-                <w:szCs w:val="21"/>
-              </w:rPr>
-              <w:t xml:space="preserve">与</w:t>
-            </w:r>
-            <w:r>
-              <w:rPr>
-                <w:rFonts w:ascii="微软雅黑" w:cs="微软雅黑" w:eastAsia="微软雅黑" w:hAnsi="微软雅黑"/>
-                <w:b/>
-                <w:bCs/>
-                <w:sz w:val="21"/>
-                <w:szCs w:val="21"/>
-              </w:rPr>
-              <w:t xml:space="preserve">打包单文件版</w:t>
-            </w:r>
-            <w:r>
-              <w:rPr>
-                <w:rFonts w:ascii="微软雅黑" w:cs="微软雅黑" w:eastAsia="微软雅黑" w:hAnsi="微软雅黑"/>
-                <w:sz w:val="21"/>
-                <w:szCs w:val="21"/>
-              </w:rPr>
-              <w:t xml:space="preserve">双跑</w:t>
+              <w:t xml:space="preserve">stench</w:t>
+            </w:r>
+            <w:r>
+              <w:rPr>
+                <w:rFonts w:ascii="微软雅黑" w:cs="微软雅黑" w:eastAsia="微软雅黑" w:hAnsi="微软雅黑"/>
+                <w:sz w:val="21"/>
+                <w:szCs w:val="21"/>
+              </w:rPr>
+              <w:t xml:space="preserve"> 鲍鱼之肆</w:t>
             </w:r>
           </w:p>
         </w:tc>
@@ -2118,8 +1576,66 @@
                 <w:sz w:val="21"/>
                 <w:szCs w:val="21"/>
               </w:rPr>
-              <w:t xml:space="preserve">全 PASS，截图 16 张入 </w:t>
-            </w:r>
+              <w:t xml:space="preserve">回合结束相邻敌我互相腐蚀各损 1 血——贴身即换血，逼远程</w:t>
+            </w:r>
+          </w:p>
+        </w:tc>
+      </w:tr>
+      <w:tr>
+        <w:trPr>
+          <w:cantSplit/>
+          <w:tblHeader w:val="false"/>
+        </w:trPr>
+        <w:tc>
+          <w:tcPr>
+            <w:tcW w:type="dxa" w:w="3120"/>
+            <w:tcBorders>
+              <w:top w:val="single" w:color="BFBFBF" w:sz="1"/>
+              <w:left w:val="single" w:color="BFBFBF" w:sz="1"/>
+              <w:bottom w:val="single" w:color="BFBFBF" w:sz="1"/>
+              <w:right w:val="single" w:color="BFBFBF" w:sz="1"/>
+            </w:tcBorders>
+            <w:tcMar>
+              <w:top w:type="dxa" w:w="60"/>
+              <w:left w:type="dxa" w:w="100"/>
+              <w:bottom w:type="dxa" w:w="60"/>
+              <w:right w:type="dxa" w:w="100"/>
+            </w:tcMar>
+          </w:tcPr>
+          <w:p>
+            <w:pPr>
+              <w:spacing w:after="20" w:before="20"/>
+            </w:pPr>
+            <w:r>
+              <w:rPr>
+                <w:rFonts w:ascii="微软雅黑" w:cs="微软雅黑" w:eastAsia="微软雅黑" w:hAnsi="微软雅黑"/>
+                <w:sz w:val="21"/>
+                <w:szCs w:val="21"/>
+              </w:rPr>
+              <w:t xml:space="preserve">九省联考·牛刀小试</w:t>
+            </w:r>
+          </w:p>
+        </w:tc>
+        <w:tc>
+          <w:tcPr>
+            <w:tcW w:type="dxa" w:w="3120"/>
+            <w:tcBorders>
+              <w:top w:val="single" w:color="BFBFBF" w:sz="1"/>
+              <w:left w:val="single" w:color="BFBFBF" w:sz="1"/>
+              <w:bottom w:val="single" w:color="BFBFBF" w:sz="1"/>
+              <w:right w:val="single" w:color="BFBFBF" w:sz="1"/>
+            </w:tcBorders>
+            <w:tcMar>
+              <w:top w:type="dxa" w:w="60"/>
+              <w:left w:type="dxa" w:w="100"/>
+              <w:bottom w:type="dxa" w:w="60"/>
+              <w:right w:type="dxa" w:w="100"/>
+            </w:tcMar>
+          </w:tcPr>
+          <w:p>
+            <w:pPr>
+              <w:spacing w:after="20" w:before="20"/>
+            </w:pPr>
             <w:r>
               <w:rPr>
                 <w:rFonts w:ascii="Consolas" w:cs="Consolas" w:eastAsia="Consolas" w:hAnsi="Consolas"/>
@@ -2129,7 +1645,366 @@
                 <w:szCs w:val="19"/>
                 <w:shd w:fill="F2F2F2" w:val="clear"/>
               </w:rPr>
-              <w:t xml:space="preserve">testshots/</w:t>
+              <w:t xml:space="preserve">yansuan</w:t>
+            </w:r>
+            <w:r>
+              <w:rPr>
+                <w:rFonts w:ascii="微软雅黑" w:cs="微软雅黑" w:eastAsia="微软雅黑" w:hAnsi="微软雅黑"/>
+                <w:sz w:val="21"/>
+                <w:szCs w:val="21"/>
+              </w:rPr>
+              <w:t xml:space="preserve"> 验算</w:t>
+            </w:r>
+          </w:p>
+        </w:tc>
+        <w:tc>
+          <w:tcPr>
+            <w:tcW w:type="dxa" w:w="3120"/>
+            <w:tcBorders>
+              <w:top w:val="single" w:color="BFBFBF" w:sz="1"/>
+              <w:left w:val="single" w:color="BFBFBF" w:sz="1"/>
+              <w:bottom w:val="single" w:color="BFBFBF" w:sz="1"/>
+              <w:right w:val="single" w:color="BFBFBF" w:sz="1"/>
+            </w:tcBorders>
+            <w:tcMar>
+              <w:top w:type="dxa" w:w="60"/>
+              <w:left w:type="dxa" w:w="100"/>
+              <w:bottom w:type="dxa" w:w="60"/>
+              <w:right w:type="dxa" w:w="100"/>
+            </w:tcMar>
+          </w:tcPr>
+          <w:p>
+            <w:pPr>
+              <w:spacing w:after="20" w:before="20"/>
+            </w:pPr>
+            <w:r>
+              <w:rPr>
+                <w:rFonts w:ascii="微软雅黑" w:cs="微软雅黑" w:eastAsia="微软雅黑" w:hAnsi="微软雅黑"/>
+                <w:sz w:val="21"/>
+                <w:szCs w:val="21"/>
+              </w:rPr>
+              <w:t xml:space="preserve">回合末 wonder 血量为偶数则回 1 血——伤害奇偶规划</w:t>
+            </w:r>
+          </w:p>
+        </w:tc>
+      </w:tr>
+      <w:tr>
+        <w:trPr>
+          <w:cantSplit/>
+          <w:tblHeader w:val="false"/>
+        </w:trPr>
+        <w:tc>
+          <w:tcPr>
+            <w:tcW w:type="dxa" w:w="3120"/>
+            <w:tcBorders>
+              <w:top w:val="single" w:color="BFBFBF" w:sz="1"/>
+              <w:left w:val="single" w:color="BFBFBF" w:sz="1"/>
+              <w:bottom w:val="single" w:color="BFBFBF" w:sz="1"/>
+              <w:right w:val="single" w:color="BFBFBF" w:sz="1"/>
+            </w:tcBorders>
+            <w:tcMar>
+              <w:top w:type="dxa" w:w="60"/>
+              <w:left w:type="dxa" w:w="100"/>
+              <w:bottom w:type="dxa" w:w="60"/>
+              <w:right w:type="dxa" w:w="100"/>
+            </w:tcMar>
+          </w:tcPr>
+          <w:p>
+            <w:pPr>
+              <w:spacing w:after="20" w:before="20"/>
+            </w:pPr>
+            <w:r>
+              <w:rPr>
+                <w:rFonts w:ascii="微软雅黑" w:cs="微软雅黑" w:eastAsia="微软雅黑" w:hAnsi="微软雅黑"/>
+                <w:sz w:val="21"/>
+                <w:szCs w:val="21"/>
+              </w:rPr>
+              <w:t xml:space="preserve">禁闭室·疯法同囚</w:t>
+            </w:r>
+          </w:p>
+        </w:tc>
+        <w:tc>
+          <w:tcPr>
+            <w:tcW w:type="dxa" w:w="3120"/>
+            <w:tcBorders>
+              <w:top w:val="single" w:color="BFBFBF" w:sz="1"/>
+              <w:left w:val="single" w:color="BFBFBF" w:sz="1"/>
+              <w:bottom w:val="single" w:color="BFBFBF" w:sz="1"/>
+              <w:right w:val="single" w:color="BFBFBF" w:sz="1"/>
+            </w:tcBorders>
+            <w:tcMar>
+              <w:top w:type="dxa" w:w="60"/>
+              <w:left w:type="dxa" w:w="100"/>
+              <w:bottom w:type="dxa" w:w="60"/>
+              <w:right w:type="dxa" w:w="100"/>
+            </w:tcMar>
+          </w:tcPr>
+          <w:p>
+            <w:pPr>
+              <w:spacing w:after="20" w:before="20"/>
+            </w:pPr>
+            <w:r>
+              <w:rPr>
+                <w:rFonts w:ascii="Consolas" w:cs="Consolas" w:eastAsia="Consolas" w:hAnsi="Consolas"/>
+                <w:b w:val="false"/>
+                <w:bCs w:val="false"/>
+                <w:sz w:val="19"/>
+                <w:szCs w:val="19"/>
+                <w:shd w:fill="F2F2F2" w:val="clear"/>
+              </w:rPr>
+              <w:t xml:space="preserve">suomen</w:t>
+            </w:r>
+            <w:r>
+              <w:rPr>
+                <w:rFonts w:ascii="微软雅黑" w:cs="微软雅黑" w:eastAsia="微软雅黑" w:hAnsi="微软雅黑"/>
+                <w:sz w:val="21"/>
+                <w:szCs w:val="21"/>
+              </w:rPr>
+              <w:t xml:space="preserve"> 锁门</w:t>
+            </w:r>
+          </w:p>
+        </w:tc>
+        <w:tc>
+          <w:tcPr>
+            <w:tcW w:type="dxa" w:w="3120"/>
+            <w:tcBorders>
+              <w:top w:val="single" w:color="BFBFBF" w:sz="1"/>
+              <w:left w:val="single" w:color="BFBFBF" w:sz="1"/>
+              <w:bottom w:val="single" w:color="BFBFBF" w:sz="1"/>
+              <w:right w:val="single" w:color="BFBFBF" w:sz="1"/>
+            </w:tcBorders>
+            <w:tcMar>
+              <w:top w:type="dxa" w:w="60"/>
+              <w:left w:type="dxa" w:w="100"/>
+              <w:bottom w:type="dxa" w:w="60"/>
+              <w:right w:type="dxa" w:w="100"/>
+            </w:tcMar>
+          </w:tcPr>
+          <w:p>
+            <w:pPr>
+              <w:spacing w:after="20" w:before="20"/>
+            </w:pPr>
+            <w:r>
+              <w:rPr>
+                <w:rFonts w:ascii="微软雅黑" w:cs="微软雅黑" w:eastAsia="微软雅黑" w:hAnsi="微软雅黑"/>
+                <w:sz w:val="21"/>
+                <w:szCs w:val="21"/>
+              </w:rPr>
+              <w:t xml:space="preserve">无墙可踢，双方马踢不可用——禁用核心机制，纯刀技缠斗</w:t>
+            </w:r>
+          </w:p>
+        </w:tc>
+      </w:tr>
+      <w:tr>
+        <w:trPr>
+          <w:cantSplit/>
+          <w:tblHeader w:val="false"/>
+        </w:trPr>
+        <w:tc>
+          <w:tcPr>
+            <w:tcW w:type="dxa" w:w="3120"/>
+            <w:tcBorders>
+              <w:top w:val="single" w:color="BFBFBF" w:sz="1"/>
+              <w:left w:val="single" w:color="BFBFBF" w:sz="1"/>
+              <w:bottom w:val="single" w:color="BFBFBF" w:sz="1"/>
+              <w:right w:val="single" w:color="BFBFBF" w:sz="1"/>
+            </w:tcBorders>
+            <w:tcMar>
+              <w:top w:type="dxa" w:w="60"/>
+              <w:left w:type="dxa" w:w="100"/>
+              <w:bottom w:type="dxa" w:w="60"/>
+              <w:right w:type="dxa" w:w="100"/>
+            </w:tcMar>
+          </w:tcPr>
+          <w:p>
+            <w:pPr>
+              <w:spacing w:after="20" w:before="20"/>
+            </w:pPr>
+            <w:r>
+              <w:rPr>
+                <w:rFonts w:ascii="微软雅黑" w:cs="微软雅黑" w:eastAsia="微软雅黑" w:hAnsi="微软雅黑"/>
+                <w:sz w:val="21"/>
+                <w:szCs w:val="21"/>
+              </w:rPr>
+              <w:t xml:space="preserve">二楼巡征·羚羊</w:t>
+            </w:r>
+          </w:p>
+        </w:tc>
+        <w:tc>
+          <w:tcPr>
+            <w:tcW w:type="dxa" w:w="3120"/>
+            <w:tcBorders>
+              <w:top w:val="single" w:color="BFBFBF" w:sz="1"/>
+              <w:left w:val="single" w:color="BFBFBF" w:sz="1"/>
+              <w:bottom w:val="single" w:color="BFBFBF" w:sz="1"/>
+              <w:right w:val="single" w:color="BFBFBF" w:sz="1"/>
+            </w:tcBorders>
+            <w:tcMar>
+              <w:top w:type="dxa" w:w="60"/>
+              <w:left w:type="dxa" w:w="100"/>
+              <w:bottom w:type="dxa" w:w="60"/>
+              <w:right w:type="dxa" w:w="100"/>
+            </w:tcMar>
+          </w:tcPr>
+          <w:p>
+            <w:pPr>
+              <w:spacing w:after="20" w:before="20"/>
+            </w:pPr>
+            <w:r>
+              <w:rPr>
+                <w:rFonts w:ascii="Consolas" w:cs="Consolas" w:eastAsia="Consolas" w:hAnsi="Consolas"/>
+                <w:b w:val="false"/>
+                <w:bCs w:val="false"/>
+                <w:sz w:val="19"/>
+                <w:szCs w:val="19"/>
+                <w:shd w:fill="F2F2F2" w:val="clear"/>
+              </w:rPr>
+              <w:t xml:space="preserve">zhengshi</w:t>
+            </w:r>
+            <w:r>
+              <w:rPr>
+                <w:rFonts w:ascii="微软雅黑" w:cs="微软雅黑" w:eastAsia="微软雅黑" w:hAnsi="微软雅黑"/>
+                <w:sz w:val="21"/>
+                <w:szCs w:val="21"/>
+              </w:rPr>
+              <w:t xml:space="preserve"> 争食</w:t>
+            </w:r>
+          </w:p>
+        </w:tc>
+        <w:tc>
+          <w:tcPr>
+            <w:tcW w:type="dxa" w:w="3120"/>
+            <w:tcBorders>
+              <w:top w:val="single" w:color="BFBFBF" w:sz="1"/>
+              <w:left w:val="single" w:color="BFBFBF" w:sz="1"/>
+              <w:bottom w:val="single" w:color="BFBFBF" w:sz="1"/>
+              <w:right w:val="single" w:color="BFBFBF" w:sz="1"/>
+            </w:tcBorders>
+            <w:tcMar>
+              <w:top w:type="dxa" w:w="60"/>
+              <w:left w:type="dxa" w:w="100"/>
+              <w:bottom w:type="dxa" w:w="60"/>
+              <w:right w:type="dxa" w:w="100"/>
+            </w:tcMar>
+          </w:tcPr>
+          <w:p>
+            <w:pPr>
+              <w:spacing w:after="20" w:before="20"/>
+            </w:pPr>
+            <w:r>
+              <w:rPr>
+                <w:rFonts w:ascii="微软雅黑" w:cs="微软雅黑" w:eastAsia="微软雅黑" w:hAnsi="微软雅黑"/>
+                <w:sz w:val="21"/>
+                <w:szCs w:val="21"/>
+              </w:rPr>
+              <w:t xml:space="preserve">场上三份饭，回合末站上者回 2 血、每份一次——地图资源争夺</w:t>
+            </w:r>
+          </w:p>
+        </w:tc>
+      </w:tr>
+      <w:tr>
+        <w:trPr>
+          <w:cantSplit/>
+          <w:tblHeader w:val="false"/>
+        </w:trPr>
+        <w:tc>
+          <w:tcPr>
+            <w:tcW w:type="dxa" w:w="3120"/>
+            <w:tcBorders>
+              <w:top w:val="single" w:color="BFBFBF" w:sz="1"/>
+              <w:left w:val="single" w:color="BFBFBF" w:sz="1"/>
+              <w:bottom w:val="single" w:color="BFBFBF" w:sz="1"/>
+              <w:right w:val="single" w:color="BFBFBF" w:sz="1"/>
+            </w:tcBorders>
+            <w:tcMar>
+              <w:top w:type="dxa" w:w="60"/>
+              <w:left w:type="dxa" w:w="100"/>
+              <w:bottom w:type="dxa" w:w="60"/>
+              <w:right w:type="dxa" w:w="100"/>
+            </w:tcMar>
+          </w:tcPr>
+          <w:p>
+            <w:pPr>
+              <w:spacing w:after="20" w:before="20"/>
+            </w:pPr>
+            <w:r>
+              <w:rPr>
+                <w:rFonts w:ascii="微软雅黑" w:cs="微软雅黑" w:eastAsia="微软雅黑" w:hAnsi="微软雅黑"/>
+                <w:sz w:val="21"/>
+                <w:szCs w:val="21"/>
+              </w:rPr>
+              <w:t xml:space="preserve">终焉·本纪重演</w:t>
+            </w:r>
+          </w:p>
+        </w:tc>
+        <w:tc>
+          <w:tcPr>
+            <w:tcW w:type="dxa" w:w="3120"/>
+            <w:tcBorders>
+              <w:top w:val="single" w:color="BFBFBF" w:sz="1"/>
+              <w:left w:val="single" w:color="BFBFBF" w:sz="1"/>
+              <w:bottom w:val="single" w:color="BFBFBF" w:sz="1"/>
+              <w:right w:val="single" w:color="BFBFBF" w:sz="1"/>
+            </w:tcBorders>
+            <w:tcMar>
+              <w:top w:type="dxa" w:w="60"/>
+              <w:left w:type="dxa" w:w="100"/>
+              <w:bottom w:type="dxa" w:w="60"/>
+              <w:right w:type="dxa" w:w="100"/>
+            </w:tcMar>
+          </w:tcPr>
+          <w:p>
+            <w:pPr>
+              <w:spacing w:after="20" w:before="20"/>
+            </w:pPr>
+            <w:r>
+              <w:rPr>
+                <w:rFonts w:ascii="Consolas" w:cs="Consolas" w:eastAsia="Consolas" w:hAnsi="Consolas"/>
+                <w:b w:val="false"/>
+                <w:bCs w:val="false"/>
+                <w:sz w:val="19"/>
+                <w:szCs w:val="19"/>
+                <w:shd w:fill="F2F2F2" w:val="clear"/>
+              </w:rPr>
+              <w:t xml:space="preserve">zhongshu</w:t>
+            </w:r>
+            <w:r>
+              <w:rPr>
+                <w:rFonts w:ascii="微软雅黑" w:cs="微软雅黑" w:eastAsia="微软雅黑" w:hAnsi="微软雅黑"/>
+                <w:sz w:val="21"/>
+                <w:szCs w:val="21"/>
+              </w:rPr>
+              <w:t xml:space="preserve"> 种树不绝</w:t>
+            </w:r>
+          </w:p>
+        </w:tc>
+        <w:tc>
+          <w:tcPr>
+            <w:tcW w:type="dxa" w:w="3120"/>
+            <w:tcBorders>
+              <w:top w:val="single" w:color="BFBFBF" w:sz="1"/>
+              <w:left w:val="single" w:color="BFBFBF" w:sz="1"/>
+              <w:bottom w:val="single" w:color="BFBFBF" w:sz="1"/>
+              <w:right w:val="single" w:color="BFBFBF" w:sz="1"/>
+            </w:tcBorders>
+            <w:tcMar>
+              <w:top w:type="dxa" w:w="60"/>
+              <w:left w:type="dxa" w:w="100"/>
+              <w:bottom w:type="dxa" w:w="60"/>
+              <w:right w:type="dxa" w:w="100"/>
+            </w:tcMar>
+          </w:tcPr>
+          <w:p>
+            <w:pPr>
+              <w:spacing w:after="20" w:before="20"/>
+            </w:pPr>
+            <w:r>
+              <w:rPr>
+                <w:rFonts w:ascii="微软雅黑" w:cs="微软雅黑" w:eastAsia="微软雅黑" w:hAnsi="微软雅黑"/>
+                <w:sz w:val="21"/>
+                <w:szCs w:val="21"/>
+              </w:rPr>
+              <w:t xml:space="preserve">崇国每回合自动种树（≤3 株）——持续场面压力与回血口粮</w:t>
             </w:r>
           </w:p>
         </w:tc>
@@ -2150,7 +2025,7 @@
           <w:sz w:val="21"/>
           <w:szCs w:val="21"/>
         </w:rPr>
-        <w:t xml:space="preserve">引擎层的可测性红利在本项目直接兑现：融合层对引擎的仅有的三处改动（</w:t>
+        <w:t xml:space="preserve">特则全部实现在战斗引擎（</w:t>
       </w:r>
       <w:r>
         <w:rPr>
@@ -2161,15 +2036,15 @@
           <w:szCs w:val="19"/>
           <w:shd w:fill="F2F2F2" w:val="clear"/>
         </w:rPr>
-        <w:t xml:space="preserve">yinkesi</w:t>
-      </w:r>
-      <w:r>
-        <w:rPr>
-          <w:rFonts w:ascii="微软雅黑" w:cs="微软雅黑" w:eastAsia="微软雅黑" w:hAnsi="微软雅黑"/>
-          <w:sz w:val="21"/>
-          <w:szCs w:val="21"/>
-        </w:rPr>
-        <w:t xml:space="preserve"> 通用技能、</w:t>
+        <w:t xml:space="preserve">run</w:t>
+      </w:r>
+      <w:r>
+        <w:rPr>
+          <w:rFonts w:ascii="微软雅黑" w:cs="微软雅黑" w:eastAsia="微软雅黑" w:hAnsi="微软雅黑"/>
+          <w:sz w:val="21"/>
+          <w:szCs w:val="21"/>
+        </w:rPr>
+        <w:t xml:space="preserve"> 回合开始 / </w:t>
       </w:r>
       <w:r>
         <w:rPr>
@@ -2180,6 +2055,3225 @@
           <w:szCs w:val="19"/>
           <w:shd w:fill="F2F2F2" w:val="clear"/>
         </w:rPr>
+        <w:t xml:space="preserve">_endRound</w:t>
+      </w:r>
+      <w:r>
+        <w:rPr>
+          <w:rFonts w:ascii="微软雅黑" w:cs="微软雅黑" w:eastAsia="微软雅黑" w:hAnsi="微软雅黑"/>
+          <w:sz w:val="21"/>
+          <w:szCs w:val="21"/>
+        </w:rPr>
+        <w:t xml:space="preserve"> 回合结束 / </w:t>
+      </w:r>
+      <w:r>
+        <w:rPr>
+          <w:rFonts w:ascii="Consolas" w:cs="Consolas" w:eastAsia="Consolas" w:hAnsi="Consolas"/>
+          <w:b w:val="false"/>
+          <w:bCs w:val="false"/>
+          <w:sz w:val="19"/>
+          <w:szCs w:val="19"/>
+          <w:shd w:fill="F2F2F2" w:val="clear"/>
+        </w:rPr>
+        <w:t xml:space="preserve">doHorse</w:t>
+      </w:r>
+      <w:r>
+        <w:rPr>
+          <w:rFonts w:ascii="微软雅黑" w:cs="微软雅黑" w:eastAsia="微软雅黑" w:hAnsi="微软雅黑"/>
+          <w:sz w:val="21"/>
+          <w:szCs w:val="21"/>
+        </w:rPr>
+        <w:t xml:space="preserve"> 动作校验），沿用既有 </w:t>
+      </w:r>
+      <w:r>
+        <w:rPr>
+          <w:rFonts w:ascii="Consolas" w:cs="Consolas" w:eastAsia="Consolas" w:hAnsi="Consolas"/>
+          <w:b w:val="false"/>
+          <w:bCs w:val="false"/>
+          <w:sz w:val="19"/>
+          <w:szCs w:val="19"/>
+          <w:shd w:fill="F2F2F2" w:val="clear"/>
+        </w:rPr>
+        <w:t xml:space="preserve">cfg.rule</w:t>
+      </w:r>
+      <w:r>
+        <w:rPr>
+          <w:rFonts w:ascii="微软雅黑" w:cs="微软雅黑" w:eastAsia="微软雅黑" w:hAnsi="微软雅黑"/>
+          <w:sz w:val="21"/>
+          <w:szCs w:val="21"/>
+        </w:rPr>
+        <w:t xml:space="preserve"> 通道，</w:t>
+      </w:r>
+      <w:r>
+        <w:rPr>
+          <w:rFonts w:ascii="微软雅黑" w:cs="微软雅黑" w:eastAsia="微软雅黑" w:hAnsi="微软雅黑"/>
+          <w:b/>
+          <w:bCs/>
+          <w:sz w:val="21"/>
+          <w:szCs w:val="21"/>
+        </w:rPr>
+        <w:t xml:space="preserve">DOM 无关、可 Node 直测</w:t>
+      </w:r>
+      <w:r>
+        <w:rPr>
+          <w:rFonts w:ascii="微软雅黑" w:cs="微软雅黑" w:eastAsia="微软雅黑" w:hAnsi="微软雅黑"/>
+          <w:sz w:val="21"/>
+          <w:szCs w:val="21"/>
+        </w:rPr>
+        <w:t xml:space="preserve">；战场开场战报自动播报特则，试炼面板常驻展示。专项测试 </w:t>
+      </w:r>
+      <w:r>
+        <w:rPr>
+          <w:rFonts w:ascii="Consolas" w:cs="Consolas" w:eastAsia="Consolas" w:hAnsi="Consolas"/>
+          <w:b w:val="false"/>
+          <w:bCs w:val="false"/>
+          <w:sz w:val="19"/>
+          <w:szCs w:val="19"/>
+          <w:shd w:fill="F2F2F2" w:val="clear"/>
+        </w:rPr>
+        <w:t xml:space="preserve">test_rules2.mjs</w:t>
+      </w:r>
+      <w:r>
+        <w:rPr>
+          <w:rFonts w:ascii="微软雅黑" w:cs="微软雅黑" w:eastAsia="微软雅黑" w:hAnsi="微软雅黑"/>
+          <w:sz w:val="21"/>
+          <w:szCs w:val="21"/>
+        </w:rPr>
+        <w:t xml:space="preserve"> 八项断言（含"无特则不误伤"回归）全 PASS。首通授稀有刀卡并计入成就「试炼者」；再打无赏，纯为切磋。</w:t>
+      </w:r>
+    </w:p>
+    <w:p>
+      <w:pPr>
+        <w:pStyle w:val="Heading2"/>
+        <w:keepNext/>
+        <w:keepLines/>
+        <w:spacing w:after="140" w:before="220"/>
+      </w:pPr>
+      <w:r>
+        <w:rPr>
+          <w:rFonts w:ascii="微软雅黑" w:cs="微软雅黑" w:eastAsia="微软雅黑" w:hAnsi="微软雅黑"/>
+          <w:sz w:val="21"/>
+          <w:szCs w:val="21"/>
+        </w:rPr>
+        <w:t xml:space="preserve">2.2 战斗覆盖层（battle-ui.js）——自 1497 行单体 UI 解耦</w:t>
+      </w:r>
+    </w:p>
+    <w:p>
+      <w:pPr>
+        <w:spacing w:after="40" w:before="40"/>
+      </w:pPr>
+      <w:r>
+        <w:rPr>
+          <w:rFonts w:ascii="微软雅黑" w:cs="微软雅黑" w:eastAsia="微软雅黑" w:hAnsi="微软雅黑"/>
+          <w:sz w:val="21"/>
+          <w:szCs w:val="21"/>
+        </w:rPr>
+        <w:t xml:space="preserve">马刀风云的战棋渲染/HUD/输入与菜单系统耦合在 </w:t>
+      </w:r>
+      <w:r>
+        <w:rPr>
+          <w:rFonts w:ascii="Consolas" w:cs="Consolas" w:eastAsia="Consolas" w:hAnsi="Consolas"/>
+          <w:b w:val="false"/>
+          <w:bCs w:val="false"/>
+          <w:sz w:val="19"/>
+          <w:szCs w:val="19"/>
+          <w:shd w:fill="F2F2F2" w:val="clear"/>
+        </w:rPr>
+        <w:t xml:space="preserve">ui.js</w:t>
+      </w:r>
+      <w:r>
+        <w:rPr>
+          <w:rFonts w:ascii="微软雅黑" w:cs="微软雅黑" w:eastAsia="微软雅黑" w:hAnsi="微软雅黑"/>
+          <w:sz w:val="21"/>
+          <w:szCs w:val="21"/>
+        </w:rPr>
+        <w:t xml:space="preserve">。解耦原则：</w:t>
+      </w:r>
+      <w:r>
+        <w:rPr>
+          <w:rFonts w:ascii="微软雅黑" w:cs="微软雅黑" w:eastAsia="微软雅黑" w:hAnsi="微软雅黑"/>
+          <w:b/>
+          <w:bCs/>
+          <w:sz w:val="21"/>
+          <w:szCs w:val="21"/>
+        </w:rPr>
+        <w:t xml:space="preserve">保留全部引擎钩子实现，删除全部菜单</w:t>
+      </w:r>
+      <w:r>
+        <w:rPr>
+          <w:rFonts w:ascii="微软雅黑" w:cs="微软雅黑" w:eastAsia="微软雅黑" w:hAnsi="微软雅黑"/>
+          <w:sz w:val="21"/>
+          <w:szCs w:val="21"/>
+        </w:rPr>
+        <w:t xml:space="preserve">。</w:t>
+      </w:r>
+    </w:p>
+    <w:p>
+      <w:pPr>
+        <w:pStyle w:val="ListParagraph"/>
+        <w:numPr>
+          <w:ilvl w:val="0"/>
+          <w:numId w:val="1"/>
+        </w:numPr>
+        <w:spacing w:after="20" w:before="20"/>
+      </w:pPr>
+      <w:r>
+        <w:rPr>
+          <w:rFonts w:ascii="微软雅黑" w:cs="微软雅黑" w:eastAsia="微软雅黑" w:hAnsi="微软雅黑"/>
+          <w:sz w:val="21"/>
+          <w:szCs w:val="21"/>
+        </w:rPr>
+        <w:t xml:space="preserve">保留：Canvas 渲染管线（宣纸底/砖墙/角楼旗帜/障碍地形/粒子/斩击/弹道/幽灵/暗角）、HUD 刷新、玩家阶段状态机、猜拳弹层、增益三选一、战斗内对话（打字机）、触屏适配。</w:t>
+      </w:r>
+    </w:p>
+    <w:p>
+      <w:pPr>
+        <w:pStyle w:val="ListParagraph"/>
+        <w:numPr>
+          <w:ilvl w:val="0"/>
+          <w:numId w:val="1"/>
+        </w:numPr>
+        <w:spacing w:after="20" w:before="20"/>
+      </w:pPr>
+      <w:r>
+        <w:rPr>
+          <w:rFonts w:ascii="微软雅黑" w:cs="微软雅黑" w:eastAsia="微软雅黑" w:hAnsi="微软雅黑"/>
+          <w:sz w:val="21"/>
+          <w:szCs w:val="21"/>
+        </w:rPr>
+        <w:t xml:space="preserve">替换：屏幕管理改为</w:t>
+      </w:r>
+      <w:r>
+        <w:rPr>
+          <w:rFonts w:ascii="微软雅黑" w:cs="微软雅黑" w:eastAsia="微软雅黑" w:hAnsi="微软雅黑"/>
+          <w:b/>
+          <w:bCs/>
+          <w:sz w:val="21"/>
+          <w:szCs w:val="21"/>
+        </w:rPr>
+        <w:t xml:space="preserve">全屏覆盖层</w:t>
+      </w:r>
+      <w:r>
+        <w:rPr>
+          <w:rFonts w:ascii="微软雅黑" w:cs="微软雅黑" w:eastAsia="微软雅黑" w:hAnsi="微软雅黑"/>
+          <w:sz w:val="21"/>
+          <w:szCs w:val="21"/>
+        </w:rPr>
+        <w:t xml:space="preserve">（</w:t>
+      </w:r>
+      <w:r>
+        <w:rPr>
+          <w:rFonts w:ascii="Consolas" w:cs="Consolas" w:eastAsia="Consolas" w:hAnsi="Consolas"/>
+          <w:b w:val="false"/>
+          <w:bCs w:val="false"/>
+          <w:sz w:val="19"/>
+          <w:szCs w:val="19"/>
+          <w:shd w:fill="F2F2F2" w:val="clear"/>
+        </w:rPr>
+        <w:t xml:space="preserve">#battle</w:t>
+      </w:r>
+      <w:r>
+        <w:rPr>
+          <w:rFonts w:ascii="微软雅黑" w:cs="微软雅黑" w:eastAsia="微软雅黑" w:hAnsi="微软雅黑"/>
+          <w:sz w:val="21"/>
+          <w:szCs w:val="21"/>
+        </w:rPr>
+        <w:t xml:space="preserve">，世界循环以 </w:t>
+      </w:r>
+      <w:r>
+        <w:rPr>
+          <w:rFonts w:ascii="Consolas" w:cs="Consolas" w:eastAsia="Consolas" w:hAnsi="Consolas"/>
+          <w:b w:val="false"/>
+          <w:bCs w:val="false"/>
+          <w:sz w:val="19"/>
+          <w:szCs w:val="19"/>
+          <w:shd w:fill="F2F2F2" w:val="clear"/>
+        </w:rPr>
+        <w:t xml:space="preserve">window.BATTLE_ACTIVE</w:t>
+      </w:r>
+      <w:r>
+        <w:rPr>
+          <w:rFonts w:ascii="微软雅黑" w:cs="微软雅黑" w:eastAsia="微软雅黑" w:hAnsi="微软雅黑"/>
+          <w:sz w:val="21"/>
+          <w:szCs w:val="21"/>
+        </w:rPr>
+        <w:t xml:space="preserve"> 暂停）；结算页不再直连关卡列表，改为渲染引擎统计 + </w:t>
+      </w:r>
+      <w:r>
+        <w:rPr>
+          <w:rFonts w:ascii="Consolas" w:cs="Consolas" w:eastAsia="Consolas" w:hAnsi="Consolas"/>
+          <w:b w:val="false"/>
+          <w:bCs w:val="false"/>
+          <w:sz w:val="19"/>
+          <w:szCs w:val="19"/>
+          <w:shd w:fill="F2F2F2" w:val="clear"/>
+        </w:rPr>
+        <w:t xml:space="preserve">SJI_BATTLE_HOOKS.onResult</w:t>
+      </w:r>
+      <w:r>
+        <w:rPr>
+          <w:rFonts w:ascii="微软雅黑" w:cs="微软雅黑" w:eastAsia="微软雅黑" w:hAnsi="微软雅黑"/>
+          <w:sz w:val="21"/>
+          <w:szCs w:val="21"/>
+        </w:rPr>
+        <w:t xml:space="preserve"> 返回的奖励/史评文案；说话人解析器统一马刀剧本键（</w:t>
+      </w:r>
+      <w:r>
+        <w:rPr>
+          <w:rFonts w:ascii="Consolas" w:cs="Consolas" w:eastAsia="Consolas" w:hAnsi="Consolas"/>
+          <w:b w:val="false"/>
+          <w:bCs w:val="false"/>
+          <w:sz w:val="19"/>
+          <w:szCs w:val="19"/>
+          <w:shd w:fill="F2F2F2" w:val="clear"/>
+        </w:rPr>
+        <w:t xml:space="preserve">豪/铭/上/问…</w:t>
+      </w:r>
+      <w:r>
+        <w:rPr>
+          <w:rFonts w:ascii="微软雅黑" w:cs="微软雅黑" w:eastAsia="微软雅黑" w:hAnsi="微软雅黑"/>
+          <w:sz w:val="21"/>
+          <w:szCs w:val="21"/>
+        </w:rPr>
+        <w:t xml:space="preserve">）与世界人物（</w:t>
+      </w:r>
+      <w:r>
+        <w:rPr>
+          <w:rFonts w:ascii="Consolas" w:cs="Consolas" w:eastAsia="Consolas" w:hAnsi="Consolas"/>
+          <w:b w:val="false"/>
+          <w:bCs w:val="false"/>
+          <w:sz w:val="19"/>
+          <w:szCs w:val="19"/>
+          <w:shd w:fill="F2F2F2" w:val="clear"/>
+        </w:rPr>
+        <w:t xml:space="preserve">PEOPLE_BY_ID/MINOR_FIGS</w:t>
+      </w:r>
+      <w:r>
+        <w:rPr>
+          <w:rFonts w:ascii="微软雅黑" w:cs="微软雅黑" w:eastAsia="微软雅黑" w:hAnsi="微软雅黑"/>
+          <w:sz w:val="21"/>
+          <w:szCs w:val="21"/>
+        </w:rPr>
+        <w:t xml:space="preserve">）。</w:t>
+      </w:r>
+    </w:p>
+    <w:p>
+      <w:pPr>
+        <w:pStyle w:val="ListParagraph"/>
+        <w:numPr>
+          <w:ilvl w:val="0"/>
+          <w:numId w:val="1"/>
+        </w:numPr>
+        <w:spacing w:after="20" w:before="20"/>
+      </w:pPr>
+      <w:r>
+        <w:rPr>
+          <w:rFonts w:ascii="微软雅黑" w:cs="微软雅黑" w:eastAsia="微软雅黑" w:hAnsi="微软雅黑"/>
+          <w:sz w:val="21"/>
+          <w:szCs w:val="21"/>
+        </w:rPr>
+        <w:t xml:space="preserve">自启动：</w:t>
+      </w:r>
+      <w:r>
+        <w:rPr>
+          <w:rFonts w:ascii="Consolas" w:cs="Consolas" w:eastAsia="Consolas" w:hAnsi="Consolas"/>
+          <w:b w:val="false"/>
+          <w:bCs w:val="false"/>
+          <w:sz w:val="19"/>
+          <w:szCs w:val="19"/>
+          <w:shd w:fill="F2F2F2" w:val="clear"/>
+        </w:rPr>
+        <w:t xml:space="preserve">DOMContentLoaded</w:t>
+      </w:r>
+      <w:r>
+        <w:rPr>
+          <w:rFonts w:ascii="微软雅黑" w:cs="微软雅黑" w:eastAsia="微软雅黑" w:hAnsi="微软雅黑"/>
+          <w:sz w:val="21"/>
+          <w:szCs w:val="21"/>
+        </w:rPr>
+        <w:t xml:space="preserve"> 自绑事件（马刀原版由其 main.js 启动，本作无此文件）。</w:t>
+      </w:r>
+    </w:p>
+    <w:p>
+      <w:pPr>
+        <w:pStyle w:val="Heading2"/>
+        <w:keepNext/>
+        <w:keepLines/>
+        <w:spacing w:after="140" w:before="220"/>
+      </w:pPr>
+      <w:r>
+        <w:rPr>
+          <w:rFonts w:ascii="微软雅黑" w:cs="微软雅黑" w:eastAsia="微软雅黑" w:hAnsi="微软雅黑"/>
+          <w:sz w:val="21"/>
+          <w:szCs w:val="21"/>
+        </w:rPr>
+        <w:t xml:space="preserve">2.3 任务驱动的主线（quests.js）——9 节高难关 + 7 条条件支线</w:t>
+      </w:r>
+    </w:p>
+    <w:p>
+      <w:pPr>
+        <w:spacing w:after="40" w:before="40"/>
+      </w:pPr>
+      <w:r>
+        <w:rPr>
+          <w:rFonts w:ascii="微软雅黑" w:cs="微软雅黑" w:eastAsia="微软雅黑" w:hAnsi="微软雅黑"/>
+          <w:sz w:val="21"/>
+          <w:szCs w:val="21"/>
+        </w:rPr>
+        <w:t xml:space="preserve">用户要求"完全重构剧情：开局即主线，给任务指引，满足条件进支线拿强力人物，主线都是高难关卡"。落地为 </w:t>
+      </w:r>
+      <w:r>
+        <w:rPr>
+          <w:rFonts w:ascii="Consolas" w:cs="Consolas" w:eastAsia="Consolas" w:hAnsi="Consolas"/>
+          <w:b w:val="false"/>
+          <w:bCs w:val="false"/>
+          <w:sz w:val="19"/>
+          <w:szCs w:val="19"/>
+          <w:shd w:fill="F2F2F2" w:val="clear"/>
+        </w:rPr>
+        <w:t xml:space="preserve">js/quests.js</w:t>
+      </w:r>
+      <w:r>
+        <w:rPr>
+          <w:rFonts w:ascii="微软雅黑" w:cs="微软雅黑" w:eastAsia="微软雅黑" w:hAnsi="微软雅黑"/>
+          <w:sz w:val="21"/>
+          <w:szCs w:val="21"/>
+        </w:rPr>
+        <w:t xml:space="preserve"> 的三张数据表 + 一套指引/结算逻辑：</w:t>
+      </w:r>
+    </w:p>
+    <w:p>
+      <w:pPr>
+        <w:pStyle w:val="ListParagraph"/>
+        <w:numPr>
+          <w:ilvl w:val="0"/>
+          <w:numId w:val="1"/>
+        </w:numPr>
+        <w:spacing w:after="20" w:before="20"/>
+      </w:pPr>
+      <w:r>
+        <w:rPr>
+          <w:rFonts w:ascii="微软雅黑" w:cs="微软雅黑" w:eastAsia="微软雅黑" w:hAnsi="微软雅黑"/>
+          <w:b/>
+          <w:bCs/>
+          <w:sz w:val="21"/>
+          <w:szCs w:val="21"/>
+        </w:rPr>
+        <w:t xml:space="preserve">难度自选（DIFFS）</w:t>
+      </w:r>
+      <w:r>
+        <w:rPr>
+          <w:rFonts w:ascii="微软雅黑" w:cs="微软雅黑" w:eastAsia="微软雅黑" w:hAnsi="微软雅黑"/>
+          <w:sz w:val="21"/>
+          <w:szCs w:val="21"/>
+        </w:rPr>
+        <w:t xml:space="preserve">：四档（0.8/1.0/1.3/1.6）。难度写入战斗层设置 </w:t>
+      </w:r>
+      <w:r>
+        <w:rPr>
+          <w:rFonts w:ascii="Consolas" w:cs="Consolas" w:eastAsia="Consolas" w:hAnsi="Consolas"/>
+          <w:b w:val="false"/>
+          <w:bCs w:val="false"/>
+          <w:sz w:val="19"/>
+          <w:szCs w:val="19"/>
+          <w:shd w:fill="F2F2F2" w:val="clear"/>
+        </w:rPr>
+        <w:t xml:space="preserve">SJI_SAVE.settings.lastDiff</w:t>
+      </w:r>
+      <w:r>
+        <w:rPr>
+          <w:rFonts w:ascii="微软雅黑" w:cs="微软雅黑" w:eastAsia="微软雅黑" w:hAnsi="微软雅黑"/>
+          <w:sz w:val="21"/>
+          <w:szCs w:val="21"/>
+        </w:rPr>
+        <w:t xml:space="preserve">，战斗引擎直接读（敌方行动点/伤害/血量/击破回血/狂攻），</w:t>
+      </w:r>
+      <w:r>
+        <w:rPr>
+          <w:rFonts w:ascii="微软雅黑" w:cs="微软雅黑" w:eastAsia="微软雅黑" w:hAnsi="微软雅黑"/>
+          <w:b/>
+          <w:bCs/>
+          <w:sz w:val="21"/>
+          <w:szCs w:val="21"/>
+        </w:rPr>
+        <w:t xml:space="preserve">任务赏格同步按倍率放大</w:t>
+      </w:r>
+      <w:r>
+        <w:rPr>
+          <w:rFonts w:ascii="微软雅黑" w:cs="微软雅黑" w:eastAsia="微软雅黑" w:hAnsi="微软雅黑"/>
+          <w:sz w:val="21"/>
+          <w:szCs w:val="21"/>
+        </w:rPr>
+        <w:t xml:space="preserve">——难度不是宽容度开关，而是收益与风险的同一个旋钮。开卷前弹出选择面板，之后可在设置里随时改。</w:t>
+      </w:r>
+    </w:p>
+    <w:p>
+      <w:pPr>
+        <w:pStyle w:val="ListParagraph"/>
+        <w:numPr>
+          <w:ilvl w:val="0"/>
+          <w:numId w:val="1"/>
+        </w:numPr>
+        <w:spacing w:after="20" w:before="20"/>
+      </w:pPr>
+      <w:r>
+        <w:rPr>
+          <w:rFonts w:ascii="微软雅黑" w:cs="微软雅黑" w:eastAsia="微软雅黑" w:hAnsi="微软雅黑"/>
+          <w:b/>
+          <w:bCs/>
+          <w:sz w:val="21"/>
+          <w:szCs w:val="21"/>
+        </w:rPr>
+        <w:t xml:space="preserve">主线 9 节（MAIN）</w:t>
+      </w:r>
+      <w:r>
+        <w:rPr>
+          <w:rFonts w:ascii="微软雅黑" w:cs="微软雅黑" w:eastAsia="微软雅黑" w:hAnsi="微软雅黑"/>
+          <w:sz w:val="21"/>
+          <w:szCs w:val="21"/>
+        </w:rPr>
+        <w:t xml:space="preserve">：初执马刀 → 实验三异能者 → 操场三国刀 → 世界马刀协会 → 七班刀合流 → 刀禁令风波 → 马刀之神 → 终焉之战 → 马刀的结局。每节皆高难关卡，形态是"</w:t>
+      </w:r>
+      <w:r>
+        <w:rPr>
+          <w:rFonts w:ascii="微软雅黑" w:cs="微软雅黑" w:eastAsia="微软雅黑" w:hAnsi="微软雅黑"/>
+          <w:b/>
+          <w:bCs/>
+          <w:sz w:val="21"/>
+          <w:szCs w:val="21"/>
+        </w:rPr>
+        <w:t xml:space="preserve">复用特则机制做 Boss 战</w:t>
+      </w:r>
+      <w:r>
+        <w:rPr>
+          <w:rFonts w:ascii="微软雅黑" w:cs="微软雅黑" w:eastAsia="微软雅黑" w:hAnsi="微软雅黑"/>
+          <w:sz w:val="21"/>
+          <w:szCs w:val="21"/>
+        </w:rPr>
+        <w:t xml:space="preserve">"：连波（</w:t>
+      </w:r>
+      <w:r>
+        <w:rPr>
+          <w:rFonts w:ascii="Consolas" w:cs="Consolas" w:eastAsia="Consolas" w:hAnsi="Consolas"/>
+          <w:b w:val="false"/>
+          <w:bCs w:val="false"/>
+          <w:sz w:val="19"/>
+          <w:szCs w:val="19"/>
+          <w:shd w:fill="F2F2F2" w:val="clear"/>
+        </w:rPr>
+        <w:t xml:space="preserve">waves</w:t>
+      </w:r>
+      <w:r>
+        <w:rPr>
+          <w:rFonts w:ascii="微软雅黑" w:cs="微软雅黑" w:eastAsia="微软雅黑" w:hAnsi="微软雅黑"/>
+          <w:sz w:val="21"/>
+          <w:szCs w:val="21"/>
+        </w:rPr>
+        <w:t xml:space="preserve"> 三阵连战、阵间回血）、血量缩放（</w:t>
+      </w:r>
+      <w:r>
+        <w:rPr>
+          <w:rFonts w:ascii="Consolas" w:cs="Consolas" w:eastAsia="Consolas" w:hAnsi="Consolas"/>
+          <w:b w:val="false"/>
+          <w:bCs w:val="false"/>
+          <w:sz w:val="19"/>
+          <w:szCs w:val="19"/>
+          <w:shd w:fill="F2F2F2" w:val="clear"/>
+        </w:rPr>
+        <w:t xml:space="preserve">hpScale</w:t>
+      </w:r>
+      <w:r>
+        <w:rPr>
+          <w:rFonts w:ascii="微软雅黑" w:cs="微软雅黑" w:eastAsia="微软雅黑" w:hAnsi="微软雅黑"/>
+          <w:sz w:val="21"/>
+          <w:szCs w:val="21"/>
+        </w:rPr>
+        <w:t xml:space="preserve"> 0.62–1.6）、强制难度（</w:t>
+      </w:r>
+      <w:r>
+        <w:rPr>
+          <w:rFonts w:ascii="Consolas" w:cs="Consolas" w:eastAsia="Consolas" w:hAnsi="Consolas"/>
+          <w:b w:val="false"/>
+          <w:bCs w:val="false"/>
+          <w:sz w:val="19"/>
+          <w:szCs w:val="19"/>
+          <w:shd w:fill="F2F2F2" w:val="clear"/>
+        </w:rPr>
+        <w:t xml:space="preserve">diff: 'hard'</w:t>
+      </w:r>
+      <w:r>
+        <w:rPr>
+          <w:rFonts w:ascii="微软雅黑" w:cs="微软雅黑" w:eastAsia="微软雅黑" w:hAnsi="微软雅黑"/>
+          <w:sz w:val="21"/>
+          <w:szCs w:val="21"/>
+        </w:rPr>
+        <w:t xml:space="preserve">）、以及在 §2.1b 那六条剧情特则上继续编排（</w:t>
+      </w:r>
+      <w:r>
+        <w:rPr>
+          <w:rFonts w:ascii="Consolas" w:cs="Consolas" w:eastAsia="Consolas" w:hAnsi="Consolas"/>
+          <w:b w:val="false"/>
+          <w:bCs w:val="false"/>
+          <w:sz w:val="19"/>
+          <w:szCs w:val="19"/>
+          <w:shd w:fill="F2F2F2" w:val="clear"/>
+        </w:rPr>
+        <w:t xml:space="preserve">dyad</w:t>
+      </w:r>
+      <w:r>
+        <w:rPr>
+          <w:rFonts w:ascii="微软雅黑" w:cs="微软雅黑" w:eastAsia="微软雅黑" w:hAnsi="微软雅黑"/>
+          <w:sz w:val="21"/>
+          <w:szCs w:val="21"/>
+        </w:rPr>
+        <w:t xml:space="preserve"> 二声部合唱 / </w:t>
+      </w:r>
+      <w:r>
+        <w:rPr>
+          <w:rFonts w:ascii="Consolas" w:cs="Consolas" w:eastAsia="Consolas" w:hAnsi="Consolas"/>
+          <w:b w:val="false"/>
+          <w:bCs w:val="false"/>
+          <w:sz w:val="19"/>
+          <w:szCs w:val="19"/>
+          <w:shd w:fill="F2F2F2" w:val="clear"/>
+        </w:rPr>
+        <w:t xml:space="preserve">uprising</w:t>
+      </w:r>
+      <w:r>
+        <w:rPr>
+          <w:rFonts w:ascii="微软雅黑" w:cs="微软雅黑" w:eastAsia="微软雅黑" w:hAnsi="微软雅黑"/>
+          <w:sz w:val="21"/>
+          <w:szCs w:val="21"/>
+        </w:rPr>
+        <w:t xml:space="preserve"> 起义援军 / </w:t>
+      </w:r>
+      <w:r>
+        <w:rPr>
+          <w:rFonts w:ascii="Consolas" w:cs="Consolas" w:eastAsia="Consolas" w:hAnsi="Consolas"/>
+          <w:b w:val="false"/>
+          <w:bCs w:val="false"/>
+          <w:sz w:val="19"/>
+          <w:szCs w:val="19"/>
+          <w:shd w:fill="F2F2F2" w:val="clear"/>
+        </w:rPr>
+        <w:t xml:space="preserve">chaos</w:t>
+      </w:r>
+      <w:r>
+        <w:rPr>
+          <w:rFonts w:ascii="微软雅黑" w:cs="微软雅黑" w:eastAsia="微软雅黑" w:hAnsi="微软雅黑"/>
+          <w:sz w:val="21"/>
+          <w:szCs w:val="21"/>
+        </w:rPr>
+        <w:t xml:space="preserve"> 同门相争）。</w:t>
+      </w:r>
+    </w:p>
+    <w:p>
+      <w:pPr>
+        <w:pStyle w:val="ListParagraph"/>
+        <w:numPr>
+          <w:ilvl w:val="0"/>
+          <w:numId w:val="1"/>
+        </w:numPr>
+        <w:spacing w:after="20" w:before="20"/>
+      </w:pPr>
+      <w:r>
+        <w:rPr>
+          <w:rFonts w:ascii="微软雅黑" w:cs="微软雅黑" w:eastAsia="微软雅黑" w:hAnsi="微软雅黑"/>
+          <w:b/>
+          <w:bCs/>
+          <w:sz w:val="21"/>
+          <w:szCs w:val="21"/>
+        </w:rPr>
+        <w:t xml:space="preserve">支线 7 条（SIDE）</w:t>
+      </w:r>
+      <w:r>
+        <w:rPr>
+          <w:rFonts w:ascii="微软雅黑" w:cs="微软雅黑" w:eastAsia="微软雅黑" w:hAnsi="微软雅黑"/>
+          <w:sz w:val="21"/>
+          <w:szCs w:val="21"/>
+        </w:rPr>
+        <w:t xml:space="preserve">：触发条件是</w:t>
+      </w:r>
+      <w:r>
+        <w:rPr>
+          <w:rFonts w:ascii="微软雅黑" w:cs="微软雅黑" w:eastAsia="微软雅黑" w:hAnsi="微软雅黑"/>
+          <w:b/>
+          <w:bCs/>
+          <w:sz w:val="21"/>
+          <w:szCs w:val="21"/>
+        </w:rPr>
+        <w:t xml:space="preserve">好感 / 胜场 / 战绩记录</w:t>
+      </w:r>
+      <w:r>
+        <w:rPr>
+          <w:rFonts w:ascii="微软雅黑" w:cs="微软雅黑" w:eastAsia="微软雅黑" w:hAnsi="微软雅黑"/>
+          <w:sz w:val="21"/>
+          <w:szCs w:val="21"/>
+        </w:rPr>
+        <w:t xml:space="preserve">三类（</w:t>
+      </w:r>
+      <w:r>
+        <w:rPr>
+          <w:rFonts w:ascii="Consolas" w:cs="Consolas" w:eastAsia="Consolas" w:hAnsi="Consolas"/>
+          <w:b w:val="false"/>
+          <w:bCs w:val="false"/>
+          <w:sz w:val="19"/>
+          <w:szCs w:val="19"/>
+          <w:shd w:fill="F2F2F2" w:val="clear"/>
+        </w:rPr>
+        <w:t xml:space="preserve">cond()</w:t>
+      </w:r>
+      <w:r>
+        <w:rPr>
+          <w:rFonts w:ascii="微软雅黑" w:cs="微软雅黑" w:eastAsia="微软雅黑" w:hAnsi="微软雅黑"/>
+          <w:sz w:val="21"/>
+          <w:szCs w:val="21"/>
+        </w:rPr>
+        <w:t xml:space="preserve"> 纯函数判定：</w:t>
+      </w:r>
+      <w:r>
+        <w:rPr>
+          <w:rFonts w:ascii="Consolas" w:cs="Consolas" w:eastAsia="Consolas" w:hAnsi="Consolas"/>
+          <w:b w:val="false"/>
+          <w:bCs w:val="false"/>
+          <w:sz w:val="19"/>
+          <w:szCs w:val="19"/>
+          <w:shd w:fill="F2F2F2" w:val="clear"/>
+        </w:rPr>
+        <w:t xml:space="preserve">Engine.favorOf('dage') &gt;= 20</w:t>
+      </w:r>
+      <w:r>
+        <w:rPr>
+          <w:rFonts w:ascii="微软雅黑" w:cs="微软雅黑" w:eastAsia="微软雅黑" w:hAnsi="微软雅黑"/>
+          <w:sz w:val="21"/>
+          <w:szCs w:val="21"/>
+        </w:rPr>
+        <w:t xml:space="preserve">、</w:t>
+      </w:r>
+      <w:r>
+        <w:rPr>
+          <w:rFonts w:ascii="Consolas" w:cs="Consolas" w:eastAsia="Consolas" w:hAnsi="Consolas"/>
+          <w:b w:val="false"/>
+          <w:bCs w:val="false"/>
+          <w:sz w:val="19"/>
+          <w:szCs w:val="19"/>
+          <w:shd w:fill="F2F2F2" w:val="clear"/>
+        </w:rPr>
+        <w:t xml:space="preserve">(G.wins||0) &gt;= 10</w:t>
+      </w:r>
+      <w:r>
+        <w:rPr>
+          <w:rFonts w:ascii="微软雅黑" w:cs="微软雅黑" w:eastAsia="微软雅黑" w:hAnsi="微软雅黑"/>
+          <w:sz w:val="21"/>
+          <w:szCs w:val="21"/>
+        </w:rPr>
+        <w:t xml:space="preserve">、</w:t>
+      </w:r>
+      <w:r>
+        <w:rPr>
+          <w:rFonts w:ascii="Consolas" w:cs="Consolas" w:eastAsia="Consolas" w:hAnsi="Consolas"/>
+          <w:b w:val="false"/>
+          <w:bCs w:val="false"/>
+          <w:sz w:val="19"/>
+          <w:szCs w:val="19"/>
+          <w:shd w:fill="F2F2F2" w:val="clear"/>
+        </w:rPr>
+        <w:t xml:space="preserve">Blades.hasCard('luhao')</w:t>
+      </w:r>
+      <w:r>
+        <w:rPr>
+          <w:rFonts w:ascii="微软雅黑" w:cs="微软雅黑" w:eastAsia="微软雅黑" w:hAnsi="微软雅黑"/>
+          <w:sz w:val="21"/>
+          <w:szCs w:val="21"/>
+        </w:rPr>
+        <w:t xml:space="preserve">）。完成支线解锁</w:t>
+      </w:r>
+      <w:r>
+        <w:rPr>
+          <w:rFonts w:ascii="微软雅黑" w:cs="微软雅黑" w:eastAsia="微软雅黑" w:hAnsi="微软雅黑"/>
+          <w:b/>
+          <w:bCs/>
+          <w:sz w:val="21"/>
+          <w:szCs w:val="21"/>
+        </w:rPr>
+        <w:t xml:space="preserve">强力人物</w:t>
+      </w:r>
+      <w:r>
+        <w:rPr>
+          <w:rFonts w:ascii="微软雅黑" w:cs="微软雅黑" w:eastAsia="微软雅黑" w:hAnsi="微软雅黑"/>
+          <w:sz w:val="21"/>
+          <w:szCs w:val="21"/>
+        </w:rPr>
+        <w:t xml:space="preserve">（进 </w:t>
+      </w:r>
+      <w:r>
+        <w:rPr>
+          <w:rFonts w:ascii="Consolas" w:cs="Consolas" w:eastAsia="Consolas" w:hAnsi="Consolas"/>
+          <w:b w:val="false"/>
+          <w:bCs w:val="false"/>
+          <w:sz w:val="19"/>
+          <w:szCs w:val="19"/>
+          <w:shd w:fill="F2F2F2" w:val="clear"/>
+        </w:rPr>
+        <w:t xml:space="preserve">G.roster</w:t>
+      </w:r>
+      <w:r>
+        <w:rPr>
+          <w:rFonts w:ascii="微软雅黑" w:cs="微软雅黑" w:eastAsia="微软雅黑" w:hAnsi="微软雅黑"/>
+          <w:sz w:val="21"/>
+          <w:szCs w:val="21"/>
+        </w:rPr>
+        <w:t xml:space="preserve"> 出战名册）或稀有刀卡。</w:t>
+      </w:r>
+    </w:p>
+    <w:p>
+      <w:pPr>
+        <w:pStyle w:val="ListParagraph"/>
+        <w:numPr>
+          <w:ilvl w:val="0"/>
+          <w:numId w:val="1"/>
+        </w:numPr>
+        <w:spacing w:after="20" w:before="20"/>
+      </w:pPr>
+      <w:r>
+        <w:rPr>
+          <w:rFonts w:ascii="微软雅黑" w:cs="微软雅黑" w:eastAsia="微软雅黑" w:hAnsi="微软雅黑"/>
+          <w:b/>
+          <w:bCs/>
+          <w:sz w:val="21"/>
+          <w:szCs w:val="21"/>
+        </w:rPr>
+        <w:t xml:space="preserve">点将出征（</w:t>
+      </w:r>
+      <w:r>
+        <w:rPr>
+          <w:rFonts w:ascii="Consolas" w:cs="Consolas" w:eastAsia="Consolas" w:hAnsi="Consolas"/>
+          <w:b/>
+          <w:bCs/>
+          <w:sz w:val="19"/>
+          <w:szCs w:val="19"/>
+          <w:shd w:fill="F2F2F2" w:val="clear"/>
+        </w:rPr>
+        <w:t xml:space="preserve">pickAndStart</w:t>
+      </w:r>
+      <w:r>
+        <w:rPr>
+          <w:rFonts w:ascii="微软雅黑" w:cs="微软雅黑" w:eastAsia="微软雅黑" w:hAnsi="微软雅黑"/>
+          <w:b/>
+          <w:bCs/>
+          <w:sz w:val="21"/>
+          <w:szCs w:val="21"/>
+        </w:rPr>
+        <w:t xml:space="preserve">）</w:t>
+      </w:r>
+      <w:r>
+        <w:rPr>
+          <w:rFonts w:ascii="微软雅黑" w:cs="微软雅黑" w:eastAsia="微软雅黑" w:hAnsi="微软雅黑"/>
+          <w:sz w:val="21"/>
+          <w:szCs w:val="21"/>
+        </w:rPr>
+        <w:t xml:space="preserve">：名册多于一人时，接战前弹出选择面板。音克思保有刀谱与修炼加成；他人以本卡出战，但</w:t>
+      </w:r>
+      <w:r>
+        <w:rPr>
+          <w:rFonts w:ascii="微软雅黑" w:cs="微软雅黑" w:eastAsia="微软雅黑" w:hAnsi="微软雅黑"/>
+          <w:b/>
+          <w:bCs/>
+          <w:sz w:val="21"/>
+          <w:szCs w:val="21"/>
+        </w:rPr>
+        <w:t xml:space="preserve">稀有刀卡与道具按名册共享</w:t>
+      </w:r>
+      <w:r>
+        <w:rPr>
+          <w:rFonts w:ascii="微软雅黑" w:cs="微软雅黑" w:eastAsia="微软雅黑" w:hAnsi="微软雅黑"/>
+          <w:sz w:val="21"/>
+          <w:szCs w:val="21"/>
+        </w:rPr>
+        <w:t xml:space="preserve">——把"解锁人物"做成真的可用，而不只是图鉴条目。</w:t>
+      </w:r>
+    </w:p>
+    <w:p>
+      <w:pPr>
+        <w:pStyle w:val="ListParagraph"/>
+        <w:numPr>
+          <w:ilvl w:val="0"/>
+          <w:numId w:val="1"/>
+        </w:numPr>
+        <w:spacing w:after="20" w:before="20"/>
+      </w:pPr>
+      <w:r>
+        <w:rPr>
+          <w:rFonts w:ascii="微软雅黑" w:cs="微软雅黑" w:eastAsia="微软雅黑" w:hAnsi="微软雅黑"/>
+          <w:b/>
+          <w:bCs/>
+          <w:sz w:val="21"/>
+          <w:szCs w:val="21"/>
+        </w:rPr>
+        <w:t xml:space="preserve">指引 UI</w:t>
+      </w:r>
+      <w:r>
+        <w:rPr>
+          <w:rFonts w:ascii="微软雅黑" w:cs="微软雅黑" w:eastAsia="微软雅黑" w:hAnsi="微软雅黑"/>
+          <w:sz w:val="21"/>
+          <w:szCs w:val="21"/>
+        </w:rPr>
+        <w:t xml:space="preserve">：HUD 右侧 </w:t>
+      </w:r>
+      <w:r>
+        <w:rPr>
+          <w:rFonts w:ascii="Consolas" w:cs="Consolas" w:eastAsia="Consolas" w:hAnsi="Consolas"/>
+          <w:b w:val="false"/>
+          <w:bCs w:val="false"/>
+          <w:sz w:val="19"/>
+          <w:szCs w:val="19"/>
+          <w:shd w:fill="F2F2F2" w:val="clear"/>
+        </w:rPr>
+        <w:t xml:space="preserve">#questcard</w:t>
+      </w:r>
+      <w:r>
+        <w:rPr>
+          <w:rFonts w:ascii="微软雅黑" w:cs="微软雅黑" w:eastAsia="微软雅黑" w:hAnsi="微软雅黑"/>
+          <w:sz w:val="21"/>
+          <w:szCs w:val="21"/>
+        </w:rPr>
+        <w:t xml:space="preserve"> 常驻显示当前主线（名称/目标/提示）+ 可接支线 + 「前往」一键直达（跨场景传送 + 自动寻路走位）；世界地图上画出「令」（主线，金）/「刀」（支线，绿）气泡，可点击、可靠近出交互条。</w:t>
+      </w:r>
+    </w:p>
+    <w:p>
+      <w:pPr>
+        <w:pStyle w:val="ListParagraph"/>
+        <w:numPr>
+          <w:ilvl w:val="0"/>
+          <w:numId w:val="1"/>
+        </w:numPr>
+        <w:spacing w:after="20" w:before="20"/>
+      </w:pPr>
+      <w:r>
+        <w:rPr>
+          <w:rFonts w:ascii="微软雅黑" w:cs="微软雅黑" w:eastAsia="微软雅黑" w:hAnsi="微软雅黑"/>
+          <w:b/>
+          <w:bCs/>
+          <w:sz w:val="21"/>
+          <w:szCs w:val="21"/>
+        </w:rPr>
+        <w:t xml:space="preserve">赏格结算（</w:t>
+      </w:r>
+      <w:r>
+        <w:rPr>
+          <w:rFonts w:ascii="Consolas" w:cs="Consolas" w:eastAsia="Consolas" w:hAnsi="Consolas"/>
+          <w:b/>
+          <w:bCs/>
+          <w:sz w:val="19"/>
+          <w:szCs w:val="19"/>
+          <w:shd w:fill="F2F2F2" w:val="clear"/>
+        </w:rPr>
+        <w:t xml:space="preserve">complete</w:t>
+      </w:r>
+      <w:r>
+        <w:rPr>
+          <w:rFonts w:ascii="微软雅黑" w:cs="微软雅黑" w:eastAsia="微软雅黑" w:hAnsi="微软雅黑"/>
+          <w:b/>
+          <w:bCs/>
+          <w:sz w:val="21"/>
+          <w:szCs w:val="21"/>
+        </w:rPr>
+        <w:t xml:space="preserve">）</w:t>
+      </w:r>
+      <w:r>
+        <w:rPr>
+          <w:rFonts w:ascii="微软雅黑" w:cs="微软雅黑" w:eastAsia="微软雅黑" w:hAnsi="微软雅黑"/>
+          <w:sz w:val="21"/>
+          <w:szCs w:val="21"/>
+        </w:rPr>
+        <w:t xml:space="preserve">：零花钱/声望按难度倍率结算、稀有刀卡入谱、强力人物入册、成就「听令行事」、自动推进主线并刷新指引卡。</w:t>
+      </w:r>
+    </w:p>
+    <w:p>
+      <w:pPr>
+        <w:pStyle w:val="Heading2"/>
+        <w:keepNext/>
+        <w:keepLines/>
+        <w:spacing w:after="140" w:before="220"/>
+      </w:pPr>
+      <w:r>
+        <w:rPr>
+          <w:rFonts w:ascii="微软雅黑" w:cs="微软雅黑" w:eastAsia="微软雅黑" w:hAnsi="微软雅黑"/>
+          <w:sz w:val="21"/>
+          <w:szCs w:val="21"/>
+        </w:rPr>
+        <w:t xml:space="preserve">2.3b 时间线解耦——把"睡觉推进章节"换成"主线推进章节"</w:t>
+      </w:r>
+    </w:p>
+    <w:p>
+      <w:pPr>
+        <w:spacing w:after="40" w:before="40"/>
+      </w:pPr>
+      <w:r>
+        <w:rPr>
+          <w:rFonts w:ascii="微软雅黑" w:cs="微软雅黑" w:eastAsia="微软雅黑" w:hAnsi="微软雅黑"/>
+          <w:sz w:val="21"/>
+          <w:szCs w:val="21"/>
+        </w:rPr>
+        <w:t xml:space="preserve">原架构的骨架是「17 章 × 每天 4 时段 × 行动点」：</w:t>
+      </w:r>
+      <w:r>
+        <w:rPr>
+          <w:rFonts w:ascii="Consolas" w:cs="Consolas" w:eastAsia="Consolas" w:hAnsi="Consolas"/>
+          <w:b w:val="false"/>
+          <w:bCs w:val="false"/>
+          <w:sz w:val="19"/>
+          <w:szCs w:val="19"/>
+          <w:shd w:fill="F2F2F2" w:val="clear"/>
+        </w:rPr>
+        <w:t xml:space="preserve">G.ch</w:t>
+      </w:r>
+      <w:r>
+        <w:rPr>
+          <w:rFonts w:ascii="微软雅黑" w:cs="微软雅黑" w:eastAsia="微软雅黑" w:hAnsi="微软雅黑"/>
+          <w:sz w:val="21"/>
+          <w:szCs w:val="21"/>
+        </w:rPr>
+        <w:t xml:space="preserve"> 靠睡够天数递增，事件按时段窗口出现，探索要花行动点。这与"自由开放世界"直接冲突。重构做法是</w:t>
+      </w:r>
+      <w:r>
+        <w:rPr>
+          <w:rFonts w:ascii="微软雅黑" w:cs="微软雅黑" w:eastAsia="微软雅黑" w:hAnsi="微软雅黑"/>
+          <w:b/>
+          <w:bCs/>
+          <w:sz w:val="21"/>
+          <w:szCs w:val="21"/>
+        </w:rPr>
+        <w:t xml:space="preserve">把时间线降级为风味，把任务升级为骨架</w:t>
+      </w:r>
+      <w:r>
+        <w:rPr>
+          <w:rFonts w:ascii="微软雅黑" w:cs="微软雅黑" w:eastAsia="微软雅黑" w:hAnsi="微软雅黑"/>
+          <w:sz w:val="21"/>
+          <w:szCs w:val="21"/>
+        </w:rPr>
+        <w:t xml:space="preserve">：</w:t>
+      </w:r>
+    </w:p>
+    <w:tbl>
+      <w:tblPr>
+        <w:tblW w:type="dxa" w:w="9360"/>
+        <w:tblBorders>
+          <w:top w:val="single" w:color="auto" w:sz="4"/>
+          <w:left w:val="single" w:color="auto" w:sz="4"/>
+          <w:bottom w:val="single" w:color="auto" w:sz="4"/>
+          <w:right w:val="single" w:color="auto" w:sz="4"/>
+          <w:insideH w:val="single" w:color="auto" w:sz="4"/>
+          <w:insideV w:val="single" w:color="auto" w:sz="4"/>
+        </w:tblBorders>
+      </w:tblPr>
+      <w:tblGrid>
+        <w:gridCol w:w="3120"/>
+        <w:gridCol w:w="3120"/>
+        <w:gridCol w:w="3120"/>
+      </w:tblGrid>
+      <w:tr>
+        <w:trPr>
+          <w:cantSplit/>
+          <w:tblHeader/>
+        </w:trPr>
+        <w:tc>
+          <w:tcPr>
+            <w:tcW w:type="dxa" w:w="3120"/>
+            <w:tcBorders>
+              <w:top w:val="single" w:color="BFBFBF" w:sz="1"/>
+              <w:left w:val="single" w:color="BFBFBF" w:sz="1"/>
+              <w:bottom w:val="single" w:color="BFBFBF" w:sz="1"/>
+              <w:right w:val="single" w:color="BFBFBF" w:sz="1"/>
+            </w:tcBorders>
+            <w:shd w:fill="EDE4C8" w:val="clear"/>
+            <w:tcMar>
+              <w:top w:type="dxa" w:w="60"/>
+              <w:left w:type="dxa" w:w="100"/>
+              <w:bottom w:type="dxa" w:w="60"/>
+              <w:right w:type="dxa" w:w="100"/>
+            </w:tcMar>
+          </w:tcPr>
+          <w:p>
+            <w:pPr>
+              <w:spacing w:after="20" w:before="20"/>
+            </w:pPr>
+            <w:r>
+              <w:rPr>
+                <w:rFonts w:ascii="微软雅黑" w:cs="微软雅黑" w:eastAsia="微软雅黑" w:hAnsi="微软雅黑"/>
+                <w:sz w:val="21"/>
+                <w:szCs w:val="21"/>
+              </w:rPr>
+              <w:t xml:space="preserve">维度</w:t>
+            </w:r>
+          </w:p>
+        </w:tc>
+        <w:tc>
+          <w:tcPr>
+            <w:tcW w:type="dxa" w:w="3120"/>
+            <w:tcBorders>
+              <w:top w:val="single" w:color="BFBFBF" w:sz="1"/>
+              <w:left w:val="single" w:color="BFBFBF" w:sz="1"/>
+              <w:bottom w:val="single" w:color="BFBFBF" w:sz="1"/>
+              <w:right w:val="single" w:color="BFBFBF" w:sz="1"/>
+            </w:tcBorders>
+            <w:shd w:fill="EDE4C8" w:val="clear"/>
+            <w:tcMar>
+              <w:top w:type="dxa" w:w="60"/>
+              <w:left w:type="dxa" w:w="100"/>
+              <w:bottom w:type="dxa" w:w="60"/>
+              <w:right w:type="dxa" w:w="100"/>
+            </w:tcMar>
+          </w:tcPr>
+          <w:p>
+            <w:pPr>
+              <w:spacing w:after="20" w:before="20"/>
+            </w:pPr>
+            <w:r>
+              <w:rPr>
+                <w:rFonts w:ascii="微软雅黑" w:cs="微软雅黑" w:eastAsia="微软雅黑" w:hAnsi="微软雅黑"/>
+                <w:sz w:val="21"/>
+                <w:szCs w:val="21"/>
+              </w:rPr>
+              <w:t xml:space="preserve">原</w:t>
+            </w:r>
+          </w:p>
+        </w:tc>
+        <w:tc>
+          <w:tcPr>
+            <w:tcW w:type="dxa" w:w="3120"/>
+            <w:tcBorders>
+              <w:top w:val="single" w:color="BFBFBF" w:sz="1"/>
+              <w:left w:val="single" w:color="BFBFBF" w:sz="1"/>
+              <w:bottom w:val="single" w:color="BFBFBF" w:sz="1"/>
+              <w:right w:val="single" w:color="BFBFBF" w:sz="1"/>
+            </w:tcBorders>
+            <w:shd w:fill="EDE4C8" w:val="clear"/>
+            <w:tcMar>
+              <w:top w:type="dxa" w:w="60"/>
+              <w:left w:type="dxa" w:w="100"/>
+              <w:bottom w:type="dxa" w:w="60"/>
+              <w:right w:type="dxa" w:w="100"/>
+            </w:tcMar>
+          </w:tcPr>
+          <w:p>
+            <w:pPr>
+              <w:spacing w:after="20" w:before="20"/>
+            </w:pPr>
+            <w:r>
+              <w:rPr>
+                <w:rFonts w:ascii="微软雅黑" w:cs="微软雅黑" w:eastAsia="微软雅黑" w:hAnsi="微软雅黑"/>
+                <w:sz w:val="21"/>
+                <w:szCs w:val="21"/>
+              </w:rPr>
+              <w:t xml:space="preserve">现</w:t>
+            </w:r>
+          </w:p>
+        </w:tc>
+      </w:tr>
+      <w:tr>
+        <w:trPr>
+          <w:cantSplit/>
+          <w:tblHeader w:val="false"/>
+        </w:trPr>
+        <w:tc>
+          <w:tcPr>
+            <w:tcW w:type="dxa" w:w="3120"/>
+            <w:tcBorders>
+              <w:top w:val="single" w:color="BFBFBF" w:sz="1"/>
+              <w:left w:val="single" w:color="BFBFBF" w:sz="1"/>
+              <w:bottom w:val="single" w:color="BFBFBF" w:sz="1"/>
+              <w:right w:val="single" w:color="BFBFBF" w:sz="1"/>
+            </w:tcBorders>
+            <w:tcMar>
+              <w:top w:type="dxa" w:w="60"/>
+              <w:left w:type="dxa" w:w="100"/>
+              <w:bottom w:type="dxa" w:w="60"/>
+              <w:right w:type="dxa" w:w="100"/>
+            </w:tcMar>
+          </w:tcPr>
+          <w:p>
+            <w:pPr>
+              <w:spacing w:after="20" w:before="20"/>
+            </w:pPr>
+            <w:r>
+              <w:rPr>
+                <w:rFonts w:ascii="微软雅黑" w:cs="微软雅黑" w:eastAsia="微软雅黑" w:hAnsi="微软雅黑"/>
+                <w:sz w:val="21"/>
+                <w:szCs w:val="21"/>
+              </w:rPr>
+              <w:t xml:space="preserve">章节 </w:t>
+            </w:r>
+            <w:r>
+              <w:rPr>
+                <w:rFonts w:ascii="Consolas" w:cs="Consolas" w:eastAsia="Consolas" w:hAnsi="Consolas"/>
+                <w:b w:val="false"/>
+                <w:bCs w:val="false"/>
+                <w:sz w:val="19"/>
+                <w:szCs w:val="19"/>
+                <w:shd w:fill="F2F2F2" w:val="clear"/>
+              </w:rPr>
+              <w:t xml:space="preserve">G.ch</w:t>
+            </w:r>
+          </w:p>
+        </w:tc>
+        <w:tc>
+          <w:tcPr>
+            <w:tcW w:type="dxa" w:w="3120"/>
+            <w:tcBorders>
+              <w:top w:val="single" w:color="BFBFBF" w:sz="1"/>
+              <w:left w:val="single" w:color="BFBFBF" w:sz="1"/>
+              <w:bottom w:val="single" w:color="BFBFBF" w:sz="1"/>
+              <w:right w:val="single" w:color="BFBFBF" w:sz="1"/>
+            </w:tcBorders>
+            <w:tcMar>
+              <w:top w:type="dxa" w:w="60"/>
+              <w:left w:type="dxa" w:w="100"/>
+              <w:bottom w:type="dxa" w:w="60"/>
+              <w:right w:type="dxa" w:w="100"/>
+            </w:tcMar>
+          </w:tcPr>
+          <w:p>
+            <w:pPr>
+              <w:spacing w:after="20" w:before="20"/>
+            </w:pPr>
+            <w:r>
+              <w:rPr>
+                <w:rFonts w:ascii="微软雅黑" w:cs="微软雅黑" w:eastAsia="微软雅黑" w:hAnsi="微软雅黑"/>
+                <w:sz w:val="21"/>
+                <w:szCs w:val="21"/>
+              </w:rPr>
+              <w:t xml:space="preserve">睡够 </w:t>
+            </w:r>
+            <w:r>
+              <w:rPr>
+                <w:rFonts w:ascii="Consolas" w:cs="Consolas" w:eastAsia="Consolas" w:hAnsi="Consolas"/>
+                <w:b w:val="false"/>
+                <w:bCs w:val="false"/>
+                <w:sz w:val="19"/>
+                <w:szCs w:val="19"/>
+                <w:shd w:fill="F2F2F2" w:val="clear"/>
+              </w:rPr>
+              <w:t xml:space="preserve">chDef().days</w:t>
+            </w:r>
+            <w:r>
+              <w:rPr>
+                <w:rFonts w:ascii="微软雅黑" w:cs="微软雅黑" w:eastAsia="微软雅黑" w:hAnsi="微软雅黑"/>
+                <w:sz w:val="21"/>
+                <w:szCs w:val="21"/>
+              </w:rPr>
+              <w:t xml:space="preserve"> 天 → 下章</w:t>
+            </w:r>
+          </w:p>
+        </w:tc>
+        <w:tc>
+          <w:tcPr>
+            <w:tcW w:type="dxa" w:w="3120"/>
+            <w:tcBorders>
+              <w:top w:val="single" w:color="BFBFBF" w:sz="1"/>
+              <w:left w:val="single" w:color="BFBFBF" w:sz="1"/>
+              <w:bottom w:val="single" w:color="BFBFBF" w:sz="1"/>
+              <w:right w:val="single" w:color="BFBFBF" w:sz="1"/>
+            </w:tcBorders>
+            <w:tcMar>
+              <w:top w:type="dxa" w:w="60"/>
+              <w:left w:type="dxa" w:w="100"/>
+              <w:bottom w:type="dxa" w:w="60"/>
+              <w:right w:type="dxa" w:w="100"/>
+            </w:tcMar>
+          </w:tcPr>
+          <w:p>
+            <w:pPr>
+              <w:spacing w:after="20" w:before="20"/>
+            </w:pPr>
+            <w:r>
+              <w:rPr>
+                <w:rFonts w:ascii="Consolas" w:cs="Consolas" w:eastAsia="Consolas" w:hAnsi="Consolas"/>
+                <w:b w:val="false"/>
+                <w:bCs w:val="false"/>
+                <w:sz w:val="19"/>
+                <w:szCs w:val="19"/>
+                <w:shd w:fill="F2F2F2" w:val="clear"/>
+              </w:rPr>
+              <w:t xml:space="preserve">Quests.chapterNow()</w:t>
+            </w:r>
+            <w:r>
+              <w:rPr>
+                <w:rFonts w:ascii="微软雅黑" w:cs="微软雅黑" w:eastAsia="微软雅黑" w:hAnsi="微软雅黑"/>
+                <w:sz w:val="21"/>
+                <w:szCs w:val="21"/>
+              </w:rPr>
+              <w:t xml:space="preserve"> 由主线完成度映射（m1→1、m4→8、m6→12、m9→16），</w:t>
+            </w:r>
+            <w:r>
+              <w:rPr>
+                <w:rFonts w:ascii="Consolas" w:cs="Consolas" w:eastAsia="Consolas" w:hAnsi="Consolas"/>
+                <w:b w:val="false"/>
+                <w:bCs w:val="false"/>
+                <w:sz w:val="19"/>
+                <w:szCs w:val="19"/>
+                <w:shd w:fill="F2F2F2" w:val="clear"/>
+              </w:rPr>
+              <w:t xml:space="preserve">Engine.syncChapter()</w:t>
+            </w:r>
+            <w:r>
+              <w:rPr>
+                <w:rFonts w:ascii="微软雅黑" w:cs="微软雅黑" w:eastAsia="微软雅黑" w:hAnsi="微软雅黑"/>
+                <w:sz w:val="21"/>
+                <w:szCs w:val="21"/>
+              </w:rPr>
+              <w:t xml:space="preserve"> 单向推进，只进不退</w:t>
+            </w:r>
+          </w:p>
+        </w:tc>
+      </w:tr>
+      <w:tr>
+        <w:trPr>
+          <w:cantSplit/>
+          <w:tblHeader w:val="false"/>
+        </w:trPr>
+        <w:tc>
+          <w:tcPr>
+            <w:tcW w:type="dxa" w:w="3120"/>
+            <w:tcBorders>
+              <w:top w:val="single" w:color="BFBFBF" w:sz="1"/>
+              <w:left w:val="single" w:color="BFBFBF" w:sz="1"/>
+              <w:bottom w:val="single" w:color="BFBFBF" w:sz="1"/>
+              <w:right w:val="single" w:color="BFBFBF" w:sz="1"/>
+            </w:tcBorders>
+            <w:tcMar>
+              <w:top w:type="dxa" w:w="60"/>
+              <w:left w:type="dxa" w:w="100"/>
+              <w:bottom w:type="dxa" w:w="60"/>
+              <w:right w:type="dxa" w:w="100"/>
+            </w:tcMar>
+          </w:tcPr>
+          <w:p>
+            <w:pPr>
+              <w:spacing w:after="20" w:before="20"/>
+            </w:pPr>
+            <w:r>
+              <w:rPr>
+                <w:rFonts w:ascii="微软雅黑" w:cs="微软雅黑" w:eastAsia="微软雅黑" w:hAnsi="微软雅黑"/>
+                <w:sz w:val="21"/>
+                <w:szCs w:val="21"/>
+              </w:rPr>
+              <w:t xml:space="preserve">事件可见性</w:t>
+            </w:r>
+          </w:p>
+        </w:tc>
+        <w:tc>
+          <w:tcPr>
+            <w:tcW w:type="dxa" w:w="3120"/>
+            <w:tcBorders>
+              <w:top w:val="single" w:color="BFBFBF" w:sz="1"/>
+              <w:left w:val="single" w:color="BFBFBF" w:sz="1"/>
+              <w:bottom w:val="single" w:color="BFBFBF" w:sz="1"/>
+              <w:right w:val="single" w:color="BFBFBF" w:sz="1"/>
+            </w:tcBorders>
+            <w:tcMar>
+              <w:top w:type="dxa" w:w="60"/>
+              <w:left w:type="dxa" w:w="100"/>
+              <w:bottom w:type="dxa" w:w="60"/>
+              <w:right w:type="dxa" w:w="100"/>
+            </w:tcMar>
+          </w:tcPr>
+          <w:p>
+            <w:pPr>
+              <w:spacing w:after="20" w:before="20"/>
+            </w:pPr>
+            <w:r>
+              <w:rPr>
+                <w:rFonts w:ascii="Consolas" w:cs="Consolas" w:eastAsia="Consolas" w:hAnsi="Consolas"/>
+                <w:b w:val="false"/>
+                <w:bCs w:val="false"/>
+                <w:sz w:val="19"/>
+                <w:szCs w:val="19"/>
+                <w:shd w:fill="F2F2F2" w:val="clear"/>
+              </w:rPr>
+              <w:t xml:space="preserve">e.ch + e.day + e.periods</w:t>
+            </w:r>
+            <w:r>
+              <w:rPr>
+                <w:rFonts w:ascii="微软雅黑" w:cs="微软雅黑" w:eastAsia="微软雅黑" w:hAnsi="微软雅黑"/>
+                <w:sz w:val="21"/>
+                <w:szCs w:val="21"/>
+              </w:rPr>
+              <w:t xml:space="preserve"> 三重门控，错过即永久错过</w:t>
+            </w:r>
+          </w:p>
+        </w:tc>
+        <w:tc>
+          <w:tcPr>
+            <w:tcW w:type="dxa" w:w="3120"/>
+            <w:tcBorders>
+              <w:top w:val="single" w:color="BFBFBF" w:sz="1"/>
+              <w:left w:val="single" w:color="BFBFBF" w:sz="1"/>
+              <w:bottom w:val="single" w:color="BFBFBF" w:sz="1"/>
+              <w:right w:val="single" w:color="BFBFBF" w:sz="1"/>
+            </w:tcBorders>
+            <w:tcMar>
+              <w:top w:type="dxa" w:w="60"/>
+              <w:left w:type="dxa" w:w="100"/>
+              <w:bottom w:type="dxa" w:w="60"/>
+              <w:right w:type="dxa" w:w="100"/>
+            </w:tcMar>
+          </w:tcPr>
+          <w:p>
+            <w:pPr>
+              <w:spacing w:after="20" w:before="20"/>
+            </w:pPr>
+            <w:r>
+              <w:rPr>
+                <w:rFonts w:ascii="微软雅黑" w:cs="微软雅黑" w:eastAsia="微软雅黑" w:hAnsi="微软雅黑"/>
+                <w:sz w:val="21"/>
+                <w:szCs w:val="21"/>
+              </w:rPr>
+              <w:t xml:space="preserve">只按章过滤（</w:t>
+            </w:r>
+            <w:r>
+              <w:rPr>
+                <w:rFonts w:ascii="Consolas" w:cs="Consolas" w:eastAsia="Consolas" w:hAnsi="Consolas"/>
+                <w:b w:val="false"/>
+                <w:bCs w:val="false"/>
+                <w:sz w:val="19"/>
+                <w:szCs w:val="19"/>
+                <w:shd w:fill="F2F2F2" w:val="clear"/>
+              </w:rPr>
+              <w:t xml:space="preserve">e.ch === G.ch &amp;&amp; !done</w:t>
+            </w:r>
+            <w:r>
+              <w:rPr>
+                <w:rFonts w:ascii="微软雅黑" w:cs="微软雅黑" w:eastAsia="微软雅黑" w:hAnsi="微软雅黑"/>
+                <w:sz w:val="21"/>
+                <w:szCs w:val="21"/>
+              </w:rPr>
+              <w:t xml:space="preserve">），</w:t>
+            </w:r>
+            <w:r>
+              <w:rPr>
+                <w:rFonts w:ascii="微软雅黑" w:cs="微软雅黑" w:eastAsia="微软雅黑" w:hAnsi="微软雅黑"/>
+                <w:b/>
+                <w:bCs/>
+                <w:sz w:val="21"/>
+                <w:szCs w:val="21"/>
+              </w:rPr>
+              <w:t xml:space="preserve">本章之事皆可亲历</w:t>
+            </w:r>
+            <w:r>
+              <w:rPr>
+                <w:rFonts w:ascii="微软雅黑" w:cs="微软雅黑" w:eastAsia="微软雅黑" w:hAnsi="微软雅黑"/>
+                <w:sz w:val="21"/>
+                <w:szCs w:val="21"/>
+              </w:rPr>
+              <w:t xml:space="preserve">；已走过的章节漏掉且未收集的史料仍可打听</w:t>
+            </w:r>
+          </w:p>
+        </w:tc>
+      </w:tr>
+      <w:tr>
+        <w:trPr>
+          <w:cantSplit/>
+          <w:tblHeader w:val="false"/>
+        </w:trPr>
+        <w:tc>
+          <w:tcPr>
+            <w:tcW w:type="dxa" w:w="3120"/>
+            <w:tcBorders>
+              <w:top w:val="single" w:color="BFBFBF" w:sz="1"/>
+              <w:left w:val="single" w:color="BFBFBF" w:sz="1"/>
+              <w:bottom w:val="single" w:color="BFBFBF" w:sz="1"/>
+              <w:right w:val="single" w:color="BFBFBF" w:sz="1"/>
+            </w:tcBorders>
+            <w:tcMar>
+              <w:top w:type="dxa" w:w="60"/>
+              <w:left w:type="dxa" w:w="100"/>
+              <w:bottom w:type="dxa" w:w="60"/>
+              <w:right w:type="dxa" w:w="100"/>
+            </w:tcMar>
+          </w:tcPr>
+          <w:p>
+            <w:pPr>
+              <w:spacing w:after="20" w:before="20"/>
+            </w:pPr>
+            <w:r>
+              <w:rPr>
+                <w:rFonts w:ascii="微软雅黑" w:cs="微软雅黑" w:eastAsia="微软雅黑" w:hAnsi="微软雅黑"/>
+                <w:sz w:val="21"/>
+                <w:szCs w:val="21"/>
+              </w:rPr>
+              <w:t xml:space="preserve">行动点</w:t>
+            </w:r>
+          </w:p>
+        </w:tc>
+        <w:tc>
+          <w:tcPr>
+            <w:tcW w:type="dxa" w:w="3120"/>
+            <w:tcBorders>
+              <w:top w:val="single" w:color="BFBFBF" w:sz="1"/>
+              <w:left w:val="single" w:color="BFBFBF" w:sz="1"/>
+              <w:bottom w:val="single" w:color="BFBFBF" w:sz="1"/>
+              <w:right w:val="single" w:color="BFBFBF" w:sz="1"/>
+            </w:tcBorders>
+            <w:tcMar>
+              <w:top w:type="dxa" w:w="60"/>
+              <w:left w:type="dxa" w:w="100"/>
+              <w:bottom w:type="dxa" w:w="60"/>
+              <w:right w:type="dxa" w:w="100"/>
+            </w:tcMar>
+          </w:tcPr>
+          <w:p>
+            <w:pPr>
+              <w:spacing w:after="20" w:before="20"/>
+            </w:pPr>
+            <w:r>
+              <w:rPr>
+                <w:rFonts w:ascii="微软雅黑" w:cs="微软雅黑" w:eastAsia="微软雅黑" w:hAnsi="微软雅黑"/>
+                <w:sz w:val="21"/>
+                <w:szCs w:val="21"/>
+              </w:rPr>
+              <w:t xml:space="preserve">读书/听课/采访/打听皆耗 AP，不足则禁行</w:t>
+            </w:r>
+          </w:p>
+        </w:tc>
+        <w:tc>
+          <w:tcPr>
+            <w:tcW w:type="dxa" w:w="3120"/>
+            <w:tcBorders>
+              <w:top w:val="single" w:color="BFBFBF" w:sz="1"/>
+              <w:left w:val="single" w:color="BFBFBF" w:sz="1"/>
+              <w:bottom w:val="single" w:color="BFBFBF" w:sz="1"/>
+              <w:right w:val="single" w:color="BFBFBF" w:sz="1"/>
+            </w:tcBorders>
+            <w:tcMar>
+              <w:top w:type="dxa" w:w="60"/>
+              <w:left w:type="dxa" w:w="100"/>
+              <w:bottom w:type="dxa" w:w="60"/>
+              <w:right w:type="dxa" w:w="100"/>
+            </w:tcMar>
+          </w:tcPr>
+          <w:p>
+            <w:pPr>
+              <w:spacing w:after="20" w:before="20"/>
+            </w:pPr>
+            <w:r>
+              <w:rPr>
+                <w:rFonts w:ascii="Consolas" w:cs="Consolas" w:eastAsia="Consolas" w:hAnsi="Consolas"/>
+                <w:b w:val="false"/>
+                <w:bCs w:val="false"/>
+                <w:sz w:val="19"/>
+                <w:szCs w:val="19"/>
+                <w:shd w:fill="F2F2F2" w:val="clear"/>
+              </w:rPr>
+              <w:t xml:space="preserve">spendAP()</w:t>
+            </w:r>
+            <w:r>
+              <w:rPr>
+                <w:rFonts w:ascii="微软雅黑" w:cs="微软雅黑" w:eastAsia="微软雅黑" w:hAnsi="微软雅黑"/>
+                <w:sz w:val="21"/>
+                <w:szCs w:val="21"/>
+              </w:rPr>
+              <w:t xml:space="preserve"> 恒真（保留接口不动调用点），HUD 原 ⚡ 位改显示</w:t>
+            </w:r>
+            <w:r>
+              <w:rPr>
+                <w:rFonts w:ascii="微软雅黑" w:cs="微软雅黑" w:eastAsia="微软雅黑" w:hAnsi="微软雅黑"/>
+                <w:b/>
+                <w:bCs/>
+                <w:sz w:val="21"/>
+                <w:szCs w:val="21"/>
+              </w:rPr>
+              <w:t xml:space="preserve">主线进度 n/9</w:t>
+            </w:r>
+          </w:p>
+        </w:tc>
+      </w:tr>
+      <w:tr>
+        <w:trPr>
+          <w:cantSplit/>
+          <w:tblHeader w:val="false"/>
+        </w:trPr>
+        <w:tc>
+          <w:tcPr>
+            <w:tcW w:type="dxa" w:w="3120"/>
+            <w:tcBorders>
+              <w:top w:val="single" w:color="BFBFBF" w:sz="1"/>
+              <w:left w:val="single" w:color="BFBFBF" w:sz="1"/>
+              <w:bottom w:val="single" w:color="BFBFBF" w:sz="1"/>
+              <w:right w:val="single" w:color="BFBFBF" w:sz="1"/>
+            </w:tcBorders>
+            <w:tcMar>
+              <w:top w:type="dxa" w:w="60"/>
+              <w:left w:type="dxa" w:w="100"/>
+              <w:bottom w:type="dxa" w:w="60"/>
+              <w:right w:type="dxa" w:w="100"/>
+            </w:tcMar>
+          </w:tcPr>
+          <w:p>
+            <w:pPr>
+              <w:spacing w:after="20" w:before="20"/>
+            </w:pPr>
+            <w:r>
+              <w:rPr>
+                <w:rFonts w:ascii="微软雅黑" w:cs="微软雅黑" w:eastAsia="微软雅黑" w:hAnsi="微软雅黑"/>
+                <w:sz w:val="21"/>
+                <w:szCs w:val="21"/>
+              </w:rPr>
+              <w:t xml:space="preserve">时段</w:t>
+            </w:r>
+          </w:p>
+        </w:tc>
+        <w:tc>
+          <w:tcPr>
+            <w:tcW w:type="dxa" w:w="3120"/>
+            <w:tcBorders>
+              <w:top w:val="single" w:color="BFBFBF" w:sz="1"/>
+              <w:left w:val="single" w:color="BFBFBF" w:sz="1"/>
+              <w:bottom w:val="single" w:color="BFBFBF" w:sz="1"/>
+              <w:right w:val="single" w:color="BFBFBF" w:sz="1"/>
+            </w:tcBorders>
+            <w:tcMar>
+              <w:top w:type="dxa" w:w="60"/>
+              <w:left w:type="dxa" w:w="100"/>
+              <w:bottom w:type="dxa" w:w="60"/>
+              <w:right w:type="dxa" w:w="100"/>
+            </w:tcMar>
+          </w:tcPr>
+          <w:p>
+            <w:pPr>
+              <w:spacing w:after="20" w:before="20"/>
+            </w:pPr>
+            <w:r>
+              <w:rPr>
+                <w:rFonts w:ascii="微软雅黑" w:cs="微软雅黑" w:eastAsia="微软雅黑" w:hAnsi="微软雅黑"/>
+                <w:sz w:val="21"/>
+                <w:szCs w:val="21"/>
+              </w:rPr>
+              <w:t xml:space="preserve">门控风险与事件</w:t>
+            </w:r>
+          </w:p>
+        </w:tc>
+        <w:tc>
+          <w:tcPr>
+            <w:tcW w:type="dxa" w:w="3120"/>
+            <w:tcBorders>
+              <w:top w:val="single" w:color="BFBFBF" w:sz="1"/>
+              <w:left w:val="single" w:color="BFBFBF" w:sz="1"/>
+              <w:bottom w:val="single" w:color="BFBFBF" w:sz="1"/>
+              <w:right w:val="single" w:color="BFBFBF" w:sz="1"/>
+            </w:tcBorders>
+            <w:tcMar>
+              <w:top w:type="dxa" w:w="60"/>
+              <w:left w:type="dxa" w:w="100"/>
+              <w:bottom w:type="dxa" w:w="60"/>
+              <w:right w:type="dxa" w:w="100"/>
+            </w:tcMar>
+          </w:tcPr>
+          <w:p>
+            <w:pPr>
+              <w:spacing w:after="20" w:before="20"/>
+            </w:pPr>
+            <w:r>
+              <w:rPr>
+                <w:rFonts w:ascii="微软雅黑" w:cs="微软雅黑" w:eastAsia="微软雅黑" w:hAnsi="微软雅黑"/>
+                <w:sz w:val="21"/>
+                <w:szCs w:val="21"/>
+              </w:rPr>
+              <w:t xml:space="preserve">纯氛围：只影响画面色调与 NPC 流动，每天随机轮换</w:t>
+            </w:r>
+          </w:p>
+        </w:tc>
+      </w:tr>
+      <w:tr>
+        <w:trPr>
+          <w:cantSplit/>
+          <w:tblHeader w:val="false"/>
+        </w:trPr>
+        <w:tc>
+          <w:tcPr>
+            <w:tcW w:type="dxa" w:w="3120"/>
+            <w:tcBorders>
+              <w:top w:val="single" w:color="BFBFBF" w:sz="1"/>
+              <w:left w:val="single" w:color="BFBFBF" w:sz="1"/>
+              <w:bottom w:val="single" w:color="BFBFBF" w:sz="1"/>
+              <w:right w:val="single" w:color="BFBFBF" w:sz="1"/>
+            </w:tcBorders>
+            <w:tcMar>
+              <w:top w:type="dxa" w:w="60"/>
+              <w:left w:type="dxa" w:w="100"/>
+              <w:bottom w:type="dxa" w:w="60"/>
+              <w:right w:type="dxa" w:w="100"/>
+            </w:tcMar>
+          </w:tcPr>
+          <w:p>
+            <w:pPr>
+              <w:spacing w:after="20" w:before="20"/>
+            </w:pPr>
+            <w:r>
+              <w:rPr>
+                <w:rFonts w:ascii="微软雅黑" w:cs="微软雅黑" w:eastAsia="微软雅黑" w:hAnsi="微软雅黑"/>
+                <w:sz w:val="21"/>
+                <w:szCs w:val="21"/>
+              </w:rPr>
+              <w:t xml:space="preserve">巡查风险</w:t>
+            </w:r>
+          </w:p>
+        </w:tc>
+        <w:tc>
+          <w:tcPr>
+            <w:tcW w:type="dxa" w:w="3120"/>
+            <w:tcBorders>
+              <w:top w:val="single" w:color="BFBFBF" w:sz="1"/>
+              <w:left w:val="single" w:color="BFBFBF" w:sz="1"/>
+              <w:bottom w:val="single" w:color="BFBFBF" w:sz="1"/>
+              <w:right w:val="single" w:color="BFBFBF" w:sz="1"/>
+            </w:tcBorders>
+            <w:tcMar>
+              <w:top w:type="dxa" w:w="60"/>
+              <w:left w:type="dxa" w:w="100"/>
+              <w:bottom w:type="dxa" w:w="60"/>
+              <w:right w:type="dxa" w:w="100"/>
+            </w:tcMar>
+          </w:tcPr>
+          <w:p>
+            <w:pPr>
+              <w:spacing w:after="20" w:before="20"/>
+            </w:pPr>
+            <w:r>
+              <w:rPr>
+                <w:rFonts w:ascii="微软雅黑" w:cs="微软雅黑" w:eastAsia="微软雅黑" w:hAnsi="微软雅黑"/>
+                <w:sz w:val="21"/>
+                <w:szCs w:val="21"/>
+              </w:rPr>
+              <w:t xml:space="preserve">仅上午/下午课、且教室外</w:t>
+            </w:r>
+          </w:p>
+        </w:tc>
+        <w:tc>
+          <w:tcPr>
+            <w:tcW w:type="dxa" w:w="3120"/>
+            <w:tcBorders>
+              <w:top w:val="single" w:color="BFBFBF" w:sz="1"/>
+              <w:left w:val="single" w:color="BFBFBF" w:sz="1"/>
+              <w:bottom w:val="single" w:color="BFBFBF" w:sz="1"/>
+              <w:right w:val="single" w:color="BFBFBF" w:sz="1"/>
+            </w:tcBorders>
+            <w:tcMar>
+              <w:top w:type="dxa" w:w="60"/>
+              <w:left w:type="dxa" w:w="100"/>
+              <w:bottom w:type="dxa" w:w="60"/>
+              <w:right w:type="dxa" w:w="100"/>
+            </w:tcMar>
+          </w:tcPr>
+          <w:p>
+            <w:pPr>
+              <w:spacing w:after="20" w:before="20"/>
+            </w:pPr>
+            <w:r>
+              <w:rPr>
+                <w:rFonts w:ascii="微软雅黑" w:cs="微软雅黑" w:eastAsia="微软雅黑" w:hAnsi="微软雅黑"/>
+                <w:sz w:val="21"/>
+                <w:szCs w:val="21"/>
+              </w:rPr>
+              <w:t xml:space="preserve">只与地点有关（教学楼内 9%），不再限时段</w:t>
+            </w:r>
+          </w:p>
+        </w:tc>
+      </w:tr>
+      <w:tr>
+        <w:trPr>
+          <w:cantSplit/>
+          <w:tblHeader w:val="false"/>
+        </w:trPr>
+        <w:tc>
+          <w:tcPr>
+            <w:tcW w:type="dxa" w:w="3120"/>
+            <w:tcBorders>
+              <w:top w:val="single" w:color="BFBFBF" w:sz="1"/>
+              <w:left w:val="single" w:color="BFBFBF" w:sz="1"/>
+              <w:bottom w:val="single" w:color="BFBFBF" w:sz="1"/>
+              <w:right w:val="single" w:color="BFBFBF" w:sz="1"/>
+            </w:tcBorders>
+            <w:tcMar>
+              <w:top w:type="dxa" w:w="60"/>
+              <w:left w:type="dxa" w:w="100"/>
+              <w:bottom w:type="dxa" w:w="60"/>
+              <w:right w:type="dxa" w:w="100"/>
+            </w:tcMar>
+          </w:tcPr>
+          <w:p>
+            <w:pPr>
+              <w:spacing w:after="20" w:before="20"/>
+            </w:pPr>
+            <w:r>
+              <w:rPr>
+                <w:rFonts w:ascii="微软雅黑" w:cs="微软雅黑" w:eastAsia="微软雅黑" w:hAnsi="微软雅黑"/>
+                <w:sz w:val="21"/>
+                <w:szCs w:val="21"/>
+              </w:rPr>
+              <w:t xml:space="preserve">推进按钮</w:t>
+            </w:r>
+          </w:p>
+        </w:tc>
+        <w:tc>
+          <w:tcPr>
+            <w:tcW w:type="dxa" w:w="3120"/>
+            <w:tcBorders>
+              <w:top w:val="single" w:color="BFBFBF" w:sz="1"/>
+              <w:left w:val="single" w:color="BFBFBF" w:sz="1"/>
+              <w:bottom w:val="single" w:color="BFBFBF" w:sz="1"/>
+              <w:right w:val="single" w:color="BFBFBF" w:sz="1"/>
+            </w:tcBorders>
+            <w:tcMar>
+              <w:top w:type="dxa" w:w="60"/>
+              <w:left w:type="dxa" w:w="100"/>
+              <w:bottom w:type="dxa" w:w="60"/>
+              <w:right w:type="dxa" w:w="100"/>
+            </w:tcMar>
+          </w:tcPr>
+          <w:p>
+            <w:pPr>
+              <w:spacing w:after="20" w:before="20"/>
+            </w:pPr>
+            <w:r>
+              <w:rPr>
+                <w:rFonts w:ascii="微软雅黑" w:cs="微软雅黑" w:eastAsia="微软雅黑" w:hAnsi="微软雅黑"/>
+                <w:sz w:val="21"/>
+                <w:szCs w:val="21"/>
+              </w:rPr>
+              <w:t xml:space="preserve">「下一时段 ▸」（4 次一循环）</w:t>
+            </w:r>
+          </w:p>
+        </w:tc>
+        <w:tc>
+          <w:tcPr>
+            <w:tcW w:type="dxa" w:w="3120"/>
+            <w:tcBorders>
+              <w:top w:val="single" w:color="BFBFBF" w:sz="1"/>
+              <w:left w:val="single" w:color="BFBFBF" w:sz="1"/>
+              <w:bottom w:val="single" w:color="BFBFBF" w:sz="1"/>
+              <w:right w:val="single" w:color="BFBFBF" w:sz="1"/>
+            </w:tcBorders>
+            <w:tcMar>
+              <w:top w:type="dxa" w:w="60"/>
+              <w:left w:type="dxa" w:w="100"/>
+              <w:bottom w:type="dxa" w:w="60"/>
+              <w:right w:type="dxa" w:w="100"/>
+            </w:tcMar>
+          </w:tcPr>
+          <w:p>
+            <w:pPr>
+              <w:spacing w:after="20" w:before="20"/>
+            </w:pPr>
+            <w:r>
+              <w:rPr>
+                <w:rFonts w:ascii="微软雅黑" w:cs="微软雅黑" w:eastAsia="微软雅黑" w:hAnsi="微软雅黑"/>
+                <w:sz w:val="21"/>
+                <w:szCs w:val="21"/>
+              </w:rPr>
+              <w:t xml:space="preserve">「歇一日 ▸」随时可用：写日记/夜谈/早睡三选一后 </w:t>
+            </w:r>
+            <w:r>
+              <w:rPr>
+                <w:rFonts w:ascii="Consolas" w:cs="Consolas" w:eastAsia="Consolas" w:hAnsi="Consolas"/>
+                <w:b w:val="false"/>
+                <w:bCs w:val="false"/>
+                <w:sz w:val="19"/>
+                <w:szCs w:val="19"/>
+                <w:shd w:fill="F2F2F2" w:val="clear"/>
+              </w:rPr>
+              <w:t xml:space="preserve">nextDay()</w:t>
+            </w:r>
+          </w:p>
+        </w:tc>
+      </w:tr>
+      <w:tr>
+        <w:trPr>
+          <w:cantSplit/>
+          <w:tblHeader w:val="false"/>
+        </w:trPr>
+        <w:tc>
+          <w:tcPr>
+            <w:tcW w:type="dxa" w:w="3120"/>
+            <w:tcBorders>
+              <w:top w:val="single" w:color="BFBFBF" w:sz="1"/>
+              <w:left w:val="single" w:color="BFBFBF" w:sz="1"/>
+              <w:bottom w:val="single" w:color="BFBFBF" w:sz="1"/>
+              <w:right w:val="single" w:color="BFBFBF" w:sz="1"/>
+            </w:tcBorders>
+            <w:tcMar>
+              <w:top w:type="dxa" w:w="60"/>
+              <w:left w:type="dxa" w:w="100"/>
+              <w:bottom w:type="dxa" w:w="60"/>
+              <w:right w:type="dxa" w:w="100"/>
+            </w:tcMar>
+          </w:tcPr>
+          <w:p>
+            <w:pPr>
+              <w:spacing w:after="20" w:before="20"/>
+            </w:pPr>
+            <w:r>
+              <w:rPr>
+                <w:rFonts w:ascii="微软雅黑" w:cs="微软雅黑" w:eastAsia="微软雅黑" w:hAnsi="微软雅黑"/>
+                <w:sz w:val="21"/>
+                <w:szCs w:val="21"/>
+              </w:rPr>
+              <w:t xml:space="preserve">立传</w:t>
+            </w:r>
+          </w:p>
+        </w:tc>
+        <w:tc>
+          <w:tcPr>
+            <w:tcW w:type="dxa" w:w="3120"/>
+            <w:tcBorders>
+              <w:top w:val="single" w:color="BFBFBF" w:sz="1"/>
+              <w:left w:val="single" w:color="BFBFBF" w:sz="1"/>
+              <w:bottom w:val="single" w:color="BFBFBF" w:sz="1"/>
+              <w:right w:val="single" w:color="BFBFBF" w:sz="1"/>
+            </w:tcBorders>
+            <w:tcMar>
+              <w:top w:type="dxa" w:w="60"/>
+              <w:left w:type="dxa" w:w="100"/>
+              <w:bottom w:type="dxa" w:w="60"/>
+              <w:right w:type="dxa" w:w="100"/>
+            </w:tcMar>
+          </w:tcPr>
+          <w:p>
+            <w:pPr>
+              <w:spacing w:after="20" w:before="20"/>
+            </w:pPr>
+            <w:r>
+              <w:rPr>
+                <w:rFonts w:ascii="微软雅黑" w:cs="微软雅黑" w:eastAsia="微软雅黑" w:hAnsi="微软雅黑"/>
+                <w:sz w:val="21"/>
+                <w:szCs w:val="21"/>
+              </w:rPr>
+              <w:t xml:space="preserve">主线门禁（未胜传主不可立传）</w:t>
+            </w:r>
+          </w:p>
+        </w:tc>
+        <w:tc>
+          <w:tcPr>
+            <w:tcW w:type="dxa" w:w="3120"/>
+            <w:tcBorders>
+              <w:top w:val="single" w:color="BFBFBF" w:sz="1"/>
+              <w:left w:val="single" w:color="BFBFBF" w:sz="1"/>
+              <w:bottom w:val="single" w:color="BFBFBF" w:sz="1"/>
+              <w:right w:val="single" w:color="BFBFBF" w:sz="1"/>
+            </w:tcBorders>
+            <w:tcMar>
+              <w:top w:type="dxa" w:w="60"/>
+              <w:left w:type="dxa" w:w="100"/>
+              <w:bottom w:type="dxa" w:w="60"/>
+              <w:right w:type="dxa" w:w="100"/>
+            </w:tcMar>
+          </w:tcPr>
+          <w:p>
+            <w:pPr>
+              <w:spacing w:after="20" w:before="20"/>
+            </w:pPr>
+            <w:r>
+              <w:rPr>
+                <w:rFonts w:ascii="微软雅黑" w:cs="微软雅黑" w:eastAsia="微软雅黑" w:hAnsi="微软雅黑"/>
+                <w:sz w:val="21"/>
+                <w:szCs w:val="21"/>
+              </w:rPr>
+              <w:t xml:space="preserve">可选支线，</w:t>
+            </w:r>
+            <w:r>
+              <w:rPr>
+                <w:rFonts w:ascii="Consolas" w:cs="Consolas" w:eastAsia="Consolas" w:hAnsi="Consolas"/>
+                <w:b w:val="false"/>
+                <w:bCs w:val="false"/>
+                <w:sz w:val="19"/>
+                <w:szCs w:val="19"/>
+                <w:shd w:fill="F2F2F2" w:val="clear"/>
+              </w:rPr>
+              <w:t xml:space="preserve">Writing.duelReady()</w:t>
+            </w:r>
+            <w:r>
+              <w:rPr>
+                <w:rFonts w:ascii="微软雅黑" w:cs="微软雅黑" w:eastAsia="微软雅黑" w:hAnsi="微软雅黑"/>
+                <w:sz w:val="21"/>
+                <w:szCs w:val="21"/>
+              </w:rPr>
+              <w:t xml:space="preserve"> 恒真，</w:t>
+            </w:r>
+            <w:r>
+              <w:rPr>
+                <w:rFonts w:ascii="Consolas" w:cs="Consolas" w:eastAsia="Consolas" w:hAnsi="Consolas"/>
+                <w:b w:val="false"/>
+                <w:bCs w:val="false"/>
+                <w:sz w:val="19"/>
+                <w:szCs w:val="19"/>
+                <w:shd w:fill="F2F2F2" w:val="clear"/>
+              </w:rPr>
+              <w:t xml:space="preserve">duelWon()</w:t>
+            </w:r>
+            <w:r>
+              <w:rPr>
+                <w:rFonts w:ascii="微软雅黑" w:cs="微软雅黑" w:eastAsia="微软雅黑" w:hAnsi="微软雅黑"/>
+                <w:sz w:val="21"/>
+                <w:szCs w:val="21"/>
+              </w:rPr>
+              <w:t xml:space="preserve"> 降级为面板软提示</w:t>
+            </w:r>
+          </w:p>
+        </w:tc>
+      </w:tr>
+    </w:tbl>
+    <w:p>
+      <w:pPr>
+        <w:spacing w:after="120"/>
+      </w:pPr>
+    </w:p>
+    <w:p>
+      <w:pPr>
+        <w:spacing w:after="40" w:before="40"/>
+      </w:pPr>
+      <w:r>
+        <w:rPr>
+          <w:rFonts w:ascii="微软雅黑" w:cs="微软雅黑" w:eastAsia="微软雅黑" w:hAnsi="微软雅黑"/>
+          <w:sz w:val="21"/>
+          <w:szCs w:val="21"/>
+        </w:rPr>
+        <w:t xml:space="preserve">关键收益是</w:t>
+      </w:r>
+      <w:r>
+        <w:rPr>
+          <w:rFonts w:ascii="微软雅黑" w:cs="微软雅黑" w:eastAsia="微软雅黑" w:hAnsi="微软雅黑"/>
+          <w:b/>
+          <w:bCs/>
+          <w:sz w:val="21"/>
+          <w:szCs w:val="21"/>
+        </w:rPr>
+        <w:t xml:space="preserve">映射表代替了时序耦合</w:t>
+      </w:r>
+      <w:r>
+        <w:rPr>
+          <w:rFonts w:ascii="微软雅黑" w:cs="微软雅黑" w:eastAsia="微软雅黑" w:hAnsi="微软雅黑"/>
+          <w:sz w:val="21"/>
+          <w:szCs w:val="21"/>
+        </w:rPr>
+        <w:t xml:space="preserve">：协会开张、刀禁期、试炼解锁、番外人物客串这些既有内容全部只认 </w:t>
+      </w:r>
+      <w:r>
+        <w:rPr>
+          <w:rFonts w:ascii="Consolas" w:cs="Consolas" w:eastAsia="Consolas" w:hAnsi="Consolas"/>
+          <w:b w:val="false"/>
+          <w:bCs w:val="false"/>
+          <w:sz w:val="19"/>
+          <w:szCs w:val="19"/>
+          <w:shd w:fill="F2F2F2" w:val="clear"/>
+        </w:rPr>
+        <w:t xml:space="preserve">G.ch</w:t>
+      </w:r>
+      <w:r>
+        <w:rPr>
+          <w:rFonts w:ascii="微软雅黑" w:cs="微软雅黑" w:eastAsia="微软雅黑" w:hAnsi="微软雅黑"/>
+          <w:sz w:val="21"/>
+          <w:szCs w:val="21"/>
+        </w:rPr>
+        <w:t xml:space="preserve"> 阈值，于是"打 m4 → 协会开张""打 m6 → 刀禁期起"自动成立，无需逐个改判断；老档也天然兼容（</w:t>
+      </w:r>
+      <w:r>
+        <w:rPr>
+          <w:rFonts w:ascii="Consolas" w:cs="Consolas" w:eastAsia="Consolas" w:hAnsi="Consolas"/>
+          <w:b w:val="false"/>
+          <w:bCs w:val="false"/>
+          <w:sz w:val="19"/>
+          <w:szCs w:val="19"/>
+          <w:shd w:fill="F2F2F2" w:val="clear"/>
+        </w:rPr>
+        <w:t xml:space="preserve">syncChapter</w:t>
+      </w:r>
+      <w:r>
+        <w:rPr>
+          <w:rFonts w:ascii="微软雅黑" w:cs="微软雅黑" w:eastAsia="微软雅黑" w:hAnsi="微软雅黑"/>
+          <w:sz w:val="21"/>
+          <w:szCs w:val="21"/>
+        </w:rPr>
+        <w:t xml:space="preserve"> 只进不退，</w:t>
+      </w:r>
+      <w:r>
+        <w:rPr>
+          <w:rFonts w:ascii="Consolas" w:cs="Consolas" w:eastAsia="Consolas" w:hAnsi="Consolas"/>
+          <w:b w:val="false"/>
+          <w:bCs w:val="false"/>
+          <w:sz w:val="19"/>
+          <w:szCs w:val="19"/>
+          <w:shd w:fill="F2F2F2" w:val="clear"/>
+        </w:rPr>
+        <w:t xml:space="preserve">Engine.syncWorldFlags()</w:t>
+      </w:r>
+      <w:r>
+        <w:rPr>
+          <w:rFonts w:ascii="微软雅黑" w:cs="微软雅黑" w:eastAsia="微软雅黑" w:hAnsi="微软雅黑"/>
+          <w:sz w:val="21"/>
+          <w:szCs w:val="21"/>
+        </w:rPr>
+        <w:t xml:space="preserve"> 按当前 </w:t>
+      </w:r>
+      <w:r>
+        <w:rPr>
+          <w:rFonts w:ascii="Consolas" w:cs="Consolas" w:eastAsia="Consolas" w:hAnsi="Consolas"/>
+          <w:b w:val="false"/>
+          <w:bCs w:val="false"/>
+          <w:sz w:val="19"/>
+          <w:szCs w:val="19"/>
+          <w:shd w:fill="F2F2F2" w:val="clear"/>
+        </w:rPr>
+        <w:t xml:space="preserve">G.ch</w:t>
+      </w:r>
+      <w:r>
+        <w:rPr>
+          <w:rFonts w:ascii="微软雅黑" w:cs="微软雅黑" w:eastAsia="微软雅黑" w:hAnsi="微软雅黑"/>
+          <w:sz w:val="21"/>
+          <w:szCs w:val="21"/>
+        </w:rPr>
+        <w:t xml:space="preserve"> 补齐解锁）。</w:t>
+      </w:r>
+    </w:p>
+    <w:p>
+      <w:pPr>
+        <w:pStyle w:val="ListParagraph"/>
+        <w:numPr>
+          <w:ilvl w:val="0"/>
+          <w:numId w:val="1"/>
+        </w:numPr>
+        <w:spacing w:after="20" w:before="20"/>
+      </w:pPr>
+      <w:r>
+        <w:rPr>
+          <w:rFonts w:ascii="微软雅黑" w:cs="微软雅黑" w:eastAsia="微软雅黑" w:hAnsi="微软雅黑"/>
+          <w:b/>
+          <w:bCs/>
+          <w:sz w:val="21"/>
+          <w:szCs w:val="21"/>
+        </w:rPr>
+        <w:t xml:space="preserve">成传战解耦</w:t>
+      </w:r>
+      <w:r>
+        <w:rPr>
+          <w:rFonts w:ascii="微软雅黑" w:cs="微软雅黑" w:eastAsia="微软雅黑" w:hAnsi="微软雅黑"/>
+          <w:sz w:val="21"/>
+          <w:szCs w:val="21"/>
+        </w:rPr>
+        <w:t xml:space="preserve">：原「未胜传主不可立传」的门禁撤下，</w:t>
+      </w:r>
+      <w:r>
+        <w:rPr>
+          <w:rFonts w:ascii="Consolas" w:cs="Consolas" w:eastAsia="Consolas" w:hAnsi="Consolas"/>
+          <w:b w:val="false"/>
+          <w:bCs w:val="false"/>
+          <w:sz w:val="19"/>
+          <w:szCs w:val="19"/>
+          <w:shd w:fill="F2F2F2" w:val="clear"/>
+        </w:rPr>
+        <w:t xml:space="preserve">Writing.duelReady()</w:t>
+      </w:r>
+      <w:r>
+        <w:rPr>
+          <w:rFonts w:ascii="微软雅黑" w:cs="微软雅黑" w:eastAsia="微软雅黑" w:hAnsi="微软雅黑"/>
+          <w:sz w:val="21"/>
+          <w:szCs w:val="21"/>
+        </w:rPr>
+        <w:t xml:space="preserve"> 恒真、</w:t>
+      </w:r>
+      <w:r>
+        <w:rPr>
+          <w:rFonts w:ascii="Consolas" w:cs="Consolas" w:eastAsia="Consolas" w:hAnsi="Consolas"/>
+          <w:b w:val="false"/>
+          <w:bCs w:val="false"/>
+          <w:sz w:val="19"/>
+          <w:szCs w:val="19"/>
+          <w:shd w:fill="F2F2F2" w:val="clear"/>
+        </w:rPr>
+        <w:t xml:space="preserve">Writing.duelWon()</w:t>
+      </w:r>
+      <w:r>
+        <w:rPr>
+          <w:rFonts w:ascii="微软雅黑" w:cs="微软雅黑" w:eastAsia="微软雅黑" w:hAnsi="微软雅黑"/>
+          <w:sz w:val="21"/>
+          <w:szCs w:val="21"/>
+        </w:rPr>
+        <w:t xml:space="preserve"> 降级为面板软提示（"未与传主一战——不影响立传，胜之另可录其技"）。立传从"主线必经"变成"随时可写的支线玩法"。</w:t>
+      </w:r>
+    </w:p>
+    <w:p>
+      <w:pPr>
+        <w:pStyle w:val="ListParagraph"/>
+        <w:numPr>
+          <w:ilvl w:val="0"/>
+          <w:numId w:val="1"/>
+        </w:numPr>
+        <w:spacing w:after="20" w:before="20"/>
+      </w:pPr>
+      <w:r>
+        <w:rPr>
+          <w:rFonts w:ascii="微软雅黑" w:cs="微软雅黑" w:eastAsia="微软雅黑" w:hAnsi="微软雅黑"/>
+          <w:b/>
+          <w:bCs/>
+          <w:sz w:val="21"/>
+          <w:szCs w:val="21"/>
+        </w:rPr>
+        <w:t xml:space="preserve">首战即首戏</w:t>
+      </w:r>
+      <w:r>
+        <w:rPr>
+          <w:rFonts w:ascii="微软雅黑" w:cs="微软雅黑" w:eastAsia="微软雅黑" w:hAnsi="微软雅黑"/>
+          <w:sz w:val="21"/>
+          <w:szCs w:val="21"/>
+        </w:rPr>
+        <w:t xml:space="preserve">：27 个角色映射到马刀风云剧本卷（</w:t>
+      </w:r>
+      <w:r>
+        <w:rPr>
+          <w:rFonts w:ascii="Consolas" w:cs="Consolas" w:eastAsia="Consolas" w:hAnsi="Consolas"/>
+          <w:b w:val="false"/>
+          <w:bCs w:val="false"/>
+          <w:sz w:val="19"/>
+          <w:szCs w:val="19"/>
+          <w:shd w:fill="F2F2F2" w:val="clear"/>
+        </w:rPr>
+        <w:t xml:space="preserve">SCENE_OF_CHAR</w:t>
+      </w:r>
+      <w:r>
+        <w:rPr>
+          <w:rFonts w:ascii="微软雅黑" w:cs="微软雅黑" w:eastAsia="微软雅黑" w:hAnsi="微软雅黑"/>
+          <w:sz w:val="21"/>
+          <w:szCs w:val="21"/>
+        </w:rPr>
+        <w:t xml:space="preserve">），首次约战自动挂接该卷战前台词，胜利/失败自动接战后评——两作台词资产全量复用。</w:t>
+      </w:r>
+    </w:p>
+    <w:p>
+      <w:pPr>
+        <w:pStyle w:val="ListParagraph"/>
+        <w:numPr>
+          <w:ilvl w:val="0"/>
+          <w:numId w:val="1"/>
+        </w:numPr>
+        <w:spacing w:after="20" w:before="20"/>
+      </w:pPr>
+      <w:r>
+        <w:rPr>
+          <w:rFonts w:ascii="微软雅黑" w:cs="微软雅黑" w:eastAsia="微软雅黑" w:hAnsi="微软雅黑"/>
+          <w:b/>
+          <w:bCs/>
+          <w:sz w:val="21"/>
+          <w:szCs w:val="21"/>
+        </w:rPr>
+        <w:t xml:space="preserve">终焉之战</w:t>
+      </w:r>
+      <w:r>
+        <w:rPr>
+          <w:rFonts w:ascii="微软雅黑" w:cs="微软雅黑" w:eastAsia="微软雅黑" w:hAnsi="微软雅黑"/>
+          <w:sz w:val="21"/>
+          <w:szCs w:val="21"/>
+        </w:rPr>
+        <w:t xml:space="preserve">：主线 m8 与挑战校长均触发 </w:t>
+      </w:r>
+      <w:r>
+        <w:rPr>
+          <w:rFonts w:ascii="Consolas" w:cs="Consolas" w:eastAsia="Consolas" w:hAnsi="Consolas"/>
+          <w:b w:val="false"/>
+          <w:bCs w:val="false"/>
+          <w:sz w:val="19"/>
+          <w:szCs w:val="19"/>
+          <w:shd w:fill="F2F2F2" w:val="clear"/>
+        </w:rPr>
+        <w:t xml:space="preserve">s14</w:t>
+      </w:r>
+      <w:r>
+        <w:rPr>
+          <w:rFonts w:ascii="微软雅黑" w:cs="微软雅黑" w:eastAsia="微软雅黑" w:hAnsi="微软雅黑"/>
+          <w:sz w:val="21"/>
+          <w:szCs w:val="21"/>
+        </w:rPr>
+        <w:t xml:space="preserve"> 特殊战场（钦法+校长双人、为兵助阵、校长室柜子地形、hpScale 0.78）。</w:t>
+      </w:r>
+    </w:p>
+    <w:p>
+      <w:pPr>
+        <w:pStyle w:val="ListParagraph"/>
+        <w:numPr>
+          <w:ilvl w:val="0"/>
+          <w:numId w:val="1"/>
+        </w:numPr>
+        <w:spacing w:after="20" w:before="20"/>
+      </w:pPr>
+      <w:r>
+        <w:rPr>
+          <w:rFonts w:ascii="微软雅黑" w:cs="微软雅黑" w:eastAsia="微软雅黑" w:hAnsi="微软雅黑"/>
+          <w:b/>
+          <w:bCs/>
+          <w:sz w:val="21"/>
+          <w:szCs w:val="21"/>
+        </w:rPr>
+        <w:t xml:space="preserve">刀禁期</w:t>
+      </w:r>
+      <w:r>
+        <w:rPr>
+          <w:rFonts w:ascii="微软雅黑" w:cs="微软雅黑" w:eastAsia="微软雅黑" w:hAnsi="微软雅黑"/>
+          <w:sz w:val="21"/>
+          <w:szCs w:val="21"/>
+        </w:rPr>
+        <w:t xml:space="preserve">：</w:t>
+      </w:r>
+      <w:r>
+        <w:rPr>
+          <w:rFonts w:ascii="Consolas" w:cs="Consolas" w:eastAsia="Consolas" w:hAnsi="Consolas"/>
+          <w:b w:val="false"/>
+          <w:bCs w:val="false"/>
+          <w:sz w:val="19"/>
+          <w:szCs w:val="19"/>
+          <w:shd w:fill="F2F2F2" w:val="clear"/>
+        </w:rPr>
+        <w:t xml:space="preserve">G.ch ≥ 12</w:t>
+      </w:r>
+      <w:r>
+        <w:rPr>
+          <w:rFonts w:ascii="微软雅黑" w:cs="微软雅黑" w:eastAsia="微软雅黑" w:hAnsi="微软雅黑"/>
+          <w:sz w:val="21"/>
+          <w:szCs w:val="21"/>
+        </w:rPr>
+        <w:t xml:space="preserve">（即 m6 刀禁令风波之后）起"师怒禁刀"。楼内约战 25% 触发钦法巡查，三选一应对，失败"缴刀两日"（</w:t>
+      </w:r>
+      <w:r>
+        <w:rPr>
+          <w:rFonts w:ascii="Consolas" w:cs="Consolas" w:eastAsia="Consolas" w:hAnsi="Consolas"/>
+          <w:b w:val="false"/>
+          <w:bCs w:val="false"/>
+          <w:sz w:val="19"/>
+          <w:szCs w:val="19"/>
+          <w:shd w:fill="F2F2F2" w:val="clear"/>
+        </w:rPr>
+        <w:t xml:space="preserve">flags.duelBanDays</w:t>
+      </w:r>
+      <w:r>
+        <w:rPr>
+          <w:rFonts w:ascii="微软雅黑" w:cs="微软雅黑" w:eastAsia="微软雅黑" w:hAnsi="微软雅黑"/>
+          <w:sz w:val="21"/>
+          <w:szCs w:val="21"/>
+        </w:rPr>
+        <w:t xml:space="preserve">，约战全 blocked，次日递减）——把第一个游戏的世界观结局（禁刀）变成第二个游戏的风险系统。</w:t>
+      </w:r>
+    </w:p>
+    <w:p>
+      <w:pPr>
+        <w:pStyle w:val="ListParagraph"/>
+        <w:numPr>
+          <w:ilvl w:val="0"/>
+          <w:numId w:val="1"/>
+        </w:numPr>
+        <w:spacing w:after="20" w:before="20"/>
+      </w:pPr>
+      <w:r>
+        <w:rPr>
+          <w:rFonts w:ascii="微软雅黑" w:cs="微软雅黑" w:eastAsia="微软雅黑" w:hAnsi="微软雅黑"/>
+          <w:b/>
+          <w:bCs/>
+          <w:sz w:val="21"/>
+          <w:szCs w:val="21"/>
+        </w:rPr>
+        <w:t xml:space="preserve">终章</w:t>
+      </w:r>
+      <w:r>
+        <w:rPr>
+          <w:rFonts w:ascii="微软雅黑" w:cs="微软雅黑" w:eastAsia="微软雅黑" w:hAnsi="微软雅黑"/>
+          <w:sz w:val="21"/>
+          <w:szCs w:val="21"/>
+        </w:rPr>
+        <w:t xml:space="preserve">：主线九节全成后，任务卡转为「刀史收卷」并出现「终章 · 高考」入口。AI 读史结局沿用春秋笔，新增刀的三档结局变体（0 胜/普通/30+胜），收在"写进书里的刀，不会消"。</w:t>
+      </w:r>
+    </w:p>
+    <w:p>
+      <w:pPr>
+        <w:pStyle w:val="Heading2"/>
+        <w:keepNext/>
+        <w:keepLines/>
+        <w:spacing w:after="140" w:before="220"/>
+      </w:pPr>
+      <w:r>
+        <w:rPr>
+          <w:rFonts w:ascii="微软雅黑" w:cs="微软雅黑" w:eastAsia="微软雅黑" w:hAnsi="微软雅黑"/>
+          <w:sz w:val="21"/>
+          <w:szCs w:val="21"/>
+        </w:rPr>
+        <w:t xml:space="preserve">2.4 其他模式与内容</w:t>
+      </w:r>
+    </w:p>
+    <w:p>
+      <w:pPr>
+        <w:pStyle w:val="ListParagraph"/>
+        <w:numPr>
+          <w:ilvl w:val="0"/>
+          <w:numId w:val="1"/>
+        </w:numPr>
+        <w:spacing w:after="20" w:before="20"/>
+      </w:pPr>
+      <w:r>
+        <w:rPr>
+          <w:rFonts w:ascii="微软雅黑" w:cs="微软雅黑" w:eastAsia="微软雅黑" w:hAnsi="微软雅黑"/>
+          <w:b/>
+          <w:bCs/>
+          <w:sz w:val="21"/>
+          <w:szCs w:val="21"/>
+        </w:rPr>
+        <w:t xml:space="preserve">名场面事件</w:t>
+      </w:r>
+      <w:r>
+        <w:rPr>
+          <w:rFonts w:ascii="微软雅黑" w:cs="微软雅黑" w:eastAsia="微软雅黑" w:hAnsi="微软雅黑"/>
+          <w:sz w:val="21"/>
+          <w:szCs w:val="21"/>
+        </w:rPr>
+        <w:t xml:space="preserve">：68 条校园名场面（场景绑定、亲历得料、长好感）改为"本章皆可见"，不再受时段窗口限制；漏过的史料可托人打听（好感≥15，转述版文笔-1）。这是世界层的风味与史料来源，与任务系统并行不悖。</w:t>
+      </w:r>
+    </w:p>
+    <w:p>
+      <w:pPr>
+        <w:pStyle w:val="ListParagraph"/>
+        <w:numPr>
+          <w:ilvl w:val="0"/>
+          <w:numId w:val="1"/>
+        </w:numPr>
+        <w:spacing w:after="20" w:before="20"/>
+      </w:pPr>
+      <w:r>
+        <w:rPr>
+          <w:rFonts w:ascii="微软雅黑" w:cs="微软雅黑" w:eastAsia="微软雅黑" w:hAnsi="微软雅黑"/>
+          <w:b/>
+          <w:bCs/>
+          <w:sz w:val="21"/>
+          <w:szCs w:val="21"/>
+        </w:rPr>
+        <w:t xml:space="preserve">锦标赛</w:t>
+      </w:r>
+      <w:r>
+        <w:rPr>
+          <w:rFonts w:ascii="微软雅黑" w:cs="微软雅黑" w:eastAsia="微软雅黑" w:hAnsi="微软雅黑"/>
+          <w:sz w:val="21"/>
+          <w:szCs w:val="21"/>
+        </w:rPr>
+        <w:t xml:space="preserve">：</w:t>
+      </w:r>
+      <w:r>
+        <w:rPr>
+          <w:rFonts w:ascii="Consolas" w:cs="Consolas" w:eastAsia="Consolas" w:hAnsi="Consolas"/>
+          <w:b w:val="false"/>
+          <w:bCs w:val="false"/>
+          <w:sz w:val="19"/>
+          <w:szCs w:val="19"/>
+          <w:shd w:fill="F2F2F2" w:val="clear"/>
+        </w:rPr>
+        <w:t xml:space="preserve">waves</w:t>
+      </w:r>
+      <w:r>
+        <w:rPr>
+          <w:rFonts w:ascii="微软雅黑" w:cs="微软雅黑" w:eastAsia="微软雅黑" w:hAnsi="微软雅黑"/>
+          <w:sz w:val="21"/>
+          <w:szCs w:val="21"/>
+        </w:rPr>
+        <w:t xml:space="preserve"> 三连战（鲁豪→小川→子琛，</w:t>
+      </w:r>
+      <w:r>
+        <w:rPr>
+          <w:rFonts w:ascii="Consolas" w:cs="Consolas" w:eastAsia="Consolas" w:hAnsi="Consolas"/>
+          <w:b w:val="false"/>
+          <w:bCs w:val="false"/>
+          <w:sz w:val="19"/>
+          <w:szCs w:val="19"/>
+          <w:shd w:fill="F2F2F2" w:val="clear"/>
+        </w:rPr>
+        <w:t xml:space="preserve">restFull</w:t>
+      </w:r>
+      <w:r>
+        <w:rPr>
+          <w:rFonts w:ascii="微软雅黑" w:cs="微软雅黑" w:eastAsia="微软雅黑" w:hAnsi="微软雅黑"/>
+          <w:sz w:val="21"/>
+          <w:szCs w:val="21"/>
+        </w:rPr>
+        <w:t xml:space="preserve"> 充分休整，hpScale 0.68），胜利三技全录+冠军成就。协会随主线 m4 开张（</w:t>
+      </w:r>
+      <w:r>
+        <w:rPr>
+          <w:rFonts w:ascii="Consolas" w:cs="Consolas" w:eastAsia="Consolas" w:hAnsi="Consolas"/>
+          <w:b w:val="false"/>
+          <w:bCs w:val="false"/>
+          <w:sz w:val="19"/>
+          <w:szCs w:val="19"/>
+          <w:shd w:fill="F2F2F2" w:val="clear"/>
+        </w:rPr>
+        <w:t xml:space="preserve">Engine.syncWorldFlags()</w:t>
+      </w:r>
+      <w:r>
+        <w:rPr>
+          <w:rFonts w:ascii="微软雅黑" w:cs="微软雅黑" w:eastAsia="微软雅黑" w:hAnsi="微软雅黑"/>
+          <w:sz w:val="21"/>
+          <w:szCs w:val="21"/>
+        </w:rPr>
+        <w:t xml:space="preserve"> 按 </w:t>
+      </w:r>
+      <w:r>
+        <w:rPr>
+          <w:rFonts w:ascii="Consolas" w:cs="Consolas" w:eastAsia="Consolas" w:hAnsi="Consolas"/>
+          <w:b w:val="false"/>
+          <w:bCs w:val="false"/>
+          <w:sz w:val="19"/>
+          <w:szCs w:val="19"/>
+          <w:shd w:fill="F2F2F2" w:val="clear"/>
+        </w:rPr>
+        <w:t xml:space="preserve">G.ch ≥ 8</w:t>
+      </w:r>
+      <w:r>
+        <w:rPr>
+          <w:rFonts w:ascii="微软雅黑" w:cs="微软雅黑" w:eastAsia="微软雅黑" w:hAnsi="微软雅黑"/>
+          <w:sz w:val="21"/>
+          <w:szCs w:val="21"/>
+        </w:rPr>
+        <w:t xml:space="preserve"> 置 </w:t>
+      </w:r>
+      <w:r>
+        <w:rPr>
+          <w:rFonts w:ascii="Consolas" w:cs="Consolas" w:eastAsia="Consolas" w:hAnsi="Consolas"/>
+          <w:b w:val="false"/>
+          <w:bCs w:val="false"/>
+          <w:sz w:val="19"/>
+          <w:szCs w:val="19"/>
+          <w:shd w:fill="F2F2F2" w:val="clear"/>
+        </w:rPr>
+        <w:t xml:space="preserve">flags.xiehui</w:t>
+      </w:r>
+      <w:r>
+        <w:rPr>
+          <w:rFonts w:ascii="微软雅黑" w:cs="微软雅黑" w:eastAsia="微软雅黑" w:hAnsi="微软雅黑"/>
+          <w:sz w:val="21"/>
+          <w:szCs w:val="21"/>
+        </w:rPr>
+        <w:t xml:space="preserve">），不再依赖某条事件被触发。</w:t>
+      </w:r>
+    </w:p>
+    <w:p>
+      <w:pPr>
+        <w:pStyle w:val="ListParagraph"/>
+        <w:numPr>
+          <w:ilvl w:val="0"/>
+          <w:numId w:val="1"/>
+        </w:numPr>
+        <w:spacing w:after="20" w:before="20"/>
+      </w:pPr>
+      <w:r>
+        <w:rPr>
+          <w:rFonts w:ascii="微软雅黑" w:cs="微软雅黑" w:eastAsia="微软雅黑" w:hAnsi="微软雅黑"/>
+          <w:b/>
+          <w:bCs/>
+          <w:sz w:val="21"/>
+          <w:szCs w:val="21"/>
+        </w:rPr>
+        <w:t xml:space="preserve">生存</w:t>
+      </w:r>
+      <w:r>
+        <w:rPr>
+          <w:rFonts w:ascii="微软雅黑" w:cs="微软雅黑" w:eastAsia="微软雅黑" w:hAnsi="微软雅黑"/>
+          <w:sz w:val="21"/>
+          <w:szCs w:val="21"/>
+        </w:rPr>
+        <w:t xml:space="preserve">：引擎 survival 模式直通（波次+三选一增益），按波次给零花钱，3 波起计胜场。</w:t>
+      </w:r>
+    </w:p>
+    <w:p>
+      <w:pPr>
+        <w:pStyle w:val="ListParagraph"/>
+        <w:numPr>
+          <w:ilvl w:val="0"/>
+          <w:numId w:val="1"/>
+        </w:numPr>
+        <w:spacing w:after="20" w:before="20"/>
+      </w:pPr>
+      <w:r>
+        <w:rPr>
+          <w:rFonts w:ascii="微软雅黑" w:cs="微软雅黑" w:eastAsia="微软雅黑" w:hAnsi="微软雅黑"/>
+          <w:b/>
+          <w:bCs/>
+          <w:sz w:val="21"/>
+          <w:szCs w:val="21"/>
+        </w:rPr>
+        <w:t xml:space="preserve">高难试炼</w:t>
+      </w:r>
+      <w:r>
+        <w:rPr>
+          <w:rFonts w:ascii="微软雅黑" w:cs="微软雅黑" w:eastAsia="微软雅黑" w:hAnsi="微软雅黑"/>
+          <w:sz w:val="21"/>
+          <w:szCs w:val="21"/>
+        </w:rPr>
+        <w:t xml:space="preserve">：六座关卡，解锁条件统一为「</w:t>
+      </w:r>
+      <w:r>
+        <w:rPr>
+          <w:rFonts w:ascii="Consolas" w:cs="Consolas" w:eastAsia="Consolas" w:hAnsi="Consolas"/>
+          <w:b w:val="false"/>
+          <w:bCs w:val="false"/>
+          <w:sz w:val="19"/>
+          <w:szCs w:val="19"/>
+          <w:shd w:fill="F2F2F2" w:val="clear"/>
+        </w:rPr>
+        <w:t xml:space="preserve">G.ch</w:t>
+      </w:r>
+      <w:r>
+        <w:rPr>
+          <w:rFonts w:ascii="微软雅黑" w:cs="微软雅黑" w:eastAsia="微软雅黑" w:hAnsi="微软雅黑"/>
+          <w:sz w:val="21"/>
+          <w:szCs w:val="21"/>
+        </w:rPr>
+        <w:t xml:space="preserve"> 阈值 + 已胜某传主」，因此随主线自然渐次开放。</w:t>
+      </w:r>
+    </w:p>
+    <w:p>
+      <w:pPr>
+        <w:pStyle w:val="Heading1"/>
+        <w:keepNext/>
+        <w:keepLines/>
+        <w:spacing w:after="140" w:before="320"/>
+      </w:pPr>
+      <w:r>
+        <w:rPr>
+          <w:rFonts w:ascii="微软雅黑" w:cs="微软雅黑" w:eastAsia="微软雅黑" w:hAnsi="微软雅黑"/>
+          <w:sz w:val="21"/>
+          <w:szCs w:val="21"/>
+        </w:rPr>
+        <w:t xml:space="preserve">3. 测试体系</w:t>
+      </w:r>
+    </w:p>
+    <w:tbl>
+      <w:tblPr>
+        <w:tblW w:type="dxa" w:w="9360"/>
+        <w:tblBorders>
+          <w:top w:val="single" w:color="auto" w:sz="4"/>
+          <w:left w:val="single" w:color="auto" w:sz="4"/>
+          <w:bottom w:val="single" w:color="auto" w:sz="4"/>
+          <w:right w:val="single" w:color="auto" w:sz="4"/>
+          <w:insideH w:val="single" w:color="auto" w:sz="4"/>
+          <w:insideV w:val="single" w:color="auto" w:sz="4"/>
+        </w:tblBorders>
+      </w:tblPr>
+      <w:tblGrid>
+        <w:gridCol w:w="3120"/>
+        <w:gridCol w:w="3120"/>
+        <w:gridCol w:w="3120"/>
+      </w:tblGrid>
+      <w:tr>
+        <w:trPr>
+          <w:cantSplit/>
+          <w:tblHeader/>
+        </w:trPr>
+        <w:tc>
+          <w:tcPr>
+            <w:tcW w:type="dxa" w:w="3120"/>
+            <w:tcBorders>
+              <w:top w:val="single" w:color="BFBFBF" w:sz="1"/>
+              <w:left w:val="single" w:color="BFBFBF" w:sz="1"/>
+              <w:bottom w:val="single" w:color="BFBFBF" w:sz="1"/>
+              <w:right w:val="single" w:color="BFBFBF" w:sz="1"/>
+            </w:tcBorders>
+            <w:shd w:fill="EDE4C8" w:val="clear"/>
+            <w:tcMar>
+              <w:top w:type="dxa" w:w="60"/>
+              <w:left w:type="dxa" w:w="100"/>
+              <w:bottom w:type="dxa" w:w="60"/>
+              <w:right w:type="dxa" w:w="100"/>
+            </w:tcMar>
+          </w:tcPr>
+          <w:p>
+            <w:pPr>
+              <w:spacing w:after="20" w:before="20"/>
+            </w:pPr>
+            <w:r>
+              <w:rPr>
+                <w:rFonts w:ascii="微软雅黑" w:cs="微软雅黑" w:eastAsia="微软雅黑" w:hAnsi="微软雅黑"/>
+                <w:sz w:val="21"/>
+                <w:szCs w:val="21"/>
+              </w:rPr>
+              <w:t xml:space="preserve">层</w:t>
+            </w:r>
+          </w:p>
+        </w:tc>
+        <w:tc>
+          <w:tcPr>
+            <w:tcW w:type="dxa" w:w="3120"/>
+            <w:tcBorders>
+              <w:top w:val="single" w:color="BFBFBF" w:sz="1"/>
+              <w:left w:val="single" w:color="BFBFBF" w:sz="1"/>
+              <w:bottom w:val="single" w:color="BFBFBF" w:sz="1"/>
+              <w:right w:val="single" w:color="BFBFBF" w:sz="1"/>
+            </w:tcBorders>
+            <w:shd w:fill="EDE4C8" w:val="clear"/>
+            <w:tcMar>
+              <w:top w:type="dxa" w:w="60"/>
+              <w:left w:type="dxa" w:w="100"/>
+              <w:bottom w:type="dxa" w:w="60"/>
+              <w:right w:type="dxa" w:w="100"/>
+            </w:tcMar>
+          </w:tcPr>
+          <w:p>
+            <w:pPr>
+              <w:spacing w:after="20" w:before="20"/>
+            </w:pPr>
+            <w:r>
+              <w:rPr>
+                <w:rFonts w:ascii="微软雅黑" w:cs="微软雅黑" w:eastAsia="微软雅黑" w:hAnsi="微软雅黑"/>
+                <w:sz w:val="21"/>
+                <w:szCs w:val="21"/>
+              </w:rPr>
+              <w:t xml:space="preserve">内容</w:t>
+            </w:r>
+          </w:p>
+        </w:tc>
+        <w:tc>
+          <w:tcPr>
+            <w:tcW w:type="dxa" w:w="3120"/>
+            <w:tcBorders>
+              <w:top w:val="single" w:color="BFBFBF" w:sz="1"/>
+              <w:left w:val="single" w:color="BFBFBF" w:sz="1"/>
+              <w:bottom w:val="single" w:color="BFBFBF" w:sz="1"/>
+              <w:right w:val="single" w:color="BFBFBF" w:sz="1"/>
+            </w:tcBorders>
+            <w:shd w:fill="EDE4C8" w:val="clear"/>
+            <w:tcMar>
+              <w:top w:type="dxa" w:w="60"/>
+              <w:left w:type="dxa" w:w="100"/>
+              <w:bottom w:type="dxa" w:w="60"/>
+              <w:right w:type="dxa" w:w="100"/>
+            </w:tcMar>
+          </w:tcPr>
+          <w:p>
+            <w:pPr>
+              <w:spacing w:after="20" w:before="20"/>
+            </w:pPr>
+            <w:r>
+              <w:rPr>
+                <w:rFonts w:ascii="微软雅黑" w:cs="微软雅黑" w:eastAsia="微软雅黑" w:hAnsi="微软雅黑"/>
+                <w:sz w:val="21"/>
+                <w:szCs w:val="21"/>
+              </w:rPr>
+              <w:t xml:space="preserve">结果</w:t>
+            </w:r>
+          </w:p>
+        </w:tc>
+      </w:tr>
+      <w:tr>
+        <w:trPr>
+          <w:cantSplit/>
+          <w:tblHeader w:val="false"/>
+        </w:trPr>
+        <w:tc>
+          <w:tcPr>
+            <w:tcW w:type="dxa" w:w="3120"/>
+            <w:tcBorders>
+              <w:top w:val="single" w:color="BFBFBF" w:sz="1"/>
+              <w:left w:val="single" w:color="BFBFBF" w:sz="1"/>
+              <w:bottom w:val="single" w:color="BFBFBF" w:sz="1"/>
+              <w:right w:val="single" w:color="BFBFBF" w:sz="1"/>
+            </w:tcBorders>
+            <w:tcMar>
+              <w:top w:type="dxa" w:w="60"/>
+              <w:left w:type="dxa" w:w="100"/>
+              <w:bottom w:type="dxa" w:w="60"/>
+              <w:right w:type="dxa" w:w="100"/>
+            </w:tcMar>
+          </w:tcPr>
+          <w:p>
+            <w:pPr>
+              <w:spacing w:after="20" w:before="20"/>
+            </w:pPr>
+            <w:r>
+              <w:rPr>
+                <w:rFonts w:ascii="微软雅黑" w:cs="微软雅黑" w:eastAsia="微软雅黑" w:hAnsi="微软雅黑"/>
+                <w:sz w:val="21"/>
+                <w:szCs w:val="21"/>
+              </w:rPr>
+              <w:t xml:space="preserve">引擎层（Node，无需浏览器）</w:t>
+            </w:r>
+          </w:p>
+        </w:tc>
+        <w:tc>
+          <w:tcPr>
+            <w:tcW w:type="dxa" w:w="3120"/>
+            <w:tcBorders>
+              <w:top w:val="single" w:color="BFBFBF" w:sz="1"/>
+              <w:left w:val="single" w:color="BFBFBF" w:sz="1"/>
+              <w:bottom w:val="single" w:color="BFBFBF" w:sz="1"/>
+              <w:right w:val="single" w:color="BFBFBF" w:sz="1"/>
+            </w:tcBorders>
+            <w:tcMar>
+              <w:top w:type="dxa" w:w="60"/>
+              <w:left w:type="dxa" w:w="100"/>
+              <w:bottom w:type="dxa" w:w="60"/>
+              <w:right w:type="dxa" w:w="100"/>
+            </w:tcMar>
+          </w:tcPr>
+          <w:p>
+            <w:pPr>
+              <w:spacing w:after="20" w:before="20"/>
+            </w:pPr>
+            <w:r>
+              <w:rPr>
+                <w:rFonts w:ascii="微软雅黑" w:cs="微软雅黑" w:eastAsia="微软雅黑" w:hAnsi="微软雅黑"/>
+                <w:sz w:val="21"/>
+                <w:szCs w:val="21"/>
+              </w:rPr>
+              <w:t xml:space="preserve">前作 15 个测试整体移植：规则/状态/极难/AI 四档/平衡基线/模糊测试/压测；本章新增特则专项 </w:t>
+            </w:r>
+            <w:r>
+              <w:rPr>
+                <w:rFonts w:ascii="Consolas" w:cs="Consolas" w:eastAsia="Consolas" w:hAnsi="Consolas"/>
+                <w:b w:val="false"/>
+                <w:bCs w:val="false"/>
+                <w:sz w:val="19"/>
+                <w:szCs w:val="19"/>
+                <w:shd w:fill="F2F2F2" w:val="clear"/>
+              </w:rPr>
+              <w:t xml:space="preserve">test_rules2.mjs</w:t>
+            </w:r>
+            <w:r>
+              <w:rPr>
+                <w:rFonts w:ascii="微软雅黑" w:cs="微软雅黑" w:eastAsia="微软雅黑" w:hAnsi="微软雅黑"/>
+                <w:sz w:val="21"/>
+                <w:szCs w:val="21"/>
+              </w:rPr>
+              <w:t xml:space="preserve">（8 断言，含"无特则不误伤"回归）</w:t>
+            </w:r>
+          </w:p>
+        </w:tc>
+        <w:tc>
+          <w:tcPr>
+            <w:tcW w:type="dxa" w:w="3120"/>
+            <w:tcBorders>
+              <w:top w:val="single" w:color="BFBFBF" w:sz="1"/>
+              <w:left w:val="single" w:color="BFBFBF" w:sz="1"/>
+              <w:bottom w:val="single" w:color="BFBFBF" w:sz="1"/>
+              <w:right w:val="single" w:color="BFBFBF" w:sz="1"/>
+            </w:tcBorders>
+            <w:tcMar>
+              <w:top w:type="dxa" w:w="60"/>
+              <w:left w:type="dxa" w:w="100"/>
+              <w:bottom w:type="dxa" w:w="60"/>
+              <w:right w:type="dxa" w:w="100"/>
+            </w:tcMar>
+          </w:tcPr>
+          <w:p>
+            <w:pPr>
+              <w:spacing w:after="20" w:before="20"/>
+            </w:pPr>
+            <w:r>
+              <w:rPr>
+                <w:rFonts w:ascii="微软雅黑" w:cs="微软雅黑" w:eastAsia="微软雅黑" w:hAnsi="微软雅黑"/>
+                <w:sz w:val="21"/>
+                <w:szCs w:val="21"/>
+              </w:rPr>
+              <w:t xml:space="preserve">全部 ALL PASS（路径修复 </w:t>
+            </w:r>
+            <w:r>
+              <w:rPr>
+                <w:rFonts w:ascii="Consolas" w:cs="Consolas" w:eastAsia="Consolas" w:hAnsi="Consolas"/>
+                <w:b w:val="false"/>
+                <w:bCs w:val="false"/>
+                <w:sz w:val="19"/>
+                <w:szCs w:val="19"/>
+                <w:shd w:fill="F2F2F2" w:val="clear"/>
+              </w:rPr>
+              <w:t xml:space="preserve">tests/battle/helpers/engine_env.mjs</w:t>
+            </w:r>
+            <w:r>
+              <w:rPr>
+                <w:rFonts w:ascii="微软雅黑" w:cs="微软雅黑" w:eastAsia="微软雅黑" w:hAnsi="微软雅黑"/>
+                <w:sz w:val="21"/>
+                <w:szCs w:val="21"/>
+              </w:rPr>
+              <w:t xml:space="preserve">）</w:t>
+            </w:r>
+          </w:p>
+        </w:tc>
+      </w:tr>
+      <w:tr>
+        <w:trPr>
+          <w:cantSplit/>
+          <w:tblHeader w:val="false"/>
+        </w:trPr>
+        <w:tc>
+          <w:tcPr>
+            <w:tcW w:type="dxa" w:w="3120"/>
+            <w:tcBorders>
+              <w:top w:val="single" w:color="BFBFBF" w:sz="1"/>
+              <w:left w:val="single" w:color="BFBFBF" w:sz="1"/>
+              <w:bottom w:val="single" w:color="BFBFBF" w:sz="1"/>
+              <w:right w:val="single" w:color="BFBFBF" w:sz="1"/>
+            </w:tcBorders>
+            <w:tcMar>
+              <w:top w:type="dxa" w:w="60"/>
+              <w:left w:type="dxa" w:w="100"/>
+              <w:bottom w:type="dxa" w:w="60"/>
+              <w:right w:type="dxa" w:w="100"/>
+            </w:tcMar>
+          </w:tcPr>
+          <w:p>
+            <w:pPr>
+              <w:spacing w:after="20" w:before="20"/>
+            </w:pPr>
+            <w:r>
+              <w:rPr>
+                <w:rFonts w:ascii="微软雅黑" w:cs="微软雅黑" w:eastAsia="微软雅黑" w:hAnsi="微软雅黑"/>
+                <w:sz w:val="21"/>
+                <w:szCs w:val="21"/>
+              </w:rPr>
+              <w:t xml:space="preserve">剧情链路（Playwright）</w:t>
+            </w:r>
+          </w:p>
+        </w:tc>
+        <w:tc>
+          <w:tcPr>
+            <w:tcW w:type="dxa" w:w="3120"/>
+            <w:tcBorders>
+              <w:top w:val="single" w:color="BFBFBF" w:sz="1"/>
+              <w:left w:val="single" w:color="BFBFBF" w:sz="1"/>
+              <w:bottom w:val="single" w:color="BFBFBF" w:sz="1"/>
+              <w:right w:val="single" w:color="BFBFBF" w:sz="1"/>
+            </w:tcBorders>
+            <w:tcMar>
+              <w:top w:type="dxa" w:w="60"/>
+              <w:left w:type="dxa" w:w="100"/>
+              <w:bottom w:type="dxa" w:w="60"/>
+              <w:right w:type="dxa" w:w="100"/>
+            </w:tcMar>
+          </w:tcPr>
+          <w:p>
+            <w:pPr>
+              <w:spacing w:after="20" w:before="20"/>
+            </w:pPr>
+            <w:r>
+              <w:rPr>
+                <w:rFonts w:ascii="Consolas" w:cs="Consolas" w:eastAsia="Consolas" w:hAnsi="Consolas"/>
+                <w:b w:val="false"/>
+                <w:bCs w:val="false"/>
+                <w:sz w:val="19"/>
+                <w:szCs w:val="19"/>
+                <w:shd w:fill="F2F2F2" w:val="clear"/>
+              </w:rPr>
+              <w:t xml:space="preserve">tests/quest_flow.mjs</w:t>
+            </w:r>
+            <w:r>
+              <w:rPr>
+                <w:rFonts w:ascii="微软雅黑" w:cs="微软雅黑" w:eastAsia="微软雅黑" w:hAnsi="微软雅黑"/>
+                <w:sz w:val="21"/>
+                <w:szCs w:val="21"/>
+              </w:rPr>
+              <w:t xml:space="preserve"> 30 项：择难度→开局即主线→赏格随难度→章节映射链（m4 协会/m6 刀禁/m9 终章）→歇一日→立传解耦→支线触发与解锁→点将出征→任务点错位</w:t>
+            </w:r>
+          </w:p>
+        </w:tc>
+        <w:tc>
+          <w:tcPr>
+            <w:tcW w:type="dxa" w:w="3120"/>
+            <w:tcBorders>
+              <w:top w:val="single" w:color="BFBFBF" w:sz="1"/>
+              <w:left w:val="single" w:color="BFBFBF" w:sz="1"/>
+              <w:bottom w:val="single" w:color="BFBFBF" w:sz="1"/>
+              <w:right w:val="single" w:color="BFBFBF" w:sz="1"/>
+            </w:tcBorders>
+            <w:tcMar>
+              <w:top w:type="dxa" w:w="60"/>
+              <w:left w:type="dxa" w:w="100"/>
+              <w:bottom w:type="dxa" w:w="60"/>
+              <w:right w:type="dxa" w:w="100"/>
+            </w:tcMar>
+          </w:tcPr>
+          <w:p>
+            <w:pPr>
+              <w:spacing w:after="20" w:before="20"/>
+            </w:pPr>
+            <w:r>
+              <w:rPr>
+                <w:rFonts w:ascii="微软雅黑" w:cs="微软雅黑" w:eastAsia="微软雅黑" w:hAnsi="微软雅黑"/>
+                <w:sz w:val="21"/>
+                <w:szCs w:val="21"/>
+              </w:rPr>
+              <w:t xml:space="preserve">全 PASS</w:t>
+            </w:r>
+          </w:p>
+        </w:tc>
+      </w:tr>
+      <w:tr>
+        <w:trPr>
+          <w:cantSplit/>
+          <w:tblHeader w:val="false"/>
+        </w:trPr>
+        <w:tc>
+          <w:tcPr>
+            <w:tcW w:type="dxa" w:w="3120"/>
+            <w:tcBorders>
+              <w:top w:val="single" w:color="BFBFBF" w:sz="1"/>
+              <w:left w:val="single" w:color="BFBFBF" w:sz="1"/>
+              <w:bottom w:val="single" w:color="BFBFBF" w:sz="1"/>
+              <w:right w:val="single" w:color="BFBFBF" w:sz="1"/>
+            </w:tcBorders>
+            <w:tcMar>
+              <w:top w:type="dxa" w:w="60"/>
+              <w:left w:type="dxa" w:w="100"/>
+              <w:bottom w:type="dxa" w:w="60"/>
+              <w:right w:type="dxa" w:w="100"/>
+            </w:tcMar>
+          </w:tcPr>
+          <w:p>
+            <w:pPr>
+              <w:spacing w:after="20" w:before="20"/>
+            </w:pPr>
+            <w:r>
+              <w:rPr>
+                <w:rFonts w:ascii="微软雅黑" w:cs="微软雅黑" w:eastAsia="微软雅黑" w:hAnsi="微软雅黑"/>
+                <w:sz w:val="21"/>
+                <w:szCs w:val="21"/>
+              </w:rPr>
+              <w:t xml:space="preserve">全链路（Playwright）</w:t>
+            </w:r>
+          </w:p>
+        </w:tc>
+        <w:tc>
+          <w:tcPr>
+            <w:tcW w:type="dxa" w:w="3120"/>
+            <w:tcBorders>
+              <w:top w:val="single" w:color="BFBFBF" w:sz="1"/>
+              <w:left w:val="single" w:color="BFBFBF" w:sz="1"/>
+              <w:bottom w:val="single" w:color="BFBFBF" w:sz="1"/>
+              <w:right w:val="single" w:color="BFBFBF" w:sz="1"/>
+            </w:tcBorders>
+            <w:tcMar>
+              <w:top w:type="dxa" w:w="60"/>
+              <w:left w:type="dxa" w:w="100"/>
+              <w:bottom w:type="dxa" w:w="60"/>
+              <w:right w:type="dxa" w:w="100"/>
+            </w:tcMar>
+          </w:tcPr>
+          <w:p>
+            <w:pPr>
+              <w:spacing w:after="20" w:before="20"/>
+            </w:pPr>
+            <w:r>
+              <w:rPr>
+                <w:rFonts w:ascii="Consolas" w:cs="Consolas" w:eastAsia="Consolas" w:hAnsi="Consolas"/>
+                <w:b w:val="false"/>
+                <w:bCs w:val="false"/>
+                <w:sz w:val="19"/>
+                <w:szCs w:val="19"/>
+                <w:shd w:fill="F2F2F2" w:val="clear"/>
+              </w:rPr>
+              <w:t xml:space="preserve">smoke.mjs</w:t>
+            </w:r>
+            <w:r>
+              <w:rPr>
+                <w:rFonts w:ascii="微软雅黑" w:cs="微软雅黑" w:eastAsia="微软雅黑" w:hAnsi="微软雅黑"/>
+                <w:sz w:val="21"/>
+                <w:szCs w:val="21"/>
+              </w:rPr>
+              <w:t xml:space="preserve"> 56 项断言：装配→</w:t>
+            </w:r>
+            <w:r>
+              <w:rPr>
+                <w:rFonts w:ascii="微软雅黑" w:cs="微软雅黑" w:eastAsia="微软雅黑" w:hAnsi="微软雅黑"/>
+                <w:b/>
+                <w:bCs/>
+                <w:sz w:val="21"/>
+                <w:szCs w:val="21"/>
+              </w:rPr>
+              <w:t xml:space="preserve">择难度开局</w:t>
+            </w:r>
+            <w:r>
+              <w:rPr>
+                <w:rFonts w:ascii="微软雅黑" w:cs="微软雅黑" w:eastAsia="微软雅黑" w:hAnsi="微软雅黑"/>
+                <w:sz w:val="21"/>
+                <w:szCs w:val="21"/>
+              </w:rPr>
+              <w:t xml:space="preserve">→</w:t>
+            </w:r>
+            <w:r>
+              <w:rPr>
+                <w:rFonts w:ascii="微软雅黑" w:cs="微软雅黑" w:eastAsia="微软雅黑" w:hAnsi="微软雅黑"/>
+                <w:b/>
+                <w:bCs/>
+                <w:sz w:val="21"/>
+                <w:szCs w:val="21"/>
+              </w:rPr>
+              <w:t xml:space="preserve">任务卡/令标记/进度</w:t>
+            </w:r>
+            <w:r>
+              <w:rPr>
+                <w:rFonts w:ascii="微软雅黑" w:cs="微软雅黑" w:eastAsia="微软雅黑" w:hAnsi="微软雅黑"/>
+                <w:sz w:val="21"/>
+                <w:szCs w:val="21"/>
+              </w:rPr>
+              <w:t xml:space="preserve">→约战→战斗→结算→回世界→刀谱→</w:t>
+            </w:r>
+            <w:r>
+              <w:rPr>
+                <w:rFonts w:ascii="微软雅黑" w:cs="微软雅黑" w:eastAsia="微软雅黑" w:hAnsi="微软雅黑"/>
+                <w:b/>
+                <w:bCs/>
+                <w:sz w:val="21"/>
+                <w:szCs w:val="21"/>
+              </w:rPr>
+              <w:t xml:space="preserve">立传解耦</w:t>
+            </w:r>
+            <w:r>
+              <w:rPr>
+                <w:rFonts w:ascii="微软雅黑" w:cs="微软雅黑" w:eastAsia="微软雅黑" w:hAnsi="微软雅黑"/>
+                <w:sz w:val="21"/>
+                <w:szCs w:val="21"/>
+              </w:rPr>
+              <w:t xml:space="preserve">→首战剧本→</w:t>
+            </w:r>
+            <w:r>
+              <w:rPr>
+                <w:rFonts w:ascii="微软雅黑" w:cs="微软雅黑" w:eastAsia="微软雅黑" w:hAnsi="微软雅黑"/>
+                <w:b/>
+                <w:bCs/>
+                <w:sz w:val="21"/>
+                <w:szCs w:val="21"/>
+              </w:rPr>
+              <w:t xml:space="preserve">主线任务端到端（接战→胜→赏格×难度→推进 m2→卡片刷新）</w:t>
+            </w:r>
+            <w:r>
+              <w:rPr>
+                <w:rFonts w:ascii="微软雅黑" w:cs="微软雅黑" w:eastAsia="微软雅黑" w:hAnsi="微软雅黑"/>
+                <w:sz w:val="21"/>
+                <w:szCs w:val="21"/>
+              </w:rPr>
+              <w:t xml:space="preserve">→锦标赛三波→生存波次→弹层治理→白板/修炼购买→试炼解锁与首通稀有卡；对</w:t>
+            </w:r>
+            <w:r>
+              <w:rPr>
+                <w:rFonts w:ascii="微软雅黑" w:cs="微软雅黑" w:eastAsia="微软雅黑" w:hAnsi="微软雅黑"/>
+                <w:b/>
+                <w:bCs/>
+                <w:sz w:val="21"/>
+                <w:szCs w:val="21"/>
+              </w:rPr>
+              <w:t xml:space="preserve">源码版</w:t>
+            </w:r>
+            <w:r>
+              <w:rPr>
+                <w:rFonts w:ascii="微软雅黑" w:cs="微软雅黑" w:eastAsia="微软雅黑" w:hAnsi="微软雅黑"/>
+                <w:sz w:val="21"/>
+                <w:szCs w:val="21"/>
+              </w:rPr>
+              <w:t xml:space="preserve">与</w:t>
+            </w:r>
+            <w:r>
+              <w:rPr>
+                <w:rFonts w:ascii="微软雅黑" w:cs="微软雅黑" w:eastAsia="微软雅黑" w:hAnsi="微软雅黑"/>
+                <w:b/>
+                <w:bCs/>
+                <w:sz w:val="21"/>
+                <w:szCs w:val="21"/>
+              </w:rPr>
+              <w:t xml:space="preserve">打包单文件版</w:t>
+            </w:r>
+            <w:r>
+              <w:rPr>
+                <w:rFonts w:ascii="微软雅黑" w:cs="微软雅黑" w:eastAsia="微软雅黑" w:hAnsi="微软雅黑"/>
+                <w:sz w:val="21"/>
+                <w:szCs w:val="21"/>
+              </w:rPr>
+              <w:t xml:space="preserve">双跑</w:t>
+            </w:r>
+          </w:p>
+        </w:tc>
+        <w:tc>
+          <w:tcPr>
+            <w:tcW w:type="dxa" w:w="3120"/>
+            <w:tcBorders>
+              <w:top w:val="single" w:color="BFBFBF" w:sz="1"/>
+              <w:left w:val="single" w:color="BFBFBF" w:sz="1"/>
+              <w:bottom w:val="single" w:color="BFBFBF" w:sz="1"/>
+              <w:right w:val="single" w:color="BFBFBF" w:sz="1"/>
+            </w:tcBorders>
+            <w:tcMar>
+              <w:top w:type="dxa" w:w="60"/>
+              <w:left w:type="dxa" w:w="100"/>
+              <w:bottom w:type="dxa" w:w="60"/>
+              <w:right w:type="dxa" w:w="100"/>
+            </w:tcMar>
+          </w:tcPr>
+          <w:p>
+            <w:pPr>
+              <w:spacing w:after="20" w:before="20"/>
+            </w:pPr>
+            <w:r>
+              <w:rPr>
+                <w:rFonts w:ascii="微软雅黑" w:cs="微软雅黑" w:eastAsia="微软雅黑" w:hAnsi="微软雅黑"/>
+                <w:sz w:val="21"/>
+                <w:szCs w:val="21"/>
+              </w:rPr>
+              <w:t xml:space="preserve">全 PASS，截图 17 张入 </w:t>
+            </w:r>
+            <w:r>
+              <w:rPr>
+                <w:rFonts w:ascii="Consolas" w:cs="Consolas" w:eastAsia="Consolas" w:hAnsi="Consolas"/>
+                <w:b w:val="false"/>
+                <w:bCs w:val="false"/>
+                <w:sz w:val="19"/>
+                <w:szCs w:val="19"/>
+                <w:shd w:fill="F2F2F2" w:val="clear"/>
+              </w:rPr>
+              <w:t xml:space="preserve">testshots/</w:t>
+            </w:r>
+          </w:p>
+        </w:tc>
+      </w:tr>
+    </w:tbl>
+    <w:p>
+      <w:pPr>
+        <w:spacing w:after="120"/>
+      </w:pPr>
+    </w:p>
+    <w:p>
+      <w:pPr>
+        <w:spacing w:after="40" w:before="40"/>
+      </w:pPr>
+      <w:r>
+        <w:rPr>
+          <w:rFonts w:ascii="微软雅黑" w:cs="微软雅黑" w:eastAsia="微软雅黑" w:hAnsi="微软雅黑"/>
+          <w:sz w:val="21"/>
+          <w:szCs w:val="21"/>
+        </w:rPr>
+        <w:t xml:space="preserve">引擎层的可测性红利在本项目直接兑现：融合层对引擎的改动（</w:t>
+      </w:r>
+      <w:r>
+        <w:rPr>
+          <w:rFonts w:ascii="Consolas" w:cs="Consolas" w:eastAsia="Consolas" w:hAnsi="Consolas"/>
+          <w:b w:val="false"/>
+          <w:bCs w:val="false"/>
+          <w:sz w:val="19"/>
+          <w:szCs w:val="19"/>
+          <w:shd w:fill="F2F2F2" w:val="clear"/>
+        </w:rPr>
+        <w:t xml:space="preserve">yinkesi</w:t>
+      </w:r>
+      <w:r>
+        <w:rPr>
+          <w:rFonts w:ascii="微软雅黑" w:cs="微软雅黑" w:eastAsia="微软雅黑" w:hAnsi="微软雅黑"/>
+          <w:sz w:val="21"/>
+          <w:szCs w:val="21"/>
+        </w:rPr>
+        <w:t xml:space="preserve"> 通用技能、</w:t>
+      </w:r>
+      <w:r>
+        <w:rPr>
+          <w:rFonts w:ascii="Consolas" w:cs="Consolas" w:eastAsia="Consolas" w:hAnsi="Consolas"/>
+          <w:b w:val="false"/>
+          <w:bCs w:val="false"/>
+          <w:sz w:val="19"/>
+          <w:szCs w:val="19"/>
+          <w:shd w:fill="F2F2F2" w:val="clear"/>
+        </w:rPr>
         <w:t xml:space="preserve">_nextWave</w:t>
       </w:r>
       <w:r>
@@ -2188,7 +5282,43 @@
           <w:sz w:val="21"/>
           <w:szCs w:val="21"/>
         </w:rPr>
-        <w:t xml:space="preserve"> 波次号时序、测试路径）全部被既有测试拦截回归。</w:t>
+        <w:t xml:space="preserve"> 波次号时序、六条剧情特则、测试路径）全部被既有测试拦截回归，无需人工比对。</w:t>
+      </w:r>
+    </w:p>
+    <w:p>
+      <w:pPr>
+        <w:pBdr>
+          <w:left w:val="single" w:color="A63A2B" w:sz="12"/>
+        </w:pBdr>
+        <w:spacing w:after="80" w:before="80"/>
+        <w:ind w:left="400"/>
+      </w:pPr>
+      <w:r>
+        <w:rPr>
+          <w:rFonts w:ascii="微软雅黑" w:cs="微软雅黑" w:eastAsia="微软雅黑" w:hAnsi="微软雅黑"/>
+          <w:sz w:val="21"/>
+          <w:szCs w:val="21"/>
+        </w:rPr>
+        <w:t xml:space="preserve">注：</w:t>
+      </w:r>
+      <w:r>
+        <w:rPr>
+          <w:rFonts w:ascii="Consolas" w:cs="Consolas" w:eastAsia="Consolas" w:hAnsi="Consolas"/>
+          <w:b w:val="false"/>
+          <w:bCs w:val="false"/>
+          <w:sz w:val="19"/>
+          <w:szCs w:val="19"/>
+          <w:shd w:fill="F2F2F2" w:val="clear"/>
+        </w:rPr>
+        <w:t xml:space="preserve">tests/quest_flow.mjs</w:t>
+      </w:r>
+      <w:r>
+        <w:rPr>
+          <w:rFonts w:ascii="微软雅黑" w:cs="微软雅黑" w:eastAsia="微软雅黑" w:hAnsi="微软雅黑"/>
+          <w:sz w:val="21"/>
+          <w:szCs w:val="21"/>
+        </w:rPr>
+        <w:t xml:space="preserve"> 需要 Playwright；本机安装方式见 §5。</w:t>
       </w:r>
     </w:p>
     <w:p>
@@ -3934,11 +7064,1541 @@
           </w:p>
         </w:tc>
       </w:tr>
+      <w:tr>
+        <w:trPr>
+          <w:cantSplit/>
+          <w:tblHeader w:val="false"/>
+        </w:trPr>
+        <w:tc>
+          <w:tcPr>
+            <w:tcW w:type="dxa" w:w="1872"/>
+            <w:tcBorders>
+              <w:top w:val="single" w:color="BFBFBF" w:sz="1"/>
+              <w:left w:val="single" w:color="BFBFBF" w:sz="1"/>
+              <w:bottom w:val="single" w:color="BFBFBF" w:sz="1"/>
+              <w:right w:val="single" w:color="BFBFBF" w:sz="1"/>
+            </w:tcBorders>
+            <w:tcMar>
+              <w:top w:type="dxa" w:w="60"/>
+              <w:left w:type="dxa" w:w="100"/>
+              <w:bottom w:type="dxa" w:w="60"/>
+              <w:right w:type="dxa" w:w="100"/>
+            </w:tcMar>
+          </w:tcPr>
+          <w:p>
+            <w:pPr>
+              <w:spacing w:after="20" w:before="20"/>
+            </w:pPr>
+            <w:r>
+              <w:rPr>
+                <w:rFonts w:ascii="微软雅黑" w:cs="微软雅黑" w:eastAsia="微软雅黑" w:hAnsi="微软雅黑"/>
+                <w:sz w:val="21"/>
+                <w:szCs w:val="21"/>
+              </w:rPr>
+              <w:t xml:space="preserve">9</w:t>
+            </w:r>
+          </w:p>
+        </w:tc>
+        <w:tc>
+          <w:tcPr>
+            <w:tcW w:type="dxa" w:w="1872"/>
+            <w:tcBorders>
+              <w:top w:val="single" w:color="BFBFBF" w:sz="1"/>
+              <w:left w:val="single" w:color="BFBFBF" w:sz="1"/>
+              <w:bottom w:val="single" w:color="BFBFBF" w:sz="1"/>
+              <w:right w:val="single" w:color="BFBFBF" w:sz="1"/>
+            </w:tcBorders>
+            <w:tcMar>
+              <w:top w:type="dxa" w:w="60"/>
+              <w:left w:type="dxa" w:w="100"/>
+              <w:bottom w:type="dxa" w:w="60"/>
+              <w:right w:type="dxa" w:w="100"/>
+            </w:tcMar>
+          </w:tcPr>
+          <w:p>
+            <w:pPr>
+              <w:spacing w:after="20" w:before="20"/>
+            </w:pPr>
+            <w:r>
+              <w:rPr>
+                <w:rFonts w:ascii="微软雅黑" w:cs="微软雅黑" w:eastAsia="微软雅黑" w:hAnsi="微软雅黑"/>
+                <w:sz w:val="21"/>
+                <w:szCs w:val="21"/>
+              </w:rPr>
+              <w:t xml:space="preserve">任务完成后指引卡不刷新，页面报 </w:t>
+            </w:r>
+            <w:r>
+              <w:rPr>
+                <w:rFonts w:ascii="Consolas" w:cs="Consolas" w:eastAsia="Consolas" w:hAnsi="Consolas"/>
+                <w:b w:val="false"/>
+                <w:bCs w:val="false"/>
+                <w:sz w:val="19"/>
+                <w:szCs w:val="19"/>
+                <w:shd w:fill="F2F2F2" w:val="clear"/>
+              </w:rPr>
+              <w:t xml:space="preserve">render is not defined</w:t>
+            </w:r>
+          </w:p>
+        </w:tc>
+        <w:tc>
+          <w:tcPr>
+            <w:tcW w:type="dxa" w:w="1872"/>
+            <w:tcBorders>
+              <w:top w:val="single" w:color="BFBFBF" w:sz="1"/>
+              <w:left w:val="single" w:color="BFBFBF" w:sz="1"/>
+              <w:bottom w:val="single" w:color="BFBFBF" w:sz="1"/>
+              <w:right w:val="single" w:color="BFBFBF" w:sz="1"/>
+            </w:tcBorders>
+            <w:tcMar>
+              <w:top w:type="dxa" w:w="60"/>
+              <w:left w:type="dxa" w:w="100"/>
+              <w:bottom w:type="dxa" w:w="60"/>
+              <w:right w:type="dxa" w:w="100"/>
+            </w:tcMar>
+          </w:tcPr>
+          <w:p>
+            <w:pPr>
+              <w:spacing w:after="20" w:before="20"/>
+            </w:pPr>
+            <w:r>
+              <w:rPr>
+                <w:rFonts w:ascii="Consolas" w:cs="Consolas" w:eastAsia="Consolas" w:hAnsi="Consolas"/>
+                <w:b w:val="false"/>
+                <w:bCs w:val="false"/>
+                <w:sz w:val="19"/>
+                <w:szCs w:val="19"/>
+                <w:shd w:fill="F2F2F2" w:val="clear"/>
+              </w:rPr>
+              <w:t xml:space="preserve">Quests.complete()</w:t>
+            </w:r>
+            <w:r>
+              <w:rPr>
+                <w:rFonts w:ascii="微软雅黑" w:cs="微软雅黑" w:eastAsia="微软雅黑" w:hAnsi="微软雅黑"/>
+                <w:sz w:val="21"/>
+                <w:szCs w:val="21"/>
+              </w:rPr>
+              <w:t xml:space="preserve"> 裸调全局 </w:t>
+            </w:r>
+            <w:r>
+              <w:rPr>
+                <w:rFonts w:ascii="Consolas" w:cs="Consolas" w:eastAsia="Consolas" w:hAnsi="Consolas"/>
+                <w:b w:val="false"/>
+                <w:bCs w:val="false"/>
+                <w:sz w:val="19"/>
+                <w:szCs w:val="19"/>
+                <w:shd w:fill="F2F2F2" w:val="clear"/>
+              </w:rPr>
+              <w:t xml:space="preserve">render()</w:t>
+            </w:r>
+            <w:r>
+              <w:rPr>
+                <w:rFonts w:ascii="微软雅黑" w:cs="微软雅黑" w:eastAsia="微软雅黑" w:hAnsi="微软雅黑"/>
+                <w:sz w:val="21"/>
+                <w:szCs w:val="21"/>
+              </w:rPr>
+              <w:t xml:space="preserve">，应为 </w:t>
+            </w:r>
+            <w:r>
+              <w:rPr>
+                <w:rFonts w:ascii="Consolas" w:cs="Consolas" w:eastAsia="Consolas" w:hAnsi="Consolas"/>
+                <w:b w:val="false"/>
+                <w:bCs w:val="false"/>
+                <w:sz w:val="19"/>
+                <w:szCs w:val="19"/>
+                <w:shd w:fill="F2F2F2" w:val="clear"/>
+              </w:rPr>
+              <w:t xml:space="preserve">this.render()</w:t>
+            </w:r>
+          </w:p>
+        </w:tc>
+        <w:tc>
+          <w:tcPr>
+            <w:tcW w:type="dxa" w:w="1872"/>
+            <w:tcBorders>
+              <w:top w:val="single" w:color="BFBFBF" w:sz="1"/>
+              <w:left w:val="single" w:color="BFBFBF" w:sz="1"/>
+              <w:bottom w:val="single" w:color="BFBFBF" w:sz="1"/>
+              <w:right w:val="single" w:color="BFBFBF" w:sz="1"/>
+            </w:tcBorders>
+            <w:tcMar>
+              <w:top w:type="dxa" w:w="60"/>
+              <w:left w:type="dxa" w:w="100"/>
+              <w:bottom w:type="dxa" w:w="60"/>
+              <w:right w:type="dxa" w:w="100"/>
+            </w:tcMar>
+          </w:tcPr>
+          <w:p>
+            <w:pPr>
+              <w:spacing w:after="20" w:before="20"/>
+            </w:pPr>
+            <w:r>
+              <w:rPr>
+                <w:rFonts w:ascii="微软雅黑" w:cs="微软雅黑" w:eastAsia="微软雅黑" w:hAnsi="微软雅黑"/>
+                <w:sz w:val="21"/>
+                <w:szCs w:val="21"/>
+              </w:rPr>
+              <w:t xml:space="preserve">改 </w:t>
+            </w:r>
+            <w:r>
+              <w:rPr>
+                <w:rFonts w:ascii="Consolas" w:cs="Consolas" w:eastAsia="Consolas" w:hAnsi="Consolas"/>
+                <w:b w:val="false"/>
+                <w:bCs w:val="false"/>
+                <w:sz w:val="19"/>
+                <w:szCs w:val="19"/>
+                <w:shd w:fill="F2F2F2" w:val="clear"/>
+              </w:rPr>
+              <w:t xml:space="preserve">this.render()</w:t>
+            </w:r>
+          </w:p>
+        </w:tc>
+        <w:tc>
+          <w:tcPr>
+            <w:tcW w:type="dxa" w:w="1872"/>
+            <w:tcBorders>
+              <w:top w:val="single" w:color="BFBFBF" w:sz="1"/>
+              <w:left w:val="single" w:color="BFBFBF" w:sz="1"/>
+              <w:bottom w:val="single" w:color="BFBFBF" w:sz="1"/>
+              <w:right w:val="single" w:color="BFBFBF" w:sz="1"/>
+            </w:tcBorders>
+            <w:tcMar>
+              <w:top w:type="dxa" w:w="60"/>
+              <w:left w:type="dxa" w:w="100"/>
+              <w:bottom w:type="dxa" w:w="60"/>
+              <w:right w:type="dxa" w:w="100"/>
+            </w:tcMar>
+          </w:tcPr>
+          <w:p>
+            <w:pPr>
+              <w:spacing w:after="20" w:before="20"/>
+            </w:pPr>
+            <w:r>
+              <w:rPr>
+                <w:rFonts w:ascii="微软雅黑" w:cs="微软雅黑" w:eastAsia="微软雅黑" w:hAnsi="微软雅黑"/>
+                <w:sz w:val="21"/>
+                <w:szCs w:val="21"/>
+              </w:rPr>
+              <w:t xml:space="preserve">quest_flow + smoke</w:t>
+            </w:r>
+          </w:p>
+        </w:tc>
+      </w:tr>
+      <w:tr>
+        <w:trPr>
+          <w:cantSplit/>
+          <w:tblHeader w:val="false"/>
+        </w:trPr>
+        <w:tc>
+          <w:tcPr>
+            <w:tcW w:type="dxa" w:w="1872"/>
+            <w:tcBorders>
+              <w:top w:val="single" w:color="BFBFBF" w:sz="1"/>
+              <w:left w:val="single" w:color="BFBFBF" w:sz="1"/>
+              <w:bottom w:val="single" w:color="BFBFBF" w:sz="1"/>
+              <w:right w:val="single" w:color="BFBFBF" w:sz="1"/>
+            </w:tcBorders>
+            <w:tcMar>
+              <w:top w:type="dxa" w:w="60"/>
+              <w:left w:type="dxa" w:w="100"/>
+              <w:bottom w:type="dxa" w:w="60"/>
+              <w:right w:type="dxa" w:w="100"/>
+            </w:tcMar>
+          </w:tcPr>
+          <w:p>
+            <w:pPr>
+              <w:spacing w:after="20" w:before="20"/>
+            </w:pPr>
+            <w:r>
+              <w:rPr>
+                <w:rFonts w:ascii="微软雅黑" w:cs="微软雅黑" w:eastAsia="微软雅黑" w:hAnsi="微软雅黑"/>
+                <w:sz w:val="21"/>
+                <w:szCs w:val="21"/>
+              </w:rPr>
+              <w:t xml:space="preserve">10</w:t>
+            </w:r>
+          </w:p>
+        </w:tc>
+        <w:tc>
+          <w:tcPr>
+            <w:tcW w:type="dxa" w:w="1872"/>
+            <w:tcBorders>
+              <w:top w:val="single" w:color="BFBFBF" w:sz="1"/>
+              <w:left w:val="single" w:color="BFBFBF" w:sz="1"/>
+              <w:bottom w:val="single" w:color="BFBFBF" w:sz="1"/>
+              <w:right w:val="single" w:color="BFBFBF" w:sz="1"/>
+            </w:tcBorders>
+            <w:tcMar>
+              <w:top w:type="dxa" w:w="60"/>
+              <w:left w:type="dxa" w:w="100"/>
+              <w:bottom w:type="dxa" w:w="60"/>
+              <w:right w:type="dxa" w:w="100"/>
+            </w:tcMar>
+          </w:tcPr>
+          <w:p>
+            <w:pPr>
+              <w:spacing w:after="20" w:before="20"/>
+            </w:pPr>
+            <w:r>
+              <w:rPr>
+                <w:rFonts w:ascii="微软雅黑" w:cs="微软雅黑" w:eastAsia="微软雅黑" w:hAnsi="微软雅黑"/>
+                <w:b/>
+                <w:bCs/>
+                <w:sz w:val="21"/>
+                <w:szCs w:val="21"/>
+              </w:rPr>
+              <w:t xml:space="preserve">HUD 段位章永远显示「未入册」</w:t>
+            </w:r>
+          </w:p>
+        </w:tc>
+        <w:tc>
+          <w:tcPr>
+            <w:tcW w:type="dxa" w:w="1872"/>
+            <w:tcBorders>
+              <w:top w:val="single" w:color="BFBFBF" w:sz="1"/>
+              <w:left w:val="single" w:color="BFBFBF" w:sz="1"/>
+              <w:bottom w:val="single" w:color="BFBFBF" w:sz="1"/>
+              <w:right w:val="single" w:color="BFBFBF" w:sz="1"/>
+            </w:tcBorders>
+            <w:tcMar>
+              <w:top w:type="dxa" w:w="60"/>
+              <w:left w:type="dxa" w:w="100"/>
+              <w:bottom w:type="dxa" w:w="60"/>
+              <w:right w:type="dxa" w:w="100"/>
+            </w:tcMar>
+          </w:tcPr>
+          <w:p>
+            <w:pPr>
+              <w:spacing w:after="20" w:before="20"/>
+            </w:pPr>
+            <w:r>
+              <w:rPr>
+                <w:rFonts w:ascii="Consolas" w:cs="Consolas" w:eastAsia="Consolas" w:hAnsi="Consolas"/>
+                <w:b w:val="false"/>
+                <w:bCs w:val="false"/>
+                <w:sz w:val="19"/>
+                <w:szCs w:val="19"/>
+                <w:shd w:fill="F2F2F2" w:val="clear"/>
+              </w:rPr>
+              <w:t xml:space="preserve">(window.Blades &amp;&amp; Blades.rankName()) || '未入册'</w:t>
+            </w:r>
+            <w:r>
+              <w:rPr>
+                <w:rFonts w:ascii="微软雅黑" w:cs="微软雅黑" w:eastAsia="微软雅黑" w:hAnsi="微软雅黑"/>
+                <w:sz w:val="21"/>
+                <w:szCs w:val="21"/>
+              </w:rPr>
+              <w:t xml:space="preserve">——</w:t>
+            </w:r>
+            <w:r>
+              <w:rPr>
+                <w:rFonts w:ascii="Consolas" w:cs="Consolas" w:eastAsia="Consolas" w:hAnsi="Consolas"/>
+                <w:b w:val="false"/>
+                <w:bCs w:val="false"/>
+                <w:sz w:val="19"/>
+                <w:szCs w:val="19"/>
+                <w:shd w:fill="F2F2F2" w:val="clear"/>
+              </w:rPr>
+              <w:t xml:space="preserve">window.Blades</w:t>
+            </w:r>
+            <w:r>
+              <w:rPr>
+                <w:rFonts w:ascii="微软雅黑" w:cs="微软雅黑" w:eastAsia="微软雅黑" w:hAnsi="微软雅黑"/>
+                <w:sz w:val="21"/>
+                <w:szCs w:val="21"/>
+              </w:rPr>
+              <w:t xml:space="preserve"> 恒 undefined，短路后永远走兜底值。旧断言只查 </w:t>
+            </w:r>
+            <w:r>
+              <w:rPr>
+                <w:rFonts w:ascii="Consolas" w:cs="Consolas" w:eastAsia="Consolas" w:hAnsi="Consolas"/>
+                <w:b w:val="false"/>
+                <w:bCs w:val="false"/>
+                <w:sz w:val="19"/>
+                <w:szCs w:val="19"/>
+                <w:shd w:fill="F2F2F2" w:val="clear"/>
+              </w:rPr>
+              <w:t xml:space="preserve">textContent.length &gt; 0</w:t>
+            </w:r>
+            <w:r>
+              <w:rPr>
+                <w:rFonts w:ascii="微软雅黑" w:cs="微软雅黑" w:eastAsia="微软雅黑" w:hAnsi="微软雅黑"/>
+                <w:sz w:val="21"/>
+                <w:szCs w:val="21"/>
+              </w:rPr>
+              <w:t xml:space="preserve">，被"未入册"蒙混过关</w:t>
+            </w:r>
+          </w:p>
+        </w:tc>
+        <w:tc>
+          <w:tcPr>
+            <w:tcW w:type="dxa" w:w="1872"/>
+            <w:tcBorders>
+              <w:top w:val="single" w:color="BFBFBF" w:sz="1"/>
+              <w:left w:val="single" w:color="BFBFBF" w:sz="1"/>
+              <w:bottom w:val="single" w:color="BFBFBF" w:sz="1"/>
+              <w:right w:val="single" w:color="BFBFBF" w:sz="1"/>
+            </w:tcBorders>
+            <w:tcMar>
+              <w:top w:type="dxa" w:w="60"/>
+              <w:left w:type="dxa" w:w="100"/>
+              <w:bottom w:type="dxa" w:w="60"/>
+              <w:right w:type="dxa" w:w="100"/>
+            </w:tcMar>
+          </w:tcPr>
+          <w:p>
+            <w:pPr>
+              <w:spacing w:after="20" w:before="20"/>
+            </w:pPr>
+            <w:r>
+              <w:rPr>
+                <w:rFonts w:ascii="微软雅黑" w:cs="微软雅黑" w:eastAsia="微软雅黑" w:hAnsi="微软雅黑"/>
+                <w:sz w:val="21"/>
+                <w:szCs w:val="21"/>
+              </w:rPr>
+              <w:t xml:space="preserve">改 </w:t>
+            </w:r>
+            <w:r>
+              <w:rPr>
+                <w:rFonts w:ascii="Consolas" w:cs="Consolas" w:eastAsia="Consolas" w:hAnsi="Consolas"/>
+                <w:b w:val="false"/>
+                <w:bCs w:val="false"/>
+                <w:sz w:val="19"/>
+                <w:szCs w:val="19"/>
+                <w:shd w:fill="F2F2F2" w:val="clear"/>
+              </w:rPr>
+              <w:t xml:space="preserve">typeof Blades !== 'undefined' &amp;&amp; Blades.rankName()</w:t>
+            </w:r>
+            <w:r>
+              <w:rPr>
+                <w:rFonts w:ascii="微软雅黑" w:cs="微软雅黑" w:eastAsia="微软雅黑" w:hAnsi="微软雅黑"/>
+                <w:sz w:val="21"/>
+                <w:szCs w:val="21"/>
+              </w:rPr>
+              <w:t xml:space="preserve">；断言改为</w:t>
+            </w:r>
+            <w:r>
+              <w:rPr>
+                <w:rFonts w:ascii="微软雅黑" w:cs="微软雅黑" w:eastAsia="微软雅黑" w:hAnsi="微软雅黑"/>
+                <w:b/>
+                <w:bCs/>
+                <w:sz w:val="21"/>
+                <w:szCs w:val="21"/>
+              </w:rPr>
+              <w:t xml:space="preserve">不得含「未入册」</w:t>
+            </w:r>
+          </w:p>
+        </w:tc>
+        <w:tc>
+          <w:tcPr>
+            <w:tcW w:type="dxa" w:w="1872"/>
+            <w:tcBorders>
+              <w:top w:val="single" w:color="BFBFBF" w:sz="1"/>
+              <w:left w:val="single" w:color="BFBFBF" w:sz="1"/>
+              <w:bottom w:val="single" w:color="BFBFBF" w:sz="1"/>
+              <w:right w:val="single" w:color="BFBFBF" w:sz="1"/>
+            </w:tcBorders>
+            <w:tcMar>
+              <w:top w:type="dxa" w:w="60"/>
+              <w:left w:type="dxa" w:w="100"/>
+              <w:bottom w:type="dxa" w:w="60"/>
+              <w:right w:type="dxa" w:w="100"/>
+            </w:tcMar>
+          </w:tcPr>
+          <w:p>
+            <w:pPr>
+              <w:spacing w:after="20" w:before="20"/>
+            </w:pPr>
+            <w:r>
+              <w:rPr>
+                <w:rFonts w:ascii="微软雅黑" w:cs="微软雅黑" w:eastAsia="微软雅黑" w:hAnsi="微软雅黑"/>
+                <w:sz w:val="21"/>
+                <w:szCs w:val="21"/>
+              </w:rPr>
+              <w:t xml:space="preserve">smoke（新断言当场抓出）</w:t>
+            </w:r>
+          </w:p>
+        </w:tc>
+      </w:tr>
+      <w:tr>
+        <w:trPr>
+          <w:cantSplit/>
+          <w:tblHeader w:val="false"/>
+        </w:trPr>
+        <w:tc>
+          <w:tcPr>
+            <w:tcW w:type="dxa" w:w="1872"/>
+            <w:tcBorders>
+              <w:top w:val="single" w:color="BFBFBF" w:sz="1"/>
+              <w:left w:val="single" w:color="BFBFBF" w:sz="1"/>
+              <w:bottom w:val="single" w:color="BFBFBF" w:sz="1"/>
+              <w:right w:val="single" w:color="BFBFBF" w:sz="1"/>
+            </w:tcBorders>
+            <w:tcMar>
+              <w:top w:type="dxa" w:w="60"/>
+              <w:left w:type="dxa" w:w="100"/>
+              <w:bottom w:type="dxa" w:w="60"/>
+              <w:right w:type="dxa" w:w="100"/>
+            </w:tcMar>
+          </w:tcPr>
+          <w:p>
+            <w:pPr>
+              <w:spacing w:after="20" w:before="20"/>
+            </w:pPr>
+            <w:r>
+              <w:rPr>
+                <w:rFonts w:ascii="微软雅黑" w:cs="微软雅黑" w:eastAsia="微软雅黑" w:hAnsi="微软雅黑"/>
+                <w:sz w:val="21"/>
+                <w:szCs w:val="21"/>
+              </w:rPr>
+              <w:t xml:space="preserve">11</w:t>
+            </w:r>
+          </w:p>
+        </w:tc>
+        <w:tc>
+          <w:tcPr>
+            <w:tcW w:type="dxa" w:w="1872"/>
+            <w:tcBorders>
+              <w:top w:val="single" w:color="BFBFBF" w:sz="1"/>
+              <w:left w:val="single" w:color="BFBFBF" w:sz="1"/>
+              <w:bottom w:val="single" w:color="BFBFBF" w:sz="1"/>
+              <w:right w:val="single" w:color="BFBFBF" w:sz="1"/>
+            </w:tcBorders>
+            <w:tcMar>
+              <w:top w:type="dxa" w:w="60"/>
+              <w:left w:type="dxa" w:w="100"/>
+              <w:bottom w:type="dxa" w:w="60"/>
+              <w:right w:type="dxa" w:w="100"/>
+            </w:tcMar>
+          </w:tcPr>
+          <w:p>
+            <w:pPr>
+              <w:spacing w:after="20" w:before="20"/>
+            </w:pPr>
+            <w:r>
+              <w:rPr>
+                <w:rFonts w:ascii="微软雅黑" w:cs="微软雅黑" w:eastAsia="微软雅黑" w:hAnsi="微软雅黑"/>
+                <w:b/>
+                <w:bCs/>
+                <w:sz w:val="21"/>
+                <w:szCs w:val="21"/>
+              </w:rPr>
+              <w:t xml:space="preserve">设置面板里的难度选择器从不渲染</w:t>
+            </w:r>
+          </w:p>
+        </w:tc>
+        <w:tc>
+          <w:tcPr>
+            <w:tcW w:type="dxa" w:w="1872"/>
+            <w:tcBorders>
+              <w:top w:val="single" w:color="BFBFBF" w:sz="1"/>
+              <w:left w:val="single" w:color="BFBFBF" w:sz="1"/>
+              <w:bottom w:val="single" w:color="BFBFBF" w:sz="1"/>
+              <w:right w:val="single" w:color="BFBFBF" w:sz="1"/>
+            </w:tcBorders>
+            <w:tcMar>
+              <w:top w:type="dxa" w:w="60"/>
+              <w:left w:type="dxa" w:w="100"/>
+              <w:bottom w:type="dxa" w:w="60"/>
+              <w:right w:type="dxa" w:w="100"/>
+            </w:tcMar>
+          </w:tcPr>
+          <w:p>
+            <w:pPr>
+              <w:spacing w:after="20" w:before="20"/>
+            </w:pPr>
+            <w:r>
+              <w:rPr>
+                <w:rFonts w:ascii="微软雅黑" w:cs="微软雅黑" w:eastAsia="微软雅黑" w:hAnsi="微软雅黑"/>
+                <w:sz w:val="21"/>
+                <w:szCs w:val="21"/>
+              </w:rPr>
+              <w:t xml:space="preserve">同上：</w:t>
+            </w:r>
+            <w:r>
+              <w:rPr>
+                <w:rFonts w:ascii="Consolas" w:cs="Consolas" w:eastAsia="Consolas" w:hAnsi="Consolas"/>
+                <w:b w:val="false"/>
+                <w:bCs w:val="false"/>
+                <w:sz w:val="19"/>
+                <w:szCs w:val="19"/>
+                <w:shd w:fill="F2F2F2" w:val="clear"/>
+              </w:rPr>
+              <w:t xml:space="preserve">if (window.DIFFS &amp;&amp; window.SJI_SAVE)</w:t>
+            </w:r>
+            <w:r>
+              <w:rPr>
+                <w:rFonts w:ascii="微软雅黑" w:cs="微软雅黑" w:eastAsia="微软雅黑" w:hAnsi="微软雅黑"/>
+                <w:sz w:val="21"/>
+                <w:szCs w:val="21"/>
+              </w:rPr>
+              <w:t xml:space="preserve"> 恒假，整段难度设置被静默跳过</w:t>
+            </w:r>
+          </w:p>
+        </w:tc>
+        <w:tc>
+          <w:tcPr>
+            <w:tcW w:type="dxa" w:w="1872"/>
+            <w:tcBorders>
+              <w:top w:val="single" w:color="BFBFBF" w:sz="1"/>
+              <w:left w:val="single" w:color="BFBFBF" w:sz="1"/>
+              <w:bottom w:val="single" w:color="BFBFBF" w:sz="1"/>
+              <w:right w:val="single" w:color="BFBFBF" w:sz="1"/>
+            </w:tcBorders>
+            <w:tcMar>
+              <w:top w:type="dxa" w:w="60"/>
+              <w:left w:type="dxa" w:w="100"/>
+              <w:bottom w:type="dxa" w:w="60"/>
+              <w:right w:type="dxa" w:w="100"/>
+            </w:tcMar>
+          </w:tcPr>
+          <w:p>
+            <w:pPr>
+              <w:spacing w:after="20" w:before="20"/>
+            </w:pPr>
+            <w:r>
+              <w:rPr>
+                <w:rFonts w:ascii="微软雅黑" w:cs="微软雅黑" w:eastAsia="微软雅黑" w:hAnsi="微软雅黑"/>
+                <w:sz w:val="21"/>
+                <w:szCs w:val="21"/>
+              </w:rPr>
+              <w:t xml:space="preserve">改 </w:t>
+            </w:r>
+            <w:r>
+              <w:rPr>
+                <w:rFonts w:ascii="Consolas" w:cs="Consolas" w:eastAsia="Consolas" w:hAnsi="Consolas"/>
+                <w:b w:val="false"/>
+                <w:bCs w:val="false"/>
+                <w:sz w:val="19"/>
+                <w:szCs w:val="19"/>
+                <w:shd w:fill="F2F2F2" w:val="clear"/>
+              </w:rPr>
+              <w:t xml:space="preserve">typeof DIFFS !== 'undefined'</w:t>
+            </w:r>
+          </w:p>
+        </w:tc>
+        <w:tc>
+          <w:tcPr>
+            <w:tcW w:type="dxa" w:w="1872"/>
+            <w:tcBorders>
+              <w:top w:val="single" w:color="BFBFBF" w:sz="1"/>
+              <w:left w:val="single" w:color="BFBFBF" w:sz="1"/>
+              <w:bottom w:val="single" w:color="BFBFBF" w:sz="1"/>
+              <w:right w:val="single" w:color="BFBFBF" w:sz="1"/>
+            </w:tcBorders>
+            <w:tcMar>
+              <w:top w:type="dxa" w:w="60"/>
+              <w:left w:type="dxa" w:w="100"/>
+              <w:bottom w:type="dxa" w:w="60"/>
+              <w:right w:type="dxa" w:w="100"/>
+            </w:tcMar>
+          </w:tcPr>
+          <w:p>
+            <w:pPr>
+              <w:spacing w:after="20" w:before="20"/>
+            </w:pPr>
+            <w:r>
+              <w:rPr>
+                <w:rFonts w:ascii="微软雅黑" w:cs="微软雅黑" w:eastAsia="微软雅黑" w:hAnsi="微软雅黑"/>
+                <w:sz w:val="21"/>
+                <w:szCs w:val="21"/>
+              </w:rPr>
+              <w:t xml:space="preserve">quest_flow（断言四档齐列）</w:t>
+            </w:r>
+          </w:p>
+        </w:tc>
+      </w:tr>
+      <w:tr>
+        <w:trPr>
+          <w:cantSplit/>
+          <w:tblHeader w:val="false"/>
+        </w:trPr>
+        <w:tc>
+          <w:tcPr>
+            <w:tcW w:type="dxa" w:w="1872"/>
+            <w:tcBorders>
+              <w:top w:val="single" w:color="BFBFBF" w:sz="1"/>
+              <w:left w:val="single" w:color="BFBFBF" w:sz="1"/>
+              <w:bottom w:val="single" w:color="BFBFBF" w:sz="1"/>
+              <w:right w:val="single" w:color="BFBFBF" w:sz="1"/>
+            </w:tcBorders>
+            <w:tcMar>
+              <w:top w:type="dxa" w:w="60"/>
+              <w:left w:type="dxa" w:w="100"/>
+              <w:bottom w:type="dxa" w:w="60"/>
+              <w:right w:type="dxa" w:w="100"/>
+            </w:tcMar>
+          </w:tcPr>
+          <w:p>
+            <w:pPr>
+              <w:spacing w:after="20" w:before="20"/>
+            </w:pPr>
+            <w:r>
+              <w:rPr>
+                <w:rFonts w:ascii="微软雅黑" w:cs="微软雅黑" w:eastAsia="微软雅黑" w:hAnsi="微软雅黑"/>
+                <w:sz w:val="21"/>
+                <w:szCs w:val="21"/>
+              </w:rPr>
+              <w:t xml:space="preserve">12</w:t>
+            </w:r>
+          </w:p>
+        </w:tc>
+        <w:tc>
+          <w:tcPr>
+            <w:tcW w:type="dxa" w:w="1872"/>
+            <w:tcBorders>
+              <w:top w:val="single" w:color="BFBFBF" w:sz="1"/>
+              <w:left w:val="single" w:color="BFBFBF" w:sz="1"/>
+              <w:bottom w:val="single" w:color="BFBFBF" w:sz="1"/>
+              <w:right w:val="single" w:color="BFBFBF" w:sz="1"/>
+            </w:tcBorders>
+            <w:tcMar>
+              <w:top w:type="dxa" w:w="60"/>
+              <w:left w:type="dxa" w:w="100"/>
+              <w:bottom w:type="dxa" w:w="60"/>
+              <w:right w:type="dxa" w:w="100"/>
+            </w:tcMar>
+          </w:tcPr>
+          <w:p>
+            <w:pPr>
+              <w:spacing w:after="20" w:before="20"/>
+            </w:pPr>
+            <w:r>
+              <w:rPr>
+                <w:rFonts w:ascii="微软雅黑" w:cs="微软雅黑" w:eastAsia="微软雅黑" w:hAnsi="微软雅黑"/>
+                <w:sz w:val="21"/>
+                <w:szCs w:val="21"/>
+              </w:rPr>
+              <w:t xml:space="preserve">战斗内对话的说话人头像缺失</w:t>
+            </w:r>
+          </w:p>
+        </w:tc>
+        <w:tc>
+          <w:tcPr>
+            <w:tcW w:type="dxa" w:w="1872"/>
+            <w:tcBorders>
+              <w:top w:val="single" w:color="BFBFBF" w:sz="1"/>
+              <w:left w:val="single" w:color="BFBFBF" w:sz="1"/>
+              <w:bottom w:val="single" w:color="BFBFBF" w:sz="1"/>
+              <w:right w:val="single" w:color="BFBFBF" w:sz="1"/>
+            </w:tcBorders>
+            <w:tcMar>
+              <w:top w:type="dxa" w:w="60"/>
+              <w:left w:type="dxa" w:w="100"/>
+              <w:bottom w:type="dxa" w:w="60"/>
+              <w:right w:type="dxa" w:w="100"/>
+            </w:tcMar>
+          </w:tcPr>
+          <w:p>
+            <w:pPr>
+              <w:spacing w:after="20" w:before="20"/>
+            </w:pPr>
+            <w:r>
+              <w:rPr>
+                <w:rFonts w:ascii="Consolas" w:cs="Consolas" w:eastAsia="Consolas" w:hAnsi="Consolas"/>
+                <w:b w:val="false"/>
+                <w:bCs w:val="false"/>
+                <w:sz w:val="19"/>
+                <w:szCs w:val="19"/>
+                <w:shd w:fill="F2F2F2" w:val="clear"/>
+              </w:rPr>
+              <w:t xml:space="preserve">window.PEOPLE_BY_ID</w:t>
+            </w:r>
+            <w:r>
+              <w:rPr>
+                <w:rFonts w:ascii="微软雅黑" w:cs="微软雅黑" w:eastAsia="微软雅黑" w:hAnsi="微软雅黑"/>
+                <w:sz w:val="21"/>
+                <w:szCs w:val="21"/>
+              </w:rPr>
+              <w:t xml:space="preserve"> 恒 undefined，真人一律退化到 </w:t>
+            </w:r>
+            <w:r>
+              <w:rPr>
+                <w:rFonts w:ascii="Consolas" w:cs="Consolas" w:eastAsia="Consolas" w:hAnsi="Consolas"/>
+                <w:b w:val="false"/>
+                <w:bCs w:val="false"/>
+                <w:sz w:val="19"/>
+                <w:szCs w:val="19"/>
+                <w:shd w:fill="F2F2F2" w:val="clear"/>
+              </w:rPr>
+              <w:t xml:space="preserve">MINOR_FIGS</w:t>
+            </w:r>
+            <w:r>
+              <w:rPr>
+                <w:rFonts w:ascii="微软雅黑" w:cs="微软雅黑" w:eastAsia="微软雅黑" w:hAnsi="微软雅黑"/>
+                <w:sz w:val="21"/>
+                <w:szCs w:val="21"/>
+              </w:rPr>
+              <w:t xml:space="preserve"> 兜底</w:t>
+            </w:r>
+          </w:p>
+        </w:tc>
+        <w:tc>
+          <w:tcPr>
+            <w:tcW w:type="dxa" w:w="1872"/>
+            <w:tcBorders>
+              <w:top w:val="single" w:color="BFBFBF" w:sz="1"/>
+              <w:left w:val="single" w:color="BFBFBF" w:sz="1"/>
+              <w:bottom w:val="single" w:color="BFBFBF" w:sz="1"/>
+              <w:right w:val="single" w:color="BFBFBF" w:sz="1"/>
+            </w:tcBorders>
+            <w:tcMar>
+              <w:top w:type="dxa" w:w="60"/>
+              <w:left w:type="dxa" w:w="100"/>
+              <w:bottom w:type="dxa" w:w="60"/>
+              <w:right w:type="dxa" w:w="100"/>
+            </w:tcMar>
+          </w:tcPr>
+          <w:p>
+            <w:pPr>
+              <w:spacing w:after="20" w:before="20"/>
+            </w:pPr>
+            <w:r>
+              <w:rPr>
+                <w:rFonts w:ascii="微软雅黑" w:cs="微软雅黑" w:eastAsia="微软雅黑" w:hAnsi="微软雅黑"/>
+                <w:sz w:val="21"/>
+                <w:szCs w:val="21"/>
+              </w:rPr>
+              <w:t xml:space="preserve">改 </w:t>
+            </w:r>
+            <w:r>
+              <w:rPr>
+                <w:rFonts w:ascii="Consolas" w:cs="Consolas" w:eastAsia="Consolas" w:hAnsi="Consolas"/>
+                <w:b w:val="false"/>
+                <w:bCs w:val="false"/>
+                <w:sz w:val="19"/>
+                <w:szCs w:val="19"/>
+                <w:shd w:fill="F2F2F2" w:val="clear"/>
+              </w:rPr>
+              <w:t xml:space="preserve">typeof PEOPLE_BY_ID !== 'undefined'</w:t>
+            </w:r>
+          </w:p>
+        </w:tc>
+        <w:tc>
+          <w:tcPr>
+            <w:tcW w:type="dxa" w:w="1872"/>
+            <w:tcBorders>
+              <w:top w:val="single" w:color="BFBFBF" w:sz="1"/>
+              <w:left w:val="single" w:color="BFBFBF" w:sz="1"/>
+              <w:bottom w:val="single" w:color="BFBFBF" w:sz="1"/>
+              <w:right w:val="single" w:color="BFBFBF" w:sz="1"/>
+            </w:tcBorders>
+            <w:tcMar>
+              <w:top w:type="dxa" w:w="60"/>
+              <w:left w:type="dxa" w:w="100"/>
+              <w:bottom w:type="dxa" w:w="60"/>
+              <w:right w:type="dxa" w:w="100"/>
+            </w:tcMar>
+          </w:tcPr>
+          <w:p>
+            <w:pPr>
+              <w:spacing w:after="20" w:before="20"/>
+            </w:pPr>
+            <w:r>
+              <w:rPr>
+                <w:rFonts w:ascii="微软雅黑" w:cs="微软雅黑" w:eastAsia="微软雅黑" w:hAnsi="微软雅黑"/>
+                <w:sz w:val="21"/>
+                <w:szCs w:val="21"/>
+              </w:rPr>
+              <w:t xml:space="preserve">smoke</w:t>
+            </w:r>
+          </w:p>
+        </w:tc>
+      </w:tr>
+      <w:tr>
+        <w:trPr>
+          <w:cantSplit/>
+          <w:tblHeader w:val="false"/>
+        </w:trPr>
+        <w:tc>
+          <w:tcPr>
+            <w:tcW w:type="dxa" w:w="1872"/>
+            <w:tcBorders>
+              <w:top w:val="single" w:color="BFBFBF" w:sz="1"/>
+              <w:left w:val="single" w:color="BFBFBF" w:sz="1"/>
+              <w:bottom w:val="single" w:color="BFBFBF" w:sz="1"/>
+              <w:right w:val="single" w:color="BFBFBF" w:sz="1"/>
+            </w:tcBorders>
+            <w:tcMar>
+              <w:top w:type="dxa" w:w="60"/>
+              <w:left w:type="dxa" w:w="100"/>
+              <w:bottom w:type="dxa" w:w="60"/>
+              <w:right w:type="dxa" w:w="100"/>
+            </w:tcMar>
+          </w:tcPr>
+          <w:p>
+            <w:pPr>
+              <w:spacing w:after="20" w:before="20"/>
+            </w:pPr>
+            <w:r>
+              <w:rPr>
+                <w:rFonts w:ascii="微软雅黑" w:cs="微软雅黑" w:eastAsia="微软雅黑" w:hAnsi="微软雅黑"/>
+                <w:sz w:val="21"/>
+                <w:szCs w:val="21"/>
+              </w:rPr>
+              <w:t xml:space="preserve">13</w:t>
+            </w:r>
+          </w:p>
+        </w:tc>
+        <w:tc>
+          <w:tcPr>
+            <w:tcW w:type="dxa" w:w="1872"/>
+            <w:tcBorders>
+              <w:top w:val="single" w:color="BFBFBF" w:sz="1"/>
+              <w:left w:val="single" w:color="BFBFBF" w:sz="1"/>
+              <w:bottom w:val="single" w:color="BFBFBF" w:sz="1"/>
+              <w:right w:val="single" w:color="BFBFBF" w:sz="1"/>
+            </w:tcBorders>
+            <w:tcMar>
+              <w:top w:type="dxa" w:w="60"/>
+              <w:left w:type="dxa" w:w="100"/>
+              <w:bottom w:type="dxa" w:w="60"/>
+              <w:right w:type="dxa" w:w="100"/>
+            </w:tcMar>
+          </w:tcPr>
+          <w:p>
+            <w:pPr>
+              <w:spacing w:after="20" w:before="20"/>
+            </w:pPr>
+            <w:r>
+              <w:rPr>
+                <w:rFonts w:ascii="微软雅黑" w:cs="微软雅黑" w:eastAsia="微软雅黑" w:hAnsi="微软雅黑"/>
+                <w:sz w:val="21"/>
+                <w:szCs w:val="21"/>
+              </w:rPr>
+              <w:t xml:space="preserve">战大道具用后不落盘</w:t>
+            </w:r>
+          </w:p>
+        </w:tc>
+        <w:tc>
+          <w:tcPr>
+            <w:tcW w:type="dxa" w:w="1872"/>
+            <w:tcBorders>
+              <w:top w:val="single" w:color="BFBFBF" w:sz="1"/>
+              <w:left w:val="single" w:color="BFBFBF" w:sz="1"/>
+              <w:bottom w:val="single" w:color="BFBFBF" w:sz="1"/>
+              <w:right w:val="single" w:color="BFBFBF" w:sz="1"/>
+            </w:tcBorders>
+            <w:tcMar>
+              <w:top w:type="dxa" w:w="60"/>
+              <w:left w:type="dxa" w:w="100"/>
+              <w:bottom w:type="dxa" w:w="60"/>
+              <w:right w:type="dxa" w:w="100"/>
+            </w:tcMar>
+          </w:tcPr>
+          <w:p>
+            <w:pPr>
+              <w:spacing w:after="20" w:before="20"/>
+            </w:pPr>
+            <w:r>
+              <w:rPr>
+                <w:rFonts w:ascii="Consolas" w:cs="Consolas" w:eastAsia="Consolas" w:hAnsi="Consolas"/>
+                <w:b w:val="false"/>
+                <w:bCs w:val="false"/>
+                <w:sz w:val="19"/>
+                <w:szCs w:val="19"/>
+                <w:shd w:fill="F2F2F2" w:val="clear"/>
+              </w:rPr>
+              <w:t xml:space="preserve">if (window.Save) Save.write()</w:t>
+            </w:r>
+            <w:r>
+              <w:rPr>
+                <w:rFonts w:ascii="微软雅黑" w:cs="微软雅黑" w:eastAsia="微软雅黑" w:hAnsi="微软雅黑"/>
+                <w:sz w:val="21"/>
+                <w:szCs w:val="21"/>
+              </w:rPr>
+              <w:t xml:space="preserve"> 恒假，道具销毁状态未写回存档，重载后道具"复活"</w:t>
+            </w:r>
+          </w:p>
+        </w:tc>
+        <w:tc>
+          <w:tcPr>
+            <w:tcW w:type="dxa" w:w="1872"/>
+            <w:tcBorders>
+              <w:top w:val="single" w:color="BFBFBF" w:sz="1"/>
+              <w:left w:val="single" w:color="BFBFBF" w:sz="1"/>
+              <w:bottom w:val="single" w:color="BFBFBF" w:sz="1"/>
+              <w:right w:val="single" w:color="BFBFBF" w:sz="1"/>
+            </w:tcBorders>
+            <w:tcMar>
+              <w:top w:type="dxa" w:w="60"/>
+              <w:left w:type="dxa" w:w="100"/>
+              <w:bottom w:type="dxa" w:w="60"/>
+              <w:right w:type="dxa" w:w="100"/>
+            </w:tcMar>
+          </w:tcPr>
+          <w:p>
+            <w:pPr>
+              <w:spacing w:after="20" w:before="20"/>
+            </w:pPr>
+            <w:r>
+              <w:rPr>
+                <w:rFonts w:ascii="微软雅黑" w:cs="微软雅黑" w:eastAsia="微软雅黑" w:hAnsi="微软雅黑"/>
+                <w:sz w:val="21"/>
+                <w:szCs w:val="21"/>
+              </w:rPr>
+              <w:t xml:space="preserve">改 </w:t>
+            </w:r>
+            <w:r>
+              <w:rPr>
+                <w:rFonts w:ascii="Consolas" w:cs="Consolas" w:eastAsia="Consolas" w:hAnsi="Consolas"/>
+                <w:b w:val="false"/>
+                <w:bCs w:val="false"/>
+                <w:sz w:val="19"/>
+                <w:szCs w:val="19"/>
+                <w:shd w:fill="F2F2F2" w:val="clear"/>
+              </w:rPr>
+              <w:t xml:space="preserve">typeof Save !== 'undefined'</w:t>
+            </w:r>
+          </w:p>
+        </w:tc>
+        <w:tc>
+          <w:tcPr>
+            <w:tcW w:type="dxa" w:w="1872"/>
+            <w:tcBorders>
+              <w:top w:val="single" w:color="BFBFBF" w:sz="1"/>
+              <w:left w:val="single" w:color="BFBFBF" w:sz="1"/>
+              <w:bottom w:val="single" w:color="BFBFBF" w:sz="1"/>
+              <w:right w:val="single" w:color="BFBFBF" w:sz="1"/>
+            </w:tcBorders>
+            <w:tcMar>
+              <w:top w:type="dxa" w:w="60"/>
+              <w:left w:type="dxa" w:w="100"/>
+              <w:bottom w:type="dxa" w:w="60"/>
+              <w:right w:type="dxa" w:w="100"/>
+            </w:tcMar>
+          </w:tcPr>
+          <w:p>
+            <w:pPr>
+              <w:spacing w:after="20" w:before="20"/>
+            </w:pPr>
+            <w:r>
+              <w:rPr>
+                <w:rFonts w:ascii="微软雅黑" w:cs="微软雅黑" w:eastAsia="微软雅黑" w:hAnsi="微软雅黑"/>
+                <w:sz w:val="21"/>
+                <w:szCs w:val="21"/>
+              </w:rPr>
+              <w:t xml:space="preserve">代码审查</w:t>
+            </w:r>
+          </w:p>
+        </w:tc>
+      </w:tr>
+      <w:tr>
+        <w:trPr>
+          <w:cantSplit/>
+          <w:tblHeader w:val="false"/>
+        </w:trPr>
+        <w:tc>
+          <w:tcPr>
+            <w:tcW w:type="dxa" w:w="1872"/>
+            <w:tcBorders>
+              <w:top w:val="single" w:color="BFBFBF" w:sz="1"/>
+              <w:left w:val="single" w:color="BFBFBF" w:sz="1"/>
+              <w:bottom w:val="single" w:color="BFBFBF" w:sz="1"/>
+              <w:right w:val="single" w:color="BFBFBF" w:sz="1"/>
+            </w:tcBorders>
+            <w:tcMar>
+              <w:top w:type="dxa" w:w="60"/>
+              <w:left w:type="dxa" w:w="100"/>
+              <w:bottom w:type="dxa" w:w="60"/>
+              <w:right w:type="dxa" w:w="100"/>
+            </w:tcMar>
+          </w:tcPr>
+          <w:p>
+            <w:pPr>
+              <w:spacing w:after="20" w:before="20"/>
+            </w:pPr>
+            <w:r>
+              <w:rPr>
+                <w:rFonts w:ascii="微软雅黑" w:cs="微软雅黑" w:eastAsia="微软雅黑" w:hAnsi="微软雅黑"/>
+                <w:sz w:val="21"/>
+                <w:szCs w:val="21"/>
+              </w:rPr>
+              <w:t xml:space="preserve">14</w:t>
+            </w:r>
+          </w:p>
+        </w:tc>
+        <w:tc>
+          <w:tcPr>
+            <w:tcW w:type="dxa" w:w="1872"/>
+            <w:tcBorders>
+              <w:top w:val="single" w:color="BFBFBF" w:sz="1"/>
+              <w:left w:val="single" w:color="BFBFBF" w:sz="1"/>
+              <w:bottom w:val="single" w:color="BFBFBF" w:sz="1"/>
+              <w:right w:val="single" w:color="BFBFBF" w:sz="1"/>
+            </w:tcBorders>
+            <w:tcMar>
+              <w:top w:type="dxa" w:w="60"/>
+              <w:left w:type="dxa" w:w="100"/>
+              <w:bottom w:type="dxa" w:w="60"/>
+              <w:right w:type="dxa" w:w="100"/>
+            </w:tcMar>
+          </w:tcPr>
+          <w:p>
+            <w:pPr>
+              <w:spacing w:after="20" w:before="20"/>
+            </w:pPr>
+            <w:r>
+              <w:rPr>
+                <w:rFonts w:ascii="微软雅黑" w:cs="微软雅黑" w:eastAsia="微软雅黑" w:hAnsi="微软雅黑"/>
+                <w:sz w:val="21"/>
+                <w:szCs w:val="21"/>
+              </w:rPr>
+              <w:t xml:space="preserve">静音开关无效</w:t>
+            </w:r>
+          </w:p>
+        </w:tc>
+        <w:tc>
+          <w:tcPr>
+            <w:tcW w:type="dxa" w:w="1872"/>
+            <w:tcBorders>
+              <w:top w:val="single" w:color="BFBFBF" w:sz="1"/>
+              <w:left w:val="single" w:color="BFBFBF" w:sz="1"/>
+              <w:bottom w:val="single" w:color="BFBFBF" w:sz="1"/>
+              <w:right w:val="single" w:color="BFBFBF" w:sz="1"/>
+            </w:tcBorders>
+            <w:tcMar>
+              <w:top w:type="dxa" w:w="60"/>
+              <w:left w:type="dxa" w:w="100"/>
+              <w:bottom w:type="dxa" w:w="60"/>
+              <w:right w:type="dxa" w:w="100"/>
+            </w:tcMar>
+          </w:tcPr>
+          <w:p>
+            <w:pPr>
+              <w:spacing w:after="20" w:before="20"/>
+            </w:pPr>
+            <w:r>
+              <w:rPr>
+                <w:rFonts w:ascii="Consolas" w:cs="Consolas" w:eastAsia="Consolas" w:hAnsi="Consolas"/>
+                <w:b w:val="false"/>
+                <w:bCs w:val="false"/>
+                <w:sz w:val="19"/>
+                <w:szCs w:val="19"/>
+                <w:shd w:fill="F2F2F2" w:val="clear"/>
+              </w:rPr>
+              <w:t xml:space="preserve">Sfx.tone</w:t>
+            </w:r>
+            <w:r>
+              <w:rPr>
+                <w:rFonts w:ascii="微软雅黑" w:cs="微软雅黑" w:eastAsia="微软雅黑" w:hAnsi="微软雅黑"/>
+                <w:sz w:val="21"/>
+                <w:szCs w:val="21"/>
+              </w:rPr>
+              <w:t xml:space="preserve"> 查 </w:t>
+            </w:r>
+            <w:r>
+              <w:rPr>
+                <w:rFonts w:ascii="Consolas" w:cs="Consolas" w:eastAsia="Consolas" w:hAnsi="Consolas"/>
+                <w:b w:val="false"/>
+                <w:bCs w:val="false"/>
+                <w:sz w:val="19"/>
+                <w:szCs w:val="19"/>
+                <w:shd w:fill="F2F2F2" w:val="clear"/>
+              </w:rPr>
+              <w:t xml:space="preserve">G.muted</w:t>
+            </w:r>
+            <w:r>
+              <w:rPr>
+                <w:rFonts w:ascii="微软雅黑" w:cs="微软雅黑" w:eastAsia="微软雅黑" w:hAnsi="微软雅黑"/>
+                <w:sz w:val="21"/>
+                <w:szCs w:val="21"/>
+              </w:rPr>
+              <w:t xml:space="preserve">，实际字段是 </w:t>
+            </w:r>
+            <w:r>
+              <w:rPr>
+                <w:rFonts w:ascii="Consolas" w:cs="Consolas" w:eastAsia="Consolas" w:hAnsi="Consolas"/>
+                <w:b w:val="false"/>
+                <w:bCs w:val="false"/>
+                <w:sz w:val="19"/>
+                <w:szCs w:val="19"/>
+                <w:shd w:fill="F2F2F2" w:val="clear"/>
+              </w:rPr>
+              <w:t xml:space="preserve">G.settings.muted</w:t>
+            </w:r>
+          </w:p>
+        </w:tc>
+        <w:tc>
+          <w:tcPr>
+            <w:tcW w:type="dxa" w:w="1872"/>
+            <w:tcBorders>
+              <w:top w:val="single" w:color="BFBFBF" w:sz="1"/>
+              <w:left w:val="single" w:color="BFBFBF" w:sz="1"/>
+              <w:bottom w:val="single" w:color="BFBFBF" w:sz="1"/>
+              <w:right w:val="single" w:color="BFBFBF" w:sz="1"/>
+            </w:tcBorders>
+            <w:tcMar>
+              <w:top w:type="dxa" w:w="60"/>
+              <w:left w:type="dxa" w:w="100"/>
+              <w:bottom w:type="dxa" w:w="60"/>
+              <w:right w:type="dxa" w:w="100"/>
+            </w:tcMar>
+          </w:tcPr>
+          <w:p>
+            <w:pPr>
+              <w:spacing w:after="20" w:before="20"/>
+            </w:pPr>
+            <w:r>
+              <w:rPr>
+                <w:rFonts w:ascii="微软雅黑" w:cs="微软雅黑" w:eastAsia="微软雅黑" w:hAnsi="微软雅黑"/>
+                <w:sz w:val="21"/>
+                <w:szCs w:val="21"/>
+              </w:rPr>
+              <w:t xml:space="preserve">改读 </w:t>
+            </w:r>
+            <w:r>
+              <w:rPr>
+                <w:rFonts w:ascii="Consolas" w:cs="Consolas" w:eastAsia="Consolas" w:hAnsi="Consolas"/>
+                <w:b w:val="false"/>
+                <w:bCs w:val="false"/>
+                <w:sz w:val="19"/>
+                <w:szCs w:val="19"/>
+                <w:shd w:fill="F2F2F2" w:val="clear"/>
+              </w:rPr>
+              <w:t xml:space="preserve">G.settings.muted</w:t>
+            </w:r>
+          </w:p>
+        </w:tc>
+        <w:tc>
+          <w:tcPr>
+            <w:tcW w:type="dxa" w:w="1872"/>
+            <w:tcBorders>
+              <w:top w:val="single" w:color="BFBFBF" w:sz="1"/>
+              <w:left w:val="single" w:color="BFBFBF" w:sz="1"/>
+              <w:bottom w:val="single" w:color="BFBFBF" w:sz="1"/>
+              <w:right w:val="single" w:color="BFBFBF" w:sz="1"/>
+            </w:tcBorders>
+            <w:tcMar>
+              <w:top w:type="dxa" w:w="60"/>
+              <w:left w:type="dxa" w:w="100"/>
+              <w:bottom w:type="dxa" w:w="60"/>
+              <w:right w:type="dxa" w:w="100"/>
+            </w:tcMar>
+          </w:tcPr>
+          <w:p>
+            <w:pPr>
+              <w:spacing w:after="20" w:before="20"/>
+            </w:pPr>
+            <w:r>
+              <w:rPr>
+                <w:rFonts w:ascii="微软雅黑" w:cs="微软雅黑" w:eastAsia="微软雅黑" w:hAnsi="微软雅黑"/>
+                <w:sz w:val="21"/>
+                <w:szCs w:val="21"/>
+              </w:rPr>
+              <w:t xml:space="preserve">代码审查</w:t>
+            </w:r>
+          </w:p>
+        </w:tc>
+      </w:tr>
+      <w:tr>
+        <w:trPr>
+          <w:cantSplit/>
+          <w:tblHeader w:val="false"/>
+        </w:trPr>
+        <w:tc>
+          <w:tcPr>
+            <w:tcW w:type="dxa" w:w="1872"/>
+            <w:tcBorders>
+              <w:top w:val="single" w:color="BFBFBF" w:sz="1"/>
+              <w:left w:val="single" w:color="BFBFBF" w:sz="1"/>
+              <w:bottom w:val="single" w:color="BFBFBF" w:sz="1"/>
+              <w:right w:val="single" w:color="BFBFBF" w:sz="1"/>
+            </w:tcBorders>
+            <w:tcMar>
+              <w:top w:type="dxa" w:w="60"/>
+              <w:left w:type="dxa" w:w="100"/>
+              <w:bottom w:type="dxa" w:w="60"/>
+              <w:right w:type="dxa" w:w="100"/>
+            </w:tcMar>
+          </w:tcPr>
+          <w:p>
+            <w:pPr>
+              <w:spacing w:after="20" w:before="20"/>
+            </w:pPr>
+            <w:r>
+              <w:rPr>
+                <w:rFonts w:ascii="微软雅黑" w:cs="微软雅黑" w:eastAsia="微软雅黑" w:hAnsi="微软雅黑"/>
+                <w:sz w:val="21"/>
+                <w:szCs w:val="21"/>
+              </w:rPr>
+              <w:t xml:space="preserve">15</w:t>
+            </w:r>
+          </w:p>
+        </w:tc>
+        <w:tc>
+          <w:tcPr>
+            <w:tcW w:type="dxa" w:w="1872"/>
+            <w:tcBorders>
+              <w:top w:val="single" w:color="BFBFBF" w:sz="1"/>
+              <w:left w:val="single" w:color="BFBFBF" w:sz="1"/>
+              <w:bottom w:val="single" w:color="BFBFBF" w:sz="1"/>
+              <w:right w:val="single" w:color="BFBFBF" w:sz="1"/>
+            </w:tcBorders>
+            <w:tcMar>
+              <w:top w:type="dxa" w:w="60"/>
+              <w:left w:type="dxa" w:w="100"/>
+              <w:bottom w:type="dxa" w:w="60"/>
+              <w:right w:type="dxa" w:w="100"/>
+            </w:tcMar>
+          </w:tcPr>
+          <w:p>
+            <w:pPr>
+              <w:spacing w:after="20" w:before="20"/>
+            </w:pPr>
+            <w:r>
+              <w:rPr>
+                <w:rFonts w:ascii="微软雅黑" w:cs="微软雅黑" w:eastAsia="微软雅黑" w:hAnsi="微软雅黑"/>
+                <w:sz w:val="21"/>
+                <w:szCs w:val="21"/>
+              </w:rPr>
+              <w:t xml:space="preserve">同场景两个任务点叠在一起，只能点到其中一个</w:t>
+            </w:r>
+          </w:p>
+        </w:tc>
+        <w:tc>
+          <w:tcPr>
+            <w:tcW w:type="dxa" w:w="1872"/>
+            <w:tcBorders>
+              <w:top w:val="single" w:color="BFBFBF" w:sz="1"/>
+              <w:left w:val="single" w:color="BFBFBF" w:sz="1"/>
+              <w:bottom w:val="single" w:color="BFBFBF" w:sz="1"/>
+              <w:right w:val="single" w:color="BFBFBF" w:sz="1"/>
+            </w:tcBorders>
+            <w:tcMar>
+              <w:top w:type="dxa" w:w="60"/>
+              <w:left w:type="dxa" w:w="100"/>
+              <w:bottom w:type="dxa" w:w="60"/>
+              <w:right w:type="dxa" w:w="100"/>
+            </w:tcMar>
+          </w:tcPr>
+          <w:p>
+            <w:pPr>
+              <w:spacing w:after="20" w:before="20"/>
+            </w:pPr>
+            <w:r>
+              <w:rPr>
+                <w:rFonts w:ascii="Consolas" w:cs="Consolas" w:eastAsia="Consolas" w:hAnsi="Consolas"/>
+                <w:b w:val="false"/>
+                <w:bCs w:val="false"/>
+                <w:sz w:val="19"/>
+                <w:szCs w:val="19"/>
+                <w:shd w:fill="F2F2F2" w:val="clear"/>
+              </w:rPr>
+              <w:t xml:space="preserve">Quests.markers()</w:t>
+            </w:r>
+            <w:r>
+              <w:rPr>
+                <w:rFonts w:ascii="微软雅黑" w:cs="微软雅黑" w:eastAsia="微软雅黑" w:hAnsi="微软雅黑"/>
+                <w:sz w:val="21"/>
+                <w:szCs w:val="21"/>
+              </w:rPr>
+              <w:t xml:space="preserve"> 直接返回各任务原始坐标，</w:t>
+            </w:r>
+            <w:r>
+              <w:rPr>
+                <w:rFonts w:ascii="Consolas" w:cs="Consolas" w:eastAsia="Consolas" w:hAnsi="Consolas"/>
+                <w:b w:val="false"/>
+                <w:bCs w:val="false"/>
+                <w:sz w:val="19"/>
+                <w:szCs w:val="19"/>
+                <w:shd w:fill="F2F2F2" w:val="clear"/>
+              </w:rPr>
+              <w:t xml:space="preserve">nearMarker</w:t>
+            </w:r>
+            <w:r>
+              <w:rPr>
+                <w:rFonts w:ascii="微软雅黑" w:cs="微软雅黑" w:eastAsia="微软雅黑" w:hAnsi="微软雅黑"/>
+                <w:sz w:val="21"/>
+                <w:szCs w:val="21"/>
+              </w:rPr>
+              <w:t xml:space="preserve"> 与点击命中都取"最近一个"，重叠点互相遮蔽</w:t>
+            </w:r>
+          </w:p>
+        </w:tc>
+        <w:tc>
+          <w:tcPr>
+            <w:tcW w:type="dxa" w:w="1872"/>
+            <w:tcBorders>
+              <w:top w:val="single" w:color="BFBFBF" w:sz="1"/>
+              <w:left w:val="single" w:color="BFBFBF" w:sz="1"/>
+              <w:bottom w:val="single" w:color="BFBFBF" w:sz="1"/>
+              <w:right w:val="single" w:color="BFBFBF" w:sz="1"/>
+            </w:tcBorders>
+            <w:tcMar>
+              <w:top w:type="dxa" w:w="60"/>
+              <w:left w:type="dxa" w:w="100"/>
+              <w:bottom w:type="dxa" w:w="60"/>
+              <w:right w:type="dxa" w:w="100"/>
+            </w:tcMar>
+          </w:tcPr>
+          <w:p>
+            <w:pPr>
+              <w:spacing w:after="20" w:before="20"/>
+            </w:pPr>
+            <w:r>
+              <w:rPr>
+                <w:rFonts w:ascii="微软雅黑" w:cs="微软雅黑" w:eastAsia="微软雅黑" w:hAnsi="微软雅黑"/>
+                <w:sz w:val="21"/>
+                <w:szCs w:val="21"/>
+              </w:rPr>
+              <w:t xml:space="preserve">新增显示位置 </w:t>
+            </w:r>
+            <w:r>
+              <w:rPr>
+                <w:rFonts w:ascii="Consolas" w:cs="Consolas" w:eastAsia="Consolas" w:hAnsi="Consolas"/>
+                <w:b w:val="false"/>
+                <w:bCs w:val="false"/>
+                <w:sz w:val="19"/>
+                <w:szCs w:val="19"/>
+                <w:shd w:fill="F2F2F2" w:val="clear"/>
+              </w:rPr>
+              <w:t xml:space="preserve">dpos</w:t>
+            </w:r>
+            <w:r>
+              <w:rPr>
+                <w:rFonts w:ascii="微软雅黑" w:cs="微软雅黑" w:eastAsia="微软雅黑" w:hAnsi="微软雅黑"/>
+                <w:sz w:val="21"/>
+                <w:szCs w:val="21"/>
+              </w:rPr>
+              <w:t xml:space="preserve">：同场景距离 &lt;70 的点按扇形摊开（左右各约 42px），绘制/点击/靠近检测统一用 </w:t>
+            </w:r>
+            <w:r>
+              <w:rPr>
+                <w:rFonts w:ascii="Consolas" w:cs="Consolas" w:eastAsia="Consolas" w:hAnsi="Consolas"/>
+                <w:b w:val="false"/>
+                <w:bCs w:val="false"/>
+                <w:sz w:val="19"/>
+                <w:szCs w:val="19"/>
+                <w:shd w:fill="F2F2F2" w:val="clear"/>
+              </w:rPr>
+              <w:t xml:space="preserve">dpos</w:t>
+            </w:r>
+            <w:r>
+              <w:rPr>
+                <w:rFonts w:ascii="微软雅黑" w:cs="微软雅黑" w:eastAsia="微软雅黑" w:hAnsi="微软雅黑"/>
+                <w:sz w:val="21"/>
+                <w:szCs w:val="21"/>
+              </w:rPr>
+              <w:t xml:space="preserve">，寻路仍用原锚点 </w:t>
+            </w:r>
+            <w:r>
+              <w:rPr>
+                <w:rFonts w:ascii="Consolas" w:cs="Consolas" w:eastAsia="Consolas" w:hAnsi="Consolas"/>
+                <w:b w:val="false"/>
+                <w:bCs w:val="false"/>
+                <w:sz w:val="19"/>
+                <w:szCs w:val="19"/>
+                <w:shd w:fill="F2F2F2" w:val="clear"/>
+              </w:rPr>
+              <w:t xml:space="preserve">q.pos</w:t>
+            </w:r>
+          </w:p>
+        </w:tc>
+        <w:tc>
+          <w:tcPr>
+            <w:tcW w:type="dxa" w:w="1872"/>
+            <w:tcBorders>
+              <w:top w:val="single" w:color="BFBFBF" w:sz="1"/>
+              <w:left w:val="single" w:color="BFBFBF" w:sz="1"/>
+              <w:bottom w:val="single" w:color="BFBFBF" w:sz="1"/>
+              <w:right w:val="single" w:color="BFBFBF" w:sz="1"/>
+            </w:tcBorders>
+            <w:tcMar>
+              <w:top w:type="dxa" w:w="60"/>
+              <w:left w:type="dxa" w:w="100"/>
+              <w:bottom w:type="dxa" w:w="60"/>
+              <w:right w:type="dxa" w:w="100"/>
+            </w:tcMar>
+          </w:tcPr>
+          <w:p>
+            <w:pPr>
+              <w:spacing w:after="20" w:before="20"/>
+            </w:pPr>
+            <w:r>
+              <w:rPr>
+                <w:rFonts w:ascii="微软雅黑" w:cs="微软雅黑" w:eastAsia="微软雅黑" w:hAnsi="微软雅黑"/>
+                <w:sz w:val="21"/>
+                <w:szCs w:val="21"/>
+              </w:rPr>
+              <w:t xml:space="preserve">quest_flow（两点分别命中）</w:t>
+            </w:r>
+          </w:p>
+        </w:tc>
+      </w:tr>
     </w:tbl>
     <w:p>
       <w:pPr>
         <w:spacing w:after="120"/>
       </w:pPr>
+    </w:p>
+    <w:p>
+      <w:pPr>
+        <w:spacing w:after="40" w:before="40"/>
+      </w:pPr>
+      <w:r>
+        <w:rPr>
+          <w:rFonts w:ascii="微软雅黑" w:cs="微软雅黑" w:eastAsia="微软雅黑" w:hAnsi="微软雅黑"/>
+          <w:sz w:val="21"/>
+          <w:szCs w:val="21"/>
+        </w:rPr>
+        <w:t xml:space="preserve">10–14 是同一类根因的连锁爆发（</w:t>
+      </w:r>
+      <w:r>
+        <w:rPr>
+          <w:rFonts w:ascii="Consolas" w:cs="Consolas" w:eastAsia="Consolas" w:hAnsi="Consolas"/>
+          <w:b w:val="false"/>
+          <w:bCs w:val="false"/>
+          <w:sz w:val="19"/>
+          <w:szCs w:val="19"/>
+          <w:shd w:fill="F2F2F2" w:val="clear"/>
+        </w:rPr>
+        <w:t xml:space="preserve">const</w:t>
+      </w:r>
+      <w:r>
+        <w:rPr>
+          <w:rFonts w:ascii="微软雅黑" w:cs="微软雅黑" w:eastAsia="微软雅黑" w:hAnsi="微软雅黑"/>
+          <w:sz w:val="21"/>
+          <w:szCs w:val="21"/>
+        </w:rPr>
+        <w:t xml:space="preserve"> 全局不挂 </w:t>
+      </w:r>
+      <w:r>
+        <w:rPr>
+          <w:rFonts w:ascii="Consolas" w:cs="Consolas" w:eastAsia="Consolas" w:hAnsi="Consolas"/>
+          <w:b w:val="false"/>
+          <w:bCs w:val="false"/>
+          <w:sz w:val="19"/>
+          <w:szCs w:val="19"/>
+          <w:shd w:fill="F2F2F2" w:val="clear"/>
+        </w:rPr>
+        <w:t xml:space="preserve">window</w:t>
+      </w:r>
+      <w:r>
+        <w:rPr>
+          <w:rFonts w:ascii="微软雅黑" w:cs="微软雅黑" w:eastAsia="微软雅黑" w:hAnsi="微软雅黑"/>
+          <w:sz w:val="21"/>
+          <w:szCs w:val="21"/>
+        </w:rPr>
+        <w:t xml:space="preserve">），共 5 处；它们的共同特征是</w:t>
+      </w:r>
+      <w:r>
+        <w:rPr>
+          <w:rFonts w:ascii="微软雅黑" w:cs="微软雅黑" w:eastAsia="微软雅黑" w:hAnsi="微软雅黑"/>
+          <w:b/>
+          <w:bCs/>
+          <w:sz w:val="21"/>
+          <w:szCs w:val="21"/>
+        </w:rPr>
+        <w:t xml:space="preserve">不报错、只静默走兜底分支</w:t>
+      </w:r>
+      <w:r>
+        <w:rPr>
+          <w:rFonts w:ascii="微软雅黑" w:cs="微软雅黑" w:eastAsia="微软雅黑" w:hAnsi="微软雅黑"/>
+          <w:sz w:val="21"/>
+          <w:szCs w:val="21"/>
+        </w:rPr>
+        <w:t xml:space="preserve">，因此旧测试全部通过。教训写进 README「设计约定」，并新增了针对性的正向断言。</w:t>
+      </w:r>
     </w:p>
     <w:p>
       <w:pPr>
@@ -4083,6 +8743,435 @@
           <w:szCs w:val="21"/>
         </w:rPr>
         <w:t xml:space="preserve"> 未新增同类分支。</w:t>
+      </w:r>
+    </w:p>
+    <w:p>
+      <w:pPr>
+        <w:pStyle w:val="ListParagraph"/>
+        <w:numPr>
+          <w:ilvl w:val="0"/>
+          <w:numId w:val="1"/>
+        </w:numPr>
+        <w:spacing w:after="20" w:before="20"/>
+      </w:pPr>
+      <w:r>
+        <w:rPr>
+          <w:rFonts w:ascii="微软雅黑" w:cs="微软雅黑" w:eastAsia="微软雅黑" w:hAnsi="微软雅黑"/>
+          <w:b/>
+          <w:bCs/>
+          <w:sz w:val="21"/>
+          <w:szCs w:val="21"/>
+        </w:rPr>
+        <w:t xml:space="preserve">时段字段未删干净</w:t>
+      </w:r>
+      <w:r>
+        <w:rPr>
+          <w:rFonts w:ascii="微软雅黑" w:cs="微软雅黑" w:eastAsia="微软雅黑" w:hAnsi="微软雅黑"/>
+          <w:sz w:val="21"/>
+          <w:szCs w:val="21"/>
+        </w:rPr>
+        <w:t xml:space="preserve">：</w:t>
+      </w:r>
+      <w:r>
+        <w:rPr>
+          <w:rFonts w:ascii="Consolas" w:cs="Consolas" w:eastAsia="Consolas" w:hAnsi="Consolas"/>
+          <w:b w:val="false"/>
+          <w:bCs w:val="false"/>
+          <w:sz w:val="19"/>
+          <w:szCs w:val="19"/>
+          <w:shd w:fill="F2F2F2" w:val="clear"/>
+        </w:rPr>
+        <w:t xml:space="preserve">G.periodIdx</w:t>
+      </w:r>
+      <w:r>
+        <w:rPr>
+          <w:rFonts w:ascii="微软雅黑" w:cs="微软雅黑" w:eastAsia="微软雅黑" w:hAnsi="微软雅黑"/>
+          <w:sz w:val="21"/>
+          <w:szCs w:val="21"/>
+        </w:rPr>
+        <w:t xml:space="preserve"> 仍存在且被 NPC 调度与画面氛围读取（每天随机轮换），仅门控语义被移除。若将来要彻底去时段化，需一并改 </w:t>
+      </w:r>
+      <w:r>
+        <w:rPr>
+          <w:rFonts w:ascii="Consolas" w:cs="Consolas" w:eastAsia="Consolas" w:hAnsi="Consolas"/>
+          <w:b w:val="false"/>
+          <w:bCs w:val="false"/>
+          <w:sz w:val="19"/>
+          <w:szCs w:val="19"/>
+          <w:shd w:fill="F2F2F2" w:val="clear"/>
+        </w:rPr>
+        <w:t xml:space="preserve">World.placement()</w:t>
+      </w:r>
+      <w:r>
+        <w:rPr>
+          <w:rFonts w:ascii="微软雅黑" w:cs="微软雅黑" w:eastAsia="微软雅黑" w:hAnsi="微软雅黑"/>
+          <w:sz w:val="21"/>
+          <w:szCs w:val="21"/>
+        </w:rPr>
+        <w:t xml:space="preserve">。</w:t>
+      </w:r>
+    </w:p>
+    <w:p>
+      <w:pPr>
+        <w:pStyle w:val="ListParagraph"/>
+        <w:numPr>
+          <w:ilvl w:val="0"/>
+          <w:numId w:val="1"/>
+        </w:numPr>
+        <w:spacing w:after="20" w:before="20"/>
+      </w:pPr>
+      <w:r>
+        <w:rPr>
+          <w:rFonts w:ascii="Consolas" w:cs="Consolas" w:eastAsia="Consolas" w:hAnsi="Consolas"/>
+          <w:b/>
+          <w:bCs/>
+          <w:sz w:val="19"/>
+          <w:szCs w:val="19"/>
+          <w:shd w:fill="F2F2F2" w:val="clear"/>
+        </w:rPr>
+        <w:t xml:space="preserve">G.ap</w:t>
+      </w:r>
+      <w:r>
+        <w:rPr>
+          <w:rFonts w:ascii="微软雅黑" w:cs="微软雅黑" w:eastAsia="微软雅黑" w:hAnsi="微软雅黑"/>
+          <w:b/>
+          <w:bCs/>
+          <w:sz w:val="21"/>
+          <w:szCs w:val="21"/>
+        </w:rPr>
+        <w:t xml:space="preserve"> / </w:t>
+      </w:r>
+      <w:r>
+        <w:rPr>
+          <w:rFonts w:ascii="Consolas" w:cs="Consolas" w:eastAsia="Consolas" w:hAnsi="Consolas"/>
+          <w:b/>
+          <w:bCs/>
+          <w:sz w:val="19"/>
+          <w:szCs w:val="19"/>
+          <w:shd w:fill="F2F2F2" w:val="clear"/>
+        </w:rPr>
+        <w:t xml:space="preserve">chDef().days</w:t>
+      </w:r>
+      <w:r>
+        <w:rPr>
+          <w:rFonts w:ascii="微软雅黑" w:cs="微软雅黑" w:eastAsia="微软雅黑" w:hAnsi="微软雅黑"/>
+          <w:b/>
+          <w:bCs/>
+          <w:sz w:val="21"/>
+          <w:szCs w:val="21"/>
+        </w:rPr>
+        <w:t xml:space="preserve"> 退化为死字段</w:t>
+      </w:r>
+      <w:r>
+        <w:rPr>
+          <w:rFonts w:ascii="微软雅黑" w:cs="微软雅黑" w:eastAsia="微软雅黑" w:hAnsi="微软雅黑"/>
+          <w:sz w:val="21"/>
+          <w:szCs w:val="21"/>
+        </w:rPr>
+        <w:t xml:space="preserve">：</w:t>
+      </w:r>
+      <w:r>
+        <w:rPr>
+          <w:rFonts w:ascii="Consolas" w:cs="Consolas" w:eastAsia="Consolas" w:hAnsi="Consolas"/>
+          <w:b w:val="false"/>
+          <w:bCs w:val="false"/>
+          <w:sz w:val="19"/>
+          <w:szCs w:val="19"/>
+          <w:shd w:fill="F2F2F2" w:val="clear"/>
+        </w:rPr>
+        <w:t xml:space="preserve">spendAP()</w:t>
+      </w:r>
+      <w:r>
+        <w:rPr>
+          <w:rFonts w:ascii="微软雅黑" w:cs="微软雅黑" w:eastAsia="微软雅黑" w:hAnsi="微软雅黑"/>
+          <w:sz w:val="21"/>
+          <w:szCs w:val="21"/>
+        </w:rPr>
+        <w:t xml:space="preserve"> 恒真、</w:t>
+      </w:r>
+      <w:r>
+        <w:rPr>
+          <w:rFonts w:ascii="Consolas" w:cs="Consolas" w:eastAsia="Consolas" w:hAnsi="Consolas"/>
+          <w:b w:val="false"/>
+          <w:bCs w:val="false"/>
+          <w:sz w:val="19"/>
+          <w:szCs w:val="19"/>
+          <w:shd w:fill="F2F2F2" w:val="clear"/>
+        </w:rPr>
+        <w:t xml:space="preserve">nextDay()</w:t>
+      </w:r>
+      <w:r>
+        <w:rPr>
+          <w:rFonts w:ascii="微软雅黑" w:cs="微软雅黑" w:eastAsia="微软雅黑" w:hAnsi="微软雅黑"/>
+          <w:sz w:val="21"/>
+          <w:szCs w:val="21"/>
+        </w:rPr>
+        <w:t xml:space="preserve"> 不再查天数上限，两个字段保留只为老档兼容，未从存档结构中摘除。</w:t>
+      </w:r>
+    </w:p>
+    <w:p>
+      <w:pPr>
+        <w:pStyle w:val="ListParagraph"/>
+        <w:numPr>
+          <w:ilvl w:val="0"/>
+          <w:numId w:val="1"/>
+        </w:numPr>
+        <w:spacing w:after="20" w:before="20"/>
+      </w:pPr>
+      <w:r>
+        <w:rPr>
+          <w:rFonts w:ascii="微软雅黑" w:cs="微软雅黑" w:eastAsia="微软雅黑" w:hAnsi="微软雅黑"/>
+          <w:b/>
+          <w:bCs/>
+          <w:sz w:val="21"/>
+          <w:szCs w:val="21"/>
+        </w:rPr>
+        <w:t xml:space="preserve">测试环境依赖本机 Playwright</w:t>
+      </w:r>
+      <w:r>
+        <w:rPr>
+          <w:rFonts w:ascii="微软雅黑" w:cs="微软雅黑" w:eastAsia="微软雅黑" w:hAnsi="微软雅黑"/>
+          <w:sz w:val="21"/>
+          <w:szCs w:val="21"/>
+        </w:rPr>
+        <w:t xml:space="preserve">：仓库不含 </w:t>
+      </w:r>
+      <w:r>
+        <w:rPr>
+          <w:rFonts w:ascii="Consolas" w:cs="Consolas" w:eastAsia="Consolas" w:hAnsi="Consolas"/>
+          <w:b w:val="false"/>
+          <w:bCs w:val="false"/>
+          <w:sz w:val="19"/>
+          <w:szCs w:val="19"/>
+          <w:shd w:fill="F2F2F2" w:val="clear"/>
+        </w:rPr>
+        <w:t xml:space="preserve">node_modules</w:t>
+      </w:r>
+      <w:r>
+        <w:rPr>
+          <w:rFonts w:ascii="微软雅黑" w:cs="微软雅黑" w:eastAsia="微软雅黑" w:hAnsi="微软雅黑"/>
+          <w:sz w:val="21"/>
+          <w:szCs w:val="21"/>
+        </w:rPr>
+        <w:t xml:space="preserve">，</w:t>
+      </w:r>
+      <w:r>
+        <w:rPr>
+          <w:rFonts w:ascii="Consolas" w:cs="Consolas" w:eastAsia="Consolas" w:hAnsi="Consolas"/>
+          <w:b w:val="false"/>
+          <w:bCs w:val="false"/>
+          <w:sz w:val="19"/>
+          <w:szCs w:val="19"/>
+          <w:shd w:fill="F2F2F2" w:val="clear"/>
+        </w:rPr>
+        <w:t xml:space="preserve">smoke.mjs</w:t>
+      </w:r>
+      <w:r>
+        <w:rPr>
+          <w:rFonts w:ascii="微软雅黑" w:cs="微软雅黑" w:eastAsia="微软雅黑" w:hAnsi="微软雅黑"/>
+          <w:sz w:val="21"/>
+          <w:szCs w:val="21"/>
+        </w:rPr>
+        <w:t xml:space="preserve"> / </w:t>
+      </w:r>
+      <w:r>
+        <w:rPr>
+          <w:rFonts w:ascii="Consolas" w:cs="Consolas" w:eastAsia="Consolas" w:hAnsi="Consolas"/>
+          <w:b w:val="false"/>
+          <w:bCs w:val="false"/>
+          <w:sz w:val="19"/>
+          <w:szCs w:val="19"/>
+          <w:shd w:fill="F2F2F2" w:val="clear"/>
+        </w:rPr>
+        <w:t xml:space="preserve">tests/quest_flow.mjs</w:t>
+      </w:r>
+      <w:r>
+        <w:rPr>
+          <w:rFonts w:ascii="微软雅黑" w:cs="微软雅黑" w:eastAsia="微软雅黑" w:hAnsi="微软雅黑"/>
+          <w:sz w:val="21"/>
+          <w:szCs w:val="21"/>
+        </w:rPr>
+        <w:t xml:space="preserve"> 需 </w:t>
+      </w:r>
+      <w:r>
+        <w:rPr>
+          <w:rFonts w:ascii="Consolas" w:cs="Consolas" w:eastAsia="Consolas" w:hAnsi="Consolas"/>
+          <w:b w:val="false"/>
+          <w:bCs w:val="false"/>
+          <w:sz w:val="19"/>
+          <w:szCs w:val="19"/>
+          <w:shd w:fill="F2F2F2" w:val="clear"/>
+        </w:rPr>
+        <w:t xml:space="preserve">NODE_PATH</w:t>
+      </w:r>
+      <w:r>
+        <w:rPr>
+          <w:rFonts w:ascii="微软雅黑" w:cs="微软雅黑" w:eastAsia="微软雅黑" w:hAnsi="微软雅黑"/>
+          <w:sz w:val="21"/>
+          <w:szCs w:val="21"/>
+        </w:rPr>
+        <w:t xml:space="preserve"> 指向装有 </w:t>
+      </w:r>
+      <w:r>
+        <w:rPr>
+          <w:rFonts w:ascii="Consolas" w:cs="Consolas" w:eastAsia="Consolas" w:hAnsi="Consolas"/>
+          <w:b w:val="false"/>
+          <w:bCs w:val="false"/>
+          <w:sz w:val="19"/>
+          <w:szCs w:val="19"/>
+          <w:shd w:fill="F2F2F2" w:val="clear"/>
+        </w:rPr>
+        <w:t xml:space="preserve">playwright</w:t>
+      </w:r>
+      <w:r>
+        <w:rPr>
+          <w:rFonts w:ascii="微软雅黑" w:cs="微软雅黑" w:eastAsia="微软雅黑" w:hAnsi="微软雅黑"/>
+          <w:sz w:val="21"/>
+          <w:szCs w:val="21"/>
+        </w:rPr>
+        <w:t xml:space="preserve"> 的目录（本机为 </w:t>
+      </w:r>
+      <w:r>
+        <w:rPr>
+          <w:rFonts w:ascii="Consolas" w:cs="Consolas" w:eastAsia="Consolas" w:hAnsi="Consolas"/>
+          <w:b w:val="false"/>
+          <w:bCs w:val="false"/>
+          <w:sz w:val="19"/>
+          <w:szCs w:val="19"/>
+          <w:shd w:fill="F2F2F2" w:val="clear"/>
+        </w:rPr>
+        <w:t xml:space="preserve">C:\Users\LENOVO\.workbuddy\binaries\node\workspace\node_modules</w:t>
+      </w:r>
+      <w:r>
+        <w:rPr>
+          <w:rFonts w:ascii="微软雅黑" w:cs="微软雅黑" w:eastAsia="微软雅黑" w:hAnsi="微软雅黑"/>
+          <w:sz w:val="21"/>
+          <w:szCs w:val="21"/>
+        </w:rPr>
+        <w:t xml:space="preserve">）。建议后续加 </w:t>
+      </w:r>
+      <w:r>
+        <w:rPr>
+          <w:rFonts w:ascii="Consolas" w:cs="Consolas" w:eastAsia="Consolas" w:hAnsi="Consolas"/>
+          <w:b w:val="false"/>
+          <w:bCs w:val="false"/>
+          <w:sz w:val="19"/>
+          <w:szCs w:val="19"/>
+          <w:shd w:fill="F2F2F2" w:val="clear"/>
+        </w:rPr>
+        <w:t xml:space="preserve">package.json</w:t>
+      </w:r>
+      <w:r>
+        <w:rPr>
+          <w:rFonts w:ascii="微软雅黑" w:cs="微软雅黑" w:eastAsia="微软雅黑" w:hAnsi="微软雅黑"/>
+          <w:sz w:val="21"/>
+          <w:szCs w:val="21"/>
+        </w:rPr>
+        <w:t xml:space="preserve"> 固化依赖。</w:t>
+      </w:r>
+    </w:p>
+    <w:p>
+      <w:pPr>
+        <w:pStyle w:val="ListParagraph"/>
+        <w:numPr>
+          <w:ilvl w:val="0"/>
+          <w:numId w:val="1"/>
+        </w:numPr>
+        <w:spacing w:after="20" w:before="20"/>
+      </w:pPr>
+      <w:r>
+        <w:rPr>
+          <w:rFonts w:ascii="微软雅黑" w:cs="微软雅黑" w:eastAsia="微软雅黑" w:hAnsi="微软雅黑"/>
+          <w:b/>
+          <w:bCs/>
+          <w:sz w:val="21"/>
+          <w:szCs w:val="21"/>
+        </w:rPr>
+        <w:t xml:space="preserve">技术报告 PDF 的重生成依赖本机 Word + pywin32</w:t>
+      </w:r>
+      <w:r>
+        <w:rPr>
+          <w:rFonts w:ascii="微软雅黑" w:cs="微软雅黑" w:eastAsia="微软雅黑" w:hAnsi="微软雅黑"/>
+          <w:sz w:val="21"/>
+          <w:szCs w:val="21"/>
+        </w:rPr>
+        <w:t xml:space="preserve">：</w:t>
+      </w:r>
+      <w:r>
+        <w:rPr>
+          <w:rFonts w:ascii="Consolas" w:cs="Consolas" w:eastAsia="Consolas" w:hAnsi="Consolas"/>
+          <w:b w:val="false"/>
+          <w:bCs w:val="false"/>
+          <w:sz w:val="19"/>
+          <w:szCs w:val="19"/>
+          <w:shd w:fill="F2F2F2" w:val="clear"/>
+        </w:rPr>
+        <w:t xml:space="preserve">export_pdf.py</w:t>
+      </w:r>
+      <w:r>
+        <w:rPr>
+          <w:rFonts w:ascii="微软雅黑" w:cs="微软雅黑" w:eastAsia="微软雅黑" w:hAnsi="微软雅黑"/>
+          <w:sz w:val="21"/>
+          <w:szCs w:val="21"/>
+        </w:rPr>
+        <w:t xml:space="preserve"> 走 </w:t>
+      </w:r>
+      <w:r>
+        <w:rPr>
+          <w:rFonts w:ascii="Consolas" w:cs="Consolas" w:eastAsia="Consolas" w:hAnsi="Consolas"/>
+          <w:b w:val="false"/>
+          <w:bCs w:val="false"/>
+          <w:sz w:val="19"/>
+          <w:szCs w:val="19"/>
+          <w:shd w:fill="F2F2F2" w:val="clear"/>
+        </w:rPr>
+        <w:t xml:space="preserve">win32com</w:t>
+      </w:r>
+      <w:r>
+        <w:rPr>
+          <w:rFonts w:ascii="微软雅黑" w:cs="微软雅黑" w:eastAsia="微软雅黑" w:hAnsi="微软雅黑"/>
+          <w:sz w:val="21"/>
+          <w:szCs w:val="21"/>
+        </w:rPr>
+        <w:t xml:space="preserve"> 调用 Word；本机缺少 </w:t>
+      </w:r>
+      <w:r>
+        <w:rPr>
+          <w:rFonts w:ascii="Consolas" w:cs="Consolas" w:eastAsia="Consolas" w:hAnsi="Consolas"/>
+          <w:b w:val="false"/>
+          <w:bCs w:val="false"/>
+          <w:sz w:val="19"/>
+          <w:szCs w:val="19"/>
+          <w:shd w:fill="F2F2F2" w:val="clear"/>
+        </w:rPr>
+        <w:t xml:space="preserve">pywin32</w:t>
+      </w:r>
+      <w:r>
+        <w:rPr>
+          <w:rFonts w:ascii="微软雅黑" w:cs="微软雅黑" w:eastAsia="微软雅黑" w:hAnsi="微软雅黑"/>
+          <w:sz w:val="21"/>
+          <w:szCs w:val="21"/>
+        </w:rPr>
+        <w:t xml:space="preserve"> 时只能重生成 </w:t>
+      </w:r>
+      <w:r>
+        <w:rPr>
+          <w:rFonts w:ascii="Consolas" w:cs="Consolas" w:eastAsia="Consolas" w:hAnsi="Consolas"/>
+          <w:b w:val="false"/>
+          <w:bCs w:val="false"/>
+          <w:sz w:val="19"/>
+          <w:szCs w:val="19"/>
+          <w:shd w:fill="F2F2F2" w:val="clear"/>
+        </w:rPr>
+        <w:t xml:space="preserve">.docx</w:t>
+      </w:r>
+      <w:r>
+        <w:rPr>
+          <w:rFonts w:ascii="微软雅黑" w:cs="微软雅黑" w:eastAsia="微软雅黑" w:hAnsi="微软雅黑"/>
+          <w:sz w:val="21"/>
+          <w:szCs w:val="21"/>
+        </w:rPr>
+        <w:t xml:space="preserve">。</w:t>
       </w:r>
     </w:p>
     <w:p>
@@ -4249,7 +9338,7 @@
                 <w:sz w:val="21"/>
                 <w:szCs w:val="21"/>
               </w:rPr>
-              <w:t xml:space="preserve">单文件成品（约 394KB，build.py 产物，双击即玩）</w:t>
+              <w:t xml:space="preserve">单文件成品（build.py 产物，双击即玩）</w:t>
             </w:r>
           </w:p>
         </w:tc>
@@ -4445,7 +9534,7 @@
                 <w:szCs w:val="19"/>
                 <w:shd w:fill="F2F2F2" w:val="clear"/>
               </w:rPr>
-              <w:t xml:space="preserve">js/ css/ tests/ build.py smoke.mjs</w:t>
+              <w:t xml:space="preserve">js/ css/ tests/ build.py smoke.mjs tests/quest_flow.mjs</w:t>
             </w:r>
           </w:p>
         </w:tc>
@@ -4476,6 +9565,75 @@
                 <w:szCs w:val="21"/>
               </w:rPr>
               <w:t xml:space="preserve">全部源码与测试</w:t>
+            </w:r>
+          </w:p>
+        </w:tc>
+      </w:tr>
+      <w:tr>
+        <w:trPr>
+          <w:cantSplit/>
+          <w:tblHeader w:val="false"/>
+        </w:trPr>
+        <w:tc>
+          <w:tcPr>
+            <w:tcW w:type="dxa" w:w="4680"/>
+            <w:tcBorders>
+              <w:top w:val="single" w:color="BFBFBF" w:sz="1"/>
+              <w:left w:val="single" w:color="BFBFBF" w:sz="1"/>
+              <w:bottom w:val="single" w:color="BFBFBF" w:sz="1"/>
+              <w:right w:val="single" w:color="BFBFBF" w:sz="1"/>
+            </w:tcBorders>
+            <w:tcMar>
+              <w:top w:type="dxa" w:w="60"/>
+              <w:left w:type="dxa" w:w="100"/>
+              <w:bottom w:type="dxa" w:w="60"/>
+              <w:right w:type="dxa" w:w="100"/>
+            </w:tcMar>
+          </w:tcPr>
+          <w:p>
+            <w:pPr>
+              <w:spacing w:after="20" w:before="20"/>
+            </w:pPr>
+            <w:r>
+              <w:rPr>
+                <w:rFonts w:ascii="Consolas" w:cs="Consolas" w:eastAsia="Consolas" w:hAnsi="Consolas"/>
+                <w:b w:val="false"/>
+                <w:bCs w:val="false"/>
+                <w:sz w:val="19"/>
+                <w:szCs w:val="19"/>
+                <w:shd w:fill="F2F2F2" w:val="clear"/>
+              </w:rPr>
+              <w:t xml:space="preserve">tests/battle/engine/*.mjs</w:t>
+            </w:r>
+          </w:p>
+        </w:tc>
+        <w:tc>
+          <w:tcPr>
+            <w:tcW w:type="dxa" w:w="4680"/>
+            <w:tcBorders>
+              <w:top w:val="single" w:color="BFBFBF" w:sz="1"/>
+              <w:left w:val="single" w:color="BFBFBF" w:sz="1"/>
+              <w:bottom w:val="single" w:color="BFBFBF" w:sz="1"/>
+              <w:right w:val="single" w:color="BFBFBF" w:sz="1"/>
+            </w:tcBorders>
+            <w:tcMar>
+              <w:top w:type="dxa" w:w="60"/>
+              <w:left w:type="dxa" w:w="100"/>
+              <w:bottom w:type="dxa" w:w="60"/>
+              <w:right w:type="dxa" w:w="100"/>
+            </w:tcMar>
+          </w:tcPr>
+          <w:p>
+            <w:pPr>
+              <w:spacing w:after="20" w:before="20"/>
+            </w:pPr>
+            <w:r>
+              <w:rPr>
+                <w:rFonts w:ascii="微软雅黑" w:cs="微软雅黑" w:eastAsia="微软雅黑" w:hAnsi="微软雅黑"/>
+                <w:sz w:val="21"/>
+                <w:szCs w:val="21"/>
+              </w:rPr>
+              <w:t xml:space="preserve">15 个引擎 Node 测试</w:t>
             </w:r>
           </w:p>
         </w:tc>

--- a/技术报告.docx
+++ b/技术报告.docx
@@ -1052,6 +1052,148 @@
           <w:szCs w:val="21"/>
         </w:rPr>
         <w:t xml:space="preserve">）数据驱动执行。</w:t>
+      </w:r>
+    </w:p>
+    <w:p>
+      <w:pPr>
+        <w:pStyle w:val="ListParagraph"/>
+        <w:numPr>
+          <w:ilvl w:val="0"/>
+          <w:numId w:val="1"/>
+        </w:numPr>
+        <w:spacing w:after="20" w:before="20"/>
+      </w:pPr>
+      <w:r>
+        <w:rPr>
+          <w:rFonts w:ascii="微软雅黑" w:cs="微软雅黑" w:eastAsia="微软雅黑" w:hAnsi="微软雅黑"/>
+          <w:b/>
+          <w:bCs/>
+          <w:sz w:val="21"/>
+          <w:szCs w:val="21"/>
+        </w:rPr>
+        <w:t xml:space="preserve">被动继承（获得角色 = 获得其全部技能）</w:t>
+      </w:r>
+      <w:r>
+        <w:rPr>
+          <w:rFonts w:ascii="微软雅黑" w:cs="微软雅黑" w:eastAsia="微软雅黑" w:hAnsi="微软雅黑"/>
+          <w:sz w:val="21"/>
+          <w:szCs w:val="21"/>
+        </w:rPr>
+        <w:t xml:space="preserve">：装备谁的刀卡，其被动机制即对音克思生效。实现为引擎级 </w:t>
+      </w:r>
+      <w:r>
+        <w:rPr>
+          <w:rFonts w:ascii="Consolas" w:cs="Consolas" w:eastAsia="Consolas" w:hAnsi="Consolas"/>
+          <w:b w:val="false"/>
+          <w:bCs w:val="false"/>
+          <w:sz w:val="19"/>
+          <w:szCs w:val="19"/>
+          <w:shd w:fill="F2F2F2" w:val="clear"/>
+        </w:rPr>
+        <w:t xml:space="preserve">passiveOwner(u)</w:t>
+      </w:r>
+      <w:r>
+        <w:rPr>
+          <w:rFonts w:ascii="微软雅黑" w:cs="微软雅黑" w:eastAsia="微软雅黑" w:hAnsi="微软雅黑"/>
+          <w:sz w:val="21"/>
+          <w:szCs w:val="21"/>
+        </w:rPr>
+        <w:t xml:space="preserve"> 单一入口——装备时 </w:t>
+      </w:r>
+      <w:r>
+        <w:rPr>
+          <w:rFonts w:ascii="Consolas" w:cs="Consolas" w:eastAsia="Consolas" w:hAnsi="Consolas"/>
+          <w:b w:val="false"/>
+          <w:bCs w:val="false"/>
+          <w:sz w:val="19"/>
+          <w:szCs w:val="19"/>
+          <w:shd w:fill="F2F2F2" w:val="clear"/>
+        </w:rPr>
+        <w:t xml:space="preserve">Blades.applyBoons</w:t>
+      </w:r>
+      <w:r>
+        <w:rPr>
+          <w:rFonts w:ascii="微软雅黑" w:cs="微软雅黑" w:eastAsia="微软雅黑" w:hAnsi="微软雅黑"/>
+          <w:sz w:val="21"/>
+          <w:szCs w:val="21"/>
+        </w:rPr>
+        <w:t xml:space="preserve"> 在玩家单位上标 </w:t>
+      </w:r>
+      <w:r>
+        <w:rPr>
+          <w:rFonts w:ascii="Consolas" w:cs="Consolas" w:eastAsia="Consolas" w:hAnsi="Consolas"/>
+          <w:b w:val="false"/>
+          <w:bCs w:val="false"/>
+          <w:sz w:val="19"/>
+          <w:szCs w:val="19"/>
+          <w:shd w:fill="F2F2F2" w:val="clear"/>
+        </w:rPr>
+        <w:t xml:space="preserve">_learnedFrom</w:t>
+      </w:r>
+      <w:r>
+        <w:rPr>
+          <w:rFonts w:ascii="微软雅黑" w:cs="微软雅黑" w:eastAsia="微软雅黑" w:hAnsi="微软雅黑"/>
+          <w:sz w:val="21"/>
+          <w:szCs w:val="21"/>
+        </w:rPr>
+        <w:t xml:space="preserve">，引擎 25 处 </w:t>
+      </w:r>
+      <w:r>
+        <w:rPr>
+          <w:rFonts w:ascii="Consolas" w:cs="Consolas" w:eastAsia="Consolas" w:hAnsi="Consolas"/>
+          <w:b w:val="false"/>
+          <w:bCs w:val="false"/>
+          <w:sz w:val="19"/>
+          <w:szCs w:val="19"/>
+          <w:shd w:fill="F2F2F2" w:val="clear"/>
+        </w:rPr>
+        <w:t xml:space="preserve">charId</w:t>
+      </w:r>
+      <w:r>
+        <w:rPr>
+          <w:rFonts w:ascii="微软雅黑" w:cs="微软雅黑" w:eastAsia="微软雅黑" w:hAnsi="微软雅黑"/>
+          <w:sz w:val="21"/>
+          <w:szCs w:val="21"/>
+        </w:rPr>
+        <w:t xml:space="preserve"> 被动判定（鲁豪刀击翻倍/头哥免疫击退/wonder 血祭两连/仙女免疫晕眩/李帆免动购刀/歆慧偶数回合+1/大师回合回血/各免死与斩杀类）统一改走该口；主动技仍走 </w:t>
+      </w:r>
+      <w:r>
+        <w:rPr>
+          <w:rFonts w:ascii="Consolas" w:cs="Consolas" w:eastAsia="Consolas" w:hAnsi="Consolas"/>
+          <w:b w:val="false"/>
+          <w:bCs w:val="false"/>
+          <w:sz w:val="19"/>
+          <w:szCs w:val="19"/>
+          <w:shd w:fill="F2F2F2" w:val="clear"/>
+        </w:rPr>
+        <w:t xml:space="preserve">_execLearned</w:t>
+      </w:r>
+      <w:r>
+        <w:rPr>
+          <w:rFonts w:ascii="微软雅黑" w:cs="微软雅黑" w:eastAsia="微软雅黑" w:hAnsi="微软雅黑"/>
+          <w:sz w:val="21"/>
+          <w:szCs w:val="21"/>
+        </w:rPr>
+        <w:t xml:space="preserve">。基础血量不随继承（按音克思自身成长）。专项测试 </w:t>
+      </w:r>
+      <w:r>
+        <w:rPr>
+          <w:rFonts w:ascii="Consolas" w:cs="Consolas" w:eastAsia="Consolas" w:hAnsi="Consolas"/>
+          <w:b w:val="false"/>
+          <w:bCs w:val="false"/>
+          <w:sz w:val="19"/>
+          <w:szCs w:val="19"/>
+          <w:shd w:fill="F2F2F2" w:val="clear"/>
+        </w:rPr>
+        <w:t xml:space="preserve">test_passives.mjs</w:t>
+      </w:r>
+      <w:r>
+        <w:rPr>
+          <w:rFonts w:ascii="微软雅黑" w:cs="微软雅黑" w:eastAsia="微软雅黑" w:hAnsi="微软雅黑"/>
+          <w:sz w:val="21"/>
+          <w:szCs w:val="21"/>
+        </w:rPr>
+        <w:t xml:space="preserve"> 11 断言（含未装备对照与敌方不受影响对照）。</w:t>
       </w:r>
     </w:p>
     <w:p>
@@ -4841,37 +4983,7 @@
                 <w:sz w:val="21"/>
                 <w:szCs w:val="21"/>
               </w:rPr>
-              <w:t xml:space="preserve">（8 断言，含"无特则不误伤"回归）</w:t>
-            </w:r>
-          </w:p>
-        </w:tc>
-        <w:tc>
-          <w:tcPr>
-            <w:tcW w:type="dxa" w:w="3120"/>
-            <w:tcBorders>
-              <w:top w:val="single" w:color="BFBFBF" w:sz="1"/>
-              <w:left w:val="single" w:color="BFBFBF" w:sz="1"/>
-              <w:bottom w:val="single" w:color="BFBFBF" w:sz="1"/>
-              <w:right w:val="single" w:color="BFBFBF" w:sz="1"/>
-            </w:tcBorders>
-            <w:tcMar>
-              <w:top w:type="dxa" w:w="60"/>
-              <w:left w:type="dxa" w:w="100"/>
-              <w:bottom w:type="dxa" w:w="60"/>
-              <w:right w:type="dxa" w:w="100"/>
-            </w:tcMar>
-          </w:tcPr>
-          <w:p>
-            <w:pPr>
-              <w:spacing w:after="20" w:before="20"/>
-            </w:pPr>
-            <w:r>
-              <w:rPr>
-                <w:rFonts w:ascii="微软雅黑" w:cs="微软雅黑" w:eastAsia="微软雅黑" w:hAnsi="微软雅黑"/>
-                <w:sz w:val="21"/>
-                <w:szCs w:val="21"/>
-              </w:rPr>
-              <w:t xml:space="preserve">全部 ALL PASS（路径修复 </w:t>
+              <w:t xml:space="preserve">（8 断言）与被动继承专项 </w:t>
             </w:r>
             <w:r>
               <w:rPr>
@@ -4882,6 +4994,55 @@
                 <w:szCs w:val="19"/>
                 <w:shd w:fill="F2F2F2" w:val="clear"/>
               </w:rPr>
+              <w:t xml:space="preserve">test_passives.mjs</w:t>
+            </w:r>
+            <w:r>
+              <w:rPr>
+                <w:rFonts w:ascii="微软雅黑" w:cs="微软雅黑" w:eastAsia="微软雅黑" w:hAnsi="微软雅黑"/>
+                <w:sz w:val="21"/>
+                <w:szCs w:val="21"/>
+              </w:rPr>
+              <w:t xml:space="preserve">（11 断言，含未装备/敌方不受影响两组对照）</w:t>
+            </w:r>
+          </w:p>
+        </w:tc>
+        <w:tc>
+          <w:tcPr>
+            <w:tcW w:type="dxa" w:w="3120"/>
+            <w:tcBorders>
+              <w:top w:val="single" w:color="BFBFBF" w:sz="1"/>
+              <w:left w:val="single" w:color="BFBFBF" w:sz="1"/>
+              <w:bottom w:val="single" w:color="BFBFBF" w:sz="1"/>
+              <w:right w:val="single" w:color="BFBFBF" w:sz="1"/>
+            </w:tcBorders>
+            <w:tcMar>
+              <w:top w:type="dxa" w:w="60"/>
+              <w:left w:type="dxa" w:w="100"/>
+              <w:bottom w:type="dxa" w:w="60"/>
+              <w:right w:type="dxa" w:w="100"/>
+            </w:tcMar>
+          </w:tcPr>
+          <w:p>
+            <w:pPr>
+              <w:spacing w:after="20" w:before="20"/>
+            </w:pPr>
+            <w:r>
+              <w:rPr>
+                <w:rFonts w:ascii="微软雅黑" w:cs="微软雅黑" w:eastAsia="微软雅黑" w:hAnsi="微软雅黑"/>
+                <w:sz w:val="21"/>
+                <w:szCs w:val="21"/>
+              </w:rPr>
+              <w:t xml:space="preserve">全部 ALL PASS（路径修复 </w:t>
+            </w:r>
+            <w:r>
+              <w:rPr>
+                <w:rFonts w:ascii="Consolas" w:cs="Consolas" w:eastAsia="Consolas" w:hAnsi="Consolas"/>
+                <w:b w:val="false"/>
+                <w:bCs w:val="false"/>
+                <w:sz w:val="19"/>
+                <w:szCs w:val="19"/>
+                <w:shd w:fill="F2F2F2" w:val="clear"/>
+              </w:rPr>
               <w:t xml:space="preserve">tests/battle/helpers/engine_env.mjs</w:t>
             </w:r>
             <w:r>
@@ -4891,6 +5052,152 @@
                 <w:szCs w:val="21"/>
               </w:rPr>
               <w:t xml:space="preserve">）</w:t>
+            </w:r>
+          </w:p>
+        </w:tc>
+      </w:tr>
+      <w:tr>
+        <w:trPr>
+          <w:cantSplit/>
+          <w:tblHeader w:val="false"/>
+        </w:trPr>
+        <w:tc>
+          <w:tcPr>
+            <w:tcW w:type="dxa" w:w="3120"/>
+            <w:tcBorders>
+              <w:top w:val="single" w:color="BFBFBF" w:sz="1"/>
+              <w:left w:val="single" w:color="BFBFBF" w:sz="1"/>
+              <w:bottom w:val="single" w:color="BFBFBF" w:sz="1"/>
+              <w:right w:val="single" w:color="BFBFBF" w:sz="1"/>
+            </w:tcBorders>
+            <w:tcMar>
+              <w:top w:type="dxa" w:w="60"/>
+              <w:left w:type="dxa" w:w="100"/>
+              <w:bottom w:type="dxa" w:w="60"/>
+              <w:right w:type="dxa" w:w="100"/>
+            </w:tcMar>
+          </w:tcPr>
+          <w:p>
+            <w:pPr>
+              <w:spacing w:after="20" w:before="20"/>
+            </w:pPr>
+            <w:r>
+              <w:rPr>
+                <w:rFonts w:ascii="微软雅黑" w:cs="微软雅黑" w:eastAsia="微软雅黑" w:hAnsi="微软雅黑"/>
+                <w:sz w:val="21"/>
+                <w:szCs w:val="21"/>
+              </w:rPr>
+              <w:t xml:space="preserve">主线平衡采样</w:t>
+            </w:r>
+          </w:p>
+        </w:tc>
+        <w:tc>
+          <w:tcPr>
+            <w:tcW w:type="dxa" w:w="3120"/>
+            <w:tcBorders>
+              <w:top w:val="single" w:color="BFBFBF" w:sz="1"/>
+              <w:left w:val="single" w:color="BFBFBF" w:sz="1"/>
+              <w:bottom w:val="single" w:color="BFBFBF" w:sz="1"/>
+              <w:right w:val="single" w:color="BFBFBF" w:sz="1"/>
+            </w:tcBorders>
+            <w:tcMar>
+              <w:top w:type="dxa" w:w="60"/>
+              <w:left w:type="dxa" w:w="100"/>
+              <w:bottom w:type="dxa" w:w="60"/>
+              <w:right w:type="dxa" w:w="100"/>
+            </w:tcMar>
+          </w:tcPr>
+          <w:p>
+            <w:pPr>
+              <w:spacing w:after="20" w:before="20"/>
+            </w:pPr>
+            <w:r>
+              <w:rPr>
+                <w:rFonts w:ascii="Consolas" w:cs="Consolas" w:eastAsia="Consolas" w:hAnsi="Consolas"/>
+                <w:b w:val="false"/>
+                <w:bCs w:val="false"/>
+                <w:sz w:val="19"/>
+                <w:szCs w:val="19"/>
+                <w:shd w:fill="F2F2F2" w:val="clear"/>
+              </w:rPr>
+              <w:t xml:space="preserve">mainquest_winrate.mjs</w:t>
+            </w:r>
+            <w:r>
+              <w:rPr>
+                <w:rFonts w:ascii="微软雅黑" w:cs="微软雅黑" w:eastAsia="微软雅黑" w:hAnsi="微软雅黑"/>
+                <w:sz w:val="21"/>
+                <w:szCs w:val="21"/>
+              </w:rPr>
+              <w:t xml:space="preserve">：9 节 × 4 难度 × N 场的 greedyBot 胜率表，</w:t>
+            </w:r>
+            <w:r>
+              <w:rPr>
+                <w:rFonts w:ascii="微软雅黑" w:cs="微软雅黑" w:eastAsia="微软雅黑" w:hAnsi="微软雅黑"/>
+                <w:b/>
+                <w:bCs/>
+                <w:sz w:val="21"/>
+                <w:szCs w:val="21"/>
+              </w:rPr>
+              <w:t xml:space="preserve">直读 </w:t>
+            </w:r>
+            <w:r>
+              <w:rPr>
+                <w:rFonts w:ascii="Consolas" w:cs="Consolas" w:eastAsia="Consolas" w:hAnsi="Consolas"/>
+                <w:b/>
+                <w:bCs/>
+                <w:sz w:val="19"/>
+                <w:szCs w:val="19"/>
+                <w:shd w:fill="F2F2F2" w:val="clear"/>
+              </w:rPr>
+              <w:t xml:space="preserve">window.Quests</w:t>
+            </w:r>
+            <w:r>
+              <w:rPr>
+                <w:rFonts w:ascii="微软雅黑" w:cs="微软雅黑" w:eastAsia="微软雅黑" w:hAnsi="微软雅黑"/>
+                <w:b/>
+                <w:bCs/>
+                <w:sz w:val="21"/>
+                <w:szCs w:val="21"/>
+              </w:rPr>
+              <w:t xml:space="preserve"> 真配置</w:t>
+            </w:r>
+            <w:r>
+              <w:rPr>
+                <w:rFonts w:ascii="微软雅黑" w:cs="微软雅黑" w:eastAsia="微软雅黑" w:hAnsi="微软雅黑"/>
+                <w:sz w:val="21"/>
+                <w:szCs w:val="21"/>
+              </w:rPr>
+              <w:t xml:space="preserve">（脚本不再维护副本）；玩家按"到该节时的大致成长"分档建模</w:t>
+            </w:r>
+          </w:p>
+        </w:tc>
+        <w:tc>
+          <w:tcPr>
+            <w:tcW w:type="dxa" w:w="3120"/>
+            <w:tcBorders>
+              <w:top w:val="single" w:color="BFBFBF" w:sz="1"/>
+              <w:left w:val="single" w:color="BFBFBF" w:sz="1"/>
+              <w:bottom w:val="single" w:color="BFBFBF" w:sz="1"/>
+              <w:right w:val="single" w:color="BFBFBF" w:sz="1"/>
+            </w:tcBorders>
+            <w:tcMar>
+              <w:top w:type="dxa" w:w="60"/>
+              <w:left w:type="dxa" w:w="100"/>
+              <w:bottom w:type="dxa" w:w="60"/>
+              <w:right w:type="dxa" w:w="100"/>
+            </w:tcMar>
+          </w:tcPr>
+          <w:p>
+            <w:pPr>
+              <w:spacing w:after="20" w:before="20"/>
+            </w:pPr>
+            <w:r>
+              <w:rPr>
+                <w:rFonts w:ascii="微软雅黑" w:cs="微软雅黑" w:eastAsia="微软雅黑" w:hAnsi="微软雅黑"/>
+                <w:sz w:val="21"/>
+                <w:szCs w:val="21"/>
+              </w:rPr>
+              <w:t xml:space="preserve">调平后无 easy/normal 0% 项；调参记录见 §4.1</w:t>
             </w:r>
           </w:p>
         </w:tc>
@@ -8598,6 +8905,775 @@
           <w:szCs w:val="21"/>
         </w:rPr>
         <w:t xml:space="preserve">，因此旧测试全部通过。教训写进 README「设计约定」，并新增了针对性的正向断言。</w:t>
+      </w:r>
+    </w:p>
+    <w:p>
+      <w:pPr>
+        <w:pStyle w:val="Heading2"/>
+        <w:keepNext/>
+        <w:keepLines/>
+        <w:spacing w:after="140" w:before="220"/>
+      </w:pPr>
+      <w:r>
+        <w:rPr>
+          <w:rFonts w:ascii="微软雅黑" w:cs="微软雅黑" w:eastAsia="微软雅黑" w:hAnsi="微软雅黑"/>
+          <w:sz w:val="21"/>
+          <w:szCs w:val="21"/>
+        </w:rPr>
+        <w:t xml:space="preserve">4.1 主线平衡采样记录（kiteBot，12 场/格）</w:t>
+      </w:r>
+    </w:p>
+    <w:p>
+      <w:pPr>
+        <w:spacing w:after="40" w:before="40"/>
+      </w:pPr>
+      <w:r>
+        <w:rPr>
+          <w:rFonts w:ascii="Consolas" w:cs="Consolas" w:eastAsia="Consolas" w:hAnsi="Consolas"/>
+          <w:b w:val="false"/>
+          <w:bCs w:val="false"/>
+          <w:sz w:val="19"/>
+          <w:szCs w:val="19"/>
+          <w:shd w:fill="F2F2F2" w:val="clear"/>
+        </w:rPr>
+        <w:t xml:space="preserve">mainquest_winrate.mjs</w:t>
+      </w:r>
+      <w:r>
+        <w:rPr>
+          <w:rFonts w:ascii="微软雅黑" w:cs="微软雅黑" w:eastAsia="微软雅黑" w:hAnsi="微软雅黑"/>
+          <w:sz w:val="21"/>
+          <w:szCs w:val="21"/>
+        </w:rPr>
+        <w:t xml:space="preserve"> 直读 </w:t>
+      </w:r>
+      <w:r>
+        <w:rPr>
+          <w:rFonts w:ascii="Consolas" w:cs="Consolas" w:eastAsia="Consolas" w:hAnsi="Consolas"/>
+          <w:b w:val="false"/>
+          <w:bCs w:val="false"/>
+          <w:sz w:val="19"/>
+          <w:szCs w:val="19"/>
+          <w:shd w:fill="F2F2F2" w:val="clear"/>
+        </w:rPr>
+        <w:t xml:space="preserve">window.Quests</w:t>
+      </w:r>
+      <w:r>
+        <w:rPr>
+          <w:rFonts w:ascii="微软雅黑" w:cs="微软雅黑" w:eastAsia="微软雅黑" w:hAnsi="微软雅黑"/>
+          <w:sz w:val="21"/>
+          <w:szCs w:val="21"/>
+        </w:rPr>
+        <w:t xml:space="preserve"> 真配置采样。调平动作与结果：</w:t>
+      </w:r>
+    </w:p>
+    <w:tbl>
+      <w:tblPr>
+        <w:tblW w:type="dxa" w:w="9360"/>
+        <w:tblBorders>
+          <w:top w:val="single" w:color="auto" w:sz="4"/>
+          <w:left w:val="single" w:color="auto" w:sz="4"/>
+          <w:bottom w:val="single" w:color="auto" w:sz="4"/>
+          <w:right w:val="single" w:color="auto" w:sz="4"/>
+          <w:insideH w:val="single" w:color="auto" w:sz="4"/>
+          <w:insideV w:val="single" w:color="auto" w:sz="4"/>
+        </w:tblBorders>
+      </w:tblPr>
+      <w:tblGrid>
+        <w:gridCol w:w="3120"/>
+        <w:gridCol w:w="3120"/>
+        <w:gridCol w:w="3120"/>
+      </w:tblGrid>
+      <w:tr>
+        <w:trPr>
+          <w:cantSplit/>
+          <w:tblHeader/>
+        </w:trPr>
+        <w:tc>
+          <w:tcPr>
+            <w:tcW w:type="dxa" w:w="3120"/>
+            <w:tcBorders>
+              <w:top w:val="single" w:color="BFBFBF" w:sz="1"/>
+              <w:left w:val="single" w:color="BFBFBF" w:sz="1"/>
+              <w:bottom w:val="single" w:color="BFBFBF" w:sz="1"/>
+              <w:right w:val="single" w:color="BFBFBF" w:sz="1"/>
+            </w:tcBorders>
+            <w:shd w:fill="EDE4C8" w:val="clear"/>
+            <w:tcMar>
+              <w:top w:type="dxa" w:w="60"/>
+              <w:left w:type="dxa" w:w="100"/>
+              <w:bottom w:type="dxa" w:w="60"/>
+              <w:right w:type="dxa" w:w="100"/>
+            </w:tcMar>
+          </w:tcPr>
+          <w:p>
+            <w:pPr>
+              <w:spacing w:after="20" w:before="20"/>
+            </w:pPr>
+            <w:r>
+              <w:rPr>
+                <w:rFonts w:ascii="微软雅黑" w:cs="微软雅黑" w:eastAsia="微软雅黑" w:hAnsi="微软雅黑"/>
+                <w:sz w:val="21"/>
+                <w:szCs w:val="21"/>
+              </w:rPr>
+              <w:t xml:space="preserve">节</w:t>
+            </w:r>
+          </w:p>
+        </w:tc>
+        <w:tc>
+          <w:tcPr>
+            <w:tcW w:type="dxa" w:w="3120"/>
+            <w:tcBorders>
+              <w:top w:val="single" w:color="BFBFBF" w:sz="1"/>
+              <w:left w:val="single" w:color="BFBFBF" w:sz="1"/>
+              <w:bottom w:val="single" w:color="BFBFBF" w:sz="1"/>
+              <w:right w:val="single" w:color="BFBFBF" w:sz="1"/>
+            </w:tcBorders>
+            <w:shd w:fill="EDE4C8" w:val="clear"/>
+            <w:tcMar>
+              <w:top w:type="dxa" w:w="60"/>
+              <w:left w:type="dxa" w:w="100"/>
+              <w:bottom w:type="dxa" w:w="60"/>
+              <w:right w:type="dxa" w:w="100"/>
+            </w:tcMar>
+          </w:tcPr>
+          <w:p>
+            <w:pPr>
+              <w:spacing w:after="20" w:before="20"/>
+            </w:pPr>
+            <w:r>
+              <w:rPr>
+                <w:rFonts w:ascii="微软雅黑" w:cs="微软雅黑" w:eastAsia="微软雅黑" w:hAnsi="微软雅黑"/>
+                <w:sz w:val="21"/>
+                <w:szCs w:val="21"/>
+              </w:rPr>
+              <w:t xml:space="preserve">调整</w:t>
+            </w:r>
+          </w:p>
+        </w:tc>
+        <w:tc>
+          <w:tcPr>
+            <w:tcW w:type="dxa" w:w="3120"/>
+            <w:tcBorders>
+              <w:top w:val="single" w:color="BFBFBF" w:sz="1"/>
+              <w:left w:val="single" w:color="BFBFBF" w:sz="1"/>
+              <w:bottom w:val="single" w:color="BFBFBF" w:sz="1"/>
+              <w:right w:val="single" w:color="BFBFBF" w:sz="1"/>
+            </w:tcBorders>
+            <w:shd w:fill="EDE4C8" w:val="clear"/>
+            <w:tcMar>
+              <w:top w:type="dxa" w:w="60"/>
+              <w:left w:type="dxa" w:w="100"/>
+              <w:bottom w:type="dxa" w:w="60"/>
+              <w:right w:type="dxa" w:w="100"/>
+            </w:tcMar>
+          </w:tcPr>
+          <w:p>
+            <w:pPr>
+              <w:spacing w:after="20" w:before="20"/>
+            </w:pPr>
+            <w:r>
+              <w:rPr>
+                <w:rFonts w:ascii="微软雅黑" w:cs="微软雅黑" w:eastAsia="微软雅黑" w:hAnsi="微软雅黑"/>
+                <w:sz w:val="21"/>
+                <w:szCs w:val="21"/>
+              </w:rPr>
+              <w:t xml:space="preserve">终态胜率 E/N/H/X</w:t>
+            </w:r>
+          </w:p>
+        </w:tc>
+      </w:tr>
+      <w:tr>
+        <w:trPr>
+          <w:cantSplit/>
+          <w:tblHeader w:val="false"/>
+        </w:trPr>
+        <w:tc>
+          <w:tcPr>
+            <w:tcW w:type="dxa" w:w="3120"/>
+            <w:tcBorders>
+              <w:top w:val="single" w:color="BFBFBF" w:sz="1"/>
+              <w:left w:val="single" w:color="BFBFBF" w:sz="1"/>
+              <w:bottom w:val="single" w:color="BFBFBF" w:sz="1"/>
+              <w:right w:val="single" w:color="BFBFBF" w:sz="1"/>
+            </w:tcBorders>
+            <w:tcMar>
+              <w:top w:type="dxa" w:w="60"/>
+              <w:left w:type="dxa" w:w="100"/>
+              <w:bottom w:type="dxa" w:w="60"/>
+              <w:right w:type="dxa" w:w="100"/>
+            </w:tcMar>
+          </w:tcPr>
+          <w:p>
+            <w:pPr>
+              <w:spacing w:after="20" w:before="20"/>
+            </w:pPr>
+            <w:r>
+              <w:rPr>
+                <w:rFonts w:ascii="微软雅黑" w:cs="微软雅黑" w:eastAsia="微软雅黑" w:hAnsi="微软雅黑"/>
+                <w:sz w:val="21"/>
+                <w:szCs w:val="21"/>
+              </w:rPr>
+              <w:t xml:space="preserve">m2 三异能者</w:t>
+            </w:r>
+          </w:p>
+        </w:tc>
+        <w:tc>
+          <w:tcPr>
+            <w:tcW w:type="dxa" w:w="3120"/>
+            <w:tcBorders>
+              <w:top w:val="single" w:color="BFBFBF" w:sz="1"/>
+              <w:left w:val="single" w:color="BFBFBF" w:sz="1"/>
+              <w:bottom w:val="single" w:color="BFBFBF" w:sz="1"/>
+              <w:right w:val="single" w:color="BFBFBF" w:sz="1"/>
+            </w:tcBorders>
+            <w:tcMar>
+              <w:top w:type="dxa" w:w="60"/>
+              <w:left w:type="dxa" w:w="100"/>
+              <w:bottom w:type="dxa" w:w="60"/>
+              <w:right w:type="dxa" w:w="100"/>
+            </w:tcMar>
+          </w:tcPr>
+          <w:p>
+            <w:pPr>
+              <w:spacing w:after="20" w:before="20"/>
+            </w:pPr>
+            <w:r>
+              <w:rPr>
+                <w:rFonts w:ascii="微软雅黑" w:cs="微软雅黑" w:eastAsia="微软雅黑" w:hAnsi="微软雅黑"/>
+                <w:sz w:val="21"/>
+                <w:szCs w:val="21"/>
+              </w:rPr>
+              <w:t xml:space="preserve">加 restFull，hpScale 1→0.75</w:t>
+            </w:r>
+          </w:p>
+        </w:tc>
+        <w:tc>
+          <w:tcPr>
+            <w:tcW w:type="dxa" w:w="3120"/>
+            <w:tcBorders>
+              <w:top w:val="single" w:color="BFBFBF" w:sz="1"/>
+              <w:left w:val="single" w:color="BFBFBF" w:sz="1"/>
+              <w:bottom w:val="single" w:color="BFBFBF" w:sz="1"/>
+              <w:right w:val="single" w:color="BFBFBF" w:sz="1"/>
+            </w:tcBorders>
+            <w:tcMar>
+              <w:top w:type="dxa" w:w="60"/>
+              <w:left w:type="dxa" w:w="100"/>
+              <w:bottom w:type="dxa" w:w="60"/>
+              <w:right w:type="dxa" w:w="100"/>
+            </w:tcMar>
+          </w:tcPr>
+          <w:p>
+            <w:pPr>
+              <w:spacing w:after="20" w:before="20"/>
+            </w:pPr>
+            <w:r>
+              <w:rPr>
+                <w:rFonts w:ascii="微软雅黑" w:cs="微软雅黑" w:eastAsia="微软雅黑" w:hAnsi="微软雅黑"/>
+                <w:sz w:val="21"/>
+                <w:szCs w:val="21"/>
+              </w:rPr>
+              <w:t xml:space="preserve">92/67/17/0</w:t>
+            </w:r>
+          </w:p>
+        </w:tc>
+      </w:tr>
+      <w:tr>
+        <w:trPr>
+          <w:cantSplit/>
+          <w:tblHeader w:val="false"/>
+        </w:trPr>
+        <w:tc>
+          <w:tcPr>
+            <w:tcW w:type="dxa" w:w="3120"/>
+            <w:tcBorders>
+              <w:top w:val="single" w:color="BFBFBF" w:sz="1"/>
+              <w:left w:val="single" w:color="BFBFBF" w:sz="1"/>
+              <w:bottom w:val="single" w:color="BFBFBF" w:sz="1"/>
+              <w:right w:val="single" w:color="BFBFBF" w:sz="1"/>
+            </w:tcBorders>
+            <w:tcMar>
+              <w:top w:type="dxa" w:w="60"/>
+              <w:left w:type="dxa" w:w="100"/>
+              <w:bottom w:type="dxa" w:w="60"/>
+              <w:right w:type="dxa" w:w="100"/>
+            </w:tcMar>
+          </w:tcPr>
+          <w:p>
+            <w:pPr>
+              <w:spacing w:after="20" w:before="20"/>
+            </w:pPr>
+            <w:r>
+              <w:rPr>
+                <w:rFonts w:ascii="微软雅黑" w:cs="微软雅黑" w:eastAsia="微软雅黑" w:hAnsi="微软雅黑"/>
+                <w:sz w:val="21"/>
+                <w:szCs w:val="21"/>
+              </w:rPr>
+              <w:t xml:space="preserve">m3 三国刀</w:t>
+            </w:r>
+          </w:p>
+        </w:tc>
+        <w:tc>
+          <w:tcPr>
+            <w:tcW w:type="dxa" w:w="3120"/>
+            <w:tcBorders>
+              <w:top w:val="single" w:color="BFBFBF" w:sz="1"/>
+              <w:left w:val="single" w:color="BFBFBF" w:sz="1"/>
+              <w:bottom w:val="single" w:color="BFBFBF" w:sz="1"/>
+              <w:right w:val="single" w:color="BFBFBF" w:sz="1"/>
+            </w:tcBorders>
+            <w:tcMar>
+              <w:top w:type="dxa" w:w="60"/>
+              <w:left w:type="dxa" w:w="100"/>
+              <w:bottom w:type="dxa" w:w="60"/>
+              <w:right w:type="dxa" w:w="100"/>
+            </w:tcMar>
+          </w:tcPr>
+          <w:p>
+            <w:pPr>
+              <w:spacing w:after="20" w:before="20"/>
+            </w:pPr>
+            <w:r>
+              <w:rPr>
+                <w:rFonts w:ascii="微软雅黑" w:cs="微软雅黑" w:eastAsia="微软雅黑" w:hAnsi="微软雅黑"/>
+                <w:sz w:val="21"/>
+                <w:szCs w:val="21"/>
+              </w:rPr>
+              <w:t xml:space="preserve">双人同场→</w:t>
+            </w:r>
+            <w:r>
+              <w:rPr>
+                <w:rFonts w:ascii="微软雅黑" w:cs="微软雅黑" w:eastAsia="微软雅黑" w:hAnsi="微软雅黑"/>
+                <w:b/>
+                <w:bCs/>
+                <w:sz w:val="21"/>
+                <w:szCs w:val="21"/>
+              </w:rPr>
+              <w:t xml:space="preserve">先后单挑+阵间回血</w:t>
+            </w:r>
+            <w:r>
+              <w:rPr>
+                <w:rFonts w:ascii="微软雅黑" w:cs="微软雅黑" w:eastAsia="微软雅黑" w:hAnsi="微软雅黑"/>
+                <w:sz w:val="21"/>
+                <w:szCs w:val="21"/>
+              </w:rPr>
+              <w:t xml:space="preserve">（greedy/kite 都不会拆双人阵），hpScale→0.65；特则 dyad→chaos（三国相争，贴合主题且利玩家）</w:t>
+            </w:r>
+          </w:p>
+        </w:tc>
+        <w:tc>
+          <w:tcPr>
+            <w:tcW w:type="dxa" w:w="3120"/>
+            <w:tcBorders>
+              <w:top w:val="single" w:color="BFBFBF" w:sz="1"/>
+              <w:left w:val="single" w:color="BFBFBF" w:sz="1"/>
+              <w:bottom w:val="single" w:color="BFBFBF" w:sz="1"/>
+              <w:right w:val="single" w:color="BFBFBF" w:sz="1"/>
+            </w:tcBorders>
+            <w:tcMar>
+              <w:top w:type="dxa" w:w="60"/>
+              <w:left w:type="dxa" w:w="100"/>
+              <w:bottom w:type="dxa" w:w="60"/>
+              <w:right w:type="dxa" w:w="100"/>
+            </w:tcMar>
+          </w:tcPr>
+          <w:p>
+            <w:pPr>
+              <w:spacing w:after="20" w:before="20"/>
+            </w:pPr>
+            <w:r>
+              <w:rPr>
+                <w:rFonts w:ascii="微软雅黑" w:cs="微软雅黑" w:eastAsia="微软雅黑" w:hAnsi="微软雅黑"/>
+                <w:sz w:val="21"/>
+                <w:szCs w:val="21"/>
+              </w:rPr>
+              <w:t xml:space="preserve">100/17/8/0</w:t>
+            </w:r>
+          </w:p>
+        </w:tc>
+      </w:tr>
+      <w:tr>
+        <w:trPr>
+          <w:cantSplit/>
+          <w:tblHeader w:val="false"/>
+        </w:trPr>
+        <w:tc>
+          <w:tcPr>
+            <w:tcW w:type="dxa" w:w="3120"/>
+            <w:tcBorders>
+              <w:top w:val="single" w:color="BFBFBF" w:sz="1"/>
+              <w:left w:val="single" w:color="BFBFBF" w:sz="1"/>
+              <w:bottom w:val="single" w:color="BFBFBF" w:sz="1"/>
+              <w:right w:val="single" w:color="BFBFBF" w:sz="1"/>
+            </w:tcBorders>
+            <w:tcMar>
+              <w:top w:type="dxa" w:w="60"/>
+              <w:left w:type="dxa" w:w="100"/>
+              <w:bottom w:type="dxa" w:w="60"/>
+              <w:right w:type="dxa" w:w="100"/>
+            </w:tcMar>
+          </w:tcPr>
+          <w:p>
+            <w:pPr>
+              <w:spacing w:after="20" w:before="20"/>
+            </w:pPr>
+            <w:r>
+              <w:rPr>
+                <w:rFonts w:ascii="微软雅黑" w:cs="微软雅黑" w:eastAsia="微软雅黑" w:hAnsi="微软雅黑"/>
+                <w:sz w:val="21"/>
+                <w:szCs w:val="21"/>
+              </w:rPr>
+              <w:t xml:space="preserve">m4 锦标赛</w:t>
+            </w:r>
+          </w:p>
+        </w:tc>
+        <w:tc>
+          <w:tcPr>
+            <w:tcW w:type="dxa" w:w="3120"/>
+            <w:tcBorders>
+              <w:top w:val="single" w:color="BFBFBF" w:sz="1"/>
+              <w:left w:val="single" w:color="BFBFBF" w:sz="1"/>
+              <w:bottom w:val="single" w:color="BFBFBF" w:sz="1"/>
+              <w:right w:val="single" w:color="BFBFBF" w:sz="1"/>
+            </w:tcBorders>
+            <w:tcMar>
+              <w:top w:type="dxa" w:w="60"/>
+              <w:left w:type="dxa" w:w="100"/>
+              <w:bottom w:type="dxa" w:w="60"/>
+              <w:right w:type="dxa" w:w="100"/>
+            </w:tcMar>
+          </w:tcPr>
+          <w:p>
+            <w:pPr>
+              <w:spacing w:after="20" w:before="20"/>
+            </w:pPr>
+            <w:r>
+              <w:rPr>
+                <w:rFonts w:ascii="微软雅黑" w:cs="微软雅黑" w:eastAsia="微软雅黑" w:hAnsi="微软雅黑"/>
+                <w:sz w:val="21"/>
+                <w:szCs w:val="21"/>
+              </w:rPr>
+              <w:t xml:space="preserve">hpScale 0.68→0.45</w:t>
+            </w:r>
+          </w:p>
+        </w:tc>
+        <w:tc>
+          <w:tcPr>
+            <w:tcW w:type="dxa" w:w="3120"/>
+            <w:tcBorders>
+              <w:top w:val="single" w:color="BFBFBF" w:sz="1"/>
+              <w:left w:val="single" w:color="BFBFBF" w:sz="1"/>
+              <w:bottom w:val="single" w:color="BFBFBF" w:sz="1"/>
+              <w:right w:val="single" w:color="BFBFBF" w:sz="1"/>
+            </w:tcBorders>
+            <w:tcMar>
+              <w:top w:type="dxa" w:w="60"/>
+              <w:left w:type="dxa" w:w="100"/>
+              <w:bottom w:type="dxa" w:w="60"/>
+              <w:right w:type="dxa" w:w="100"/>
+            </w:tcMar>
+          </w:tcPr>
+          <w:p>
+            <w:pPr>
+              <w:spacing w:after="20" w:before="20"/>
+            </w:pPr>
+            <w:r>
+              <w:rPr>
+                <w:rFonts w:ascii="微软雅黑" w:cs="微软雅黑" w:eastAsia="微软雅黑" w:hAnsi="微软雅黑"/>
+                <w:sz w:val="21"/>
+                <w:szCs w:val="21"/>
+              </w:rPr>
+              <w:t xml:space="preserve">100/67/17/8</w:t>
+            </w:r>
+          </w:p>
+        </w:tc>
+      </w:tr>
+      <w:tr>
+        <w:trPr>
+          <w:cantSplit/>
+          <w:tblHeader w:val="false"/>
+        </w:trPr>
+        <w:tc>
+          <w:tcPr>
+            <w:tcW w:type="dxa" w:w="3120"/>
+            <w:tcBorders>
+              <w:top w:val="single" w:color="BFBFBF" w:sz="1"/>
+              <w:left w:val="single" w:color="BFBFBF" w:sz="1"/>
+              <w:bottom w:val="single" w:color="BFBFBF" w:sz="1"/>
+              <w:right w:val="single" w:color="BFBFBF" w:sz="1"/>
+            </w:tcBorders>
+            <w:tcMar>
+              <w:top w:type="dxa" w:w="60"/>
+              <w:left w:type="dxa" w:w="100"/>
+              <w:bottom w:type="dxa" w:w="60"/>
+              <w:right w:type="dxa" w:w="100"/>
+            </w:tcMar>
+          </w:tcPr>
+          <w:p>
+            <w:pPr>
+              <w:spacing w:after="20" w:before="20"/>
+            </w:pPr>
+            <w:r>
+              <w:rPr>
+                <w:rFonts w:ascii="微软雅黑" w:cs="微软雅黑" w:eastAsia="微软雅黑" w:hAnsi="微软雅黑"/>
+                <w:sz w:val="21"/>
+                <w:szCs w:val="21"/>
+              </w:rPr>
+              <w:t xml:space="preserve">m5 七班刀</w:t>
+            </w:r>
+          </w:p>
+        </w:tc>
+        <w:tc>
+          <w:tcPr>
+            <w:tcW w:type="dxa" w:w="3120"/>
+            <w:tcBorders>
+              <w:top w:val="single" w:color="BFBFBF" w:sz="1"/>
+              <w:left w:val="single" w:color="BFBFBF" w:sz="1"/>
+              <w:bottom w:val="single" w:color="BFBFBF" w:sz="1"/>
+              <w:right w:val="single" w:color="BFBFBF" w:sz="1"/>
+            </w:tcBorders>
+            <w:tcMar>
+              <w:top w:type="dxa" w:w="60"/>
+              <w:left w:type="dxa" w:w="100"/>
+              <w:bottom w:type="dxa" w:w="60"/>
+              <w:right w:type="dxa" w:w="100"/>
+            </w:tcMar>
+          </w:tcPr>
+          <w:p>
+            <w:pPr>
+              <w:spacing w:after="20" w:before="20"/>
+            </w:pPr>
+            <w:r>
+              <w:rPr>
+                <w:rFonts w:ascii="微软雅黑" w:cs="微软雅黑" w:eastAsia="微软雅黑" w:hAnsi="微软雅黑"/>
+                <w:sz w:val="21"/>
+                <w:szCs w:val="21"/>
+              </w:rPr>
+              <w:t xml:space="preserve">加 hpScale 0.85（极难 0%→8%）</w:t>
+            </w:r>
+          </w:p>
+        </w:tc>
+        <w:tc>
+          <w:tcPr>
+            <w:tcW w:type="dxa" w:w="3120"/>
+            <w:tcBorders>
+              <w:top w:val="single" w:color="BFBFBF" w:sz="1"/>
+              <w:left w:val="single" w:color="BFBFBF" w:sz="1"/>
+              <w:bottom w:val="single" w:color="BFBFBF" w:sz="1"/>
+              <w:right w:val="single" w:color="BFBFBF" w:sz="1"/>
+            </w:tcBorders>
+            <w:tcMar>
+              <w:top w:type="dxa" w:w="60"/>
+              <w:left w:type="dxa" w:w="100"/>
+              <w:bottom w:type="dxa" w:w="60"/>
+              <w:right w:type="dxa" w:w="100"/>
+            </w:tcMar>
+          </w:tcPr>
+          <w:p>
+            <w:pPr>
+              <w:spacing w:after="20" w:before="20"/>
+            </w:pPr>
+            <w:r>
+              <w:rPr>
+                <w:rFonts w:ascii="微软雅黑" w:cs="微软雅黑" w:eastAsia="微软雅黑" w:hAnsi="微软雅黑"/>
+                <w:sz w:val="21"/>
+                <w:szCs w:val="21"/>
+              </w:rPr>
+              <w:t xml:space="preserve">100/58/58/8</w:t>
+            </w:r>
+          </w:p>
+        </w:tc>
+      </w:tr>
+      <w:tr>
+        <w:trPr>
+          <w:cantSplit/>
+          <w:tblHeader w:val="false"/>
+        </w:trPr>
+        <w:tc>
+          <w:tcPr>
+            <w:tcW w:type="dxa" w:w="3120"/>
+            <w:tcBorders>
+              <w:top w:val="single" w:color="BFBFBF" w:sz="1"/>
+              <w:left w:val="single" w:color="BFBFBF" w:sz="1"/>
+              <w:bottom w:val="single" w:color="BFBFBF" w:sz="1"/>
+              <w:right w:val="single" w:color="BFBFBF" w:sz="1"/>
+            </w:tcBorders>
+            <w:tcMar>
+              <w:top w:type="dxa" w:w="60"/>
+              <w:left w:type="dxa" w:w="100"/>
+              <w:bottom w:type="dxa" w:w="60"/>
+              <w:right w:type="dxa" w:w="100"/>
+            </w:tcMar>
+          </w:tcPr>
+          <w:p>
+            <w:pPr>
+              <w:spacing w:after="20" w:before="20"/>
+            </w:pPr>
+            <w:r>
+              <w:rPr>
+                <w:rFonts w:ascii="微软雅黑" w:cs="微软雅黑" w:eastAsia="微软雅黑" w:hAnsi="微软雅黑"/>
+                <w:sz w:val="21"/>
+                <w:szCs w:val="21"/>
+              </w:rPr>
+              <w:t xml:space="preserve">m6 刀禁令</w:t>
+            </w:r>
+          </w:p>
+        </w:tc>
+        <w:tc>
+          <w:tcPr>
+            <w:tcW w:type="dxa" w:w="3120"/>
+            <w:tcBorders>
+              <w:top w:val="single" w:color="BFBFBF" w:sz="1"/>
+              <w:left w:val="single" w:color="BFBFBF" w:sz="1"/>
+              <w:bottom w:val="single" w:color="BFBFBF" w:sz="1"/>
+              <w:right w:val="single" w:color="BFBFBF" w:sz="1"/>
+            </w:tcBorders>
+            <w:tcMar>
+              <w:top w:type="dxa" w:w="60"/>
+              <w:left w:type="dxa" w:w="100"/>
+              <w:bottom w:type="dxa" w:w="60"/>
+              <w:right w:type="dxa" w:w="100"/>
+            </w:tcMar>
+          </w:tcPr>
+          <w:p>
+            <w:pPr>
+              <w:spacing w:after="20" w:before="20"/>
+            </w:pPr>
+            <w:r>
+              <w:rPr>
+                <w:rFonts w:ascii="微软雅黑" w:cs="微软雅黑" w:eastAsia="微软雅黑" w:hAnsi="微软雅黑"/>
+                <w:sz w:val="21"/>
+                <w:szCs w:val="21"/>
+              </w:rPr>
+              <w:t xml:space="preserve">加 hpScale 0.9</w:t>
+            </w:r>
+          </w:p>
+        </w:tc>
+        <w:tc>
+          <w:tcPr>
+            <w:tcW w:type="dxa" w:w="3120"/>
+            <w:tcBorders>
+              <w:top w:val="single" w:color="BFBFBF" w:sz="1"/>
+              <w:left w:val="single" w:color="BFBFBF" w:sz="1"/>
+              <w:bottom w:val="single" w:color="BFBFBF" w:sz="1"/>
+              <w:right w:val="single" w:color="BFBFBF" w:sz="1"/>
+            </w:tcBorders>
+            <w:tcMar>
+              <w:top w:type="dxa" w:w="60"/>
+              <w:left w:type="dxa" w:w="100"/>
+              <w:bottom w:type="dxa" w:w="60"/>
+              <w:right w:type="dxa" w:w="100"/>
+            </w:tcMar>
+          </w:tcPr>
+          <w:p>
+            <w:pPr>
+              <w:spacing w:after="20" w:before="20"/>
+            </w:pPr>
+            <w:r>
+              <w:rPr>
+                <w:rFonts w:ascii="微软雅黑" w:cs="微软雅黑" w:eastAsia="微软雅黑" w:hAnsi="微软雅黑"/>
+                <w:sz w:val="21"/>
+                <w:szCs w:val="21"/>
+              </w:rPr>
+              <w:t xml:space="preserve">100/92/83/42</w:t>
+            </w:r>
+          </w:p>
+        </w:tc>
+      </w:tr>
+    </w:tbl>
+    <w:p>
+      <w:pPr>
+        <w:spacing w:after="120"/>
+      </w:pPr>
+    </w:p>
+    <w:p>
+      <w:pPr>
+        <w:pStyle w:val="ListParagraph"/>
+        <w:numPr>
+          <w:ilvl w:val="0"/>
+          <w:numId w:val="1"/>
+        </w:numPr>
+        <w:spacing w:after="20" w:before="20"/>
+      </w:pPr>
+      <w:r>
+        <w:rPr>
+          <w:rFonts w:ascii="微软雅黑" w:cs="微软雅黑" w:eastAsia="微软雅黑" w:hAnsi="微软雅黑"/>
+          <w:sz w:val="21"/>
+          <w:szCs w:val="21"/>
+        </w:rPr>
+        <w:t xml:space="preserve">m3 normal 17% 为</w:t>
+      </w:r>
+      <w:r>
+        <w:rPr>
+          <w:rFonts w:ascii="微软雅黑" w:cs="微软雅黑" w:eastAsia="微软雅黑" w:hAnsi="微软雅黑"/>
+          <w:b/>
+          <w:bCs/>
+          <w:sz w:val="21"/>
+          <w:szCs w:val="21"/>
+        </w:rPr>
+        <w:t xml:space="preserve">有意保留的风筝教学关</w:t>
+      </w:r>
+      <w:r>
+        <w:rPr>
+          <w:rFonts w:ascii="微软雅黑" w:cs="微软雅黑" w:eastAsia="微软雅黑" w:hAnsi="微软雅黑"/>
+          <w:sz w:val="21"/>
+          <w:szCs w:val="21"/>
+        </w:rPr>
+        <w:t xml:space="preserve">：鲁豪刀击翻倍惩罚贴身换血，kiteBot 拉扯后 8%→17%，人类玩家可正常拆解；继续压数值会毁掉这一节的教学意义。</w:t>
+      </w:r>
+    </w:p>
+    <w:p>
+      <w:pPr>
+        <w:pStyle w:val="ListParagraph"/>
+        <w:numPr>
+          <w:ilvl w:val="0"/>
+          <w:numId w:val="1"/>
+        </w:numPr>
+        <w:spacing w:after="20" w:before="20"/>
+      </w:pPr>
+      <w:r>
+        <w:rPr>
+          <w:rFonts w:ascii="微软雅黑" w:cs="微软雅黑" w:eastAsia="微软雅黑" w:hAnsi="微软雅黑"/>
+          <w:sz w:val="21"/>
+          <w:szCs w:val="21"/>
+        </w:rPr>
+        <w:t xml:space="preserve">m2/m3 极难 0%：极难档（5 动/狂攻/无击破回血）叠加白板期本就近似无解，属设计上的"别在新档选极难"，已在玩法说明注明。</w:t>
+      </w:r>
+    </w:p>
+    <w:p>
+      <w:pPr>
+        <w:pStyle w:val="ListParagraph"/>
+        <w:numPr>
+          <w:ilvl w:val="0"/>
+          <w:numId w:val="1"/>
+        </w:numPr>
+        <w:spacing w:after="20" w:before="20"/>
+      </w:pPr>
+      <w:r>
+        <w:rPr>
+          <w:rFonts w:ascii="微软雅黑" w:cs="微软雅黑" w:eastAsia="微软雅黑" w:hAnsi="微软雅黑"/>
+          <w:sz w:val="21"/>
+          <w:szCs w:val="21"/>
+        </w:rPr>
+        <w:t xml:space="preserve">教训入档：</w:t>
+      </w:r>
+      <w:r>
+        <w:rPr>
+          <w:rFonts w:ascii="微软雅黑" w:cs="微软雅黑" w:eastAsia="微软雅黑" w:hAnsi="微软雅黑"/>
+          <w:b/>
+          <w:bCs/>
+          <w:sz w:val="21"/>
+          <w:szCs w:val="21"/>
+        </w:rPr>
+        <w:t xml:space="preserve">greedyBot 对"高被动倍率近战"（鲁豪）集体 0 分，不能作为唯一平衡依据</w:t>
+      </w:r>
+      <w:r>
+        <w:rPr>
+          <w:rFonts w:ascii="微软雅黑" w:cs="微软雅黑" w:eastAsia="微软雅黑" w:hAnsi="微软雅黑"/>
+          <w:sz w:val="21"/>
+          <w:szCs w:val="21"/>
+        </w:rPr>
+        <w:t xml:space="preserve">——bot 换成 kiteBot 后 m3 easy 从 13%→100%，同配置同种子。</w:t>
       </w:r>
     </w:p>
     <w:p>

--- a/技术报告.docx
+++ b/技术报告.docx
@@ -5052,6 +5052,132 @@
                 <w:szCs w:val="21"/>
               </w:rPr>
               <w:t xml:space="preserve">）</w:t>
+            </w:r>
+          </w:p>
+        </w:tc>
+      </w:tr>
+      <w:tr>
+        <w:trPr>
+          <w:cantSplit/>
+          <w:tblHeader w:val="false"/>
+        </w:trPr>
+        <w:tc>
+          <w:tcPr>
+            <w:tcW w:type="dxa" w:w="3120"/>
+            <w:tcBorders>
+              <w:top w:val="single" w:color="BFBFBF" w:sz="1"/>
+              <w:left w:val="single" w:color="BFBFBF" w:sz="1"/>
+              <w:bottom w:val="single" w:color="BFBFBF" w:sz="1"/>
+              <w:right w:val="single" w:color="BFBFBF" w:sz="1"/>
+            </w:tcBorders>
+            <w:tcMar>
+              <w:top w:type="dxa" w:w="60"/>
+              <w:left w:type="dxa" w:w="100"/>
+              <w:bottom w:type="dxa" w:w="60"/>
+              <w:right w:type="dxa" w:w="100"/>
+            </w:tcMar>
+          </w:tcPr>
+          <w:p>
+            <w:pPr>
+              <w:spacing w:after="20" w:before="20"/>
+            </w:pPr>
+            <w:r>
+              <w:rPr>
+                <w:rFonts w:ascii="微软雅黑" w:cs="微软雅黑" w:eastAsia="微软雅黑" w:hAnsi="微软雅黑"/>
+                <w:sz w:val="21"/>
+                <w:szCs w:val="21"/>
+              </w:rPr>
+              <w:t xml:space="preserve">马之二技/噩梦 AI</w:t>
+            </w:r>
+          </w:p>
+        </w:tc>
+        <w:tc>
+          <w:tcPr>
+            <w:tcW w:type="dxa" w:w="3120"/>
+            <w:tcBorders>
+              <w:top w:val="single" w:color="BFBFBF" w:sz="1"/>
+              <w:left w:val="single" w:color="BFBFBF" w:sz="1"/>
+              <w:bottom w:val="single" w:color="BFBFBF" w:sz="1"/>
+              <w:right w:val="single" w:color="BFBFBF" w:sz="1"/>
+            </w:tcBorders>
+            <w:tcMar>
+              <w:top w:type="dxa" w:w="60"/>
+              <w:left w:type="dxa" w:w="100"/>
+              <w:bottom w:type="dxa" w:w="60"/>
+              <w:right w:type="dxa" w:w="100"/>
+            </w:tcMar>
+          </w:tcPr>
+          <w:p>
+            <w:pPr>
+              <w:spacing w:after="20" w:before="20"/>
+            </w:pPr>
+            <w:r>
+              <w:rPr>
+                <w:rFonts w:ascii="Consolas" w:cs="Consolas" w:eastAsia="Consolas" w:hAnsi="Consolas"/>
+                <w:b w:val="false"/>
+                <w:bCs w:val="false"/>
+                <w:sz w:val="19"/>
+                <w:szCs w:val="19"/>
+                <w:shd w:fill="F2F2F2" w:val="clear"/>
+              </w:rPr>
+              <w:t xml:space="preserve">test_horse.mjs</w:t>
+            </w:r>
+            <w:r>
+              <w:rPr>
+                <w:rFonts w:ascii="微软雅黑" w:cs="微软雅黑" w:eastAsia="微软雅黑" w:hAnsi="微软雅黑"/>
+                <w:sz w:val="21"/>
+                <w:szCs w:val="21"/>
+              </w:rPr>
+              <w:t xml:space="preserve">（9 断言：驱赶位移/踩踏/免疫/锁门/回归）；噩梦档 AI 为枚举走位×行动取最优（</w:t>
+            </w:r>
+            <w:r>
+              <w:rPr>
+                <w:rFonts w:ascii="Consolas" w:cs="Consolas" w:eastAsia="Consolas" w:hAnsi="Consolas"/>
+                <w:b w:val="false"/>
+                <w:bCs w:val="false"/>
+                <w:sz w:val="19"/>
+                <w:szCs w:val="19"/>
+                <w:shd w:fill="F2F2F2" w:val="clear"/>
+              </w:rPr>
+              <w:t xml:space="preserve">aiActNightmare</w:t>
+            </w:r>
+            <w:r>
+              <w:rPr>
+                <w:rFonts w:ascii="微软雅黑" w:cs="微软雅黑" w:eastAsia="微软雅黑" w:hAnsi="微软雅黑"/>
+                <w:sz w:val="21"/>
+                <w:szCs w:val="21"/>
+              </w:rPr>
+              <w:t xml:space="preserve">，威胁模型打分）</w:t>
+            </w:r>
+          </w:p>
+        </w:tc>
+        <w:tc>
+          <w:tcPr>
+            <w:tcW w:type="dxa" w:w="3120"/>
+            <w:tcBorders>
+              <w:top w:val="single" w:color="BFBFBF" w:sz="1"/>
+              <w:left w:val="single" w:color="BFBFBF" w:sz="1"/>
+              <w:bottom w:val="single" w:color="BFBFBF" w:sz="1"/>
+              <w:right w:val="single" w:color="BFBFBF" w:sz="1"/>
+            </w:tcBorders>
+            <w:tcMar>
+              <w:top w:type="dxa" w:w="60"/>
+              <w:left w:type="dxa" w:w="100"/>
+              <w:bottom w:type="dxa" w:w="60"/>
+              <w:right w:type="dxa" w:w="100"/>
+            </w:tcMar>
+          </w:tcPr>
+          <w:p>
+            <w:pPr>
+              <w:spacing w:after="20" w:before="20"/>
+            </w:pPr>
+            <w:r>
+              <w:rPr>
+                <w:rFonts w:ascii="微软雅黑" w:cs="微软雅黑" w:eastAsia="微软雅黑" w:hAnsi="微软雅黑"/>
+                <w:sz w:val="21"/>
+                <w:szCs w:val="21"/>
+              </w:rPr>
+              <w:t xml:space="preserve">全部 ALL PASS</w:t>
             </w:r>
           </w:p>
         </w:tc>
